--- a/Отчёт.docx
+++ b/Отчёт.docx
@@ -655,7 +655,6 @@
           <w14:ligatures w14:val="none"/>
         </w:rPr>
       </w:pPr>
-      <w:proofErr w:type="gramStart"/>
       <w:r>
         <w:rPr>
           <w:rFonts w:ascii="Times New Roman" w:eastAsia="Times New Roman" w:hAnsi="Times New Roman" w:cs="Times New Roman"/>
@@ -679,23 +678,7 @@
           <w:u w:val="single"/>
           <w14:ligatures w14:val="none"/>
         </w:rPr>
-        <w:t>09.02.07   «</w:t>
-      </w:r>
-      <w:proofErr w:type="gramEnd"/>
-      <w:r>
-        <w:rPr>
-          <w:rFonts w:ascii="Times New Roman" w:eastAsia="Times New Roman" w:hAnsi="Times New Roman" w:cs="Times New Roman"/>
-          <w:b/>
-          <w:bCs/>
-          <w:i/>
-          <w:iCs/>
-          <w:kern w:val="0"/>
-          <w:sz w:val="28"/>
-          <w:szCs w:val="28"/>
-          <w:u w:val="single"/>
-          <w14:ligatures w14:val="none"/>
-        </w:rPr>
-        <w:t>Информационные системы и программирование»</w:t>
+        <w:t>09.02.07   «Информационные системы и программирование»</w:t>
       </w:r>
     </w:p>
     <w:p>
@@ -1302,12 +1285,14 @@
               <w:rPr>
                 <w:rFonts w:ascii="Times New Roman" w:eastAsia="Times New Roman" w:hAnsi="Times New Roman" w:cs="Times New Roman"/>
                 <w:sz w:val="28"/>
+                <w:lang w:val="ru-RU"/>
               </w:rPr>
             </w:pPr>
             <w:r>
               <w:rPr>
                 <w:rFonts w:ascii="Times New Roman" w:eastAsia="Times New Roman" w:hAnsi="Times New Roman" w:cs="Times New Roman"/>
                 <w:sz w:val="28"/>
+                <w:lang w:val="ru-RU"/>
               </w:rPr>
               <w:t>Руководитель</w:t>
             </w:r>
@@ -1316,6 +1301,7 @@
                 <w:rFonts w:ascii="Times New Roman" w:eastAsia="Times New Roman" w:hAnsi="Times New Roman" w:cs="Times New Roman"/>
                 <w:spacing w:val="-5"/>
                 <w:sz w:val="28"/>
+                <w:lang w:val="ru-RU"/>
               </w:rPr>
               <w:t xml:space="preserve"> </w:t>
             </w:r>
@@ -1323,6 +1309,7 @@
               <w:rPr>
                 <w:rFonts w:ascii="Times New Roman" w:eastAsia="Times New Roman" w:hAnsi="Times New Roman" w:cs="Times New Roman"/>
                 <w:sz w:val="28"/>
+                <w:lang w:val="ru-RU"/>
               </w:rPr>
               <w:t>практики</w:t>
             </w:r>
@@ -1331,6 +1318,7 @@
                 <w:rFonts w:ascii="Times New Roman" w:eastAsia="Times New Roman" w:hAnsi="Times New Roman" w:cs="Times New Roman"/>
                 <w:spacing w:val="-5"/>
                 <w:sz w:val="28"/>
+                <w:lang w:val="ru-RU"/>
               </w:rPr>
               <w:t xml:space="preserve"> </w:t>
             </w:r>
@@ -1338,6 +1326,7 @@
               <w:rPr>
                 <w:rFonts w:ascii="Times New Roman" w:eastAsia="Times New Roman" w:hAnsi="Times New Roman" w:cs="Times New Roman"/>
                 <w:sz w:val="28"/>
+                <w:lang w:val="ru-RU"/>
               </w:rPr>
               <w:t>от</w:t>
             </w:r>
@@ -1346,6 +1335,7 @@
                 <w:rFonts w:ascii="Times New Roman" w:eastAsia="Times New Roman" w:hAnsi="Times New Roman" w:cs="Times New Roman"/>
                 <w:spacing w:val="-2"/>
                 <w:sz w:val="28"/>
+                <w:lang w:val="ru-RU"/>
               </w:rPr>
               <w:t xml:space="preserve"> </w:t>
             </w:r>
@@ -1353,6 +1343,7 @@
               <w:rPr>
                 <w:rFonts w:ascii="Times New Roman" w:eastAsia="Times New Roman" w:hAnsi="Times New Roman" w:cs="Times New Roman"/>
                 <w:sz w:val="28"/>
+                <w:lang w:val="ru-RU"/>
               </w:rPr>
               <w:t>колледжа</w:t>
             </w:r>
@@ -1368,7 +1359,6 @@
                 <w:lang w:val="ru-RU"/>
               </w:rPr>
             </w:pPr>
-            <w:proofErr w:type="spellStart"/>
             <w:r>
               <w:rPr>
                 <w:rFonts w:ascii="Times New Roman" w:eastAsia="Times New Roman" w:hAnsi="Times New Roman" w:cs="Times New Roman"/>
@@ -1376,17 +1366,7 @@
                 <w:szCs w:val="28"/>
                 <w:lang w:val="ru-RU"/>
               </w:rPr>
-              <w:t>Серебряк</w:t>
-            </w:r>
-            <w:proofErr w:type="spellEnd"/>
-            <w:r>
-              <w:rPr>
-                <w:rFonts w:ascii="Times New Roman" w:eastAsia="Times New Roman" w:hAnsi="Times New Roman" w:cs="Times New Roman"/>
-                <w:sz w:val="28"/>
-                <w:szCs w:val="28"/>
-                <w:lang w:val="ru-RU"/>
-              </w:rPr>
-              <w:t xml:space="preserve"> Е.И.</w:t>
+              <w:t>Серебряк Е.И.</w:t>
             </w:r>
           </w:p>
           <w:p>
@@ -1543,21 +1523,12 @@
               </w:rPr>
               <w:t xml:space="preserve"> </w:t>
             </w:r>
-            <w:proofErr w:type="spellStart"/>
-            <w:r>
-              <w:rPr>
-                <w:rFonts w:ascii="Times New Roman" w:eastAsia="Times New Roman" w:hAnsi="Times New Roman" w:cs="Times New Roman"/>
-                <w:sz w:val="28"/>
-              </w:rPr>
-              <w:t>подпись</w:t>
-            </w:r>
-            <w:proofErr w:type="spellEnd"/>
-            <w:r>
-              <w:rPr>
-                <w:rFonts w:ascii="Times New Roman" w:eastAsia="Times New Roman" w:hAnsi="Times New Roman" w:cs="Times New Roman"/>
-                <w:sz w:val="28"/>
-              </w:rPr>
-              <w:t>)</w:t>
+            <w:r>
+              <w:rPr>
+                <w:rFonts w:ascii="Times New Roman" w:eastAsia="Times New Roman" w:hAnsi="Times New Roman" w:cs="Times New Roman"/>
+                <w:sz w:val="28"/>
+              </w:rPr>
+              <w:t>подпись)</w:t>
             </w:r>
           </w:p>
         </w:tc>
@@ -1690,7 +1661,6 @@
                 <w:sz w:val="28"/>
               </w:rPr>
             </w:pPr>
-            <w:proofErr w:type="spellStart"/>
             <w:r>
               <w:rPr>
                 <w:rFonts w:ascii="Times New Roman" w:eastAsia="Times New Roman" w:hAnsi="Times New Roman" w:cs="Times New Roman"/>
@@ -1698,7 +1668,6 @@
               </w:rPr>
               <w:t>оценка</w:t>
             </w:r>
-            <w:proofErr w:type="spellEnd"/>
           </w:p>
         </w:tc>
       </w:tr>
@@ -1872,17 +1841,7 @@
           <w:szCs w:val="28"/>
           <w14:ligatures w14:val="none"/>
         </w:rPr>
-        <w:t>202</w:t>
-      </w:r>
-      <w:r>
-        <w:rPr>
-          <w:rFonts w:ascii="Times New Roman" w:eastAsia="Times New Roman" w:hAnsi="Times New Roman" w:cs="Times New Roman"/>
-          <w:kern w:val="0"/>
-          <w:sz w:val="28"/>
-          <w:szCs w:val="28"/>
-          <w14:ligatures w14:val="none"/>
-        </w:rPr>
-        <w:t>6</w:t>
+        <w:t>2026</w:t>
       </w:r>
     </w:p>
     <w:p>
@@ -3678,29 +3637,7 @@
           <w:szCs w:val="28"/>
           <w14:ligatures w14:val="none"/>
         </w:rPr>
-        <w:t xml:space="preserve">разработать приложение с графическим пользовательским интерфейсом на платформе .NET с использованием языка C# и технологии Windows </w:t>
-      </w:r>
-      <w:proofErr w:type="spellStart"/>
-      <w:r>
-        <w:rPr>
-          <w:rFonts w:ascii="Times New Roman" w:eastAsia="Times New Roman" w:hAnsi="Times New Roman" w:cs="Times New Roman"/>
-          <w:kern w:val="0"/>
-          <w:sz w:val="28"/>
-          <w:szCs w:val="28"/>
-          <w14:ligatures w14:val="none"/>
-        </w:rPr>
-        <w:t>Forms</w:t>
-      </w:r>
-      <w:proofErr w:type="spellEnd"/>
-      <w:r>
-        <w:rPr>
-          <w:rFonts w:ascii="Times New Roman" w:eastAsia="Times New Roman" w:hAnsi="Times New Roman" w:cs="Times New Roman"/>
-          <w:kern w:val="0"/>
-          <w:sz w:val="28"/>
-          <w:szCs w:val="28"/>
-          <w14:ligatures w14:val="none"/>
-        </w:rPr>
-        <w:t>;</w:t>
+        <w:t>разработать приложение с графическим пользовательским интерфейсом на платформе .NET с использованием языка C# и технологии Windows Forms;</w:t>
       </w:r>
     </w:p>
     <w:p>
@@ -4179,6 +4116,7 @@
       <w:r>
         <w:rPr>
           <w:rFonts w:ascii="Times New Roman" w:eastAsia="Times New Roman" w:hAnsi="Times New Roman" w:cs="Times New Roman"/>
+          <w:noProof/>
           <w:kern w:val="0"/>
           <w:sz w:val="28"/>
           <w:szCs w:val="28"/>
@@ -4260,29 +4198,38 @@
           <w:kern w:val="0"/>
           <w:sz w:val="28"/>
           <w:szCs w:val="28"/>
+          <w14:ligatures w14:val="none"/>
+        </w:rPr>
+      </w:pPr>
+      <w:r>
+        <w:rPr>
+          <w:rFonts w:ascii="Times New Roman" w:eastAsia="Times New Roman" w:hAnsi="Times New Roman" w:cs="Times New Roman"/>
+          <w:kern w:val="0"/>
+          <w:sz w:val="28"/>
+          <w:szCs w:val="28"/>
+          <w14:ligatures w14:val="none"/>
+        </w:rPr>
+        <w:t>Д</w:t>
+      </w:r>
+      <w:r>
+        <w:rPr>
+          <w:rFonts w:ascii="Times New Roman" w:eastAsia="Times New Roman" w:hAnsi="Times New Roman" w:cs="Times New Roman"/>
+          <w:kern w:val="0"/>
+          <w:sz w:val="28"/>
+          <w:szCs w:val="28"/>
+          <w14:ligatures w14:val="none"/>
+        </w:rPr>
+        <w:t xml:space="preserve">иаграмма декомпозиции в нотации </w:t>
+      </w:r>
+      <w:r>
+        <w:rPr>
+          <w:rFonts w:ascii="Times New Roman" w:eastAsia="Times New Roman" w:hAnsi="Times New Roman" w:cs="Times New Roman"/>
+          <w:kern w:val="0"/>
+          <w:sz w:val="28"/>
+          <w:szCs w:val="28"/>
           <w:lang w:val="en-US"/>
           <w14:ligatures w14:val="none"/>
         </w:rPr>
-      </w:pPr>
-      <w:r>
-        <w:rPr>
-          <w:rFonts w:ascii="Times New Roman" w:eastAsia="Times New Roman" w:hAnsi="Times New Roman" w:cs="Times New Roman"/>
-          <w:kern w:val="0"/>
-          <w:sz w:val="28"/>
-          <w:szCs w:val="28"/>
-          <w14:ligatures w14:val="none"/>
-        </w:rPr>
-        <w:t xml:space="preserve">На рисунке 2 представлена диаграмма декомпозиции в нотации </w:t>
-      </w:r>
-      <w:r>
-        <w:rPr>
-          <w:rFonts w:ascii="Times New Roman" w:eastAsia="Times New Roman" w:hAnsi="Times New Roman" w:cs="Times New Roman"/>
-          <w:kern w:val="0"/>
-          <w:sz w:val="28"/>
-          <w:szCs w:val="28"/>
-          <w:lang w:val="en-US"/>
-          <w14:ligatures w14:val="none"/>
-        </w:rPr>
         <w:t>IDEF</w:t>
       </w:r>
       <w:r>
@@ -4293,50 +4240,27 @@
           <w:szCs w:val="28"/>
           <w14:ligatures w14:val="none"/>
         </w:rPr>
-        <w:t>0.</w:t>
-      </w:r>
-    </w:p>
-    <w:p>
-      <w:pPr>
-        <w:pStyle w:val="a7"/>
-        <w:spacing w:after="0" w:line="360" w:lineRule="auto"/>
-        <w:ind w:left="0" w:firstLine="709"/>
-        <w:contextualSpacing w:val="0"/>
-        <w:jc w:val="both"/>
-        <w:rPr>
-          <w:rFonts w:ascii="Times New Roman" w:eastAsia="Times New Roman" w:hAnsi="Times New Roman" w:cs="Times New Roman"/>
-          <w:kern w:val="0"/>
-          <w:sz w:val="28"/>
-          <w:szCs w:val="28"/>
-          <w:lang w:val="en-US"/>
-          <w14:ligatures w14:val="none"/>
-        </w:rPr>
-      </w:pPr>
-    </w:p>
-    <w:p>
-      <w:pPr>
-        <w:pStyle w:val="a7"/>
-        <w:spacing w:after="240" w:line="360" w:lineRule="auto"/>
-        <w:ind w:left="0" w:firstLine="709"/>
-        <w:contextualSpacing w:val="0"/>
-        <w:jc w:val="both"/>
-        <w:rPr>
-          <w:rFonts w:ascii="Times New Roman" w:eastAsia="Times New Roman" w:hAnsi="Times New Roman" w:cs="Times New Roman"/>
-          <w:kern w:val="0"/>
-          <w:sz w:val="28"/>
-          <w:szCs w:val="28"/>
-          <w14:ligatures w14:val="none"/>
-        </w:rPr>
-      </w:pPr>
-      <w:r>
-        <w:rPr>
-          <w:rFonts w:ascii="Times New Roman" w:eastAsia="Times New Roman" w:hAnsi="Times New Roman" w:cs="Times New Roman"/>
-          <w:kern w:val="0"/>
-          <w:sz w:val="28"/>
-          <w:szCs w:val="28"/>
-          <w14:ligatures w14:val="none"/>
-        </w:rPr>
-        <w:t>Рисунок 2 – Диаграмма декомпозиции</w:t>
+        <w:t>0</w:t>
+      </w:r>
+      <w:r>
+        <w:rPr>
+          <w:rFonts w:ascii="Times New Roman" w:eastAsia="Times New Roman" w:hAnsi="Times New Roman" w:cs="Times New Roman"/>
+          <w:kern w:val="0"/>
+          <w:sz w:val="28"/>
+          <w:szCs w:val="28"/>
+          <w14:ligatures w14:val="none"/>
+        </w:rPr>
+        <w:t xml:space="preserve"> представлена в «Приложение А»</w:t>
+      </w:r>
+      <w:r>
+        <w:rPr>
+          <w:rFonts w:ascii="Times New Roman" w:eastAsia="Times New Roman" w:hAnsi="Times New Roman" w:cs="Times New Roman"/>
+          <w:kern w:val="0"/>
+          <w:sz w:val="28"/>
+          <w:szCs w:val="28"/>
+          <w14:ligatures w14:val="none"/>
+        </w:rPr>
+        <w:t>.</w:t>
       </w:r>
     </w:p>
     <w:p>
@@ -4363,7 +4287,7 @@
           <w:szCs w:val="28"/>
           <w14:ligatures w14:val="none"/>
         </w:rPr>
-        <w:t xml:space="preserve">На рисунке </w:t>
+        <w:t>Д</w:t>
       </w:r>
       <w:r>
         <w:rPr>
@@ -4373,7 +4297,7 @@
           <w:szCs w:val="28"/>
           <w14:ligatures w14:val="none"/>
         </w:rPr>
-        <w:t>3</w:t>
+        <w:t>иаграмма вариантов использования, отображающая функциональные требования к системе с точки зрения пользователя</w:t>
       </w:r>
       <w:r>
         <w:rPr>
@@ -4383,17 +4307,9 @@
           <w:szCs w:val="28"/>
           <w14:ligatures w14:val="none"/>
         </w:rPr>
-        <w:t xml:space="preserve"> представлена диаграмма вариантов использования, отображающая функциональные требования к системе с точки зрения пользователя.</w:t>
-      </w:r>
-    </w:p>
-    <w:p>
-      <w:pPr>
-        <w:widowControl w:val="0"/>
-        <w:autoSpaceDE w:val="0"/>
-        <w:autoSpaceDN w:val="0"/>
-        <w:spacing w:after="0" w:line="360" w:lineRule="auto"/>
-        <w:ind w:firstLine="709"/>
-        <w:jc w:val="both"/>
+        <w:t xml:space="preserve"> представлена в «Приложение Б»</w:t>
+      </w:r>
+      <w:r>
         <w:rPr>
           <w:rFonts w:ascii="Times New Roman" w:eastAsia="Calibri" w:hAnsi="Times New Roman" w:cs="Times New Roman"/>
           <w:kern w:val="0"/>
@@ -4401,7 +4317,8 @@
           <w:szCs w:val="28"/>
           <w14:ligatures w14:val="none"/>
         </w:rPr>
-      </w:pPr>
+        <w:t>.</w:t>
+      </w:r>
     </w:p>
     <w:p>
       <w:pPr>
@@ -4411,34 +4328,7 @@
         <w:contextualSpacing w:val="0"/>
         <w:jc w:val="both"/>
         <w:rPr>
-          <w:rFonts w:ascii="Times New Roman" w:eastAsia="Times New Roman" w:hAnsi="Times New Roman" w:cs="Times New Roman"/>
-          <w:kern w:val="0"/>
-          <w:sz w:val="28"/>
-          <w:szCs w:val="28"/>
-          <w14:ligatures w14:val="none"/>
-        </w:rPr>
-      </w:pPr>
-      <w:r>
-        <w:rPr>
-          <w:rFonts w:ascii="Times New Roman" w:eastAsia="Times New Roman" w:hAnsi="Times New Roman" w:cs="Times New Roman"/>
-          <w:kern w:val="0"/>
-          <w:sz w:val="28"/>
-          <w:szCs w:val="28"/>
-          <w14:ligatures w14:val="none"/>
-        </w:rPr>
-        <w:t>Рисунок 3 – Диаграмма вариантов использования</w:t>
-      </w:r>
-    </w:p>
-    <w:p>
-      <w:pPr>
-        <w:pStyle w:val="a7"/>
-        <w:spacing w:after="0" w:line="360" w:lineRule="auto"/>
-        <w:ind w:left="0" w:firstLine="709"/>
-        <w:contextualSpacing w:val="0"/>
-        <w:jc w:val="both"/>
-        <w:rPr>
           <w:rFonts w:ascii="Times New Roman" w:eastAsia="Calibri" w:hAnsi="Times New Roman" w:cs="Times New Roman"/>
-          <w:color w:val="EE0000"/>
           <w:kern w:val="0"/>
           <w:sz w:val="28"/>
           <w:szCs w:val="28"/>
@@ -4448,24 +4338,32 @@
       <w:r>
         <w:rPr>
           <w:rFonts w:ascii="Times New Roman" w:eastAsia="Calibri" w:hAnsi="Times New Roman" w:cs="Times New Roman"/>
-          <w:color w:val="EE0000"/>
-          <w:kern w:val="0"/>
-          <w:sz w:val="28"/>
-          <w:szCs w:val="28"/>
-          <w14:ligatures w14:val="none"/>
-        </w:rPr>
-        <w:t>Диаграмма классов</w:t>
+          <w:kern w:val="0"/>
+          <w:sz w:val="28"/>
+          <w:szCs w:val="28"/>
+          <w14:ligatures w14:val="none"/>
+        </w:rPr>
+        <w:t xml:space="preserve">Диаграмма классов представлена в «Приложение </w:t>
       </w:r>
       <w:r>
         <w:rPr>
           <w:rFonts w:ascii="Times New Roman" w:eastAsia="Calibri" w:hAnsi="Times New Roman" w:cs="Times New Roman"/>
-          <w:color w:val="EE0000"/>
-          <w:kern w:val="0"/>
-          <w:sz w:val="28"/>
-          <w:szCs w:val="28"/>
-          <w14:ligatures w14:val="none"/>
-        </w:rPr>
-        <w:t xml:space="preserve"> представлена в «Приложение А»</w:t>
+          <w:kern w:val="0"/>
+          <w:sz w:val="28"/>
+          <w:szCs w:val="28"/>
+          <w14:ligatures w14:val="none"/>
+        </w:rPr>
+        <w:t>В</w:t>
+      </w:r>
+      <w:r>
+        <w:rPr>
+          <w:rFonts w:ascii="Times New Roman" w:eastAsia="Calibri" w:hAnsi="Times New Roman" w:cs="Times New Roman"/>
+          <w:kern w:val="0"/>
+          <w:sz w:val="28"/>
+          <w:szCs w:val="28"/>
+          <w14:ligatures w14:val="none"/>
+        </w:rPr>
+        <w:t>»</w:t>
       </w:r>
     </w:p>
     <w:p>
@@ -4491,7 +4389,18 @@
           <w:szCs w:val="28"/>
           <w14:ligatures w14:val="none"/>
         </w:rPr>
-        <w:t>2.2 Описание модели данных</w:t>
+        <w:t>3</w:t>
+      </w:r>
+      <w:r>
+        <w:rPr>
+          <w:rFonts w:ascii="Times New Roman" w:eastAsia="Times New Roman" w:hAnsi="Times New Roman" w:cs="Times New Roman"/>
+          <w:color w:val="000000"/>
+          <w:kern w:val="0"/>
+          <w:sz w:val="28"/>
+          <w:szCs w:val="28"/>
+          <w14:ligatures w14:val="none"/>
+        </w:rPr>
+        <w:t xml:space="preserve"> Описание модели данных</w:t>
       </w:r>
     </w:p>
     <w:p>
@@ -4517,10 +4426,35 @@
           <w:szCs w:val="28"/>
           <w14:ligatures w14:val="none"/>
         </w:rPr>
+        <w:t>ER-диаграмма (Entity-Relationship diagram, диаграмма «сущность-связь») -  это графическое представление структуры базы данных, которое показывает сущности (таблицы), атрибуты (поля) каждой сущности, связи между сущностями.</w:t>
+      </w:r>
+    </w:p>
+    <w:p>
+      <w:pPr>
+        <w:spacing w:after="0" w:line="360" w:lineRule="auto"/>
+        <w:ind w:firstLine="709"/>
+        <w:jc w:val="both"/>
+        <w:rPr>
+          <w:rFonts w:ascii="Times New Roman" w:eastAsia="Times New Roman" w:hAnsi="Times New Roman" w:cs="Times New Roman"/>
+          <w:color w:val="000000"/>
+          <w:kern w:val="0"/>
+          <w:sz w:val="28"/>
+          <w:szCs w:val="28"/>
+          <w14:ligatures w14:val="none"/>
+        </w:rPr>
+      </w:pPr>
+      <w:r>
+        <w:rPr>
+          <w:rFonts w:ascii="Times New Roman" w:eastAsia="Times New Roman" w:hAnsi="Times New Roman" w:cs="Times New Roman"/>
+          <w:color w:val="000000"/>
+          <w:kern w:val="0"/>
+          <w:sz w:val="28"/>
+          <w:szCs w:val="28"/>
+          <w14:ligatures w14:val="none"/>
+        </w:rPr>
         <w:lastRenderedPageBreak/>
-        <w:t>ER-диаграмма (</w:t>
-      </w:r>
-      <w:proofErr w:type="spellStart"/>
+        <w:t xml:space="preserve">На рисунке 4 представлена </w:t>
+      </w:r>
       <w:r>
         <w:rPr>
           <w:rFonts w:ascii="Times New Roman" w:eastAsia="Times New Roman" w:hAnsi="Times New Roman" w:cs="Times New Roman"/>
@@ -4528,11 +4462,11 @@
           <w:kern w:val="0"/>
           <w:sz w:val="28"/>
           <w:szCs w:val="28"/>
-          <w14:ligatures w14:val="none"/>
-        </w:rPr>
-        <w:t>Entity-Relationship</w:t>
-      </w:r>
-      <w:proofErr w:type="spellEnd"/>
+          <w:lang w:val="en-US"/>
+          <w14:ligatures w14:val="none"/>
+        </w:rPr>
+        <w:t>ER</w:t>
+      </w:r>
       <w:r>
         <w:rPr>
           <w:rFonts w:ascii="Times New Roman" w:eastAsia="Times New Roman" w:hAnsi="Times New Roman" w:cs="Times New Roman"/>
@@ -4542,10 +4476,13 @@
           <w:szCs w:val="28"/>
           <w14:ligatures w14:val="none"/>
         </w:rPr>
-        <w:t xml:space="preserve"> </w:t>
-      </w:r>
-      <w:proofErr w:type="spellStart"/>
-      <w:r>
+        <w:t>-диаграмма.</w:t>
+      </w:r>
+    </w:p>
+    <w:p>
+      <w:pPr>
+        <w:spacing w:after="0" w:line="360" w:lineRule="auto"/>
+        <w:jc w:val="center"/>
         <w:rPr>
           <w:rFonts w:ascii="Times New Roman" w:eastAsia="Times New Roman" w:hAnsi="Times New Roman" w:cs="Times New Roman"/>
           <w:color w:val="000000"/>
@@ -4554,110 +4491,11 @@
           <w:szCs w:val="28"/>
           <w14:ligatures w14:val="none"/>
         </w:rPr>
-        <w:t>diagram</w:t>
-      </w:r>
-      <w:proofErr w:type="spellEnd"/>
-      <w:r>
-        <w:rPr>
-          <w:rFonts w:ascii="Times New Roman" w:eastAsia="Times New Roman" w:hAnsi="Times New Roman" w:cs="Times New Roman"/>
-          <w:color w:val="000000"/>
-          <w:kern w:val="0"/>
-          <w:sz w:val="28"/>
-          <w:szCs w:val="28"/>
-          <w14:ligatures w14:val="none"/>
-        </w:rPr>
-        <w:t xml:space="preserve">, диаграмма «сущность-связь») </w:t>
-      </w:r>
-      <w:proofErr w:type="gramStart"/>
-      <w:r>
-        <w:rPr>
-          <w:rFonts w:ascii="Times New Roman" w:eastAsia="Times New Roman" w:hAnsi="Times New Roman" w:cs="Times New Roman"/>
-          <w:color w:val="000000"/>
-          <w:kern w:val="0"/>
-          <w:sz w:val="28"/>
-          <w:szCs w:val="28"/>
-          <w14:ligatures w14:val="none"/>
-        </w:rPr>
-        <w:t>-  это</w:t>
-      </w:r>
-      <w:proofErr w:type="gramEnd"/>
-      <w:r>
-        <w:rPr>
-          <w:rFonts w:ascii="Times New Roman" w:eastAsia="Times New Roman" w:hAnsi="Times New Roman" w:cs="Times New Roman"/>
-          <w:color w:val="000000"/>
-          <w:kern w:val="0"/>
-          <w:sz w:val="28"/>
-          <w:szCs w:val="28"/>
-          <w14:ligatures w14:val="none"/>
-        </w:rPr>
-        <w:t xml:space="preserve"> графическое представление структуры базы данных, которое показывает сущности (таблицы), атрибуты (поля) каждой сущности, связи между сущностями.</w:t>
-      </w:r>
-    </w:p>
-    <w:p>
-      <w:pPr>
-        <w:spacing w:after="0" w:line="360" w:lineRule="auto"/>
-        <w:ind w:firstLine="709"/>
-        <w:jc w:val="both"/>
-        <w:rPr>
-          <w:rFonts w:ascii="Times New Roman" w:eastAsia="Times New Roman" w:hAnsi="Times New Roman" w:cs="Times New Roman"/>
-          <w:color w:val="000000"/>
-          <w:kern w:val="0"/>
-          <w:sz w:val="28"/>
-          <w:szCs w:val="28"/>
-          <w14:ligatures w14:val="none"/>
-        </w:rPr>
-      </w:pPr>
-      <w:r>
-        <w:rPr>
-          <w:rFonts w:ascii="Times New Roman" w:eastAsia="Times New Roman" w:hAnsi="Times New Roman" w:cs="Times New Roman"/>
-          <w:color w:val="000000"/>
-          <w:kern w:val="0"/>
-          <w:sz w:val="28"/>
-          <w:szCs w:val="28"/>
-          <w14:ligatures w14:val="none"/>
-        </w:rPr>
-        <w:t xml:space="preserve">На рисунке 4 представлена </w:t>
-      </w:r>
-      <w:r>
-        <w:rPr>
-          <w:rFonts w:ascii="Times New Roman" w:eastAsia="Times New Roman" w:hAnsi="Times New Roman" w:cs="Times New Roman"/>
-          <w:color w:val="000000"/>
-          <w:kern w:val="0"/>
-          <w:sz w:val="28"/>
-          <w:szCs w:val="28"/>
-          <w:lang w:val="en-US"/>
-          <w14:ligatures w14:val="none"/>
-        </w:rPr>
-        <w:t>ER</w:t>
-      </w:r>
-      <w:r>
-        <w:rPr>
-          <w:rFonts w:ascii="Times New Roman" w:eastAsia="Times New Roman" w:hAnsi="Times New Roman" w:cs="Times New Roman"/>
-          <w:color w:val="000000"/>
-          <w:kern w:val="0"/>
-          <w:sz w:val="28"/>
-          <w:szCs w:val="28"/>
-          <w14:ligatures w14:val="none"/>
-        </w:rPr>
-        <w:t>-диаграмма.</w:t>
-      </w:r>
-    </w:p>
-    <w:p>
-      <w:pPr>
-        <w:spacing w:after="0" w:line="360" w:lineRule="auto"/>
-        <w:jc w:val="center"/>
-        <w:rPr>
-          <w:rFonts w:ascii="Times New Roman" w:eastAsia="Times New Roman" w:hAnsi="Times New Roman" w:cs="Times New Roman"/>
-          <w:color w:val="000000"/>
-          <w:kern w:val="0"/>
-          <w:sz w:val="28"/>
-          <w:szCs w:val="28"/>
-          <w14:ligatures w14:val="none"/>
-        </w:rPr>
-      </w:pPr>
-      <w:r>
-        <w:rPr>
-          <w:rFonts w:ascii="Times New Roman" w:eastAsia="Times New Roman" w:hAnsi="Times New Roman" w:cs="Times New Roman"/>
+      </w:pPr>
+      <w:r>
+        <w:rPr>
+          <w:rFonts w:ascii="Times New Roman" w:eastAsia="Times New Roman" w:hAnsi="Times New Roman" w:cs="Times New Roman"/>
+          <w:noProof/>
           <w:color w:val="000000"/>
           <w:kern w:val="0"/>
           <w:sz w:val="28"/>
@@ -4738,7 +4576,18 @@
           <w:lang w:val="en-US"/>
           <w14:ligatures w14:val="none"/>
         </w:rPr>
-        <w:t>ER-</w:t>
+        <w:t>ER</w:t>
+      </w:r>
+      <w:r>
+        <w:rPr>
+          <w:rFonts w:ascii="Times New Roman" w:eastAsia="Times New Roman" w:hAnsi="Times New Roman" w:cs="Times New Roman"/>
+          <w:color w:val="000000" w:themeColor="text1"/>
+          <w:kern w:val="0"/>
+          <w:sz w:val="28"/>
+          <w:szCs w:val="28"/>
+          <w14:ligatures w14:val="none"/>
+        </w:rPr>
+        <w:t>-</w:t>
       </w:r>
       <w:r>
         <w:rPr>
@@ -4779,7 +4628,7 @@
           <w:sz w:val="28"/>
           <w:szCs w:val="28"/>
         </w:rPr>
-        <w:t>Б</w:t>
+        <w:t>Г</w:t>
       </w:r>
       <w:r>
         <w:rPr>
@@ -4831,15 +4680,7 @@
           <w:sz w:val="28"/>
           <w:szCs w:val="28"/>
         </w:rPr>
-        <w:t>1. Связь «Пользователи» и «Заказы» (один-ко-многим)</w:t>
-      </w:r>
-      <w:r>
-        <w:rPr>
-          <w:rFonts w:ascii="Times New Roman" w:hAnsi="Times New Roman" w:cs="Times New Roman"/>
-          <w:sz w:val="28"/>
-          <w:szCs w:val="28"/>
-        </w:rPr>
-        <w:t>.</w:t>
+        <w:t>1. Связь «Пользователи» и «Заказы» (один-ко-многим).</w:t>
       </w:r>
     </w:p>
     <w:p>
@@ -4861,124 +4702,7 @@
           <w:sz w:val="28"/>
           <w:szCs w:val="28"/>
         </w:rPr>
-        <w:t xml:space="preserve">Один пользователь может оформить множество заказов, каждый заказ принадлежит ровно одному пользователю (для гостя это поле может быть NULL). Реализуется через поле </w:t>
-      </w:r>
-      <w:proofErr w:type="spellStart"/>
-      <w:r>
-        <w:rPr>
-          <w:rFonts w:ascii="Times New Roman" w:hAnsi="Times New Roman" w:cs="Times New Roman"/>
-          <w:sz w:val="28"/>
-          <w:szCs w:val="28"/>
-        </w:rPr>
-        <w:t>customer_id</w:t>
-      </w:r>
-      <w:proofErr w:type="spellEnd"/>
-      <w:r>
-        <w:rPr>
-          <w:rFonts w:ascii="Times New Roman" w:hAnsi="Times New Roman" w:cs="Times New Roman"/>
-          <w:sz w:val="28"/>
-          <w:szCs w:val="28"/>
-        </w:rPr>
-        <w:t xml:space="preserve"> в таблице </w:t>
-      </w:r>
-      <w:proofErr w:type="spellStart"/>
-      <w:r>
-        <w:rPr>
-          <w:rFonts w:ascii="Times New Roman" w:hAnsi="Times New Roman" w:cs="Times New Roman"/>
-          <w:sz w:val="28"/>
-          <w:szCs w:val="28"/>
-        </w:rPr>
-        <w:t>orders</w:t>
-      </w:r>
-      <w:proofErr w:type="spellEnd"/>
-      <w:r>
-        <w:rPr>
-          <w:rFonts w:ascii="Times New Roman" w:hAnsi="Times New Roman" w:cs="Times New Roman"/>
-          <w:sz w:val="28"/>
-          <w:szCs w:val="28"/>
-        </w:rPr>
-        <w:t xml:space="preserve">, которое является </w:t>
-      </w:r>
-      <w:r>
-        <w:rPr>
-          <w:rFonts w:ascii="Times New Roman" w:hAnsi="Times New Roman" w:cs="Times New Roman"/>
-          <w:sz w:val="28"/>
-          <w:szCs w:val="28"/>
-        </w:rPr>
-        <w:lastRenderedPageBreak/>
-        <w:t xml:space="preserve">внешним ключом, ссылающимся на поле </w:t>
-      </w:r>
-      <w:proofErr w:type="spellStart"/>
-      <w:r>
-        <w:rPr>
-          <w:rFonts w:ascii="Times New Roman" w:hAnsi="Times New Roman" w:cs="Times New Roman"/>
-          <w:sz w:val="28"/>
-          <w:szCs w:val="28"/>
-        </w:rPr>
-        <w:t>id</w:t>
-      </w:r>
-      <w:proofErr w:type="spellEnd"/>
-      <w:r>
-        <w:rPr>
-          <w:rFonts w:ascii="Times New Roman" w:hAnsi="Times New Roman" w:cs="Times New Roman"/>
-          <w:sz w:val="28"/>
-          <w:szCs w:val="28"/>
-        </w:rPr>
-        <w:t xml:space="preserve"> в таблице </w:t>
-      </w:r>
-      <w:proofErr w:type="spellStart"/>
-      <w:r>
-        <w:rPr>
-          <w:rFonts w:ascii="Times New Roman" w:hAnsi="Times New Roman" w:cs="Times New Roman"/>
-          <w:sz w:val="28"/>
-          <w:szCs w:val="28"/>
-        </w:rPr>
-        <w:t>users</w:t>
-      </w:r>
-      <w:proofErr w:type="spellEnd"/>
-      <w:r>
-        <w:rPr>
-          <w:rFonts w:ascii="Times New Roman" w:hAnsi="Times New Roman" w:cs="Times New Roman"/>
-          <w:sz w:val="28"/>
-          <w:szCs w:val="28"/>
-        </w:rPr>
-        <w:t xml:space="preserve">. При удалении пользователя из таблицы </w:t>
-      </w:r>
-      <w:proofErr w:type="spellStart"/>
-      <w:r>
-        <w:rPr>
-          <w:rFonts w:ascii="Times New Roman" w:hAnsi="Times New Roman" w:cs="Times New Roman"/>
-          <w:sz w:val="28"/>
-          <w:szCs w:val="28"/>
-        </w:rPr>
-        <w:t>users</w:t>
-      </w:r>
-      <w:proofErr w:type="spellEnd"/>
-      <w:r>
-        <w:rPr>
-          <w:rFonts w:ascii="Times New Roman" w:hAnsi="Times New Roman" w:cs="Times New Roman"/>
-          <w:sz w:val="28"/>
-          <w:szCs w:val="28"/>
-        </w:rPr>
-        <w:t xml:space="preserve"> значение </w:t>
-      </w:r>
-      <w:proofErr w:type="spellStart"/>
-      <w:r>
-        <w:rPr>
-          <w:rFonts w:ascii="Times New Roman" w:hAnsi="Times New Roman" w:cs="Times New Roman"/>
-          <w:sz w:val="28"/>
-          <w:szCs w:val="28"/>
-        </w:rPr>
-        <w:t>customer_id</w:t>
-      </w:r>
-      <w:proofErr w:type="spellEnd"/>
-      <w:r>
-        <w:rPr>
-          <w:rFonts w:ascii="Times New Roman" w:hAnsi="Times New Roman" w:cs="Times New Roman"/>
-          <w:sz w:val="28"/>
-          <w:szCs w:val="28"/>
-        </w:rPr>
-        <w:t xml:space="preserve"> в связанных заказах устанавливается в NULL (ON DELETE SET NULL).</w:t>
+        <w:t>Один пользователь может оформить множество заказов, каждый заказ принадлежит ровно одному пользователю (для гостя это поле может быть NULL). Реализуется через поле customer_id в таблице orders, которое является внешним ключом, ссылающимся на поле id в таблице users. При удалении пользователя из таблицы users значение customer_id в связанных заказах устанавливается в NULL (ON DELETE SET NULL).</w:t>
       </w:r>
     </w:p>
     <w:p>
@@ -5000,15 +4724,7 @@
           <w:sz w:val="28"/>
           <w:szCs w:val="28"/>
         </w:rPr>
-        <w:t>2. Связь «Заказы» и «Пункты выдачи» (многие-к-одному)</w:t>
-      </w:r>
-      <w:r>
-        <w:rPr>
-          <w:rFonts w:ascii="Times New Roman" w:hAnsi="Times New Roman" w:cs="Times New Roman"/>
-          <w:sz w:val="28"/>
-          <w:szCs w:val="28"/>
-        </w:rPr>
-        <w:t>.</w:t>
+        <w:t>2. Связь «Заказы» и «Пункты выдачи» (многие-к-одному).</w:t>
       </w:r>
     </w:p>
     <w:p>
@@ -5030,97 +4746,8 @@
           <w:sz w:val="28"/>
           <w:szCs w:val="28"/>
         </w:rPr>
-        <w:t xml:space="preserve">Один пункт выдачи может быть указан во многих заказах, каждый заказ привязан к одному пункту выдачи. Реализуется через поле </w:t>
-      </w:r>
-      <w:proofErr w:type="spellStart"/>
-      <w:r>
-        <w:rPr>
-          <w:rFonts w:ascii="Times New Roman" w:hAnsi="Times New Roman" w:cs="Times New Roman"/>
-          <w:sz w:val="28"/>
-          <w:szCs w:val="28"/>
-        </w:rPr>
-        <w:t>pickup_point_id</w:t>
-      </w:r>
-      <w:proofErr w:type="spellEnd"/>
-      <w:r>
-        <w:rPr>
-          <w:rFonts w:ascii="Times New Roman" w:hAnsi="Times New Roman" w:cs="Times New Roman"/>
-          <w:sz w:val="28"/>
-          <w:szCs w:val="28"/>
-        </w:rPr>
-        <w:t xml:space="preserve"> в таблице </w:t>
-      </w:r>
-      <w:proofErr w:type="spellStart"/>
-      <w:r>
-        <w:rPr>
-          <w:rFonts w:ascii="Times New Roman" w:hAnsi="Times New Roman" w:cs="Times New Roman"/>
-          <w:sz w:val="28"/>
-          <w:szCs w:val="28"/>
-        </w:rPr>
-        <w:t>orders</w:t>
-      </w:r>
-      <w:proofErr w:type="spellEnd"/>
-      <w:r>
-        <w:rPr>
-          <w:rFonts w:ascii="Times New Roman" w:hAnsi="Times New Roman" w:cs="Times New Roman"/>
-          <w:sz w:val="28"/>
-          <w:szCs w:val="28"/>
-        </w:rPr>
-        <w:t xml:space="preserve">, которое является внешним ключом, ссылающимся на поле </w:t>
-      </w:r>
-      <w:proofErr w:type="spellStart"/>
-      <w:r>
-        <w:rPr>
-          <w:rFonts w:ascii="Times New Roman" w:hAnsi="Times New Roman" w:cs="Times New Roman"/>
-          <w:sz w:val="28"/>
-          <w:szCs w:val="28"/>
-        </w:rPr>
-        <w:t>id</w:t>
-      </w:r>
-      <w:proofErr w:type="spellEnd"/>
-      <w:r>
-        <w:rPr>
-          <w:rFonts w:ascii="Times New Roman" w:hAnsi="Times New Roman" w:cs="Times New Roman"/>
-          <w:sz w:val="28"/>
-          <w:szCs w:val="28"/>
-        </w:rPr>
-        <w:t xml:space="preserve"> в таблице </w:t>
-      </w:r>
-      <w:proofErr w:type="spellStart"/>
-      <w:r>
-        <w:rPr>
-          <w:rFonts w:ascii="Times New Roman" w:hAnsi="Times New Roman" w:cs="Times New Roman"/>
-          <w:sz w:val="28"/>
-          <w:szCs w:val="28"/>
-        </w:rPr>
-        <w:t>pickup_points</w:t>
-      </w:r>
-      <w:proofErr w:type="spellEnd"/>
-      <w:r>
-        <w:rPr>
-          <w:rFonts w:ascii="Times New Roman" w:hAnsi="Times New Roman" w:cs="Times New Roman"/>
-          <w:sz w:val="28"/>
-          <w:szCs w:val="28"/>
-        </w:rPr>
-        <w:t xml:space="preserve">. При удалении пункта выдачи значение </w:t>
-      </w:r>
-      <w:proofErr w:type="spellStart"/>
-      <w:r>
-        <w:rPr>
-          <w:rFonts w:ascii="Times New Roman" w:hAnsi="Times New Roman" w:cs="Times New Roman"/>
-          <w:sz w:val="28"/>
-          <w:szCs w:val="28"/>
-        </w:rPr>
-        <w:t>pickup_point_id</w:t>
-      </w:r>
-      <w:proofErr w:type="spellEnd"/>
-      <w:r>
-        <w:rPr>
-          <w:rFonts w:ascii="Times New Roman" w:hAnsi="Times New Roman" w:cs="Times New Roman"/>
-          <w:sz w:val="28"/>
-          <w:szCs w:val="28"/>
-        </w:rPr>
-        <w:t xml:space="preserve"> в связанных заказах устанавливается в NULL (ON DELETE SET NULL).</w:t>
+        <w:lastRenderedPageBreak/>
+        <w:t>Один пункт выдачи может быть указан во многих заказах, каждый заказ привязан к одному пункту выдачи. Реализуется через поле pickup_point_id в таблице orders, которое является внешним ключом, ссылающимся на поле id в таблице pickup_points. При удалении пункта выдачи значение pickup_point_id в связанных заказах устанавливается в NULL (ON DELETE SET NULL).</w:t>
       </w:r>
     </w:p>
     <w:p>
@@ -5142,15 +4769,7 @@
           <w:sz w:val="28"/>
           <w:szCs w:val="28"/>
         </w:rPr>
-        <w:t>3. Связь «Заказы» и «Товары» (многие-ко-многим) через таблицу «Позиции заказа»</w:t>
-      </w:r>
-      <w:r>
-        <w:rPr>
-          <w:rFonts w:ascii="Times New Roman" w:hAnsi="Times New Roman" w:cs="Times New Roman"/>
-          <w:sz w:val="28"/>
-          <w:szCs w:val="28"/>
-        </w:rPr>
-        <w:t>.</w:t>
+        <w:t>3. Связь «Заказы» и «Товары» (многие-ко-многим) через таблицу «Позиции заказа».</w:t>
       </w:r>
     </w:p>
     <w:p>
@@ -5172,99 +4791,7 @@
           <w:sz w:val="28"/>
           <w:szCs w:val="28"/>
         </w:rPr>
-        <w:t xml:space="preserve">Каждый заказ может содержать множество товаров, и каждый товар может присутствовать во множестве заказов. Эта связь реализуется через промежуточную таблицу </w:t>
-      </w:r>
-      <w:proofErr w:type="spellStart"/>
-      <w:r>
-        <w:rPr>
-          <w:rFonts w:ascii="Times New Roman" w:hAnsi="Times New Roman" w:cs="Times New Roman"/>
-          <w:sz w:val="28"/>
-          <w:szCs w:val="28"/>
-        </w:rPr>
-        <w:t>order_items</w:t>
-      </w:r>
-      <w:proofErr w:type="spellEnd"/>
-      <w:r>
-        <w:rPr>
-          <w:rFonts w:ascii="Times New Roman" w:hAnsi="Times New Roman" w:cs="Times New Roman"/>
-          <w:sz w:val="28"/>
-          <w:szCs w:val="28"/>
-        </w:rPr>
-        <w:t xml:space="preserve">. В таблице </w:t>
-      </w:r>
-      <w:proofErr w:type="spellStart"/>
-      <w:r>
-        <w:rPr>
-          <w:rFonts w:ascii="Times New Roman" w:hAnsi="Times New Roman" w:cs="Times New Roman"/>
-          <w:sz w:val="28"/>
-          <w:szCs w:val="28"/>
-        </w:rPr>
-        <w:t>order_items</w:t>
-      </w:r>
-      <w:proofErr w:type="spellEnd"/>
-      <w:r>
-        <w:rPr>
-          <w:rFonts w:ascii="Times New Roman" w:hAnsi="Times New Roman" w:cs="Times New Roman"/>
-          <w:sz w:val="28"/>
-          <w:szCs w:val="28"/>
-        </w:rPr>
-        <w:t xml:space="preserve"> поля </w:t>
-      </w:r>
-      <w:proofErr w:type="spellStart"/>
-      <w:r>
-        <w:rPr>
-          <w:rFonts w:ascii="Times New Roman" w:hAnsi="Times New Roman" w:cs="Times New Roman"/>
-          <w:sz w:val="28"/>
-          <w:szCs w:val="28"/>
-        </w:rPr>
-        <w:t>order_id</w:t>
-      </w:r>
-      <w:proofErr w:type="spellEnd"/>
-      <w:r>
-        <w:rPr>
-          <w:rFonts w:ascii="Times New Roman" w:hAnsi="Times New Roman" w:cs="Times New Roman"/>
-          <w:sz w:val="28"/>
-          <w:szCs w:val="28"/>
-        </w:rPr>
-        <w:t xml:space="preserve"> и </w:t>
-      </w:r>
-      <w:proofErr w:type="spellStart"/>
-      <w:r>
-        <w:rPr>
-          <w:rFonts w:ascii="Times New Roman" w:hAnsi="Times New Roman" w:cs="Times New Roman"/>
-          <w:sz w:val="28"/>
-          <w:szCs w:val="28"/>
-        </w:rPr>
-        <w:t>product_article</w:t>
-      </w:r>
-      <w:proofErr w:type="spellEnd"/>
-      <w:r>
-        <w:rPr>
-          <w:rFonts w:ascii="Times New Roman" w:hAnsi="Times New Roman" w:cs="Times New Roman"/>
-          <w:sz w:val="28"/>
-          <w:szCs w:val="28"/>
-        </w:rPr>
-        <w:t xml:space="preserve"> являются внешними ключами, ссылающимися соответственно на orders.id и </w:t>
-      </w:r>
-      <w:proofErr w:type="spellStart"/>
-      <w:proofErr w:type="gramStart"/>
-      <w:r>
-        <w:rPr>
-          <w:rFonts w:ascii="Times New Roman" w:hAnsi="Times New Roman" w:cs="Times New Roman"/>
-          <w:sz w:val="28"/>
-          <w:szCs w:val="28"/>
-        </w:rPr>
-        <w:t>products.article</w:t>
-      </w:r>
-      <w:proofErr w:type="spellEnd"/>
-      <w:proofErr w:type="gramEnd"/>
-      <w:r>
-        <w:rPr>
-          <w:rFonts w:ascii="Times New Roman" w:hAnsi="Times New Roman" w:cs="Times New Roman"/>
-          <w:sz w:val="28"/>
-          <w:szCs w:val="28"/>
-        </w:rPr>
-        <w:t>. Таким образом, обеспечивается связь многие-ко-многим между заказами и товарами.</w:t>
+        <w:t>Каждый заказ может содержать множество товаров, и каждый товар может присутствовать во множестве заказов. Эта связь реализуется через промежуточную таблицу order_items. В таблице order_items поля order_id и product_article являются внешними ключами, ссылающимися соответственно на orders.id и products.article. Таким образом, обеспечивается связь многие-ко-многим между заказами и товарами.</w:t>
       </w:r>
     </w:p>
     <w:p>
@@ -5286,15 +4813,7 @@
           <w:sz w:val="28"/>
           <w:szCs w:val="28"/>
         </w:rPr>
-        <w:t>4. Связь «Заказы» и «Позиции заказа» (один-ко-многим)</w:t>
-      </w:r>
-      <w:r>
-        <w:rPr>
-          <w:rFonts w:ascii="Times New Roman" w:hAnsi="Times New Roman" w:cs="Times New Roman"/>
-          <w:sz w:val="28"/>
-          <w:szCs w:val="28"/>
-        </w:rPr>
-        <w:t>.</w:t>
+        <w:t>4. Связь «Заказы» и «Позиции заказа» (один-ко-многим).</w:t>
       </w:r>
     </w:p>
     <w:p>
@@ -5316,79 +4835,7 @@
           <w:sz w:val="28"/>
           <w:szCs w:val="28"/>
         </w:rPr>
-        <w:t xml:space="preserve">Один заказ может содержать множество позиций, каждая позиция принадлежит ровно одному заказу. Реализуется через поле </w:t>
-      </w:r>
-      <w:proofErr w:type="spellStart"/>
-      <w:r>
-        <w:rPr>
-          <w:rFonts w:ascii="Times New Roman" w:hAnsi="Times New Roman" w:cs="Times New Roman"/>
-          <w:sz w:val="28"/>
-          <w:szCs w:val="28"/>
-        </w:rPr>
-        <w:t>order_id</w:t>
-      </w:r>
-      <w:proofErr w:type="spellEnd"/>
-      <w:r>
-        <w:rPr>
-          <w:rFonts w:ascii="Times New Roman" w:hAnsi="Times New Roman" w:cs="Times New Roman"/>
-          <w:sz w:val="28"/>
-          <w:szCs w:val="28"/>
-        </w:rPr>
-        <w:t xml:space="preserve"> в таблице </w:t>
-      </w:r>
-      <w:proofErr w:type="spellStart"/>
-      <w:r>
-        <w:rPr>
-          <w:rFonts w:ascii="Times New Roman" w:hAnsi="Times New Roman" w:cs="Times New Roman"/>
-          <w:sz w:val="28"/>
-          <w:szCs w:val="28"/>
-        </w:rPr>
-        <w:t>order_items</w:t>
-      </w:r>
-      <w:proofErr w:type="spellEnd"/>
-      <w:r>
-        <w:rPr>
-          <w:rFonts w:ascii="Times New Roman" w:hAnsi="Times New Roman" w:cs="Times New Roman"/>
-          <w:sz w:val="28"/>
-          <w:szCs w:val="28"/>
-        </w:rPr>
-        <w:t xml:space="preserve">, которое является внешним ключом, ссылающимся на </w:t>
-      </w:r>
-      <w:proofErr w:type="spellStart"/>
-      <w:r>
-        <w:rPr>
-          <w:rFonts w:ascii="Times New Roman" w:hAnsi="Times New Roman" w:cs="Times New Roman"/>
-          <w:sz w:val="28"/>
-          <w:szCs w:val="28"/>
-        </w:rPr>
-        <w:t>id</w:t>
-      </w:r>
-      <w:proofErr w:type="spellEnd"/>
-      <w:r>
-        <w:rPr>
-          <w:rFonts w:ascii="Times New Roman" w:hAnsi="Times New Roman" w:cs="Times New Roman"/>
-          <w:sz w:val="28"/>
-          <w:szCs w:val="28"/>
-        </w:rPr>
-        <w:t xml:space="preserve"> в таблице </w:t>
-      </w:r>
-      <w:proofErr w:type="spellStart"/>
-      <w:r>
-        <w:rPr>
-          <w:rFonts w:ascii="Times New Roman" w:hAnsi="Times New Roman" w:cs="Times New Roman"/>
-          <w:sz w:val="28"/>
-          <w:szCs w:val="28"/>
-        </w:rPr>
-        <w:t>orders</w:t>
-      </w:r>
-      <w:proofErr w:type="spellEnd"/>
-      <w:r>
-        <w:rPr>
-          <w:rFonts w:ascii="Times New Roman" w:hAnsi="Times New Roman" w:cs="Times New Roman"/>
-          <w:sz w:val="28"/>
-          <w:szCs w:val="28"/>
-        </w:rPr>
-        <w:t>. При удалении заказа все связанные с ним позиции удаляются автоматически (ON DELETE CASCADE).</w:t>
+        <w:t>Один заказ может содержать множество позиций, каждая позиция принадлежит ровно одному заказу. Реализуется через поле order_id в таблице order_items, которое является внешним ключом, ссылающимся на id в таблице orders. При удалении заказа все связанные с ним позиции удаляются автоматически (ON DELETE CASCADE).</w:t>
       </w:r>
     </w:p>
     <w:p>
@@ -5410,15 +4857,7 @@
           <w:sz w:val="28"/>
           <w:szCs w:val="28"/>
         </w:rPr>
-        <w:t>5. Связь «Товары» и «Позиции заказа» (один-ко-многим)</w:t>
-      </w:r>
-      <w:r>
-        <w:rPr>
-          <w:rFonts w:ascii="Times New Roman" w:hAnsi="Times New Roman" w:cs="Times New Roman"/>
-          <w:sz w:val="28"/>
-          <w:szCs w:val="28"/>
-        </w:rPr>
-        <w:t>.</w:t>
+        <w:t>5. Связь «Товары» и «Позиции заказа» (один-ко-многим).</w:t>
       </w:r>
     </w:p>
     <w:p>
@@ -5440,79 +4879,7 @@
           <w:sz w:val="28"/>
           <w:szCs w:val="28"/>
         </w:rPr>
-        <w:t xml:space="preserve">Один товар может быть включён во множество позиций заказов, каждая позиция ссылается ровно на один товар. Реализуется через поле </w:t>
-      </w:r>
-      <w:proofErr w:type="spellStart"/>
-      <w:r>
-        <w:rPr>
-          <w:rFonts w:ascii="Times New Roman" w:hAnsi="Times New Roman" w:cs="Times New Roman"/>
-          <w:sz w:val="28"/>
-          <w:szCs w:val="28"/>
-        </w:rPr>
-        <w:t>product_article</w:t>
-      </w:r>
-      <w:proofErr w:type="spellEnd"/>
-      <w:r>
-        <w:rPr>
-          <w:rFonts w:ascii="Times New Roman" w:hAnsi="Times New Roman" w:cs="Times New Roman"/>
-          <w:sz w:val="28"/>
-          <w:szCs w:val="28"/>
-        </w:rPr>
-        <w:t xml:space="preserve"> в таблице </w:t>
-      </w:r>
-      <w:proofErr w:type="spellStart"/>
-      <w:r>
-        <w:rPr>
-          <w:rFonts w:ascii="Times New Roman" w:hAnsi="Times New Roman" w:cs="Times New Roman"/>
-          <w:sz w:val="28"/>
-          <w:szCs w:val="28"/>
-        </w:rPr>
-        <w:t>order_items</w:t>
-      </w:r>
-      <w:proofErr w:type="spellEnd"/>
-      <w:r>
-        <w:rPr>
-          <w:rFonts w:ascii="Times New Roman" w:hAnsi="Times New Roman" w:cs="Times New Roman"/>
-          <w:sz w:val="28"/>
-          <w:szCs w:val="28"/>
-        </w:rPr>
-        <w:t xml:space="preserve">, которое является внешним ключом, ссылающимся на поле </w:t>
-      </w:r>
-      <w:proofErr w:type="spellStart"/>
-      <w:r>
-        <w:rPr>
-          <w:rFonts w:ascii="Times New Roman" w:hAnsi="Times New Roman" w:cs="Times New Roman"/>
-          <w:sz w:val="28"/>
-          <w:szCs w:val="28"/>
-        </w:rPr>
-        <w:t>article</w:t>
-      </w:r>
-      <w:proofErr w:type="spellEnd"/>
-      <w:r>
-        <w:rPr>
-          <w:rFonts w:ascii="Times New Roman" w:hAnsi="Times New Roman" w:cs="Times New Roman"/>
-          <w:sz w:val="28"/>
-          <w:szCs w:val="28"/>
-        </w:rPr>
-        <w:t xml:space="preserve"> в таблице </w:t>
-      </w:r>
-      <w:proofErr w:type="spellStart"/>
-      <w:r>
-        <w:rPr>
-          <w:rFonts w:ascii="Times New Roman" w:hAnsi="Times New Roman" w:cs="Times New Roman"/>
-          <w:sz w:val="28"/>
-          <w:szCs w:val="28"/>
-        </w:rPr>
-        <w:t>products</w:t>
-      </w:r>
-      <w:proofErr w:type="spellEnd"/>
-      <w:r>
-        <w:rPr>
-          <w:rFonts w:ascii="Times New Roman" w:hAnsi="Times New Roman" w:cs="Times New Roman"/>
-          <w:sz w:val="28"/>
-          <w:szCs w:val="28"/>
-        </w:rPr>
-        <w:t>. При удалении товара все связанные с ним позиции заказов удаляются автоматически (ON DELETE CASCADE).</w:t>
+        <w:t>Один товар может быть включён во множество позиций заказов, каждая позиция ссылается ровно на один товар. Реализуется через поле product_article в таблице order_items, которое является внешним ключом, ссылающимся на поле article в таблице products. При удалении товара все связанные с ним позиции заказов удаляются автоматически (ON DELETE CASCADE).</w:t>
       </w:r>
     </w:p>
     <w:p>
@@ -5534,7 +4901,15 @@
           <w:sz w:val="28"/>
           <w:szCs w:val="28"/>
         </w:rPr>
-        <w:t>2.3 Описание основных программных модулей</w:t>
+        <w:t>4</w:t>
+      </w:r>
+      <w:r>
+        <w:rPr>
+          <w:rFonts w:ascii="Times New Roman" w:hAnsi="Times New Roman" w:cs="Times New Roman"/>
+          <w:sz w:val="28"/>
+          <w:szCs w:val="28"/>
+        </w:rPr>
+        <w:t xml:space="preserve"> Описание основных программных модулей</w:t>
       </w:r>
     </w:p>
     <w:p>
@@ -5556,39 +4931,17 @@
           <w:sz w:val="28"/>
           <w:szCs w:val="28"/>
         </w:rPr>
+        <w:t xml:space="preserve">В данном разделе приведено описание программных модулей, разработанных в ходе выполнения демонстрационного экзамена. Каждый модуль представляет собой логически завершённую часть программного </w:t>
+      </w:r>
+      <w:r>
+        <w:rPr>
+          <w:rFonts w:ascii="Times New Roman" w:hAnsi="Times New Roman" w:cs="Times New Roman"/>
+          <w:sz w:val="28"/>
+          <w:szCs w:val="28"/>
+        </w:rPr>
         <w:lastRenderedPageBreak/>
-        <w:t>В данном разделе приведено описание программных модулей, разработанных в ходе выполнен</w:t>
-      </w:r>
-      <w:r>
-        <w:rPr>
-          <w:rFonts w:ascii="Times New Roman" w:hAnsi="Times New Roman" w:cs="Times New Roman"/>
-          <w:sz w:val="28"/>
-          <w:szCs w:val="28"/>
-        </w:rPr>
-        <w:t>ия демонстрационного экзамена</w:t>
-      </w:r>
-      <w:r>
-        <w:rPr>
-          <w:rFonts w:ascii="Times New Roman" w:hAnsi="Times New Roman" w:cs="Times New Roman"/>
-          <w:sz w:val="28"/>
-          <w:szCs w:val="28"/>
-        </w:rPr>
-        <w:t>. Каждый модуль представляет собой логически завершённую часть программного продукта, выполняющую определённый набор функций. Для каждого модуля указаны его функциональное назначение, входные и выходные данные, а также кратко описан процесс обработки.</w:t>
-      </w:r>
-    </w:p>
-    <w:p>
-      <w:pPr>
-        <w:pStyle w:val="a7"/>
-        <w:spacing w:after="0" w:line="360" w:lineRule="auto"/>
-        <w:ind w:left="0" w:firstLine="709"/>
-        <w:contextualSpacing w:val="0"/>
-        <w:jc w:val="both"/>
-        <w:rPr>
-          <w:rFonts w:ascii="Times New Roman" w:hAnsi="Times New Roman" w:cs="Times New Roman"/>
-          <w:sz w:val="28"/>
-          <w:szCs w:val="28"/>
-        </w:rPr>
-      </w:pPr>
+        <w:t>продукта, выполняющую определённый набор функций. Для каждого модуля указаны его функциональное назначение, входные и выходные данные, а также кратко описан процесс обработки.</w:t>
+      </w:r>
     </w:p>
     <w:p>
       <w:pPr>
@@ -5607,15 +4960,6 @@
           <w:sz w:val="28"/>
           <w:szCs w:val="28"/>
         </w:rPr>
-        <w:br w:type="page"/>
-      </w:r>
-      <w:r>
-        <w:rPr>
-          <w:rFonts w:ascii="Times New Roman" w:hAnsi="Times New Roman" w:cs="Times New Roman"/>
-          <w:sz w:val="28"/>
-          <w:szCs w:val="28"/>
-        </w:rPr>
-        <w:lastRenderedPageBreak/>
         <w:t>1. Модуль аутентификации и управления доступом</w:t>
       </w:r>
     </w:p>
@@ -5702,23 +5046,7 @@
           <w:sz w:val="28"/>
           <w:szCs w:val="28"/>
         </w:rPr>
-        <w:t>л</w:t>
-      </w:r>
-      <w:r>
-        <w:rPr>
-          <w:rFonts w:ascii="Times New Roman" w:hAnsi="Times New Roman" w:cs="Times New Roman"/>
-          <w:sz w:val="28"/>
-          <w:szCs w:val="28"/>
-        </w:rPr>
-        <w:t>огин и пароль (при входе зарегистрированного пользователя)</w:t>
-      </w:r>
-      <w:r>
-        <w:rPr>
-          <w:rFonts w:ascii="Times New Roman" w:hAnsi="Times New Roman" w:cs="Times New Roman"/>
-          <w:sz w:val="28"/>
-          <w:szCs w:val="28"/>
-        </w:rPr>
-        <w:t>;</w:t>
+        <w:t>логин и пароль (при входе зарегистрированного пользователя);</w:t>
       </w:r>
     </w:p>
     <w:p>
@@ -5744,15 +5072,7 @@
           <w:sz w:val="28"/>
           <w:szCs w:val="28"/>
         </w:rPr>
-        <w:t>в</w:t>
-      </w:r>
-      <w:r>
-        <w:rPr>
-          <w:rFonts w:ascii="Times New Roman" w:hAnsi="Times New Roman" w:cs="Times New Roman"/>
-          <w:sz w:val="28"/>
-          <w:szCs w:val="28"/>
-        </w:rPr>
-        <w:t>ыбор режима «Войти как гость».</w:t>
+        <w:t>выбор режима «Войти как гость».</w:t>
       </w:r>
     </w:p>
     <w:p>
@@ -5897,19 +5217,41 @@
         <w:jc w:val="both"/>
         <w:rPr>
           <w:rFonts w:ascii="Times New Roman" w:hAnsi="Times New Roman" w:cs="Times New Roman"/>
-          <w:color w:val="EE0000"/>
-          <w:sz w:val="28"/>
-          <w:szCs w:val="28"/>
-        </w:rPr>
-      </w:pPr>
-      <w:r>
-        <w:rPr>
-          <w:rFonts w:ascii="Times New Roman" w:hAnsi="Times New Roman" w:cs="Times New Roman"/>
-          <w:color w:val="EE0000"/>
-          <w:sz w:val="28"/>
-          <w:szCs w:val="28"/>
-        </w:rPr>
-        <w:t>Рисунок</w:t>
+          <w:sz w:val="28"/>
+          <w:szCs w:val="28"/>
+        </w:rPr>
+      </w:pPr>
+      <w:r>
+        <w:rPr>
+          <w:rFonts w:ascii="Times New Roman" w:hAnsi="Times New Roman" w:cs="Times New Roman"/>
+          <w:sz w:val="28"/>
+          <w:szCs w:val="28"/>
+        </w:rPr>
+        <w:t xml:space="preserve">Блок схема модуля </w:t>
+      </w:r>
+      <w:r>
+        <w:rPr>
+          <w:rFonts w:ascii="Times New Roman" w:hAnsi="Times New Roman" w:cs="Times New Roman"/>
+          <w:sz w:val="28"/>
+          <w:szCs w:val="28"/>
+        </w:rPr>
+        <w:t>аутентификации и управления доступом</w:t>
+      </w:r>
+      <w:r>
+        <w:rPr>
+          <w:rFonts w:ascii="Times New Roman" w:hAnsi="Times New Roman" w:cs="Times New Roman"/>
+          <w:sz w:val="28"/>
+          <w:szCs w:val="28"/>
+        </w:rPr>
+        <w:t xml:space="preserve"> представлена в </w:t>
+      </w:r>
+      <w:r>
+        <w:rPr>
+          <w:rFonts w:ascii="Times New Roman" w:hAnsi="Times New Roman" w:cs="Times New Roman"/>
+          <w:sz w:val="28"/>
+          <w:szCs w:val="28"/>
+        </w:rPr>
+        <w:t>«Приложение Д».</w:t>
       </w:r>
     </w:p>
     <w:p>
@@ -6053,25 +5395,7 @@
           <w:sz w:val="28"/>
           <w:szCs w:val="28"/>
         </w:rPr>
-        <w:t xml:space="preserve">если пользователь найден, производится сравнение </w:t>
-      </w:r>
-      <w:proofErr w:type="spellStart"/>
-      <w:r>
-        <w:rPr>
-          <w:rFonts w:ascii="Times New Roman" w:hAnsi="Times New Roman" w:cs="Times New Roman"/>
-          <w:sz w:val="28"/>
-          <w:szCs w:val="28"/>
-        </w:rPr>
-        <w:t>хеша</w:t>
-      </w:r>
-      <w:proofErr w:type="spellEnd"/>
-      <w:r>
-        <w:rPr>
-          <w:rFonts w:ascii="Times New Roman" w:hAnsi="Times New Roman" w:cs="Times New Roman"/>
-          <w:sz w:val="28"/>
-          <w:szCs w:val="28"/>
-        </w:rPr>
-        <w:t xml:space="preserve"> введённого пароля с хранящимся в базе</w:t>
+        <w:t>если пользователь найден, производится сравнение хеша введённого пароля с хранящимся в базе</w:t>
       </w:r>
       <w:r>
         <w:rPr>
@@ -6104,25 +5428,8 @@
           <w:sz w:val="28"/>
           <w:szCs w:val="28"/>
         </w:rPr>
-        <w:t xml:space="preserve">при успешной аутентификации из базы извлекаются роль и </w:t>
-      </w:r>
-      <w:proofErr w:type="spellStart"/>
-      <w:r>
-        <w:rPr>
-          <w:rFonts w:ascii="Times New Roman" w:hAnsi="Times New Roman" w:cs="Times New Roman"/>
-          <w:sz w:val="28"/>
-          <w:szCs w:val="28"/>
-        </w:rPr>
-        <w:t>фио</w:t>
-      </w:r>
-      <w:proofErr w:type="spellEnd"/>
-      <w:r>
-        <w:rPr>
-          <w:rFonts w:ascii="Times New Roman" w:hAnsi="Times New Roman" w:cs="Times New Roman"/>
-          <w:sz w:val="28"/>
-          <w:szCs w:val="28"/>
-        </w:rPr>
-        <w:t xml:space="preserve"> пользователя; данные сохраняются в сессии, и происходит переход к главному окну согласно роли</w:t>
+        <w:lastRenderedPageBreak/>
+        <w:t>при успешной аутентификации из базы извлекаются роль и фио пользователя; данные сохраняются в сессии, и происходит переход к главному окну согласно роли</w:t>
       </w:r>
       <w:r>
         <w:rPr>
@@ -6188,7 +5495,6 @@
           <w:sz w:val="28"/>
           <w:szCs w:val="28"/>
         </w:rPr>
-        <w:lastRenderedPageBreak/>
         <w:t>при выходе из системы сессия очищается, и отображается окно входа.</w:t>
       </w:r>
     </w:p>
@@ -6383,19 +5689,25 @@
         <w:jc w:val="both"/>
         <w:rPr>
           <w:rFonts w:ascii="Times New Roman" w:hAnsi="Times New Roman" w:cs="Times New Roman"/>
-          <w:color w:val="EE0000"/>
-          <w:sz w:val="28"/>
-          <w:szCs w:val="28"/>
-        </w:rPr>
-      </w:pPr>
-      <w:r>
-        <w:rPr>
-          <w:rFonts w:ascii="Times New Roman" w:hAnsi="Times New Roman" w:cs="Times New Roman"/>
-          <w:color w:val="EE0000"/>
-          <w:sz w:val="28"/>
-          <w:szCs w:val="28"/>
-        </w:rPr>
-        <w:t>Рисунок</w:t>
+          <w:sz w:val="28"/>
+          <w:szCs w:val="28"/>
+        </w:rPr>
+      </w:pPr>
+      <w:r>
+        <w:rPr>
+          <w:rFonts w:ascii="Times New Roman" w:hAnsi="Times New Roman" w:cs="Times New Roman"/>
+          <w:sz w:val="28"/>
+          <w:szCs w:val="28"/>
+        </w:rPr>
+        <w:t>Блок схема модуля</w:t>
+      </w:r>
+      <w:r>
+        <w:rPr>
+          <w:rFonts w:ascii="Times New Roman" w:hAnsi="Times New Roman" w:cs="Times New Roman"/>
+          <w:sz w:val="28"/>
+          <w:szCs w:val="28"/>
+        </w:rPr>
+        <w:t xml:space="preserve"> отображения каталога товаров представлена в «Приложение Е»</w:t>
       </w:r>
     </w:p>
     <w:p>
@@ -6475,25 +5787,7 @@
           <w:sz w:val="28"/>
           <w:szCs w:val="28"/>
         </w:rPr>
-        <w:t xml:space="preserve">формируется </w:t>
-      </w:r>
-      <w:proofErr w:type="spellStart"/>
-      <w:r>
-        <w:rPr>
-          <w:rFonts w:ascii="Times New Roman" w:hAnsi="Times New Roman" w:cs="Times New Roman"/>
-          <w:sz w:val="28"/>
-          <w:szCs w:val="28"/>
-        </w:rPr>
-        <w:t>sql</w:t>
-      </w:r>
-      <w:proofErr w:type="spellEnd"/>
-      <w:r>
-        <w:rPr>
-          <w:rFonts w:ascii="Times New Roman" w:hAnsi="Times New Roman" w:cs="Times New Roman"/>
-          <w:sz w:val="28"/>
-          <w:szCs w:val="28"/>
-        </w:rPr>
-        <w:t>-запрос к таблице товаров. если роль — гость или клиент, запрос выполняется без дополнительных условий. для менеджера или администратора в запрос добавляются условия фильтрации, сортировки и поиска (если они заданы)</w:t>
+        <w:t>формируется sql-запрос к таблице товаров. если роль — гость или клиент, запрос выполняется без дополнительных условий. для менеджера или администратора в запрос добавляются условия фильтрации, сортировки и поиска (если они заданы)</w:t>
       </w:r>
       <w:r>
         <w:rPr>
@@ -6527,6 +5821,7 @@
           <w:sz w:val="28"/>
           <w:szCs w:val="28"/>
         </w:rPr>
+        <w:lastRenderedPageBreak/>
         <w:t>после выполнения запроса полученные данные обрабатываются построчно:</w:t>
       </w:r>
     </w:p>
@@ -6655,7 +5950,6 @@
           <w:sz w:val="28"/>
           <w:szCs w:val="28"/>
         </w:rPr>
-        <w:lastRenderedPageBreak/>
         <w:t>если товар отсутствует на складе (количество = 0), строка выделяется голубым цветом</w:t>
       </w:r>
       <w:r>
@@ -6935,19 +6229,330 @@
         <w:jc w:val="both"/>
         <w:rPr>
           <w:rFonts w:ascii="Times New Roman" w:hAnsi="Times New Roman" w:cs="Times New Roman"/>
-          <w:color w:val="EE0000"/>
-          <w:sz w:val="28"/>
-          <w:szCs w:val="28"/>
-        </w:rPr>
-      </w:pPr>
-      <w:r>
-        <w:rPr>
-          <w:rFonts w:ascii="Times New Roman" w:hAnsi="Times New Roman" w:cs="Times New Roman"/>
-          <w:color w:val="EE0000"/>
-          <w:sz w:val="28"/>
-          <w:szCs w:val="28"/>
-        </w:rPr>
-        <w:t>Рисунок</w:t>
+          <w:sz w:val="28"/>
+          <w:szCs w:val="28"/>
+        </w:rPr>
+      </w:pPr>
+      <w:r>
+        <w:rPr>
+          <w:rFonts w:ascii="Times New Roman" w:hAnsi="Times New Roman" w:cs="Times New Roman"/>
+          <w:sz w:val="28"/>
+          <w:szCs w:val="28"/>
+        </w:rPr>
+        <w:t>На рисунке 5 представлена блок схема подмодуля добавления товара.</w:t>
+      </w:r>
+    </w:p>
+    <w:p>
+      <w:pPr>
+        <w:pStyle w:val="a7"/>
+        <w:spacing w:after="0" w:line="360" w:lineRule="auto"/>
+        <w:ind w:left="0"/>
+        <w:contextualSpacing w:val="0"/>
+        <w:jc w:val="center"/>
+        <w:rPr>
+          <w:rFonts w:ascii="Times New Roman" w:hAnsi="Times New Roman" w:cs="Times New Roman"/>
+          <w:sz w:val="28"/>
+          <w:szCs w:val="28"/>
+        </w:rPr>
+      </w:pPr>
+      <w:r>
+        <w:object w:dxaOrig="13065" w:dyaOrig="12541" w14:anchorId="63514D91">
+          <v:shapetype id="_x0000_t75" coordsize="21600,21600" o:spt="75" o:preferrelative="t" path="m@4@5l@4@11@9@11@9@5xe" filled="f" stroked="f">
+            <v:stroke joinstyle="miter"/>
+            <v:formulas>
+              <v:f eqn="if lineDrawn pixelLineWidth 0"/>
+              <v:f eqn="sum @0 1 0"/>
+              <v:f eqn="sum 0 0 @1"/>
+              <v:f eqn="prod @2 1 2"/>
+              <v:f eqn="prod @3 21600 pixelWidth"/>
+              <v:f eqn="prod @3 21600 pixelHeight"/>
+              <v:f eqn="sum @0 0 1"/>
+              <v:f eqn="prod @6 1 2"/>
+              <v:f eqn="prod @7 21600 pixelWidth"/>
+              <v:f eqn="sum @8 21600 0"/>
+              <v:f eqn="prod @7 21600 pixelHeight"/>
+              <v:f eqn="sum @10 21600 0"/>
+            </v:formulas>
+            <v:path o:extrusionok="f" gradientshapeok="t" o:connecttype="rect"/>
+            <o:lock v:ext="edit" aspectratio="t"/>
+          </v:shapetype>
+          <v:shape id="_x0000_i1091" type="#_x0000_t75" style="width:468pt;height:449.25pt" o:ole="">
+            <v:imagedata r:id="rId7" o:title=""/>
+          </v:shape>
+          <o:OLEObject Type="Embed" ProgID="Visio.Drawing.15" ShapeID="_x0000_i1091" DrawAspect="Content" ObjectID="_1835208124" r:id="rId8"/>
+        </w:object>
+      </w:r>
+    </w:p>
+    <w:p>
+      <w:pPr>
+        <w:pStyle w:val="a7"/>
+        <w:spacing w:after="240" w:line="360" w:lineRule="auto"/>
+        <w:ind w:left="709"/>
+        <w:contextualSpacing w:val="0"/>
+        <w:jc w:val="both"/>
+        <w:rPr>
+          <w:rFonts w:ascii="Times New Roman" w:hAnsi="Times New Roman" w:cs="Times New Roman"/>
+          <w:sz w:val="28"/>
+          <w:szCs w:val="28"/>
+        </w:rPr>
+      </w:pPr>
+      <w:r>
+        <w:rPr>
+          <w:rFonts w:ascii="Times New Roman" w:hAnsi="Times New Roman" w:cs="Times New Roman"/>
+          <w:sz w:val="28"/>
+          <w:szCs w:val="28"/>
+        </w:rPr>
+        <w:t>Рисунок 5 – Блок схема подмодуля добавления товара</w:t>
+      </w:r>
+    </w:p>
+    <w:p>
+      <w:pPr>
+        <w:pStyle w:val="a7"/>
+        <w:spacing w:before="240" w:after="0" w:line="360" w:lineRule="auto"/>
+        <w:ind w:left="709"/>
+        <w:jc w:val="both"/>
+        <w:rPr>
+          <w:rFonts w:ascii="Times New Roman" w:hAnsi="Times New Roman" w:cs="Times New Roman"/>
+          <w:sz w:val="28"/>
+          <w:szCs w:val="28"/>
+        </w:rPr>
+      </w:pPr>
+      <w:r>
+        <w:rPr>
+          <w:rFonts w:ascii="Times New Roman" w:hAnsi="Times New Roman" w:cs="Times New Roman"/>
+          <w:sz w:val="28"/>
+          <w:szCs w:val="28"/>
+        </w:rPr>
+        <w:t xml:space="preserve">На рисунке </w:t>
+      </w:r>
+      <w:r>
+        <w:rPr>
+          <w:rFonts w:ascii="Times New Roman" w:hAnsi="Times New Roman" w:cs="Times New Roman"/>
+          <w:sz w:val="28"/>
+          <w:szCs w:val="28"/>
+        </w:rPr>
+        <w:t>6</w:t>
+      </w:r>
+      <w:r>
+        <w:rPr>
+          <w:rFonts w:ascii="Times New Roman" w:hAnsi="Times New Roman" w:cs="Times New Roman"/>
+          <w:sz w:val="28"/>
+          <w:szCs w:val="28"/>
+        </w:rPr>
+        <w:t xml:space="preserve"> представлена блок схема подмодуля </w:t>
+      </w:r>
+      <w:r>
+        <w:rPr>
+          <w:rFonts w:ascii="Times New Roman" w:hAnsi="Times New Roman" w:cs="Times New Roman"/>
+          <w:sz w:val="28"/>
+          <w:szCs w:val="28"/>
+        </w:rPr>
+        <w:t>редактирования товара</w:t>
+      </w:r>
+      <w:r>
+        <w:rPr>
+          <w:rFonts w:ascii="Times New Roman" w:hAnsi="Times New Roman" w:cs="Times New Roman"/>
+          <w:sz w:val="28"/>
+          <w:szCs w:val="28"/>
+        </w:rPr>
+        <w:t>.</w:t>
+      </w:r>
+    </w:p>
+    <w:p>
+      <w:pPr>
+        <w:pStyle w:val="a7"/>
+        <w:spacing w:after="0" w:line="360" w:lineRule="auto"/>
+        <w:ind w:left="0"/>
+        <w:contextualSpacing w:val="0"/>
+        <w:jc w:val="center"/>
+        <w:rPr>
+          <w:rFonts w:ascii="Times New Roman" w:hAnsi="Times New Roman" w:cs="Times New Roman"/>
+          <w:sz w:val="28"/>
+          <w:szCs w:val="28"/>
+        </w:rPr>
+      </w:pPr>
+      <w:r>
+        <w:object w:dxaOrig="9646" w:dyaOrig="14101" w14:anchorId="650EF71B">
+          <v:shape id="_x0000_i1107" type="#_x0000_t75" style="width:382.5pt;height:526.5pt" o:ole="">
+            <v:imagedata r:id="rId9" o:title=""/>
+          </v:shape>
+          <o:OLEObject Type="Embed" ProgID="Visio.Drawing.15" ShapeID="_x0000_i1107" DrawAspect="Content" ObjectID="_1835208125" r:id="rId10"/>
+        </w:object>
+      </w:r>
+    </w:p>
+    <w:p>
+      <w:pPr>
+        <w:pStyle w:val="a7"/>
+        <w:spacing w:after="240" w:line="360" w:lineRule="auto"/>
+        <w:ind w:left="0" w:firstLine="709"/>
+        <w:contextualSpacing w:val="0"/>
+        <w:jc w:val="both"/>
+        <w:rPr>
+          <w:rFonts w:ascii="Times New Roman" w:hAnsi="Times New Roman" w:cs="Times New Roman"/>
+          <w:sz w:val="28"/>
+          <w:szCs w:val="28"/>
+        </w:rPr>
+      </w:pPr>
+      <w:r>
+        <w:rPr>
+          <w:rFonts w:ascii="Times New Roman" w:hAnsi="Times New Roman" w:cs="Times New Roman"/>
+          <w:sz w:val="28"/>
+          <w:szCs w:val="28"/>
+        </w:rPr>
+        <w:t xml:space="preserve">Рисунок </w:t>
+      </w:r>
+      <w:r>
+        <w:rPr>
+          <w:rFonts w:ascii="Times New Roman" w:hAnsi="Times New Roman" w:cs="Times New Roman"/>
+          <w:sz w:val="28"/>
+          <w:szCs w:val="28"/>
+        </w:rPr>
+        <w:t>6</w:t>
+      </w:r>
+      <w:r>
+        <w:rPr>
+          <w:rFonts w:ascii="Times New Roman" w:hAnsi="Times New Roman" w:cs="Times New Roman"/>
+          <w:sz w:val="28"/>
+          <w:szCs w:val="28"/>
+        </w:rPr>
+        <w:t xml:space="preserve"> – Блок схема подмодуля </w:t>
+      </w:r>
+      <w:r>
+        <w:rPr>
+          <w:rFonts w:ascii="Times New Roman" w:hAnsi="Times New Roman" w:cs="Times New Roman"/>
+          <w:sz w:val="28"/>
+          <w:szCs w:val="28"/>
+        </w:rPr>
+        <w:t>редактирования товара</w:t>
+      </w:r>
+    </w:p>
+    <w:p>
+      <w:pPr>
+        <w:pStyle w:val="a7"/>
+        <w:spacing w:after="0" w:line="360" w:lineRule="auto"/>
+        <w:ind w:left="0" w:firstLine="709"/>
+        <w:contextualSpacing w:val="0"/>
+        <w:jc w:val="both"/>
+        <w:rPr>
+          <w:rFonts w:ascii="Times New Roman" w:hAnsi="Times New Roman" w:cs="Times New Roman"/>
+          <w:sz w:val="28"/>
+          <w:szCs w:val="28"/>
+        </w:rPr>
+      </w:pPr>
+      <w:r>
+        <w:rPr>
+          <w:rFonts w:ascii="Times New Roman" w:hAnsi="Times New Roman" w:cs="Times New Roman"/>
+          <w:sz w:val="28"/>
+          <w:szCs w:val="28"/>
+        </w:rPr>
+        <w:t xml:space="preserve">На рисунке </w:t>
+      </w:r>
+      <w:r>
+        <w:rPr>
+          <w:rFonts w:ascii="Times New Roman" w:hAnsi="Times New Roman" w:cs="Times New Roman"/>
+          <w:sz w:val="28"/>
+          <w:szCs w:val="28"/>
+        </w:rPr>
+        <w:t>7</w:t>
+      </w:r>
+      <w:r>
+        <w:rPr>
+          <w:rFonts w:ascii="Times New Roman" w:hAnsi="Times New Roman" w:cs="Times New Roman"/>
+          <w:sz w:val="28"/>
+          <w:szCs w:val="28"/>
+        </w:rPr>
+        <w:t xml:space="preserve"> представлена блок схема подмодуля </w:t>
+      </w:r>
+      <w:r>
+        <w:rPr>
+          <w:rFonts w:ascii="Times New Roman" w:hAnsi="Times New Roman" w:cs="Times New Roman"/>
+          <w:sz w:val="28"/>
+          <w:szCs w:val="28"/>
+        </w:rPr>
+        <w:t>удаления</w:t>
+      </w:r>
+      <w:r>
+        <w:rPr>
+          <w:rFonts w:ascii="Times New Roman" w:hAnsi="Times New Roman" w:cs="Times New Roman"/>
+          <w:sz w:val="28"/>
+          <w:szCs w:val="28"/>
+        </w:rPr>
+        <w:t xml:space="preserve"> товара.</w:t>
+      </w:r>
+    </w:p>
+    <w:p>
+      <w:pPr>
+        <w:pStyle w:val="a7"/>
+        <w:spacing w:after="0" w:line="360" w:lineRule="auto"/>
+        <w:ind w:left="0"/>
+        <w:contextualSpacing w:val="0"/>
+        <w:jc w:val="center"/>
+        <w:rPr>
+          <w:rFonts w:ascii="Times New Roman" w:hAnsi="Times New Roman" w:cs="Times New Roman"/>
+          <w:sz w:val="28"/>
+          <w:szCs w:val="28"/>
+        </w:rPr>
+      </w:pPr>
+      <w:r>
+        <w:object w:dxaOrig="6826" w:dyaOrig="13785" w14:anchorId="6C921C86">
+          <v:shape id="_x0000_i1104" type="#_x0000_t75" style="width:341.25pt;height:689.25pt" o:ole="">
+            <v:imagedata r:id="rId11" o:title=""/>
+          </v:shape>
+          <o:OLEObject Type="Embed" ProgID="Visio.Drawing.15" ShapeID="_x0000_i1104" DrawAspect="Content" ObjectID="_1835208126" r:id="rId12"/>
+        </w:object>
+      </w:r>
+    </w:p>
+    <w:p>
+      <w:pPr>
+        <w:pStyle w:val="a7"/>
+        <w:spacing w:after="240" w:line="360" w:lineRule="auto"/>
+        <w:ind w:left="709"/>
+        <w:jc w:val="both"/>
+        <w:rPr>
+          <w:rFonts w:ascii="Times New Roman" w:hAnsi="Times New Roman" w:cs="Times New Roman"/>
+          <w:sz w:val="28"/>
+          <w:szCs w:val="28"/>
+        </w:rPr>
+      </w:pPr>
+      <w:r>
+        <w:rPr>
+          <w:rFonts w:ascii="Times New Roman" w:hAnsi="Times New Roman" w:cs="Times New Roman"/>
+          <w:sz w:val="28"/>
+          <w:szCs w:val="28"/>
+        </w:rPr>
+        <w:t xml:space="preserve">Рисунок </w:t>
+      </w:r>
+      <w:r>
+        <w:rPr>
+          <w:rFonts w:ascii="Times New Roman" w:hAnsi="Times New Roman" w:cs="Times New Roman"/>
+          <w:sz w:val="28"/>
+          <w:szCs w:val="28"/>
+        </w:rPr>
+        <w:t>7</w:t>
+      </w:r>
+      <w:r>
+        <w:rPr>
+          <w:rFonts w:ascii="Times New Roman" w:hAnsi="Times New Roman" w:cs="Times New Roman"/>
+          <w:sz w:val="28"/>
+          <w:szCs w:val="28"/>
+        </w:rPr>
+        <w:t xml:space="preserve"> – Блок схема подмодуля </w:t>
+      </w:r>
+      <w:r>
+        <w:rPr>
+          <w:rFonts w:ascii="Times New Roman" w:hAnsi="Times New Roman" w:cs="Times New Roman"/>
+          <w:sz w:val="28"/>
+          <w:szCs w:val="28"/>
+        </w:rPr>
+        <w:t>удаления</w:t>
+      </w:r>
+      <w:r>
+        <w:rPr>
+          <w:rFonts w:ascii="Times New Roman" w:hAnsi="Times New Roman" w:cs="Times New Roman"/>
+          <w:sz w:val="28"/>
+          <w:szCs w:val="28"/>
+        </w:rPr>
+        <w:t xml:space="preserve"> товара</w:t>
       </w:r>
     </w:p>
     <w:p>
@@ -6967,6 +6572,7 @@
           <w:sz w:val="28"/>
           <w:szCs w:val="28"/>
         </w:rPr>
+        <w:lastRenderedPageBreak/>
         <w:t>Процесс обработки (на примере добавления товара):</w:t>
       </w:r>
     </w:p>
@@ -7058,7 +6664,6 @@
           <w:sz w:val="28"/>
           <w:szCs w:val="28"/>
         </w:rPr>
-        <w:lastRenderedPageBreak/>
         <w:t>если загружено изображение, оно масштабируется до 300×200 пикселей, сохраняется в папку приложения с уникальным именем; в базу записывается путь к файлу</w:t>
       </w:r>
       <w:r>
@@ -7092,43 +6697,7 @@
           <w:sz w:val="28"/>
           <w:szCs w:val="28"/>
         </w:rPr>
-        <w:t xml:space="preserve">выполняется </w:t>
-      </w:r>
-      <w:proofErr w:type="spellStart"/>
-      <w:r>
-        <w:rPr>
-          <w:rFonts w:ascii="Times New Roman" w:hAnsi="Times New Roman" w:cs="Times New Roman"/>
-          <w:sz w:val="28"/>
-          <w:szCs w:val="28"/>
-        </w:rPr>
-        <w:t>sql</w:t>
-      </w:r>
-      <w:proofErr w:type="spellEnd"/>
-      <w:r>
-        <w:rPr>
-          <w:rFonts w:ascii="Times New Roman" w:hAnsi="Times New Roman" w:cs="Times New Roman"/>
-          <w:sz w:val="28"/>
-          <w:szCs w:val="28"/>
-        </w:rPr>
-        <w:t xml:space="preserve">-запрос </w:t>
-      </w:r>
-      <w:proofErr w:type="spellStart"/>
-      <w:r>
-        <w:rPr>
-          <w:rFonts w:ascii="Times New Roman" w:hAnsi="Times New Roman" w:cs="Times New Roman"/>
-          <w:sz w:val="28"/>
-          <w:szCs w:val="28"/>
-        </w:rPr>
-        <w:t>insert</w:t>
-      </w:r>
-      <w:proofErr w:type="spellEnd"/>
-      <w:r>
-        <w:rPr>
-          <w:rFonts w:ascii="Times New Roman" w:hAnsi="Times New Roman" w:cs="Times New Roman"/>
-          <w:sz w:val="28"/>
-          <w:szCs w:val="28"/>
-        </w:rPr>
-        <w:t>; в случае успеха транзакция фиксируется, и список товаров обновляется</w:t>
+        <w:t>выполняется sql-запрос insert; в случае успеха транзакция фиксируется, и список товаров обновляется</w:t>
       </w:r>
       <w:r>
         <w:rPr>
@@ -7260,25 +6829,7 @@
           <w:sz w:val="28"/>
           <w:szCs w:val="28"/>
         </w:rPr>
-        <w:t xml:space="preserve">проверяется наличие товара в заказах (запрос к таблице </w:t>
-      </w:r>
-      <w:proofErr w:type="spellStart"/>
-      <w:r>
-        <w:rPr>
-          <w:rFonts w:ascii="Times New Roman" w:hAnsi="Times New Roman" w:cs="Times New Roman"/>
-          <w:sz w:val="28"/>
-          <w:szCs w:val="28"/>
-        </w:rPr>
-        <w:t>orderitems</w:t>
-      </w:r>
-      <w:proofErr w:type="spellEnd"/>
-      <w:r>
-        <w:rPr>
-          <w:rFonts w:ascii="Times New Roman" w:hAnsi="Times New Roman" w:cs="Times New Roman"/>
-          <w:sz w:val="28"/>
-          <w:szCs w:val="28"/>
-        </w:rPr>
-        <w:t>)</w:t>
+        <w:t>проверяется наличие товара в заказах (запрос к таблице orderitems)</w:t>
       </w:r>
       <w:r>
         <w:rPr>
@@ -7449,6 +7000,7 @@
           <w:sz w:val="28"/>
           <w:szCs w:val="28"/>
         </w:rPr>
+        <w:lastRenderedPageBreak/>
         <w:t>роль пользователя</w:t>
       </w:r>
       <w:r>
@@ -7593,7 +7145,6 @@
           <w:sz w:val="28"/>
           <w:szCs w:val="28"/>
         </w:rPr>
-        <w:lastRenderedPageBreak/>
         <w:t>обновлённая база данных после операций добавления/редактирования/удаления.</w:t>
       </w:r>
     </w:p>
@@ -7661,25 +7212,7 @@
           <w:sz w:val="28"/>
           <w:szCs w:val="28"/>
         </w:rPr>
-        <w:t xml:space="preserve">при переходе к разделу заказов модуль выполняет </w:t>
-      </w:r>
-      <w:proofErr w:type="spellStart"/>
-      <w:r>
-        <w:rPr>
-          <w:rFonts w:ascii="Times New Roman" w:hAnsi="Times New Roman" w:cs="Times New Roman"/>
-          <w:sz w:val="28"/>
-          <w:szCs w:val="28"/>
-        </w:rPr>
-        <w:t>sql</w:t>
-      </w:r>
-      <w:proofErr w:type="spellEnd"/>
-      <w:r>
-        <w:rPr>
-          <w:rFonts w:ascii="Times New Roman" w:hAnsi="Times New Roman" w:cs="Times New Roman"/>
-          <w:sz w:val="28"/>
-          <w:szCs w:val="28"/>
-        </w:rPr>
-        <w:t>-запрос на выборку всех заказов с объединением с данными пользователей</w:t>
+        <w:t>при переходе к разделу заказов модуль выполняет sql-запрос на выборку всех заказов с объединением с данными пользователей</w:t>
       </w:r>
       <w:r>
         <w:rPr>
@@ -7901,43 +7434,7 @@
           <w:sz w:val="28"/>
           <w:szCs w:val="28"/>
         </w:rPr>
-        <w:t xml:space="preserve">выполняется </w:t>
-      </w:r>
-      <w:proofErr w:type="spellStart"/>
-      <w:r>
-        <w:rPr>
-          <w:rFonts w:ascii="Times New Roman" w:hAnsi="Times New Roman" w:cs="Times New Roman"/>
-          <w:sz w:val="28"/>
-          <w:szCs w:val="28"/>
-        </w:rPr>
-        <w:t>insert</w:t>
-      </w:r>
-      <w:proofErr w:type="spellEnd"/>
-      <w:r>
-        <w:rPr>
-          <w:rFonts w:ascii="Times New Roman" w:hAnsi="Times New Roman" w:cs="Times New Roman"/>
-          <w:sz w:val="28"/>
-          <w:szCs w:val="28"/>
-        </w:rPr>
-        <w:t xml:space="preserve"> в таблицу </w:t>
-      </w:r>
-      <w:proofErr w:type="spellStart"/>
-      <w:r>
-        <w:rPr>
-          <w:rFonts w:ascii="Times New Roman" w:hAnsi="Times New Roman" w:cs="Times New Roman"/>
-          <w:sz w:val="28"/>
-          <w:szCs w:val="28"/>
-        </w:rPr>
-        <w:t>orders</w:t>
-      </w:r>
-      <w:proofErr w:type="spellEnd"/>
-      <w:r>
-        <w:rPr>
-          <w:rFonts w:ascii="Times New Roman" w:hAnsi="Times New Roman" w:cs="Times New Roman"/>
-          <w:sz w:val="28"/>
-          <w:szCs w:val="28"/>
-        </w:rPr>
-        <w:t>.</w:t>
+        <w:t>выполняется insert в таблицу orders.</w:t>
       </w:r>
     </w:p>
     <w:p>
@@ -7982,25 +7479,7 @@
           <w:sz w:val="28"/>
           <w:szCs w:val="28"/>
         </w:rPr>
-        <w:t xml:space="preserve">форма </w:t>
-      </w:r>
-      <w:proofErr w:type="spellStart"/>
-      <w:r>
-        <w:rPr>
-          <w:rFonts w:ascii="Times New Roman" w:hAnsi="Times New Roman" w:cs="Times New Roman"/>
-          <w:sz w:val="28"/>
-          <w:szCs w:val="28"/>
-        </w:rPr>
-        <w:t>предзаполняется</w:t>
-      </w:r>
-      <w:proofErr w:type="spellEnd"/>
-      <w:r>
-        <w:rPr>
-          <w:rFonts w:ascii="Times New Roman" w:hAnsi="Times New Roman" w:cs="Times New Roman"/>
-          <w:sz w:val="28"/>
-          <w:szCs w:val="28"/>
-        </w:rPr>
-        <w:t xml:space="preserve"> существующими данными</w:t>
+        <w:t>форма предзаполняется существующими данными</w:t>
       </w:r>
       <w:r>
         <w:rPr>
@@ -8033,25 +7512,7 @@
           <w:sz w:val="28"/>
           <w:szCs w:val="28"/>
         </w:rPr>
-        <w:t xml:space="preserve">после внесения изменений выполняется </w:t>
-      </w:r>
-      <w:proofErr w:type="spellStart"/>
-      <w:r>
-        <w:rPr>
-          <w:rFonts w:ascii="Times New Roman" w:hAnsi="Times New Roman" w:cs="Times New Roman"/>
-          <w:sz w:val="28"/>
-          <w:szCs w:val="28"/>
-        </w:rPr>
-        <w:t>update</w:t>
-      </w:r>
-      <w:proofErr w:type="spellEnd"/>
-      <w:r>
-        <w:rPr>
-          <w:rFonts w:ascii="Times New Roman" w:hAnsi="Times New Roman" w:cs="Times New Roman"/>
-          <w:sz w:val="28"/>
-          <w:szCs w:val="28"/>
-        </w:rPr>
-        <w:t>.</w:t>
+        <w:t>после внесения изменений выполняется update.</w:t>
       </w:r>
     </w:p>
     <w:p>
@@ -8096,61 +7557,7 @@
           <w:sz w:val="28"/>
           <w:szCs w:val="28"/>
         </w:rPr>
-        <w:t xml:space="preserve">выполняется </w:t>
-      </w:r>
-      <w:proofErr w:type="spellStart"/>
-      <w:r>
-        <w:rPr>
-          <w:rFonts w:ascii="Times New Roman" w:hAnsi="Times New Roman" w:cs="Times New Roman"/>
-          <w:sz w:val="28"/>
-          <w:szCs w:val="28"/>
-        </w:rPr>
-        <w:t>delete</w:t>
-      </w:r>
-      <w:proofErr w:type="spellEnd"/>
-      <w:r>
-        <w:rPr>
-          <w:rFonts w:ascii="Times New Roman" w:hAnsi="Times New Roman" w:cs="Times New Roman"/>
-          <w:sz w:val="28"/>
-          <w:szCs w:val="28"/>
-        </w:rPr>
-        <w:t xml:space="preserve"> (каскадное удаление позиций заказа обеспечивается настройками </w:t>
-      </w:r>
-      <w:proofErr w:type="spellStart"/>
-      <w:r>
-        <w:rPr>
-          <w:rFonts w:ascii="Times New Roman" w:hAnsi="Times New Roman" w:cs="Times New Roman"/>
-          <w:sz w:val="28"/>
-          <w:szCs w:val="28"/>
-        </w:rPr>
-        <w:t>бд</w:t>
-      </w:r>
-      <w:proofErr w:type="spellEnd"/>
-      <w:r>
-        <w:rPr>
-          <w:rFonts w:ascii="Times New Roman" w:hAnsi="Times New Roman" w:cs="Times New Roman"/>
-          <w:sz w:val="28"/>
-          <w:szCs w:val="28"/>
-        </w:rPr>
-        <w:t xml:space="preserve"> или </w:t>
-      </w:r>
-      <w:proofErr w:type="spellStart"/>
-      <w:r>
-        <w:rPr>
-          <w:rFonts w:ascii="Times New Roman" w:hAnsi="Times New Roman" w:cs="Times New Roman"/>
-          <w:sz w:val="28"/>
-          <w:szCs w:val="28"/>
-        </w:rPr>
-        <w:t>программно</w:t>
-      </w:r>
-      <w:proofErr w:type="spellEnd"/>
-      <w:r>
-        <w:rPr>
-          <w:rFonts w:ascii="Times New Roman" w:hAnsi="Times New Roman" w:cs="Times New Roman"/>
-          <w:sz w:val="28"/>
-          <w:szCs w:val="28"/>
-        </w:rPr>
-        <w:t>)</w:t>
+        <w:t>выполняется delete (каскадное удаление позиций заказа обеспечивается настройками бд или программно)</w:t>
       </w:r>
       <w:r>
         <w:rPr>
@@ -8183,6 +7590,7 @@
           <w:sz w:val="28"/>
           <w:szCs w:val="28"/>
         </w:rPr>
+        <w:lastRenderedPageBreak/>
         <w:t>после любой операции изменения список заказов обновляется.</w:t>
       </w:r>
     </w:p>
@@ -8257,11 +7665,13 @@
     </w:p>
     <w:p>
       <w:pPr>
-        <w:spacing w:before="240" w:after="0" w:line="480" w:lineRule="auto"/>
+        <w:spacing w:after="0" w:line="480" w:lineRule="auto"/>
         <w:ind w:firstLine="709"/>
         <w:jc w:val="both"/>
         <w:rPr>
           <w:rFonts w:ascii="Times New Roman" w:hAnsi="Times New Roman" w:cs="Times New Roman"/>
+          <w:b/>
+          <w:bCs/>
           <w:sz w:val="28"/>
           <w:szCs w:val="28"/>
         </w:rPr>
@@ -8273,12 +7683,20 @@
           <w:szCs w:val="28"/>
         </w:rPr>
         <w:lastRenderedPageBreak/>
-        <w:t>2.4 Тестирование программного продукта</w:t>
-      </w:r>
-    </w:p>
-    <w:p>
-      <w:pPr>
-        <w:spacing w:after="0" w:line="360" w:lineRule="auto"/>
+        <w:t xml:space="preserve">5 </w:t>
+      </w:r>
+      <w:r>
+        <w:rPr>
+          <w:rFonts w:ascii="Times New Roman" w:hAnsi="Times New Roman" w:cs="Times New Roman"/>
+          <w:sz w:val="28"/>
+          <w:szCs w:val="28"/>
+        </w:rPr>
+        <w:t>Результаты выполнения заданий демонстрационного экзамена</w:t>
+      </w:r>
+    </w:p>
+    <w:p>
+      <w:pPr>
+        <w:spacing w:before="240" w:after="240" w:line="360" w:lineRule="auto"/>
         <w:ind w:firstLine="709"/>
         <w:jc w:val="both"/>
         <w:rPr>
@@ -8287,6 +7705,2846 @@
           <w:szCs w:val="28"/>
         </w:rPr>
       </w:pPr>
+      <w:r>
+        <w:rPr>
+          <w:rFonts w:ascii="Times New Roman" w:hAnsi="Times New Roman" w:cs="Times New Roman"/>
+          <w:sz w:val="28"/>
+          <w:szCs w:val="28"/>
+        </w:rPr>
+        <w:t>5</w:t>
+      </w:r>
+      <w:r>
+        <w:rPr>
+          <w:rFonts w:ascii="Times New Roman" w:hAnsi="Times New Roman" w:cs="Times New Roman"/>
+          <w:sz w:val="28"/>
+          <w:szCs w:val="28"/>
+        </w:rPr>
+        <w:t>.1 Уровень ПА (промежуточная аттестация)</w:t>
+      </w:r>
+    </w:p>
+    <w:p>
+      <w:pPr>
+        <w:spacing w:after="0" w:line="360" w:lineRule="auto"/>
+        <w:ind w:firstLine="709"/>
+        <w:jc w:val="both"/>
+        <w:rPr>
+          <w:rFonts w:ascii="Times New Roman" w:hAnsi="Times New Roman" w:cs="Times New Roman"/>
+          <w:sz w:val="28"/>
+          <w:szCs w:val="28"/>
+        </w:rPr>
+      </w:pPr>
+      <w:r>
+        <w:rPr>
+          <w:rFonts w:ascii="Times New Roman" w:hAnsi="Times New Roman" w:cs="Times New Roman"/>
+          <w:sz w:val="28"/>
+          <w:szCs w:val="28"/>
+        </w:rPr>
+        <w:t>Модуль 1. Разработка базы данных средствами СУБД</w:t>
+      </w:r>
+    </w:p>
+    <w:p>
+      <w:pPr>
+        <w:spacing w:after="0" w:line="360" w:lineRule="auto"/>
+        <w:ind w:firstLine="709"/>
+        <w:jc w:val="both"/>
+        <w:rPr>
+          <w:rFonts w:ascii="Times New Roman" w:hAnsi="Times New Roman" w:cs="Times New Roman"/>
+          <w:sz w:val="28"/>
+          <w:szCs w:val="28"/>
+        </w:rPr>
+      </w:pPr>
+      <w:r>
+        <w:rPr>
+          <w:rFonts w:ascii="Times New Roman" w:hAnsi="Times New Roman" w:cs="Times New Roman"/>
+          <w:sz w:val="28"/>
+          <w:szCs w:val="28"/>
+        </w:rPr>
+        <w:t>Что сделано:</w:t>
+      </w:r>
+    </w:p>
+    <w:p>
+      <w:pPr>
+        <w:pStyle w:val="a7"/>
+        <w:numPr>
+          <w:ilvl w:val="0"/>
+          <w:numId w:val="5"/>
+        </w:numPr>
+        <w:spacing w:after="0" w:line="360" w:lineRule="auto"/>
+        <w:ind w:left="0" w:firstLine="709"/>
+        <w:jc w:val="both"/>
+        <w:rPr>
+          <w:rFonts w:ascii="Times New Roman" w:hAnsi="Times New Roman" w:cs="Times New Roman"/>
+          <w:sz w:val="28"/>
+          <w:szCs w:val="28"/>
+        </w:rPr>
+      </w:pPr>
+      <w:r>
+        <w:rPr>
+          <w:rFonts w:ascii="Times New Roman" w:hAnsi="Times New Roman" w:cs="Times New Roman"/>
+          <w:sz w:val="28"/>
+          <w:szCs w:val="28"/>
+        </w:rPr>
+        <w:t>с</w:t>
+      </w:r>
+      <w:r>
+        <w:rPr>
+          <w:rFonts w:ascii="Times New Roman" w:hAnsi="Times New Roman" w:cs="Times New Roman"/>
+          <w:sz w:val="28"/>
+          <w:szCs w:val="28"/>
+        </w:rPr>
+        <w:t>проектирована база данных в 3НФ</w:t>
+      </w:r>
+      <w:r>
+        <w:rPr>
+          <w:rFonts w:ascii="Times New Roman" w:hAnsi="Times New Roman" w:cs="Times New Roman"/>
+          <w:sz w:val="28"/>
+          <w:szCs w:val="28"/>
+        </w:rPr>
+        <w:t>;</w:t>
+      </w:r>
+    </w:p>
+    <w:p>
+      <w:pPr>
+        <w:pStyle w:val="a7"/>
+        <w:numPr>
+          <w:ilvl w:val="0"/>
+          <w:numId w:val="5"/>
+        </w:numPr>
+        <w:spacing w:after="0" w:line="360" w:lineRule="auto"/>
+        <w:ind w:left="0" w:firstLine="709"/>
+        <w:jc w:val="both"/>
+        <w:rPr>
+          <w:rFonts w:ascii="Times New Roman" w:hAnsi="Times New Roman" w:cs="Times New Roman"/>
+          <w:sz w:val="28"/>
+          <w:szCs w:val="28"/>
+          <w:lang w:val="en-US"/>
+        </w:rPr>
+      </w:pPr>
+      <w:r>
+        <w:rPr>
+          <w:rFonts w:ascii="Times New Roman" w:hAnsi="Times New Roman" w:cs="Times New Roman"/>
+          <w:sz w:val="28"/>
+          <w:szCs w:val="28"/>
+        </w:rPr>
+        <w:t>с</w:t>
+      </w:r>
+      <w:r>
+        <w:rPr>
+          <w:rFonts w:ascii="Times New Roman" w:hAnsi="Times New Roman" w:cs="Times New Roman"/>
+          <w:sz w:val="28"/>
+          <w:szCs w:val="28"/>
+        </w:rPr>
+        <w:t>озданы</w:t>
+      </w:r>
+      <w:r>
+        <w:rPr>
+          <w:rFonts w:ascii="Times New Roman" w:hAnsi="Times New Roman" w:cs="Times New Roman"/>
+          <w:sz w:val="28"/>
+          <w:szCs w:val="28"/>
+          <w:lang w:val="en-US"/>
+        </w:rPr>
+        <w:t xml:space="preserve"> </w:t>
+      </w:r>
+      <w:r>
+        <w:rPr>
+          <w:rFonts w:ascii="Times New Roman" w:hAnsi="Times New Roman" w:cs="Times New Roman"/>
+          <w:sz w:val="28"/>
+          <w:szCs w:val="28"/>
+        </w:rPr>
+        <w:t>таблицы</w:t>
+      </w:r>
+      <w:r>
+        <w:rPr>
+          <w:rFonts w:ascii="Times New Roman" w:hAnsi="Times New Roman" w:cs="Times New Roman"/>
+          <w:sz w:val="28"/>
+          <w:szCs w:val="28"/>
+          <w:lang w:val="en-US"/>
+        </w:rPr>
+        <w:t xml:space="preserve"> Users, Products, Orders, OrderItems, PickupPoints</w:t>
+      </w:r>
+      <w:r>
+        <w:rPr>
+          <w:rFonts w:ascii="Times New Roman" w:hAnsi="Times New Roman" w:cs="Times New Roman"/>
+          <w:sz w:val="28"/>
+          <w:szCs w:val="28"/>
+          <w:lang w:val="en-US"/>
+        </w:rPr>
+        <w:t>;</w:t>
+      </w:r>
+    </w:p>
+    <w:p>
+      <w:pPr>
+        <w:pStyle w:val="a7"/>
+        <w:numPr>
+          <w:ilvl w:val="0"/>
+          <w:numId w:val="5"/>
+        </w:numPr>
+        <w:spacing w:after="0" w:line="360" w:lineRule="auto"/>
+        <w:ind w:left="0" w:firstLine="709"/>
+        <w:jc w:val="both"/>
+        <w:rPr>
+          <w:rFonts w:ascii="Times New Roman" w:hAnsi="Times New Roman" w:cs="Times New Roman"/>
+          <w:sz w:val="28"/>
+          <w:szCs w:val="28"/>
+        </w:rPr>
+      </w:pPr>
+      <w:r>
+        <w:rPr>
+          <w:rFonts w:ascii="Times New Roman" w:hAnsi="Times New Roman" w:cs="Times New Roman"/>
+          <w:sz w:val="28"/>
+          <w:szCs w:val="28"/>
+        </w:rPr>
+        <w:t>з</w:t>
+      </w:r>
+      <w:r>
+        <w:rPr>
+          <w:rFonts w:ascii="Times New Roman" w:hAnsi="Times New Roman" w:cs="Times New Roman"/>
+          <w:sz w:val="28"/>
+          <w:szCs w:val="28"/>
+        </w:rPr>
+        <w:t>агружены начальные данные из Приложения 2</w:t>
+      </w:r>
+      <w:r>
+        <w:rPr>
+          <w:rFonts w:ascii="Times New Roman" w:hAnsi="Times New Roman" w:cs="Times New Roman"/>
+          <w:sz w:val="28"/>
+          <w:szCs w:val="28"/>
+        </w:rPr>
+        <w:t>;</w:t>
+      </w:r>
+    </w:p>
+    <w:p>
+      <w:pPr>
+        <w:pStyle w:val="a7"/>
+        <w:numPr>
+          <w:ilvl w:val="0"/>
+          <w:numId w:val="5"/>
+        </w:numPr>
+        <w:spacing w:after="0" w:line="360" w:lineRule="auto"/>
+        <w:ind w:left="0" w:firstLine="709"/>
+        <w:jc w:val="both"/>
+        <w:rPr>
+          <w:rFonts w:ascii="Times New Roman" w:hAnsi="Times New Roman" w:cs="Times New Roman"/>
+          <w:sz w:val="28"/>
+          <w:szCs w:val="28"/>
+        </w:rPr>
+      </w:pPr>
+      <w:r>
+        <w:rPr>
+          <w:rFonts w:ascii="Times New Roman" w:hAnsi="Times New Roman" w:cs="Times New Roman"/>
+          <w:sz w:val="28"/>
+          <w:szCs w:val="28"/>
+        </w:rPr>
+        <w:t xml:space="preserve">построена </w:t>
+      </w:r>
+      <w:r>
+        <w:rPr>
+          <w:rFonts w:ascii="Times New Roman" w:hAnsi="Times New Roman" w:cs="Times New Roman"/>
+          <w:sz w:val="28"/>
+          <w:szCs w:val="28"/>
+          <w:lang w:val="en-US"/>
+        </w:rPr>
+        <w:t>ER-</w:t>
+      </w:r>
+      <w:r>
+        <w:rPr>
+          <w:rFonts w:ascii="Times New Roman" w:hAnsi="Times New Roman" w:cs="Times New Roman"/>
+          <w:sz w:val="28"/>
+          <w:szCs w:val="28"/>
+        </w:rPr>
+        <w:t>диаграмма.</w:t>
+      </w:r>
+    </w:p>
+    <w:p>
+      <w:pPr>
+        <w:spacing w:after="0" w:line="360" w:lineRule="auto"/>
+        <w:ind w:firstLine="709"/>
+        <w:jc w:val="both"/>
+        <w:rPr>
+          <w:rFonts w:ascii="Times New Roman" w:eastAsia="Times New Roman" w:hAnsi="Times New Roman" w:cs="Times New Roman"/>
+          <w:color w:val="000000"/>
+          <w:kern w:val="0"/>
+          <w:sz w:val="28"/>
+          <w:szCs w:val="28"/>
+          <w14:ligatures w14:val="none"/>
+        </w:rPr>
+      </w:pPr>
+      <w:r>
+        <w:rPr>
+          <w:rFonts w:ascii="Times New Roman" w:hAnsi="Times New Roman" w:cs="Times New Roman"/>
+          <w:sz w:val="28"/>
+          <w:szCs w:val="28"/>
+        </w:rPr>
+        <w:t>ER-диаграмма</w:t>
+      </w:r>
+      <w:r>
+        <w:rPr>
+          <w:rFonts w:ascii="Times New Roman" w:hAnsi="Times New Roman" w:cs="Times New Roman"/>
+          <w:sz w:val="28"/>
+          <w:szCs w:val="28"/>
+        </w:rPr>
+        <w:t xml:space="preserve"> представлена в пункте </w:t>
+      </w:r>
+      <w:r>
+        <w:rPr>
+          <w:rFonts w:ascii="Times New Roman" w:eastAsia="Times New Roman" w:hAnsi="Times New Roman" w:cs="Times New Roman"/>
+          <w:color w:val="000000"/>
+          <w:kern w:val="0"/>
+          <w:sz w:val="28"/>
+          <w:szCs w:val="28"/>
+          <w14:ligatures w14:val="none"/>
+        </w:rPr>
+        <w:t>3</w:t>
+      </w:r>
+      <w:r>
+        <w:rPr>
+          <w:rFonts w:ascii="Times New Roman" w:eastAsia="Times New Roman" w:hAnsi="Times New Roman" w:cs="Times New Roman"/>
+          <w:color w:val="000000"/>
+          <w:kern w:val="0"/>
+          <w:sz w:val="28"/>
+          <w:szCs w:val="28"/>
+          <w14:ligatures w14:val="none"/>
+        </w:rPr>
+        <w:t xml:space="preserve"> </w:t>
+      </w:r>
+      <w:r>
+        <w:rPr>
+          <w:rFonts w:ascii="Times New Roman" w:eastAsia="Times New Roman" w:hAnsi="Times New Roman" w:cs="Times New Roman"/>
+          <w:color w:val="000000"/>
+          <w:kern w:val="0"/>
+          <w:sz w:val="28"/>
+          <w:szCs w:val="28"/>
+          <w14:ligatures w14:val="none"/>
+        </w:rPr>
+        <w:t>«</w:t>
+      </w:r>
+      <w:r>
+        <w:rPr>
+          <w:rFonts w:ascii="Times New Roman" w:eastAsia="Times New Roman" w:hAnsi="Times New Roman" w:cs="Times New Roman"/>
+          <w:color w:val="000000"/>
+          <w:kern w:val="0"/>
+          <w:sz w:val="28"/>
+          <w:szCs w:val="28"/>
+          <w14:ligatures w14:val="none"/>
+        </w:rPr>
+        <w:t>Описание модели данных</w:t>
+      </w:r>
+      <w:r>
+        <w:rPr>
+          <w:rFonts w:ascii="Times New Roman" w:eastAsia="Times New Roman" w:hAnsi="Times New Roman" w:cs="Times New Roman"/>
+          <w:color w:val="000000"/>
+          <w:kern w:val="0"/>
+          <w:sz w:val="28"/>
+          <w:szCs w:val="28"/>
+          <w14:ligatures w14:val="none"/>
+        </w:rPr>
+        <w:t>»</w:t>
+      </w:r>
+      <w:r>
+        <w:rPr>
+          <w:rFonts w:ascii="Times New Roman" w:eastAsia="Times New Roman" w:hAnsi="Times New Roman" w:cs="Times New Roman"/>
+          <w:color w:val="000000"/>
+          <w:kern w:val="0"/>
+          <w:sz w:val="28"/>
+          <w:szCs w:val="28"/>
+          <w14:ligatures w14:val="none"/>
+        </w:rPr>
+        <w:t xml:space="preserve"> (Рисунок 4)</w:t>
+      </w:r>
+      <w:r>
+        <w:rPr>
+          <w:rFonts w:ascii="Times New Roman" w:hAnsi="Times New Roman" w:cs="Times New Roman"/>
+          <w:sz w:val="28"/>
+          <w:szCs w:val="28"/>
+        </w:rPr>
+        <w:t>.</w:t>
+      </w:r>
+    </w:p>
+    <w:p>
+      <w:pPr>
+        <w:spacing w:after="0" w:line="360" w:lineRule="auto"/>
+        <w:ind w:firstLine="709"/>
+        <w:jc w:val="both"/>
+        <w:rPr>
+          <w:rFonts w:ascii="Times New Roman" w:hAnsi="Times New Roman" w:cs="Times New Roman"/>
+          <w:sz w:val="28"/>
+          <w:szCs w:val="28"/>
+        </w:rPr>
+      </w:pPr>
+      <w:r>
+        <w:rPr>
+          <w:rFonts w:ascii="Times New Roman" w:hAnsi="Times New Roman" w:cs="Times New Roman"/>
+          <w:sz w:val="28"/>
+          <w:szCs w:val="28"/>
+        </w:rPr>
+        <w:t xml:space="preserve">Таблицы с данными в СУБД </w:t>
+      </w:r>
+      <w:r>
+        <w:rPr>
+          <w:rFonts w:ascii="Times New Roman" w:hAnsi="Times New Roman" w:cs="Times New Roman"/>
+          <w:sz w:val="28"/>
+          <w:szCs w:val="28"/>
+        </w:rPr>
+        <w:t>представлены в «Приложение Г»</w:t>
+      </w:r>
+      <w:r>
+        <w:rPr>
+          <w:rFonts w:ascii="Times New Roman" w:hAnsi="Times New Roman" w:cs="Times New Roman"/>
+          <w:sz w:val="28"/>
+          <w:szCs w:val="28"/>
+        </w:rPr>
+        <w:t>.</w:t>
+      </w:r>
+    </w:p>
+    <w:p>
+      <w:pPr>
+        <w:spacing w:after="0" w:line="360" w:lineRule="auto"/>
+        <w:ind w:firstLine="709"/>
+        <w:jc w:val="both"/>
+        <w:rPr>
+          <w:rFonts w:ascii="Times New Roman" w:hAnsi="Times New Roman" w:cs="Times New Roman"/>
+          <w:sz w:val="28"/>
+          <w:szCs w:val="28"/>
+        </w:rPr>
+      </w:pPr>
+      <w:r>
+        <w:rPr>
+          <w:rFonts w:ascii="Times New Roman" w:hAnsi="Times New Roman" w:cs="Times New Roman"/>
+          <w:sz w:val="28"/>
+          <w:szCs w:val="28"/>
+        </w:rPr>
+        <w:t>Модуль 2. Разработка алгоритма и создание приложения</w:t>
+      </w:r>
+    </w:p>
+    <w:p>
+      <w:pPr>
+        <w:spacing w:after="0" w:line="360" w:lineRule="auto"/>
+        <w:ind w:firstLine="709"/>
+        <w:jc w:val="both"/>
+        <w:rPr>
+          <w:rFonts w:ascii="Times New Roman" w:hAnsi="Times New Roman" w:cs="Times New Roman"/>
+          <w:sz w:val="28"/>
+          <w:szCs w:val="28"/>
+        </w:rPr>
+      </w:pPr>
+      <w:r>
+        <w:rPr>
+          <w:rFonts w:ascii="Times New Roman" w:hAnsi="Times New Roman" w:cs="Times New Roman"/>
+          <w:sz w:val="28"/>
+          <w:szCs w:val="28"/>
+        </w:rPr>
+        <w:t>Что сделано:</w:t>
+      </w:r>
+    </w:p>
+    <w:p>
+      <w:pPr>
+        <w:pStyle w:val="a7"/>
+        <w:numPr>
+          <w:ilvl w:val="0"/>
+          <w:numId w:val="5"/>
+        </w:numPr>
+        <w:spacing w:after="0" w:line="360" w:lineRule="auto"/>
+        <w:ind w:left="0" w:firstLine="709"/>
+        <w:jc w:val="both"/>
+        <w:rPr>
+          <w:rFonts w:ascii="Times New Roman" w:hAnsi="Times New Roman" w:cs="Times New Roman"/>
+          <w:sz w:val="28"/>
+          <w:szCs w:val="28"/>
+        </w:rPr>
+      </w:pPr>
+      <w:r>
+        <w:rPr>
+          <w:rFonts w:ascii="Times New Roman" w:hAnsi="Times New Roman" w:cs="Times New Roman"/>
+          <w:sz w:val="28"/>
+          <w:szCs w:val="28"/>
+        </w:rPr>
+        <w:t>разработана блок-схема основного алгоритма</w:t>
+      </w:r>
+      <w:r>
+        <w:rPr>
+          <w:rFonts w:ascii="Times New Roman" w:hAnsi="Times New Roman" w:cs="Times New Roman"/>
+          <w:sz w:val="28"/>
+          <w:szCs w:val="28"/>
+        </w:rPr>
+        <w:t>;</w:t>
+      </w:r>
+    </w:p>
+    <w:p>
+      <w:pPr>
+        <w:pStyle w:val="a7"/>
+        <w:numPr>
+          <w:ilvl w:val="0"/>
+          <w:numId w:val="5"/>
+        </w:numPr>
+        <w:spacing w:after="0" w:line="360" w:lineRule="auto"/>
+        <w:ind w:left="0" w:firstLine="709"/>
+        <w:jc w:val="both"/>
+        <w:rPr>
+          <w:rFonts w:ascii="Times New Roman" w:hAnsi="Times New Roman" w:cs="Times New Roman"/>
+          <w:sz w:val="28"/>
+          <w:szCs w:val="28"/>
+        </w:rPr>
+      </w:pPr>
+      <w:r>
+        <w:rPr>
+          <w:rFonts w:ascii="Times New Roman" w:hAnsi="Times New Roman" w:cs="Times New Roman"/>
+          <w:sz w:val="28"/>
+          <w:szCs w:val="28"/>
+        </w:rPr>
+        <w:t>реализовано окно входа с возможностью входа как гость</w:t>
+      </w:r>
+      <w:r>
+        <w:rPr>
+          <w:rFonts w:ascii="Times New Roman" w:hAnsi="Times New Roman" w:cs="Times New Roman"/>
+          <w:sz w:val="28"/>
+          <w:szCs w:val="28"/>
+        </w:rPr>
+        <w:t>;</w:t>
+      </w:r>
+    </w:p>
+    <w:p>
+      <w:pPr>
+        <w:pStyle w:val="a7"/>
+        <w:numPr>
+          <w:ilvl w:val="0"/>
+          <w:numId w:val="5"/>
+        </w:numPr>
+        <w:spacing w:after="0" w:line="360" w:lineRule="auto"/>
+        <w:ind w:left="0" w:firstLine="709"/>
+        <w:jc w:val="both"/>
+        <w:rPr>
+          <w:rFonts w:ascii="Times New Roman" w:hAnsi="Times New Roman" w:cs="Times New Roman"/>
+          <w:sz w:val="28"/>
+          <w:szCs w:val="28"/>
+        </w:rPr>
+      </w:pPr>
+      <w:r>
+        <w:rPr>
+          <w:rFonts w:ascii="Times New Roman" w:hAnsi="Times New Roman" w:cs="Times New Roman"/>
+          <w:sz w:val="28"/>
+          <w:szCs w:val="28"/>
+        </w:rPr>
+        <w:t>реализован просмотр товаров для всех ролей</w:t>
+      </w:r>
+      <w:r>
+        <w:rPr>
+          <w:rFonts w:ascii="Times New Roman" w:hAnsi="Times New Roman" w:cs="Times New Roman"/>
+          <w:sz w:val="28"/>
+          <w:szCs w:val="28"/>
+        </w:rPr>
+        <w:t>;</w:t>
+      </w:r>
+    </w:p>
+    <w:p>
+      <w:pPr>
+        <w:pStyle w:val="a7"/>
+        <w:numPr>
+          <w:ilvl w:val="0"/>
+          <w:numId w:val="5"/>
+        </w:numPr>
+        <w:spacing w:after="0" w:line="360" w:lineRule="auto"/>
+        <w:ind w:left="0" w:firstLine="709"/>
+        <w:jc w:val="both"/>
+        <w:rPr>
+          <w:rFonts w:ascii="Times New Roman" w:hAnsi="Times New Roman" w:cs="Times New Roman"/>
+          <w:sz w:val="28"/>
+          <w:szCs w:val="28"/>
+        </w:rPr>
+      </w:pPr>
+      <w:r>
+        <w:rPr>
+          <w:rFonts w:ascii="Times New Roman" w:hAnsi="Times New Roman" w:cs="Times New Roman"/>
+          <w:sz w:val="28"/>
+          <w:szCs w:val="28"/>
+        </w:rPr>
+        <w:t>добавлено условное форматирование (подсветка скидок, отсутствие на складе)</w:t>
+      </w:r>
+      <w:r>
+        <w:rPr>
+          <w:rFonts w:ascii="Times New Roman" w:hAnsi="Times New Roman" w:cs="Times New Roman"/>
+          <w:sz w:val="28"/>
+          <w:szCs w:val="28"/>
+        </w:rPr>
+        <w:t>;</w:t>
+      </w:r>
+    </w:p>
+    <w:p>
+      <w:pPr>
+        <w:pStyle w:val="a7"/>
+        <w:numPr>
+          <w:ilvl w:val="0"/>
+          <w:numId w:val="5"/>
+        </w:numPr>
+        <w:spacing w:after="0" w:line="360" w:lineRule="auto"/>
+        <w:ind w:left="0" w:firstLine="709"/>
+        <w:jc w:val="both"/>
+        <w:rPr>
+          <w:rFonts w:ascii="Times New Roman" w:hAnsi="Times New Roman" w:cs="Times New Roman"/>
+          <w:sz w:val="28"/>
+          <w:szCs w:val="28"/>
+        </w:rPr>
+      </w:pPr>
+      <w:r>
+        <w:rPr>
+          <w:rFonts w:ascii="Times New Roman" w:hAnsi="Times New Roman" w:cs="Times New Roman"/>
+          <w:sz w:val="28"/>
+          <w:szCs w:val="28"/>
+        </w:rPr>
+        <w:t>выполнена отладка</w:t>
+      </w:r>
+      <w:r>
+        <w:rPr>
+          <w:rFonts w:ascii="Times New Roman" w:hAnsi="Times New Roman" w:cs="Times New Roman"/>
+          <w:sz w:val="28"/>
+          <w:szCs w:val="28"/>
+        </w:rPr>
+        <w:t>.</w:t>
+      </w:r>
+    </w:p>
+    <w:p>
+      <w:pPr>
+        <w:pStyle w:val="a7"/>
+        <w:spacing w:after="0" w:line="360" w:lineRule="auto"/>
+        <w:ind w:left="709"/>
+        <w:jc w:val="both"/>
+        <w:rPr>
+          <w:rFonts w:ascii="Times New Roman" w:hAnsi="Times New Roman" w:cs="Times New Roman"/>
+          <w:sz w:val="28"/>
+          <w:szCs w:val="28"/>
+        </w:rPr>
+      </w:pPr>
+      <w:r>
+        <w:rPr>
+          <w:rFonts w:ascii="Times New Roman" w:hAnsi="Times New Roman" w:cs="Times New Roman"/>
+          <w:sz w:val="28"/>
+          <w:szCs w:val="28"/>
+        </w:rPr>
+        <w:t>Блок</w:t>
+      </w:r>
+      <w:r>
+        <w:rPr>
+          <w:rFonts w:ascii="Times New Roman" w:hAnsi="Times New Roman" w:cs="Times New Roman"/>
+          <w:sz w:val="28"/>
+          <w:szCs w:val="28"/>
+        </w:rPr>
+        <w:t>-</w:t>
+      </w:r>
+      <w:r>
+        <w:rPr>
+          <w:rFonts w:ascii="Times New Roman" w:hAnsi="Times New Roman" w:cs="Times New Roman"/>
+          <w:sz w:val="28"/>
+          <w:szCs w:val="28"/>
+        </w:rPr>
+        <w:t>схемы основных алгоритмов представлен</w:t>
+      </w:r>
+      <w:r>
+        <w:rPr>
+          <w:rFonts w:ascii="Times New Roman" w:hAnsi="Times New Roman" w:cs="Times New Roman"/>
+          <w:sz w:val="28"/>
+          <w:szCs w:val="28"/>
+        </w:rPr>
+        <w:t>ы</w:t>
+      </w:r>
+      <w:r>
+        <w:rPr>
+          <w:rFonts w:ascii="Times New Roman" w:hAnsi="Times New Roman" w:cs="Times New Roman"/>
+          <w:sz w:val="28"/>
+          <w:szCs w:val="28"/>
+        </w:rPr>
+        <w:t xml:space="preserve"> в пункте </w:t>
+      </w:r>
+      <w:r>
+        <w:rPr>
+          <w:rFonts w:ascii="Times New Roman" w:hAnsi="Times New Roman" w:cs="Times New Roman"/>
+          <w:sz w:val="28"/>
+          <w:szCs w:val="28"/>
+        </w:rPr>
+        <w:t xml:space="preserve">4 </w:t>
+      </w:r>
+      <w:r>
+        <w:rPr>
+          <w:rFonts w:ascii="Times New Roman" w:hAnsi="Times New Roman" w:cs="Times New Roman"/>
+          <w:sz w:val="28"/>
+          <w:szCs w:val="28"/>
+        </w:rPr>
+        <w:t>«</w:t>
+      </w:r>
+      <w:r>
+        <w:rPr>
+          <w:rFonts w:ascii="Times New Roman" w:hAnsi="Times New Roman" w:cs="Times New Roman"/>
+          <w:sz w:val="28"/>
+          <w:szCs w:val="28"/>
+        </w:rPr>
+        <w:t>Описание основных программных модулей</w:t>
+      </w:r>
+      <w:r>
+        <w:rPr>
+          <w:rFonts w:ascii="Times New Roman" w:hAnsi="Times New Roman" w:cs="Times New Roman"/>
+          <w:sz w:val="28"/>
+          <w:szCs w:val="28"/>
+        </w:rPr>
+        <w:t>», а также в «Приложение Д» и «Приложение Е»</w:t>
+      </w:r>
+      <w:r>
+        <w:rPr>
+          <w:rFonts w:ascii="Times New Roman" w:hAnsi="Times New Roman" w:cs="Times New Roman"/>
+          <w:sz w:val="28"/>
+          <w:szCs w:val="28"/>
+        </w:rPr>
+        <w:t>.</w:t>
+      </w:r>
+    </w:p>
+    <w:p>
+      <w:pPr>
+        <w:spacing w:after="0" w:line="360" w:lineRule="auto"/>
+        <w:ind w:firstLine="709"/>
+        <w:jc w:val="both"/>
+        <w:rPr>
+          <w:rFonts w:ascii="Times New Roman" w:hAnsi="Times New Roman" w:cs="Times New Roman"/>
+          <w:sz w:val="28"/>
+          <w:szCs w:val="28"/>
+        </w:rPr>
+      </w:pPr>
+      <w:r>
+        <w:rPr>
+          <w:rFonts w:ascii="Times New Roman" w:hAnsi="Times New Roman" w:cs="Times New Roman"/>
+          <w:sz w:val="28"/>
+          <w:szCs w:val="28"/>
+        </w:rPr>
+        <w:t xml:space="preserve">На рисунке </w:t>
+      </w:r>
+      <w:r>
+        <w:rPr>
+          <w:rFonts w:ascii="Times New Roman" w:hAnsi="Times New Roman" w:cs="Times New Roman"/>
+          <w:sz w:val="28"/>
+          <w:szCs w:val="28"/>
+        </w:rPr>
+        <w:t>12 представлена форма входа в систему.</w:t>
+      </w:r>
+    </w:p>
+    <w:p>
+      <w:pPr>
+        <w:spacing w:after="0" w:line="360" w:lineRule="auto"/>
+        <w:jc w:val="center"/>
+        <w:rPr>
+          <w:rFonts w:ascii="Times New Roman" w:hAnsi="Times New Roman" w:cs="Times New Roman"/>
+          <w:sz w:val="28"/>
+          <w:szCs w:val="28"/>
+        </w:rPr>
+      </w:pPr>
+      <w:r>
+        <w:rPr>
+          <w:rFonts w:ascii="Times New Roman" w:hAnsi="Times New Roman" w:cs="Times New Roman"/>
+          <w:sz w:val="28"/>
+          <w:szCs w:val="28"/>
+        </w:rPr>
+        <w:lastRenderedPageBreak/>
+        <w:drawing>
+          <wp:inline distT="0" distB="0" distL="0" distR="0" wp14:anchorId="7B22C2BF" wp14:editId="7F9604D5">
+            <wp:extent cx="3820058" cy="1962424"/>
+            <wp:effectExtent l="0" t="0" r="9525" b="0"/>
+            <wp:docPr id="930412300" name="Рисунок 1"/>
+            <wp:cNvGraphicFramePr>
+              <a:graphicFrameLocks xmlns:a="http://schemas.openxmlformats.org/drawingml/2006/main" noChangeAspect="1"/>
+            </wp:cNvGraphicFramePr>
+            <a:graphic xmlns:a="http://schemas.openxmlformats.org/drawingml/2006/main">
+              <a:graphicData uri="http://schemas.openxmlformats.org/drawingml/2006/picture">
+                <pic:pic xmlns:pic="http://schemas.openxmlformats.org/drawingml/2006/picture">
+                  <pic:nvPicPr>
+                    <pic:cNvPr id="930412300" name=""/>
+                    <pic:cNvPicPr/>
+                  </pic:nvPicPr>
+                  <pic:blipFill>
+                    <a:blip r:embed="rId13"/>
+                    <a:stretch>
+                      <a:fillRect/>
+                    </a:stretch>
+                  </pic:blipFill>
+                  <pic:spPr>
+                    <a:xfrm>
+                      <a:off x="0" y="0"/>
+                      <a:ext cx="3820058" cy="1962424"/>
+                    </a:xfrm>
+                    <a:prstGeom prst="rect">
+                      <a:avLst/>
+                    </a:prstGeom>
+                  </pic:spPr>
+                </pic:pic>
+              </a:graphicData>
+            </a:graphic>
+          </wp:inline>
+        </w:drawing>
+      </w:r>
+    </w:p>
+    <w:p>
+      <w:pPr>
+        <w:spacing w:after="240" w:line="360" w:lineRule="auto"/>
+        <w:ind w:firstLine="709"/>
+        <w:jc w:val="both"/>
+        <w:rPr>
+          <w:rFonts w:ascii="Times New Roman" w:hAnsi="Times New Roman" w:cs="Times New Roman"/>
+          <w:sz w:val="28"/>
+          <w:szCs w:val="28"/>
+        </w:rPr>
+      </w:pPr>
+      <w:r>
+        <w:rPr>
+          <w:rFonts w:ascii="Times New Roman" w:hAnsi="Times New Roman" w:cs="Times New Roman"/>
+          <w:sz w:val="28"/>
+          <w:szCs w:val="28"/>
+        </w:rPr>
+        <w:t>Рисунок 12 – Форма входа в систему</w:t>
+      </w:r>
+    </w:p>
+    <w:p>
+      <w:pPr>
+        <w:spacing w:after="0" w:line="360" w:lineRule="auto"/>
+        <w:ind w:firstLine="709"/>
+        <w:jc w:val="both"/>
+        <w:rPr>
+          <w:rFonts w:ascii="Times New Roman" w:hAnsi="Times New Roman" w:cs="Times New Roman"/>
+          <w:sz w:val="28"/>
+          <w:szCs w:val="28"/>
+        </w:rPr>
+      </w:pPr>
+      <w:r>
+        <w:rPr>
+          <w:rFonts w:ascii="Times New Roman" w:hAnsi="Times New Roman" w:cs="Times New Roman"/>
+          <w:sz w:val="28"/>
+          <w:szCs w:val="28"/>
+        </w:rPr>
+        <w:t>На рисунке 13 представлена форма со с</w:t>
+      </w:r>
+      <w:r>
+        <w:rPr>
+          <w:rFonts w:ascii="Times New Roman" w:hAnsi="Times New Roman" w:cs="Times New Roman"/>
+          <w:sz w:val="28"/>
+          <w:szCs w:val="28"/>
+        </w:rPr>
+        <w:t>пис</w:t>
+      </w:r>
+      <w:r>
+        <w:rPr>
+          <w:rFonts w:ascii="Times New Roman" w:hAnsi="Times New Roman" w:cs="Times New Roman"/>
+          <w:sz w:val="28"/>
+          <w:szCs w:val="28"/>
+        </w:rPr>
+        <w:t>ком</w:t>
+      </w:r>
+      <w:r>
+        <w:rPr>
+          <w:rFonts w:ascii="Times New Roman" w:hAnsi="Times New Roman" w:cs="Times New Roman"/>
+          <w:sz w:val="28"/>
+          <w:szCs w:val="28"/>
+        </w:rPr>
+        <w:t xml:space="preserve"> товаров для</w:t>
+      </w:r>
+      <w:r>
+        <w:rPr>
+          <w:rFonts w:ascii="Times New Roman" w:hAnsi="Times New Roman" w:cs="Times New Roman"/>
+          <w:sz w:val="28"/>
+          <w:szCs w:val="28"/>
+        </w:rPr>
+        <w:t xml:space="preserve"> роли</w:t>
+      </w:r>
+      <w:r>
+        <w:rPr>
+          <w:rFonts w:ascii="Times New Roman" w:hAnsi="Times New Roman" w:cs="Times New Roman"/>
+          <w:sz w:val="28"/>
+          <w:szCs w:val="28"/>
+        </w:rPr>
+        <w:t xml:space="preserve"> гост</w:t>
+      </w:r>
+      <w:r>
+        <w:rPr>
+          <w:rFonts w:ascii="Times New Roman" w:hAnsi="Times New Roman" w:cs="Times New Roman"/>
+          <w:sz w:val="28"/>
+          <w:szCs w:val="28"/>
+        </w:rPr>
+        <w:t>я</w:t>
+      </w:r>
+      <w:r>
+        <w:rPr>
+          <w:rFonts w:ascii="Times New Roman" w:hAnsi="Times New Roman" w:cs="Times New Roman"/>
+          <w:sz w:val="28"/>
+          <w:szCs w:val="28"/>
+        </w:rPr>
+        <w:t>.</w:t>
+      </w:r>
+    </w:p>
+    <w:p>
+      <w:pPr>
+        <w:spacing w:after="0" w:line="360" w:lineRule="auto"/>
+        <w:jc w:val="center"/>
+        <w:rPr>
+          <w:rFonts w:ascii="Times New Roman" w:hAnsi="Times New Roman" w:cs="Times New Roman"/>
+          <w:sz w:val="28"/>
+          <w:szCs w:val="28"/>
+          <w:lang w:val="en-US"/>
+        </w:rPr>
+      </w:pPr>
+      <w:r>
+        <w:rPr>
+          <w:rFonts w:ascii="Times New Roman" w:hAnsi="Times New Roman" w:cs="Times New Roman"/>
+          <w:sz w:val="28"/>
+          <w:szCs w:val="28"/>
+          <w:lang w:val="en-US"/>
+        </w:rPr>
+        <w:drawing>
+          <wp:inline distT="0" distB="0" distL="0" distR="0" wp14:anchorId="1DF67675" wp14:editId="716F726D">
+            <wp:extent cx="5940425" cy="3584575"/>
+            <wp:effectExtent l="0" t="0" r="3175" b="0"/>
+            <wp:docPr id="965228089" name="Рисунок 1"/>
+            <wp:cNvGraphicFramePr>
+              <a:graphicFrameLocks xmlns:a="http://schemas.openxmlformats.org/drawingml/2006/main" noChangeAspect="1"/>
+            </wp:cNvGraphicFramePr>
+            <a:graphic xmlns:a="http://schemas.openxmlformats.org/drawingml/2006/main">
+              <a:graphicData uri="http://schemas.openxmlformats.org/drawingml/2006/picture">
+                <pic:pic xmlns:pic="http://schemas.openxmlformats.org/drawingml/2006/picture">
+                  <pic:nvPicPr>
+                    <pic:cNvPr id="965228089" name=""/>
+                    <pic:cNvPicPr/>
+                  </pic:nvPicPr>
+                  <pic:blipFill>
+                    <a:blip r:embed="rId14"/>
+                    <a:stretch>
+                      <a:fillRect/>
+                    </a:stretch>
+                  </pic:blipFill>
+                  <pic:spPr>
+                    <a:xfrm>
+                      <a:off x="0" y="0"/>
+                      <a:ext cx="5940425" cy="3584575"/>
+                    </a:xfrm>
+                    <a:prstGeom prst="rect">
+                      <a:avLst/>
+                    </a:prstGeom>
+                  </pic:spPr>
+                </pic:pic>
+              </a:graphicData>
+            </a:graphic>
+          </wp:inline>
+        </w:drawing>
+      </w:r>
+    </w:p>
+    <w:p>
+      <w:pPr>
+        <w:spacing w:after="0" w:line="360" w:lineRule="auto"/>
+        <w:ind w:firstLine="709"/>
+        <w:jc w:val="both"/>
+        <w:rPr>
+          <w:rFonts w:ascii="Times New Roman" w:hAnsi="Times New Roman" w:cs="Times New Roman"/>
+          <w:sz w:val="28"/>
+          <w:szCs w:val="28"/>
+        </w:rPr>
+      </w:pPr>
+      <w:r>
+        <w:rPr>
+          <w:rFonts w:ascii="Times New Roman" w:hAnsi="Times New Roman" w:cs="Times New Roman"/>
+          <w:sz w:val="28"/>
+          <w:szCs w:val="28"/>
+        </w:rPr>
+        <w:t>Рисунок 13 – Форма со списком товаров для роли гостя</w:t>
+      </w:r>
+    </w:p>
+    <w:p>
+      <w:pPr>
+        <w:spacing w:before="240" w:after="0" w:line="360" w:lineRule="auto"/>
+        <w:ind w:firstLine="709"/>
+        <w:jc w:val="both"/>
+        <w:rPr>
+          <w:rFonts w:ascii="Times New Roman" w:hAnsi="Times New Roman" w:cs="Times New Roman"/>
+          <w:sz w:val="28"/>
+          <w:szCs w:val="28"/>
+        </w:rPr>
+      </w:pPr>
+      <w:r>
+        <w:rPr>
+          <w:rFonts w:ascii="Times New Roman" w:hAnsi="Times New Roman" w:cs="Times New Roman"/>
+          <w:sz w:val="28"/>
+          <w:szCs w:val="28"/>
+        </w:rPr>
+        <w:t>На рисунке</w:t>
+      </w:r>
+      <w:r>
+        <w:rPr>
+          <w:rFonts w:ascii="Times New Roman" w:hAnsi="Times New Roman" w:cs="Times New Roman"/>
+          <w:sz w:val="28"/>
+          <w:szCs w:val="28"/>
+        </w:rPr>
+        <w:t xml:space="preserve"> 14 представлен п</w:t>
+      </w:r>
+      <w:r>
+        <w:rPr>
+          <w:rFonts w:ascii="Times New Roman" w:hAnsi="Times New Roman" w:cs="Times New Roman"/>
+          <w:sz w:val="28"/>
+          <w:szCs w:val="28"/>
+        </w:rPr>
+        <w:t>ример подсветки товара со скидкой &gt;15%</w:t>
+      </w:r>
+      <w:r>
+        <w:rPr>
+          <w:rFonts w:ascii="Times New Roman" w:hAnsi="Times New Roman" w:cs="Times New Roman"/>
+          <w:sz w:val="28"/>
+          <w:szCs w:val="28"/>
+        </w:rPr>
+        <w:t xml:space="preserve"> и отсутствия товара на складе</w:t>
+      </w:r>
+      <w:r>
+        <w:rPr>
+          <w:rFonts w:ascii="Times New Roman" w:hAnsi="Times New Roman" w:cs="Times New Roman"/>
+          <w:sz w:val="28"/>
+          <w:szCs w:val="28"/>
+        </w:rPr>
+        <w:t>.</w:t>
+      </w:r>
+    </w:p>
+    <w:p>
+      <w:pPr>
+        <w:spacing w:after="0" w:line="360" w:lineRule="auto"/>
+        <w:jc w:val="center"/>
+        <w:rPr>
+          <w:rFonts w:ascii="Times New Roman" w:hAnsi="Times New Roman" w:cs="Times New Roman"/>
+          <w:sz w:val="28"/>
+          <w:szCs w:val="28"/>
+        </w:rPr>
+      </w:pPr>
+      <w:r>
+        <w:rPr>
+          <w:rFonts w:ascii="Times New Roman" w:hAnsi="Times New Roman" w:cs="Times New Roman"/>
+          <w:sz w:val="28"/>
+          <w:szCs w:val="28"/>
+        </w:rPr>
+        <w:lastRenderedPageBreak/>
+        <w:drawing>
+          <wp:inline distT="0" distB="0" distL="0" distR="0" wp14:anchorId="6BE4B480" wp14:editId="7036FB7C">
+            <wp:extent cx="5940425" cy="3589655"/>
+            <wp:effectExtent l="0" t="0" r="3175" b="0"/>
+            <wp:docPr id="1913715833" name="Рисунок 1"/>
+            <wp:cNvGraphicFramePr>
+              <a:graphicFrameLocks xmlns:a="http://schemas.openxmlformats.org/drawingml/2006/main" noChangeAspect="1"/>
+            </wp:cNvGraphicFramePr>
+            <a:graphic xmlns:a="http://schemas.openxmlformats.org/drawingml/2006/main">
+              <a:graphicData uri="http://schemas.openxmlformats.org/drawingml/2006/picture">
+                <pic:pic xmlns:pic="http://schemas.openxmlformats.org/drawingml/2006/picture">
+                  <pic:nvPicPr>
+                    <pic:cNvPr id="1913715833" name=""/>
+                    <pic:cNvPicPr/>
+                  </pic:nvPicPr>
+                  <pic:blipFill>
+                    <a:blip r:embed="rId15"/>
+                    <a:stretch>
+                      <a:fillRect/>
+                    </a:stretch>
+                  </pic:blipFill>
+                  <pic:spPr>
+                    <a:xfrm>
+                      <a:off x="0" y="0"/>
+                      <a:ext cx="5940425" cy="3589655"/>
+                    </a:xfrm>
+                    <a:prstGeom prst="rect">
+                      <a:avLst/>
+                    </a:prstGeom>
+                  </pic:spPr>
+                </pic:pic>
+              </a:graphicData>
+            </a:graphic>
+          </wp:inline>
+        </w:drawing>
+      </w:r>
+    </w:p>
+    <w:p>
+      <w:pPr>
+        <w:spacing w:after="0" w:line="360" w:lineRule="auto"/>
+        <w:ind w:firstLine="709"/>
+        <w:jc w:val="both"/>
+        <w:rPr>
+          <w:rFonts w:ascii="Times New Roman" w:hAnsi="Times New Roman" w:cs="Times New Roman"/>
+          <w:sz w:val="28"/>
+          <w:szCs w:val="28"/>
+        </w:rPr>
+      </w:pPr>
+      <w:r>
+        <w:rPr>
+          <w:rFonts w:ascii="Times New Roman" w:hAnsi="Times New Roman" w:cs="Times New Roman"/>
+          <w:sz w:val="28"/>
+          <w:szCs w:val="28"/>
+        </w:rPr>
+        <w:t xml:space="preserve">Рисунок 14 – Главная форма с примерами подсветки товара со скидкой </w:t>
+      </w:r>
+      <w:r>
+        <w:rPr>
+          <w:rFonts w:ascii="Times New Roman" w:hAnsi="Times New Roman" w:cs="Times New Roman"/>
+          <w:sz w:val="28"/>
+          <w:szCs w:val="28"/>
+        </w:rPr>
+        <w:t>15%</w:t>
+      </w:r>
+      <w:r>
+        <w:rPr>
+          <w:rFonts w:ascii="Times New Roman" w:hAnsi="Times New Roman" w:cs="Times New Roman"/>
+          <w:sz w:val="28"/>
+          <w:szCs w:val="28"/>
+        </w:rPr>
+        <w:t xml:space="preserve"> и отсутствия товара на складе</w:t>
+      </w:r>
+    </w:p>
+    <w:p>
+      <w:pPr>
+        <w:spacing w:before="240" w:after="240" w:line="360" w:lineRule="auto"/>
+        <w:ind w:firstLine="709"/>
+        <w:jc w:val="both"/>
+        <w:rPr>
+          <w:rFonts w:ascii="Times New Roman" w:hAnsi="Times New Roman" w:cs="Times New Roman"/>
+          <w:sz w:val="28"/>
+          <w:szCs w:val="28"/>
+        </w:rPr>
+      </w:pPr>
+      <w:r>
+        <w:rPr>
+          <w:rFonts w:ascii="Times New Roman" w:hAnsi="Times New Roman" w:cs="Times New Roman"/>
+          <w:sz w:val="28"/>
+          <w:szCs w:val="28"/>
+        </w:rPr>
+        <w:t>5</w:t>
+      </w:r>
+      <w:r>
+        <w:rPr>
+          <w:rFonts w:ascii="Times New Roman" w:hAnsi="Times New Roman" w:cs="Times New Roman"/>
+          <w:sz w:val="28"/>
+          <w:szCs w:val="28"/>
+        </w:rPr>
+        <w:t>.2 Уровень ГИА ДЭ БУ (базовый)</w:t>
+      </w:r>
+    </w:p>
+    <w:p>
+      <w:pPr>
+        <w:spacing w:after="0" w:line="360" w:lineRule="auto"/>
+        <w:ind w:firstLine="709"/>
+        <w:jc w:val="both"/>
+        <w:rPr>
+          <w:rFonts w:ascii="Times New Roman" w:hAnsi="Times New Roman" w:cs="Times New Roman"/>
+          <w:sz w:val="28"/>
+          <w:szCs w:val="28"/>
+        </w:rPr>
+      </w:pPr>
+      <w:r>
+        <w:rPr>
+          <w:rFonts w:ascii="Times New Roman" w:hAnsi="Times New Roman" w:cs="Times New Roman"/>
+          <w:sz w:val="28"/>
+          <w:szCs w:val="28"/>
+        </w:rPr>
+        <w:t>Модуль 1. Разработка базы данных средствами СУБД (</w:t>
+      </w:r>
+      <w:r>
+        <w:rPr>
+          <w:rFonts w:ascii="Times New Roman" w:hAnsi="Times New Roman" w:cs="Times New Roman"/>
+          <w:sz w:val="28"/>
+          <w:szCs w:val="28"/>
+        </w:rPr>
+        <w:t>смотри уровень ПА</w:t>
+      </w:r>
+      <w:r>
+        <w:rPr>
+          <w:rFonts w:ascii="Times New Roman" w:hAnsi="Times New Roman" w:cs="Times New Roman"/>
+          <w:sz w:val="28"/>
+          <w:szCs w:val="28"/>
+        </w:rPr>
+        <w:t>).</w:t>
+      </w:r>
+    </w:p>
+    <w:p>
+      <w:pPr>
+        <w:spacing w:after="0" w:line="360" w:lineRule="auto"/>
+        <w:ind w:firstLine="709"/>
+        <w:jc w:val="both"/>
+        <w:rPr>
+          <w:rFonts w:ascii="Times New Roman" w:hAnsi="Times New Roman" w:cs="Times New Roman"/>
+          <w:sz w:val="28"/>
+          <w:szCs w:val="28"/>
+        </w:rPr>
+      </w:pPr>
+      <w:r>
+        <w:rPr>
+          <w:rFonts w:ascii="Times New Roman" w:hAnsi="Times New Roman" w:cs="Times New Roman"/>
+          <w:sz w:val="28"/>
+          <w:szCs w:val="28"/>
+        </w:rPr>
+        <w:t>Модуль 2. Разработка алгоритма и создание приложения (</w:t>
+      </w:r>
+      <w:r>
+        <w:rPr>
+          <w:rFonts w:ascii="Times New Roman" w:hAnsi="Times New Roman" w:cs="Times New Roman"/>
+          <w:sz w:val="28"/>
+          <w:szCs w:val="28"/>
+        </w:rPr>
+        <w:t>смотри уровень ПА</w:t>
+      </w:r>
+      <w:r>
+        <w:rPr>
+          <w:rFonts w:ascii="Times New Roman" w:hAnsi="Times New Roman" w:cs="Times New Roman"/>
+          <w:sz w:val="28"/>
+          <w:szCs w:val="28"/>
+        </w:rPr>
+        <w:t>).</w:t>
+      </w:r>
+    </w:p>
+    <w:p>
+      <w:pPr>
+        <w:spacing w:after="0" w:line="360" w:lineRule="auto"/>
+        <w:ind w:firstLine="709"/>
+        <w:jc w:val="both"/>
+        <w:rPr>
+          <w:rFonts w:ascii="Times New Roman" w:hAnsi="Times New Roman" w:cs="Times New Roman"/>
+          <w:sz w:val="28"/>
+          <w:szCs w:val="28"/>
+        </w:rPr>
+      </w:pPr>
+      <w:r>
+        <w:rPr>
+          <w:rFonts w:ascii="Times New Roman" w:hAnsi="Times New Roman" w:cs="Times New Roman"/>
+          <w:sz w:val="28"/>
+          <w:szCs w:val="28"/>
+        </w:rPr>
+        <w:t>Модуль 3. Разработка последовательного пользовательского интерфейса. Создание формы добавления/редактирования товаров. Создание кнопки удаления товаров.</w:t>
+      </w:r>
+    </w:p>
+    <w:p>
+      <w:pPr>
+        <w:spacing w:after="0" w:line="360" w:lineRule="auto"/>
+        <w:ind w:firstLine="709"/>
+        <w:jc w:val="both"/>
+        <w:rPr>
+          <w:rFonts w:ascii="Times New Roman" w:hAnsi="Times New Roman" w:cs="Times New Roman"/>
+          <w:sz w:val="28"/>
+          <w:szCs w:val="28"/>
+        </w:rPr>
+      </w:pPr>
+      <w:r>
+        <w:rPr>
+          <w:rFonts w:ascii="Times New Roman" w:hAnsi="Times New Roman" w:cs="Times New Roman"/>
+          <w:sz w:val="28"/>
+          <w:szCs w:val="28"/>
+        </w:rPr>
+        <w:t>Что сделано:</w:t>
+      </w:r>
+    </w:p>
+    <w:p>
+      <w:pPr>
+        <w:pStyle w:val="a7"/>
+        <w:numPr>
+          <w:ilvl w:val="0"/>
+          <w:numId w:val="6"/>
+        </w:numPr>
+        <w:spacing w:after="0" w:line="360" w:lineRule="auto"/>
+        <w:ind w:left="0" w:firstLine="709"/>
+        <w:jc w:val="both"/>
+        <w:rPr>
+          <w:rFonts w:ascii="Times New Roman" w:hAnsi="Times New Roman" w:cs="Times New Roman"/>
+          <w:sz w:val="28"/>
+          <w:szCs w:val="28"/>
+        </w:rPr>
+      </w:pPr>
+      <w:r>
+        <w:rPr>
+          <w:rFonts w:ascii="Times New Roman" w:hAnsi="Times New Roman" w:cs="Times New Roman"/>
+          <w:sz w:val="28"/>
+          <w:szCs w:val="28"/>
+        </w:rPr>
+        <w:t>реализована навигация между окнами</w:t>
+      </w:r>
+      <w:r>
+        <w:rPr>
+          <w:rFonts w:ascii="Times New Roman" w:hAnsi="Times New Roman" w:cs="Times New Roman"/>
+          <w:sz w:val="28"/>
+          <w:szCs w:val="28"/>
+        </w:rPr>
+        <w:t>;</w:t>
+      </w:r>
+    </w:p>
+    <w:p>
+      <w:pPr>
+        <w:pStyle w:val="a7"/>
+        <w:numPr>
+          <w:ilvl w:val="0"/>
+          <w:numId w:val="6"/>
+        </w:numPr>
+        <w:spacing w:after="0" w:line="360" w:lineRule="auto"/>
+        <w:ind w:left="0" w:firstLine="709"/>
+        <w:jc w:val="both"/>
+        <w:rPr>
+          <w:rFonts w:ascii="Times New Roman" w:hAnsi="Times New Roman" w:cs="Times New Roman"/>
+          <w:sz w:val="28"/>
+          <w:szCs w:val="28"/>
+        </w:rPr>
+      </w:pPr>
+      <w:r>
+        <w:rPr>
+          <w:rFonts w:ascii="Times New Roman" w:hAnsi="Times New Roman" w:cs="Times New Roman"/>
+          <w:sz w:val="28"/>
+          <w:szCs w:val="28"/>
+        </w:rPr>
+        <w:t>добавлены сортировка, фильтрация, поиск для менеджера и администратора</w:t>
+      </w:r>
+      <w:r>
+        <w:rPr>
+          <w:rFonts w:ascii="Times New Roman" w:hAnsi="Times New Roman" w:cs="Times New Roman"/>
+          <w:sz w:val="28"/>
+          <w:szCs w:val="28"/>
+        </w:rPr>
+        <w:t>;</w:t>
+      </w:r>
+    </w:p>
+    <w:p>
+      <w:pPr>
+        <w:pStyle w:val="a7"/>
+        <w:numPr>
+          <w:ilvl w:val="0"/>
+          <w:numId w:val="6"/>
+        </w:numPr>
+        <w:spacing w:after="0" w:line="360" w:lineRule="auto"/>
+        <w:ind w:left="0" w:firstLine="709"/>
+        <w:jc w:val="both"/>
+        <w:rPr>
+          <w:rFonts w:ascii="Times New Roman" w:hAnsi="Times New Roman" w:cs="Times New Roman"/>
+          <w:sz w:val="28"/>
+          <w:szCs w:val="28"/>
+        </w:rPr>
+      </w:pPr>
+      <w:r>
+        <w:rPr>
+          <w:rFonts w:ascii="Times New Roman" w:hAnsi="Times New Roman" w:cs="Times New Roman"/>
+          <w:sz w:val="28"/>
+          <w:szCs w:val="28"/>
+        </w:rPr>
+        <w:t>созданы формы добавления и редактирования товаров (только для администратора)</w:t>
+      </w:r>
+      <w:r>
+        <w:rPr>
+          <w:rFonts w:ascii="Times New Roman" w:hAnsi="Times New Roman" w:cs="Times New Roman"/>
+          <w:sz w:val="28"/>
+          <w:szCs w:val="28"/>
+        </w:rPr>
+        <w:t>;</w:t>
+      </w:r>
+    </w:p>
+    <w:p>
+      <w:pPr>
+        <w:pStyle w:val="a7"/>
+        <w:numPr>
+          <w:ilvl w:val="0"/>
+          <w:numId w:val="6"/>
+        </w:numPr>
+        <w:spacing w:after="0" w:line="360" w:lineRule="auto"/>
+        <w:ind w:left="0" w:firstLine="709"/>
+        <w:jc w:val="both"/>
+        <w:rPr>
+          <w:rFonts w:ascii="Times New Roman" w:hAnsi="Times New Roman" w:cs="Times New Roman"/>
+          <w:sz w:val="28"/>
+          <w:szCs w:val="28"/>
+        </w:rPr>
+      </w:pPr>
+      <w:r>
+        <w:rPr>
+          <w:rFonts w:ascii="Times New Roman" w:hAnsi="Times New Roman" w:cs="Times New Roman"/>
+          <w:sz w:val="28"/>
+          <w:szCs w:val="28"/>
+        </w:rPr>
+        <w:t>реализовано удаление товаров с проверкой наличия в заказах</w:t>
+      </w:r>
+      <w:r>
+        <w:rPr>
+          <w:rFonts w:ascii="Times New Roman" w:hAnsi="Times New Roman" w:cs="Times New Roman"/>
+          <w:sz w:val="28"/>
+          <w:szCs w:val="28"/>
+        </w:rPr>
+        <w:t>;</w:t>
+      </w:r>
+    </w:p>
+    <w:p>
+      <w:pPr>
+        <w:pStyle w:val="a7"/>
+        <w:numPr>
+          <w:ilvl w:val="0"/>
+          <w:numId w:val="6"/>
+        </w:numPr>
+        <w:spacing w:after="0" w:line="360" w:lineRule="auto"/>
+        <w:ind w:left="0" w:firstLine="709"/>
+        <w:jc w:val="both"/>
+        <w:rPr>
+          <w:rFonts w:ascii="Times New Roman" w:hAnsi="Times New Roman" w:cs="Times New Roman"/>
+          <w:sz w:val="28"/>
+          <w:szCs w:val="28"/>
+        </w:rPr>
+      </w:pPr>
+      <w:r>
+        <w:rPr>
+          <w:rFonts w:ascii="Times New Roman" w:hAnsi="Times New Roman" w:cs="Times New Roman"/>
+          <w:sz w:val="28"/>
+          <w:szCs w:val="28"/>
+        </w:rPr>
+        <w:lastRenderedPageBreak/>
+        <w:t>обработка исключений и сообщения пользователю.</w:t>
+      </w:r>
+    </w:p>
+    <w:p>
+      <w:pPr>
+        <w:spacing w:after="0" w:line="360" w:lineRule="auto"/>
+        <w:ind w:firstLine="709"/>
+        <w:jc w:val="both"/>
+        <w:rPr>
+          <w:rFonts w:ascii="Times New Roman" w:hAnsi="Times New Roman" w:cs="Times New Roman"/>
+          <w:sz w:val="28"/>
+          <w:szCs w:val="28"/>
+        </w:rPr>
+      </w:pPr>
+      <w:r>
+        <w:rPr>
+          <w:rFonts w:ascii="Times New Roman" w:hAnsi="Times New Roman" w:cs="Times New Roman"/>
+          <w:sz w:val="28"/>
+          <w:szCs w:val="28"/>
+        </w:rPr>
+        <w:t>На рисунке 15 представлена форма со с</w:t>
+      </w:r>
+      <w:r>
+        <w:rPr>
+          <w:rFonts w:ascii="Times New Roman" w:hAnsi="Times New Roman" w:cs="Times New Roman"/>
+          <w:sz w:val="28"/>
+          <w:szCs w:val="28"/>
+        </w:rPr>
+        <w:t>писко</w:t>
+      </w:r>
+      <w:r>
+        <w:rPr>
+          <w:rFonts w:ascii="Times New Roman" w:hAnsi="Times New Roman" w:cs="Times New Roman"/>
+          <w:sz w:val="28"/>
+          <w:szCs w:val="28"/>
+        </w:rPr>
+        <w:t>м</w:t>
+      </w:r>
+      <w:r>
+        <w:rPr>
+          <w:rFonts w:ascii="Times New Roman" w:hAnsi="Times New Roman" w:cs="Times New Roman"/>
+          <w:sz w:val="28"/>
+          <w:szCs w:val="28"/>
+        </w:rPr>
+        <w:t xml:space="preserve"> товаров для администратора с активными фильтрами и поиском.</w:t>
+      </w:r>
+    </w:p>
+    <w:p>
+      <w:pPr>
+        <w:spacing w:after="0" w:line="360" w:lineRule="auto"/>
+        <w:jc w:val="both"/>
+        <w:rPr>
+          <w:rFonts w:ascii="Times New Roman" w:hAnsi="Times New Roman" w:cs="Times New Roman"/>
+          <w:sz w:val="28"/>
+          <w:szCs w:val="28"/>
+        </w:rPr>
+      </w:pPr>
+      <w:r>
+        <w:rPr>
+          <w:rFonts w:ascii="Times New Roman" w:hAnsi="Times New Roman" w:cs="Times New Roman"/>
+          <w:noProof/>
+          <w:sz w:val="28"/>
+          <w:szCs w:val="28"/>
+        </w:rPr>
+        <w:drawing>
+          <wp:inline distT="0" distB="0" distL="0" distR="0" wp14:anchorId="505BE0C5" wp14:editId="5F5C9559">
+            <wp:extent cx="5940425" cy="3560445"/>
+            <wp:effectExtent l="0" t="0" r="3175" b="1905"/>
+            <wp:docPr id="977232162" name="Рисунок 6"/>
+            <wp:cNvGraphicFramePr>
+              <a:graphicFrameLocks xmlns:a="http://schemas.openxmlformats.org/drawingml/2006/main" noChangeAspect="1"/>
+            </wp:cNvGraphicFramePr>
+            <a:graphic xmlns:a="http://schemas.openxmlformats.org/drawingml/2006/main">
+              <a:graphicData uri="http://schemas.openxmlformats.org/drawingml/2006/picture">
+                <pic:pic xmlns:pic="http://schemas.openxmlformats.org/drawingml/2006/picture">
+                  <pic:nvPicPr>
+                    <pic:cNvPr id="0" name="Picture 84"/>
+                    <pic:cNvPicPr>
+                      <a:picLocks noChangeAspect="1" noChangeArrowheads="1"/>
+                    </pic:cNvPicPr>
+                  </pic:nvPicPr>
+                  <pic:blipFill>
+                    <a:blip r:embed="rId16">
+                      <a:extLst>
+                        <a:ext uri="{28A0092B-C50C-407E-A947-70E740481C1C}">
+                          <a14:useLocalDpi xmlns:a14="http://schemas.microsoft.com/office/drawing/2010/main" val="0"/>
+                        </a:ext>
+                      </a:extLst>
+                    </a:blip>
+                    <a:srcRect/>
+                    <a:stretch>
+                      <a:fillRect/>
+                    </a:stretch>
+                  </pic:blipFill>
+                  <pic:spPr bwMode="auto">
+                    <a:xfrm>
+                      <a:off x="0" y="0"/>
+                      <a:ext cx="5940425" cy="3560445"/>
+                    </a:xfrm>
+                    <a:prstGeom prst="rect">
+                      <a:avLst/>
+                    </a:prstGeom>
+                    <a:noFill/>
+                    <a:ln>
+                      <a:noFill/>
+                    </a:ln>
+                  </pic:spPr>
+                </pic:pic>
+              </a:graphicData>
+            </a:graphic>
+          </wp:inline>
+        </w:drawing>
+      </w:r>
+    </w:p>
+    <w:p>
+      <w:pPr>
+        <w:spacing w:after="240" w:line="360" w:lineRule="auto"/>
+        <w:ind w:firstLine="709"/>
+        <w:jc w:val="both"/>
+        <w:rPr>
+          <w:rFonts w:ascii="Times New Roman" w:hAnsi="Times New Roman" w:cs="Times New Roman"/>
+          <w:sz w:val="28"/>
+          <w:szCs w:val="28"/>
+        </w:rPr>
+      </w:pPr>
+      <w:r>
+        <w:rPr>
+          <w:rFonts w:ascii="Times New Roman" w:hAnsi="Times New Roman" w:cs="Times New Roman"/>
+          <w:sz w:val="28"/>
+          <w:szCs w:val="28"/>
+        </w:rPr>
+        <w:t xml:space="preserve">Рисунок 15 – Форма </w:t>
+      </w:r>
+      <w:r>
+        <w:rPr>
+          <w:rFonts w:ascii="Times New Roman" w:hAnsi="Times New Roman" w:cs="Times New Roman"/>
+          <w:sz w:val="28"/>
+          <w:szCs w:val="28"/>
+        </w:rPr>
+        <w:t>со с</w:t>
+      </w:r>
+      <w:r>
+        <w:rPr>
+          <w:rFonts w:ascii="Times New Roman" w:hAnsi="Times New Roman" w:cs="Times New Roman"/>
+          <w:sz w:val="28"/>
+          <w:szCs w:val="28"/>
+        </w:rPr>
+        <w:t>пис</w:t>
+      </w:r>
+      <w:r>
+        <w:rPr>
+          <w:rFonts w:ascii="Times New Roman" w:hAnsi="Times New Roman" w:cs="Times New Roman"/>
+          <w:sz w:val="28"/>
+          <w:szCs w:val="28"/>
+        </w:rPr>
+        <w:t>ком</w:t>
+      </w:r>
+      <w:r>
+        <w:rPr>
+          <w:rFonts w:ascii="Times New Roman" w:hAnsi="Times New Roman" w:cs="Times New Roman"/>
+          <w:sz w:val="28"/>
+          <w:szCs w:val="28"/>
+        </w:rPr>
+        <w:t xml:space="preserve"> товаров для администратора с активными фильтрами и поиском</w:t>
+      </w:r>
+    </w:p>
+    <w:p>
+      <w:pPr>
+        <w:spacing w:after="0" w:line="360" w:lineRule="auto"/>
+        <w:ind w:firstLine="709"/>
+        <w:jc w:val="both"/>
+        <w:rPr>
+          <w:rFonts w:ascii="Times New Roman" w:hAnsi="Times New Roman" w:cs="Times New Roman"/>
+          <w:sz w:val="28"/>
+          <w:szCs w:val="28"/>
+        </w:rPr>
+      </w:pPr>
+      <w:r>
+        <w:rPr>
+          <w:rFonts w:ascii="Times New Roman" w:hAnsi="Times New Roman" w:cs="Times New Roman"/>
+          <w:sz w:val="28"/>
+          <w:szCs w:val="28"/>
+        </w:rPr>
+        <w:t>На рисунке 16 представлена ф</w:t>
+      </w:r>
+      <w:r>
+        <w:rPr>
+          <w:rFonts w:ascii="Times New Roman" w:hAnsi="Times New Roman" w:cs="Times New Roman"/>
+          <w:sz w:val="28"/>
+          <w:szCs w:val="28"/>
+        </w:rPr>
+        <w:t>орма добавления товара.</w:t>
+      </w:r>
+    </w:p>
+    <w:p>
+      <w:pPr>
+        <w:spacing w:after="0" w:line="360" w:lineRule="auto"/>
+        <w:jc w:val="center"/>
+        <w:rPr>
+          <w:rFonts w:ascii="Times New Roman" w:hAnsi="Times New Roman" w:cs="Times New Roman"/>
+          <w:sz w:val="28"/>
+          <w:szCs w:val="28"/>
+        </w:rPr>
+      </w:pPr>
+      <w:r>
+        <w:rPr>
+          <w:rFonts w:ascii="Times New Roman" w:hAnsi="Times New Roman" w:cs="Times New Roman"/>
+          <w:sz w:val="28"/>
+          <w:szCs w:val="28"/>
+        </w:rPr>
+        <w:lastRenderedPageBreak/>
+        <w:drawing>
+          <wp:inline distT="0" distB="0" distL="0" distR="0" wp14:anchorId="605AB853" wp14:editId="135E39E6">
+            <wp:extent cx="4820323" cy="6011114"/>
+            <wp:effectExtent l="0" t="0" r="0" b="8890"/>
+            <wp:docPr id="624534624" name="Рисунок 1"/>
+            <wp:cNvGraphicFramePr>
+              <a:graphicFrameLocks xmlns:a="http://schemas.openxmlformats.org/drawingml/2006/main" noChangeAspect="1"/>
+            </wp:cNvGraphicFramePr>
+            <a:graphic xmlns:a="http://schemas.openxmlformats.org/drawingml/2006/main">
+              <a:graphicData uri="http://schemas.openxmlformats.org/drawingml/2006/picture">
+                <pic:pic xmlns:pic="http://schemas.openxmlformats.org/drawingml/2006/picture">
+                  <pic:nvPicPr>
+                    <pic:cNvPr id="624534624" name=""/>
+                    <pic:cNvPicPr/>
+                  </pic:nvPicPr>
+                  <pic:blipFill>
+                    <a:blip r:embed="rId17"/>
+                    <a:stretch>
+                      <a:fillRect/>
+                    </a:stretch>
+                  </pic:blipFill>
+                  <pic:spPr>
+                    <a:xfrm>
+                      <a:off x="0" y="0"/>
+                      <a:ext cx="4820323" cy="6011114"/>
+                    </a:xfrm>
+                    <a:prstGeom prst="rect">
+                      <a:avLst/>
+                    </a:prstGeom>
+                  </pic:spPr>
+                </pic:pic>
+              </a:graphicData>
+            </a:graphic>
+          </wp:inline>
+        </w:drawing>
+      </w:r>
+    </w:p>
+    <w:p>
+      <w:pPr>
+        <w:spacing w:after="240" w:line="360" w:lineRule="auto"/>
+        <w:ind w:firstLine="709"/>
+        <w:jc w:val="both"/>
+        <w:rPr>
+          <w:rFonts w:ascii="Times New Roman" w:hAnsi="Times New Roman" w:cs="Times New Roman"/>
+          <w:sz w:val="28"/>
+          <w:szCs w:val="28"/>
+        </w:rPr>
+      </w:pPr>
+      <w:r>
+        <w:rPr>
+          <w:rFonts w:ascii="Times New Roman" w:hAnsi="Times New Roman" w:cs="Times New Roman"/>
+          <w:sz w:val="28"/>
+          <w:szCs w:val="28"/>
+        </w:rPr>
+        <w:t>Рисунок 16 – Форма добавления товара</w:t>
+      </w:r>
+    </w:p>
+    <w:p>
+      <w:pPr>
+        <w:spacing w:after="0" w:line="360" w:lineRule="auto"/>
+        <w:ind w:firstLine="709"/>
+        <w:jc w:val="both"/>
+        <w:rPr>
+          <w:rFonts w:ascii="Times New Roman" w:hAnsi="Times New Roman" w:cs="Times New Roman"/>
+          <w:sz w:val="28"/>
+          <w:szCs w:val="28"/>
+        </w:rPr>
+      </w:pPr>
+      <w:r>
+        <w:rPr>
+          <w:rFonts w:ascii="Times New Roman" w:hAnsi="Times New Roman" w:cs="Times New Roman"/>
+          <w:sz w:val="28"/>
+          <w:szCs w:val="28"/>
+        </w:rPr>
+        <w:t>На рисунке 1</w:t>
+      </w:r>
+      <w:r>
+        <w:rPr>
+          <w:rFonts w:ascii="Times New Roman" w:hAnsi="Times New Roman" w:cs="Times New Roman"/>
+          <w:sz w:val="28"/>
+          <w:szCs w:val="28"/>
+        </w:rPr>
+        <w:t>7</w:t>
+      </w:r>
+      <w:r>
+        <w:rPr>
+          <w:rFonts w:ascii="Times New Roman" w:hAnsi="Times New Roman" w:cs="Times New Roman"/>
+          <w:sz w:val="28"/>
+          <w:szCs w:val="28"/>
+        </w:rPr>
+        <w:t xml:space="preserve"> представлена </w:t>
+      </w:r>
+      <w:r>
+        <w:rPr>
+          <w:rFonts w:ascii="Times New Roman" w:hAnsi="Times New Roman" w:cs="Times New Roman"/>
+          <w:sz w:val="28"/>
+          <w:szCs w:val="28"/>
+        </w:rPr>
+        <w:t>ф</w:t>
+      </w:r>
+      <w:r>
+        <w:rPr>
+          <w:rFonts w:ascii="Times New Roman" w:hAnsi="Times New Roman" w:cs="Times New Roman"/>
+          <w:sz w:val="28"/>
+          <w:szCs w:val="28"/>
+        </w:rPr>
+        <w:t>орма редактирования товара.</w:t>
+      </w:r>
+    </w:p>
+    <w:p>
+      <w:pPr>
+        <w:spacing w:after="0" w:line="360" w:lineRule="auto"/>
+        <w:jc w:val="center"/>
+        <w:rPr>
+          <w:rFonts w:ascii="Times New Roman" w:hAnsi="Times New Roman" w:cs="Times New Roman"/>
+          <w:sz w:val="28"/>
+          <w:szCs w:val="28"/>
+        </w:rPr>
+      </w:pPr>
+      <w:r>
+        <w:rPr>
+          <w:rFonts w:ascii="Times New Roman" w:hAnsi="Times New Roman" w:cs="Times New Roman"/>
+          <w:sz w:val="28"/>
+          <w:szCs w:val="28"/>
+        </w:rPr>
+        <w:lastRenderedPageBreak/>
+        <w:drawing>
+          <wp:inline distT="0" distB="0" distL="0" distR="0" wp14:anchorId="141A1F18" wp14:editId="49278514">
+            <wp:extent cx="4791744" cy="6001588"/>
+            <wp:effectExtent l="0" t="0" r="8890" b="0"/>
+            <wp:docPr id="582222160" name="Рисунок 1"/>
+            <wp:cNvGraphicFramePr>
+              <a:graphicFrameLocks xmlns:a="http://schemas.openxmlformats.org/drawingml/2006/main" noChangeAspect="1"/>
+            </wp:cNvGraphicFramePr>
+            <a:graphic xmlns:a="http://schemas.openxmlformats.org/drawingml/2006/main">
+              <a:graphicData uri="http://schemas.openxmlformats.org/drawingml/2006/picture">
+                <pic:pic xmlns:pic="http://schemas.openxmlformats.org/drawingml/2006/picture">
+                  <pic:nvPicPr>
+                    <pic:cNvPr id="582222160" name=""/>
+                    <pic:cNvPicPr/>
+                  </pic:nvPicPr>
+                  <pic:blipFill>
+                    <a:blip r:embed="rId18"/>
+                    <a:stretch>
+                      <a:fillRect/>
+                    </a:stretch>
+                  </pic:blipFill>
+                  <pic:spPr>
+                    <a:xfrm>
+                      <a:off x="0" y="0"/>
+                      <a:ext cx="4791744" cy="6001588"/>
+                    </a:xfrm>
+                    <a:prstGeom prst="rect">
+                      <a:avLst/>
+                    </a:prstGeom>
+                  </pic:spPr>
+                </pic:pic>
+              </a:graphicData>
+            </a:graphic>
+          </wp:inline>
+        </w:drawing>
+      </w:r>
+    </w:p>
+    <w:p>
+      <w:pPr>
+        <w:spacing w:after="240" w:line="360" w:lineRule="auto"/>
+        <w:ind w:firstLine="709"/>
+        <w:jc w:val="both"/>
+        <w:rPr>
+          <w:rFonts w:ascii="Times New Roman" w:hAnsi="Times New Roman" w:cs="Times New Roman"/>
+          <w:sz w:val="28"/>
+          <w:szCs w:val="28"/>
+        </w:rPr>
+      </w:pPr>
+      <w:r>
+        <w:rPr>
+          <w:rFonts w:ascii="Times New Roman" w:hAnsi="Times New Roman" w:cs="Times New Roman"/>
+          <w:sz w:val="28"/>
+          <w:szCs w:val="28"/>
+        </w:rPr>
+        <w:t>Рисунок 1</w:t>
+      </w:r>
+      <w:r>
+        <w:rPr>
+          <w:rFonts w:ascii="Times New Roman" w:hAnsi="Times New Roman" w:cs="Times New Roman"/>
+          <w:sz w:val="28"/>
+          <w:szCs w:val="28"/>
+        </w:rPr>
+        <w:t>7</w:t>
+      </w:r>
+      <w:r>
+        <w:rPr>
+          <w:rFonts w:ascii="Times New Roman" w:hAnsi="Times New Roman" w:cs="Times New Roman"/>
+          <w:sz w:val="28"/>
+          <w:szCs w:val="28"/>
+        </w:rPr>
+        <w:t xml:space="preserve"> – Форма </w:t>
+      </w:r>
+      <w:r>
+        <w:rPr>
+          <w:rFonts w:ascii="Times New Roman" w:hAnsi="Times New Roman" w:cs="Times New Roman"/>
+          <w:sz w:val="28"/>
+          <w:szCs w:val="28"/>
+        </w:rPr>
+        <w:t>редактирования</w:t>
+      </w:r>
+      <w:r>
+        <w:rPr>
+          <w:rFonts w:ascii="Times New Roman" w:hAnsi="Times New Roman" w:cs="Times New Roman"/>
+          <w:sz w:val="28"/>
+          <w:szCs w:val="28"/>
+        </w:rPr>
+        <w:t xml:space="preserve"> товара</w:t>
+      </w:r>
+    </w:p>
+    <w:p>
+      <w:pPr>
+        <w:spacing w:after="0" w:line="360" w:lineRule="auto"/>
+        <w:ind w:firstLine="709"/>
+        <w:jc w:val="both"/>
+        <w:rPr>
+          <w:rFonts w:ascii="Times New Roman" w:hAnsi="Times New Roman" w:cs="Times New Roman"/>
+          <w:sz w:val="28"/>
+          <w:szCs w:val="28"/>
+        </w:rPr>
+      </w:pPr>
+      <w:r>
+        <w:rPr>
+          <w:rFonts w:ascii="Times New Roman" w:hAnsi="Times New Roman" w:cs="Times New Roman"/>
+          <w:sz w:val="28"/>
+          <w:szCs w:val="28"/>
+        </w:rPr>
+        <w:t>На рисунке 18 представлено с</w:t>
+      </w:r>
+      <w:r>
+        <w:rPr>
+          <w:rFonts w:ascii="Times New Roman" w:hAnsi="Times New Roman" w:cs="Times New Roman"/>
+          <w:sz w:val="28"/>
+          <w:szCs w:val="28"/>
+        </w:rPr>
+        <w:t>ообщение об ошибке при попытке удалить товар, находящийся в заказе.</w:t>
+      </w:r>
+    </w:p>
+    <w:p>
+      <w:pPr>
+        <w:spacing w:after="0" w:line="360" w:lineRule="auto"/>
+        <w:jc w:val="center"/>
+        <w:rPr>
+          <w:rFonts w:ascii="Times New Roman" w:hAnsi="Times New Roman" w:cs="Times New Roman"/>
+          <w:sz w:val="28"/>
+          <w:szCs w:val="28"/>
+        </w:rPr>
+      </w:pPr>
+      <w:r>
+        <w:rPr>
+          <w:rFonts w:ascii="Times New Roman" w:hAnsi="Times New Roman" w:cs="Times New Roman"/>
+          <w:sz w:val="28"/>
+          <w:szCs w:val="28"/>
+        </w:rPr>
+        <w:drawing>
+          <wp:inline distT="0" distB="0" distL="0" distR="0" wp14:anchorId="24F749DB" wp14:editId="772C90F5">
+            <wp:extent cx="5940425" cy="941705"/>
+            <wp:effectExtent l="0" t="0" r="3175" b="0"/>
+            <wp:docPr id="1803422314" name="Рисунок 1"/>
+            <wp:cNvGraphicFramePr>
+              <a:graphicFrameLocks xmlns:a="http://schemas.openxmlformats.org/drawingml/2006/main" noChangeAspect="1"/>
+            </wp:cNvGraphicFramePr>
+            <a:graphic xmlns:a="http://schemas.openxmlformats.org/drawingml/2006/main">
+              <a:graphicData uri="http://schemas.openxmlformats.org/drawingml/2006/picture">
+                <pic:pic xmlns:pic="http://schemas.openxmlformats.org/drawingml/2006/picture">
+                  <pic:nvPicPr>
+                    <pic:cNvPr id="1803422314" name=""/>
+                    <pic:cNvPicPr/>
+                  </pic:nvPicPr>
+                  <pic:blipFill>
+                    <a:blip r:embed="rId19"/>
+                    <a:stretch>
+                      <a:fillRect/>
+                    </a:stretch>
+                  </pic:blipFill>
+                  <pic:spPr>
+                    <a:xfrm>
+                      <a:off x="0" y="0"/>
+                      <a:ext cx="5940425" cy="941705"/>
+                    </a:xfrm>
+                    <a:prstGeom prst="rect">
+                      <a:avLst/>
+                    </a:prstGeom>
+                  </pic:spPr>
+                </pic:pic>
+              </a:graphicData>
+            </a:graphic>
+          </wp:inline>
+        </w:drawing>
+      </w:r>
+    </w:p>
+    <w:p>
+      <w:pPr>
+        <w:spacing w:after="240" w:line="360" w:lineRule="auto"/>
+        <w:ind w:firstLine="709"/>
+        <w:jc w:val="both"/>
+        <w:rPr>
+          <w:rFonts w:ascii="Times New Roman" w:hAnsi="Times New Roman" w:cs="Times New Roman"/>
+          <w:sz w:val="28"/>
+          <w:szCs w:val="28"/>
+        </w:rPr>
+      </w:pPr>
+      <w:r>
+        <w:rPr>
+          <w:rFonts w:ascii="Times New Roman" w:hAnsi="Times New Roman" w:cs="Times New Roman"/>
+          <w:sz w:val="28"/>
+          <w:szCs w:val="28"/>
+        </w:rPr>
+        <w:t>Рисунок 18 - Сообщение об ошибке при попытке удалить товар, находящийся в заказе</w:t>
+      </w:r>
+    </w:p>
+    <w:p>
+      <w:pPr>
+        <w:spacing w:after="0" w:line="360" w:lineRule="auto"/>
+        <w:ind w:firstLine="709"/>
+        <w:jc w:val="both"/>
+        <w:rPr>
+          <w:rFonts w:ascii="Times New Roman" w:hAnsi="Times New Roman" w:cs="Times New Roman"/>
+          <w:sz w:val="28"/>
+          <w:szCs w:val="28"/>
+        </w:rPr>
+      </w:pPr>
+      <w:r>
+        <w:rPr>
+          <w:rFonts w:ascii="Times New Roman" w:hAnsi="Times New Roman" w:cs="Times New Roman"/>
+          <w:sz w:val="28"/>
+          <w:szCs w:val="28"/>
+        </w:rPr>
+        <w:t>3.3 Уровень ГИА ДЭ ПУ (профильный)</w:t>
+      </w:r>
+    </w:p>
+    <w:p>
+      <w:pPr>
+        <w:spacing w:after="0" w:line="360" w:lineRule="auto"/>
+        <w:ind w:firstLine="709"/>
+        <w:jc w:val="both"/>
+        <w:rPr>
+          <w:rFonts w:ascii="Times New Roman" w:hAnsi="Times New Roman" w:cs="Times New Roman"/>
+          <w:sz w:val="28"/>
+          <w:szCs w:val="28"/>
+        </w:rPr>
+      </w:pPr>
+      <w:r>
+        <w:rPr>
+          <w:rFonts w:ascii="Times New Roman" w:hAnsi="Times New Roman" w:cs="Times New Roman"/>
+          <w:sz w:val="28"/>
+          <w:szCs w:val="28"/>
+        </w:rPr>
+        <w:lastRenderedPageBreak/>
+        <w:t>Модули 1, 2, 3 (</w:t>
+      </w:r>
+      <w:r>
+        <w:rPr>
+          <w:rFonts w:ascii="Times New Roman" w:hAnsi="Times New Roman" w:cs="Times New Roman"/>
+          <w:sz w:val="28"/>
+          <w:szCs w:val="28"/>
+        </w:rPr>
+        <w:t>смотри БУ</w:t>
+      </w:r>
+      <w:r>
+        <w:rPr>
+          <w:rFonts w:ascii="Times New Roman" w:hAnsi="Times New Roman" w:cs="Times New Roman"/>
+          <w:sz w:val="28"/>
+          <w:szCs w:val="28"/>
+        </w:rPr>
+        <w:t>).</w:t>
+      </w:r>
+    </w:p>
+    <w:p>
+      <w:pPr>
+        <w:spacing w:after="0" w:line="360" w:lineRule="auto"/>
+        <w:ind w:firstLine="709"/>
+        <w:jc w:val="both"/>
+        <w:rPr>
+          <w:rFonts w:ascii="Times New Roman" w:hAnsi="Times New Roman" w:cs="Times New Roman"/>
+          <w:sz w:val="28"/>
+          <w:szCs w:val="28"/>
+        </w:rPr>
+      </w:pPr>
+      <w:r>
+        <w:rPr>
+          <w:rFonts w:ascii="Times New Roman" w:hAnsi="Times New Roman" w:cs="Times New Roman"/>
+          <w:sz w:val="28"/>
+          <w:szCs w:val="28"/>
+        </w:rPr>
+        <w:t>Модуль 4. Добавление функционала работы с заказами</w:t>
+      </w:r>
+    </w:p>
+    <w:p>
+      <w:pPr>
+        <w:spacing w:after="0" w:line="360" w:lineRule="auto"/>
+        <w:ind w:firstLine="709"/>
+        <w:jc w:val="both"/>
+        <w:rPr>
+          <w:rFonts w:ascii="Times New Roman" w:hAnsi="Times New Roman" w:cs="Times New Roman"/>
+          <w:sz w:val="28"/>
+          <w:szCs w:val="28"/>
+        </w:rPr>
+      </w:pPr>
+      <w:r>
+        <w:rPr>
+          <w:rFonts w:ascii="Times New Roman" w:hAnsi="Times New Roman" w:cs="Times New Roman"/>
+          <w:sz w:val="28"/>
+          <w:szCs w:val="28"/>
+        </w:rPr>
+        <w:t>Что сделано:</w:t>
+      </w:r>
+    </w:p>
+    <w:p>
+      <w:pPr>
+        <w:pStyle w:val="a7"/>
+        <w:numPr>
+          <w:ilvl w:val="0"/>
+          <w:numId w:val="6"/>
+        </w:numPr>
+        <w:spacing w:after="0" w:line="360" w:lineRule="auto"/>
+        <w:ind w:left="0" w:firstLine="709"/>
+        <w:contextualSpacing w:val="0"/>
+        <w:jc w:val="both"/>
+        <w:rPr>
+          <w:rFonts w:ascii="Times New Roman" w:hAnsi="Times New Roman" w:cs="Times New Roman"/>
+          <w:sz w:val="28"/>
+          <w:szCs w:val="28"/>
+        </w:rPr>
+      </w:pPr>
+      <w:r>
+        <w:rPr>
+          <w:rFonts w:ascii="Times New Roman" w:hAnsi="Times New Roman" w:cs="Times New Roman"/>
+          <w:sz w:val="28"/>
+          <w:szCs w:val="28"/>
+        </w:rPr>
+        <w:t>добавлена кнопка «заказы» в интерфейсе менеджера и администратора</w:t>
+      </w:r>
+      <w:r>
+        <w:rPr>
+          <w:rFonts w:ascii="Times New Roman" w:hAnsi="Times New Roman" w:cs="Times New Roman"/>
+          <w:sz w:val="28"/>
+          <w:szCs w:val="28"/>
+        </w:rPr>
+        <w:t>;</w:t>
+      </w:r>
+    </w:p>
+    <w:p>
+      <w:pPr>
+        <w:pStyle w:val="a7"/>
+        <w:numPr>
+          <w:ilvl w:val="0"/>
+          <w:numId w:val="6"/>
+        </w:numPr>
+        <w:spacing w:after="0" w:line="360" w:lineRule="auto"/>
+        <w:ind w:left="0" w:firstLine="709"/>
+        <w:contextualSpacing w:val="0"/>
+        <w:jc w:val="both"/>
+        <w:rPr>
+          <w:rFonts w:ascii="Times New Roman" w:hAnsi="Times New Roman" w:cs="Times New Roman"/>
+          <w:sz w:val="28"/>
+          <w:szCs w:val="28"/>
+        </w:rPr>
+      </w:pPr>
+      <w:r>
+        <w:rPr>
+          <w:rFonts w:ascii="Times New Roman" w:hAnsi="Times New Roman" w:cs="Times New Roman"/>
+          <w:sz w:val="28"/>
+          <w:szCs w:val="28"/>
+        </w:rPr>
+        <w:t>реализован просмотр списка заказов</w:t>
+      </w:r>
+      <w:r>
+        <w:rPr>
+          <w:rFonts w:ascii="Times New Roman" w:hAnsi="Times New Roman" w:cs="Times New Roman"/>
+          <w:sz w:val="28"/>
+          <w:szCs w:val="28"/>
+        </w:rPr>
+        <w:t>;</w:t>
+      </w:r>
+    </w:p>
+    <w:p>
+      <w:pPr>
+        <w:pStyle w:val="a7"/>
+        <w:numPr>
+          <w:ilvl w:val="0"/>
+          <w:numId w:val="6"/>
+        </w:numPr>
+        <w:spacing w:after="0" w:line="360" w:lineRule="auto"/>
+        <w:ind w:left="0" w:firstLine="709"/>
+        <w:contextualSpacing w:val="0"/>
+        <w:jc w:val="both"/>
+        <w:rPr>
+          <w:rFonts w:ascii="Times New Roman" w:hAnsi="Times New Roman" w:cs="Times New Roman"/>
+          <w:sz w:val="28"/>
+          <w:szCs w:val="28"/>
+        </w:rPr>
+      </w:pPr>
+      <w:r>
+        <w:rPr>
+          <w:rFonts w:ascii="Times New Roman" w:hAnsi="Times New Roman" w:cs="Times New Roman"/>
+          <w:sz w:val="28"/>
+          <w:szCs w:val="28"/>
+        </w:rPr>
+        <w:t>для администратора добавлены формы добавления, редактирования и удаления заказов</w:t>
+      </w:r>
+      <w:r>
+        <w:rPr>
+          <w:rFonts w:ascii="Times New Roman" w:hAnsi="Times New Roman" w:cs="Times New Roman"/>
+          <w:sz w:val="28"/>
+          <w:szCs w:val="28"/>
+        </w:rPr>
+        <w:t>;</w:t>
+      </w:r>
+    </w:p>
+    <w:p>
+      <w:pPr>
+        <w:pStyle w:val="a7"/>
+        <w:numPr>
+          <w:ilvl w:val="0"/>
+          <w:numId w:val="6"/>
+        </w:numPr>
+        <w:spacing w:after="0" w:line="360" w:lineRule="auto"/>
+        <w:ind w:left="0" w:firstLine="709"/>
+        <w:contextualSpacing w:val="0"/>
+        <w:jc w:val="both"/>
+        <w:rPr>
+          <w:rFonts w:ascii="Times New Roman" w:hAnsi="Times New Roman" w:cs="Times New Roman"/>
+          <w:sz w:val="28"/>
+          <w:szCs w:val="28"/>
+        </w:rPr>
+      </w:pPr>
+      <w:r>
+        <w:rPr>
+          <w:rFonts w:ascii="Times New Roman" w:hAnsi="Times New Roman" w:cs="Times New Roman"/>
+          <w:sz w:val="28"/>
+          <w:szCs w:val="28"/>
+        </w:rPr>
+        <w:t>обеспечено обновление списка после операций.</w:t>
+      </w:r>
+    </w:p>
+    <w:p>
+      <w:pPr>
+        <w:spacing w:after="0" w:line="360" w:lineRule="auto"/>
+        <w:ind w:firstLine="709"/>
+        <w:jc w:val="both"/>
+        <w:rPr>
+          <w:rFonts w:ascii="Times New Roman" w:hAnsi="Times New Roman" w:cs="Times New Roman"/>
+          <w:sz w:val="28"/>
+          <w:szCs w:val="28"/>
+        </w:rPr>
+      </w:pPr>
+      <w:r>
+        <w:rPr>
+          <w:rFonts w:ascii="Times New Roman" w:hAnsi="Times New Roman" w:cs="Times New Roman"/>
+          <w:sz w:val="28"/>
+          <w:szCs w:val="28"/>
+        </w:rPr>
+        <w:t>На рисунке 19 представлена форма со с</w:t>
+      </w:r>
+      <w:r>
+        <w:rPr>
+          <w:rFonts w:ascii="Times New Roman" w:hAnsi="Times New Roman" w:cs="Times New Roman"/>
+          <w:sz w:val="28"/>
+          <w:szCs w:val="28"/>
+        </w:rPr>
+        <w:t>пис</w:t>
+      </w:r>
+      <w:r>
+        <w:rPr>
+          <w:rFonts w:ascii="Times New Roman" w:hAnsi="Times New Roman" w:cs="Times New Roman"/>
+          <w:sz w:val="28"/>
+          <w:szCs w:val="28"/>
+        </w:rPr>
+        <w:t>ком</w:t>
+      </w:r>
+      <w:r>
+        <w:rPr>
+          <w:rFonts w:ascii="Times New Roman" w:hAnsi="Times New Roman" w:cs="Times New Roman"/>
+          <w:sz w:val="28"/>
+          <w:szCs w:val="28"/>
+        </w:rPr>
+        <w:t xml:space="preserve"> заказов для менеджера.</w:t>
+      </w:r>
+    </w:p>
+    <w:p>
+      <w:pPr>
+        <w:spacing w:after="0" w:line="360" w:lineRule="auto"/>
+        <w:jc w:val="center"/>
+        <w:rPr>
+          <w:rFonts w:ascii="Times New Roman" w:hAnsi="Times New Roman" w:cs="Times New Roman"/>
+          <w:sz w:val="28"/>
+          <w:szCs w:val="28"/>
+        </w:rPr>
+      </w:pPr>
+      <w:r>
+        <w:rPr>
+          <w:rFonts w:ascii="Times New Roman" w:hAnsi="Times New Roman" w:cs="Times New Roman"/>
+          <w:sz w:val="28"/>
+          <w:szCs w:val="28"/>
+        </w:rPr>
+        <w:drawing>
+          <wp:inline distT="0" distB="0" distL="0" distR="0" wp14:anchorId="17FE123D" wp14:editId="43B2CF9B">
+            <wp:extent cx="5940425" cy="3553460"/>
+            <wp:effectExtent l="0" t="0" r="3175" b="8890"/>
+            <wp:docPr id="1087690374" name="Рисунок 1"/>
+            <wp:cNvGraphicFramePr>
+              <a:graphicFrameLocks xmlns:a="http://schemas.openxmlformats.org/drawingml/2006/main" noChangeAspect="1"/>
+            </wp:cNvGraphicFramePr>
+            <a:graphic xmlns:a="http://schemas.openxmlformats.org/drawingml/2006/main">
+              <a:graphicData uri="http://schemas.openxmlformats.org/drawingml/2006/picture">
+                <pic:pic xmlns:pic="http://schemas.openxmlformats.org/drawingml/2006/picture">
+                  <pic:nvPicPr>
+                    <pic:cNvPr id="1087690374" name=""/>
+                    <pic:cNvPicPr/>
+                  </pic:nvPicPr>
+                  <pic:blipFill>
+                    <a:blip r:embed="rId20"/>
+                    <a:stretch>
+                      <a:fillRect/>
+                    </a:stretch>
+                  </pic:blipFill>
+                  <pic:spPr>
+                    <a:xfrm>
+                      <a:off x="0" y="0"/>
+                      <a:ext cx="5940425" cy="3553460"/>
+                    </a:xfrm>
+                    <a:prstGeom prst="rect">
+                      <a:avLst/>
+                    </a:prstGeom>
+                  </pic:spPr>
+                </pic:pic>
+              </a:graphicData>
+            </a:graphic>
+          </wp:inline>
+        </w:drawing>
+      </w:r>
+    </w:p>
+    <w:p>
+      <w:pPr>
+        <w:spacing w:after="0" w:line="360" w:lineRule="auto"/>
+        <w:ind w:firstLine="709"/>
+        <w:jc w:val="both"/>
+        <w:rPr>
+          <w:rFonts w:ascii="Times New Roman" w:hAnsi="Times New Roman" w:cs="Times New Roman"/>
+          <w:sz w:val="28"/>
+          <w:szCs w:val="28"/>
+        </w:rPr>
+      </w:pPr>
+      <w:r>
+        <w:rPr>
+          <w:rFonts w:ascii="Times New Roman" w:hAnsi="Times New Roman" w:cs="Times New Roman"/>
+          <w:sz w:val="28"/>
+          <w:szCs w:val="28"/>
+        </w:rPr>
+        <w:t xml:space="preserve">Рисунок 19 – Форма </w:t>
+      </w:r>
+      <w:r>
+        <w:rPr>
+          <w:rFonts w:ascii="Times New Roman" w:hAnsi="Times New Roman" w:cs="Times New Roman"/>
+          <w:sz w:val="28"/>
+          <w:szCs w:val="28"/>
+        </w:rPr>
+        <w:t>со с</w:t>
+      </w:r>
+      <w:r>
+        <w:rPr>
+          <w:rFonts w:ascii="Times New Roman" w:hAnsi="Times New Roman" w:cs="Times New Roman"/>
+          <w:sz w:val="28"/>
+          <w:szCs w:val="28"/>
+        </w:rPr>
+        <w:t>пис</w:t>
+      </w:r>
+      <w:r>
+        <w:rPr>
+          <w:rFonts w:ascii="Times New Roman" w:hAnsi="Times New Roman" w:cs="Times New Roman"/>
+          <w:sz w:val="28"/>
+          <w:szCs w:val="28"/>
+        </w:rPr>
+        <w:t>ком</w:t>
+      </w:r>
+      <w:r>
+        <w:rPr>
+          <w:rFonts w:ascii="Times New Roman" w:hAnsi="Times New Roman" w:cs="Times New Roman"/>
+          <w:sz w:val="28"/>
+          <w:szCs w:val="28"/>
+        </w:rPr>
+        <w:t xml:space="preserve"> заказов для менеджера</w:t>
+      </w:r>
+    </w:p>
+    <w:p>
+      <w:pPr>
+        <w:spacing w:before="240" w:after="0" w:line="360" w:lineRule="auto"/>
+        <w:ind w:firstLine="709"/>
+        <w:jc w:val="both"/>
+        <w:rPr>
+          <w:rFonts w:ascii="Times New Roman" w:hAnsi="Times New Roman" w:cs="Times New Roman"/>
+          <w:sz w:val="28"/>
+          <w:szCs w:val="28"/>
+        </w:rPr>
+      </w:pPr>
+      <w:r>
+        <w:rPr>
+          <w:rFonts w:ascii="Times New Roman" w:hAnsi="Times New Roman" w:cs="Times New Roman"/>
+          <w:sz w:val="28"/>
+          <w:szCs w:val="28"/>
+        </w:rPr>
+        <w:t>На рисунке 20 представлена форма со с</w:t>
+      </w:r>
+      <w:r>
+        <w:rPr>
+          <w:rFonts w:ascii="Times New Roman" w:hAnsi="Times New Roman" w:cs="Times New Roman"/>
+          <w:sz w:val="28"/>
+          <w:szCs w:val="28"/>
+        </w:rPr>
+        <w:t>пис</w:t>
+      </w:r>
+      <w:r>
+        <w:rPr>
+          <w:rFonts w:ascii="Times New Roman" w:hAnsi="Times New Roman" w:cs="Times New Roman"/>
+          <w:sz w:val="28"/>
+          <w:szCs w:val="28"/>
+        </w:rPr>
+        <w:t>ком</w:t>
+      </w:r>
+      <w:r>
+        <w:rPr>
+          <w:rFonts w:ascii="Times New Roman" w:hAnsi="Times New Roman" w:cs="Times New Roman"/>
+          <w:sz w:val="28"/>
+          <w:szCs w:val="28"/>
+        </w:rPr>
+        <w:t xml:space="preserve"> заказов для администратора (с кнопками управления)</w:t>
+      </w:r>
+      <w:r>
+        <w:rPr>
+          <w:rFonts w:ascii="Times New Roman" w:hAnsi="Times New Roman" w:cs="Times New Roman"/>
+          <w:sz w:val="28"/>
+          <w:szCs w:val="28"/>
+        </w:rPr>
+        <w:t>.</w:t>
+      </w:r>
+    </w:p>
+    <w:p>
+      <w:pPr>
+        <w:spacing w:after="0" w:line="360" w:lineRule="auto"/>
+        <w:jc w:val="center"/>
+        <w:rPr>
+          <w:rFonts w:ascii="Times New Roman" w:hAnsi="Times New Roman" w:cs="Times New Roman"/>
+          <w:sz w:val="28"/>
+          <w:szCs w:val="28"/>
+        </w:rPr>
+      </w:pPr>
+      <w:r>
+        <w:lastRenderedPageBreak/>
+        <w:drawing>
+          <wp:inline distT="0" distB="0" distL="0" distR="0" wp14:anchorId="698486A4" wp14:editId="7F48EFE4">
+            <wp:extent cx="5940425" cy="3383915"/>
+            <wp:effectExtent l="0" t="0" r="3175" b="6985"/>
+            <wp:docPr id="216522382" name="Рисунок 1"/>
+            <wp:cNvGraphicFramePr>
+              <a:graphicFrameLocks xmlns:a="http://schemas.openxmlformats.org/drawingml/2006/main" noChangeAspect="1"/>
+            </wp:cNvGraphicFramePr>
+            <a:graphic xmlns:a="http://schemas.openxmlformats.org/drawingml/2006/main">
+              <a:graphicData uri="http://schemas.openxmlformats.org/drawingml/2006/picture">
+                <pic:pic xmlns:pic="http://schemas.openxmlformats.org/drawingml/2006/picture">
+                  <pic:nvPicPr>
+                    <pic:cNvPr id="216522382" name=""/>
+                    <pic:cNvPicPr/>
+                  </pic:nvPicPr>
+                  <pic:blipFill>
+                    <a:blip r:embed="rId21"/>
+                    <a:stretch>
+                      <a:fillRect/>
+                    </a:stretch>
+                  </pic:blipFill>
+                  <pic:spPr>
+                    <a:xfrm>
+                      <a:off x="0" y="0"/>
+                      <a:ext cx="5940425" cy="3383915"/>
+                    </a:xfrm>
+                    <a:prstGeom prst="rect">
+                      <a:avLst/>
+                    </a:prstGeom>
+                  </pic:spPr>
+                </pic:pic>
+              </a:graphicData>
+            </a:graphic>
+          </wp:inline>
+        </w:drawing>
+      </w:r>
+    </w:p>
+    <w:p>
+      <w:pPr>
+        <w:spacing w:after="240" w:line="360" w:lineRule="auto"/>
+        <w:ind w:firstLine="709"/>
+        <w:jc w:val="both"/>
+        <w:rPr>
+          <w:rFonts w:ascii="Times New Roman" w:hAnsi="Times New Roman" w:cs="Times New Roman"/>
+          <w:sz w:val="28"/>
+          <w:szCs w:val="28"/>
+        </w:rPr>
+      </w:pPr>
+      <w:r>
+        <w:rPr>
+          <w:rFonts w:ascii="Times New Roman" w:hAnsi="Times New Roman" w:cs="Times New Roman"/>
+          <w:sz w:val="28"/>
+          <w:szCs w:val="28"/>
+        </w:rPr>
+        <w:t xml:space="preserve">Рисунок 20 – Форма </w:t>
+      </w:r>
+      <w:r>
+        <w:rPr>
+          <w:rFonts w:ascii="Times New Roman" w:hAnsi="Times New Roman" w:cs="Times New Roman"/>
+          <w:sz w:val="28"/>
+          <w:szCs w:val="28"/>
+        </w:rPr>
+        <w:t>со с</w:t>
+      </w:r>
+      <w:r>
+        <w:rPr>
+          <w:rFonts w:ascii="Times New Roman" w:hAnsi="Times New Roman" w:cs="Times New Roman"/>
+          <w:sz w:val="28"/>
+          <w:szCs w:val="28"/>
+        </w:rPr>
+        <w:t>пис</w:t>
+      </w:r>
+      <w:r>
+        <w:rPr>
+          <w:rFonts w:ascii="Times New Roman" w:hAnsi="Times New Roman" w:cs="Times New Roman"/>
+          <w:sz w:val="28"/>
+          <w:szCs w:val="28"/>
+        </w:rPr>
+        <w:t>ком</w:t>
+      </w:r>
+      <w:r>
+        <w:rPr>
+          <w:rFonts w:ascii="Times New Roman" w:hAnsi="Times New Roman" w:cs="Times New Roman"/>
+          <w:sz w:val="28"/>
+          <w:szCs w:val="28"/>
+        </w:rPr>
+        <w:t xml:space="preserve"> заказов для администратора</w:t>
+      </w:r>
+    </w:p>
+    <w:p>
+      <w:pPr>
+        <w:spacing w:after="0" w:line="360" w:lineRule="auto"/>
+        <w:ind w:firstLine="709"/>
+        <w:jc w:val="both"/>
+        <w:rPr>
+          <w:rFonts w:ascii="Times New Roman" w:hAnsi="Times New Roman" w:cs="Times New Roman"/>
+          <w:sz w:val="28"/>
+          <w:szCs w:val="28"/>
+        </w:rPr>
+      </w:pPr>
+      <w:r>
+        <w:rPr>
+          <w:rFonts w:ascii="Times New Roman" w:hAnsi="Times New Roman" w:cs="Times New Roman"/>
+          <w:sz w:val="28"/>
+          <w:szCs w:val="28"/>
+        </w:rPr>
+        <w:t>На рисунке 21 представлена ф</w:t>
+      </w:r>
+      <w:r>
+        <w:rPr>
+          <w:rFonts w:ascii="Times New Roman" w:hAnsi="Times New Roman" w:cs="Times New Roman"/>
+          <w:sz w:val="28"/>
+          <w:szCs w:val="28"/>
+        </w:rPr>
+        <w:t>орма добавления заказа</w:t>
+      </w:r>
+      <w:r>
+        <w:rPr>
+          <w:rFonts w:ascii="Times New Roman" w:hAnsi="Times New Roman" w:cs="Times New Roman"/>
+          <w:sz w:val="28"/>
+          <w:szCs w:val="28"/>
+        </w:rPr>
+        <w:t>, она же форма редактирования заказа</w:t>
+      </w:r>
+      <w:r>
+        <w:rPr>
+          <w:rFonts w:ascii="Times New Roman" w:hAnsi="Times New Roman" w:cs="Times New Roman"/>
+          <w:sz w:val="28"/>
+          <w:szCs w:val="28"/>
+        </w:rPr>
+        <w:t>.</w:t>
+      </w:r>
+    </w:p>
+    <w:p>
+      <w:pPr>
+        <w:spacing w:after="0" w:line="360" w:lineRule="auto"/>
+        <w:jc w:val="center"/>
+        <w:rPr>
+          <w:rFonts w:ascii="Times New Roman" w:hAnsi="Times New Roman" w:cs="Times New Roman"/>
+          <w:sz w:val="28"/>
+          <w:szCs w:val="28"/>
+        </w:rPr>
+      </w:pPr>
+      <w:r>
+        <w:rPr>
+          <w:rFonts w:ascii="Times New Roman" w:hAnsi="Times New Roman" w:cs="Times New Roman"/>
+          <w:sz w:val="28"/>
+          <w:szCs w:val="28"/>
+        </w:rPr>
+        <w:drawing>
+          <wp:inline distT="0" distB="0" distL="0" distR="0" wp14:anchorId="29975991" wp14:editId="2E53E578">
+            <wp:extent cx="4134427" cy="2962688"/>
+            <wp:effectExtent l="0" t="0" r="0" b="9525"/>
+            <wp:docPr id="377480056" name="Рисунок 1"/>
+            <wp:cNvGraphicFramePr>
+              <a:graphicFrameLocks xmlns:a="http://schemas.openxmlformats.org/drawingml/2006/main" noChangeAspect="1"/>
+            </wp:cNvGraphicFramePr>
+            <a:graphic xmlns:a="http://schemas.openxmlformats.org/drawingml/2006/main">
+              <a:graphicData uri="http://schemas.openxmlformats.org/drawingml/2006/picture">
+                <pic:pic xmlns:pic="http://schemas.openxmlformats.org/drawingml/2006/picture">
+                  <pic:nvPicPr>
+                    <pic:cNvPr id="377480056" name=""/>
+                    <pic:cNvPicPr/>
+                  </pic:nvPicPr>
+                  <pic:blipFill>
+                    <a:blip r:embed="rId22"/>
+                    <a:stretch>
+                      <a:fillRect/>
+                    </a:stretch>
+                  </pic:blipFill>
+                  <pic:spPr>
+                    <a:xfrm>
+                      <a:off x="0" y="0"/>
+                      <a:ext cx="4134427" cy="2962688"/>
+                    </a:xfrm>
+                    <a:prstGeom prst="rect">
+                      <a:avLst/>
+                    </a:prstGeom>
+                  </pic:spPr>
+                </pic:pic>
+              </a:graphicData>
+            </a:graphic>
+          </wp:inline>
+        </w:drawing>
+      </w:r>
+    </w:p>
+    <w:p>
+      <w:pPr>
+        <w:spacing w:after="0" w:line="360" w:lineRule="auto"/>
+        <w:ind w:firstLine="709"/>
+        <w:jc w:val="both"/>
+        <w:rPr>
+          <w:rFonts w:ascii="Times New Roman" w:hAnsi="Times New Roman" w:cs="Times New Roman"/>
+          <w:sz w:val="28"/>
+          <w:szCs w:val="28"/>
+        </w:rPr>
+      </w:pPr>
+      <w:r>
+        <w:rPr>
+          <w:rFonts w:ascii="Times New Roman" w:hAnsi="Times New Roman" w:cs="Times New Roman"/>
+          <w:sz w:val="28"/>
+          <w:szCs w:val="28"/>
+        </w:rPr>
+        <w:t>Рисунок 21 – Форма добавления заказа</w:t>
+      </w:r>
+    </w:p>
+    <w:p>
+      <w:pPr>
+        <w:spacing w:before="240" w:after="0" w:line="360" w:lineRule="auto"/>
+        <w:ind w:firstLine="709"/>
+        <w:jc w:val="both"/>
+        <w:rPr>
+          <w:rFonts w:ascii="Times New Roman" w:hAnsi="Times New Roman" w:cs="Times New Roman"/>
+          <w:sz w:val="28"/>
+          <w:szCs w:val="28"/>
+        </w:rPr>
+      </w:pPr>
+      <w:r>
+        <w:rPr>
+          <w:rFonts w:ascii="Times New Roman" w:hAnsi="Times New Roman" w:cs="Times New Roman"/>
+          <w:sz w:val="28"/>
+          <w:szCs w:val="28"/>
+        </w:rPr>
+        <w:t>На рисунке 22 представлена ф</w:t>
+      </w:r>
+      <w:r>
+        <w:rPr>
+          <w:rFonts w:ascii="Times New Roman" w:hAnsi="Times New Roman" w:cs="Times New Roman"/>
+          <w:sz w:val="28"/>
+          <w:szCs w:val="28"/>
+        </w:rPr>
+        <w:t>орма редактирования заказа</w:t>
+      </w:r>
+      <w:r>
+        <w:rPr>
+          <w:rFonts w:ascii="Times New Roman" w:hAnsi="Times New Roman" w:cs="Times New Roman"/>
+          <w:sz w:val="28"/>
+          <w:szCs w:val="28"/>
+        </w:rPr>
+        <w:t>.</w:t>
+      </w:r>
+    </w:p>
+    <w:p>
+      <w:pPr>
+        <w:spacing w:after="0" w:line="360" w:lineRule="auto"/>
+        <w:jc w:val="center"/>
+        <w:rPr>
+          <w:rFonts w:ascii="Times New Roman" w:hAnsi="Times New Roman" w:cs="Times New Roman"/>
+          <w:sz w:val="28"/>
+          <w:szCs w:val="28"/>
+        </w:rPr>
+      </w:pPr>
+      <w:r>
+        <w:rPr>
+          <w:rFonts w:ascii="Times New Roman" w:hAnsi="Times New Roman" w:cs="Times New Roman"/>
+          <w:sz w:val="28"/>
+          <w:szCs w:val="28"/>
+        </w:rPr>
+        <w:lastRenderedPageBreak/>
+        <w:drawing>
+          <wp:inline distT="0" distB="0" distL="0" distR="0" wp14:anchorId="4A739BFC" wp14:editId="5033E0C5">
+            <wp:extent cx="4163006" cy="2972215"/>
+            <wp:effectExtent l="0" t="0" r="9525" b="0"/>
+            <wp:docPr id="2054581671" name="Рисунок 1"/>
+            <wp:cNvGraphicFramePr>
+              <a:graphicFrameLocks xmlns:a="http://schemas.openxmlformats.org/drawingml/2006/main" noChangeAspect="1"/>
+            </wp:cNvGraphicFramePr>
+            <a:graphic xmlns:a="http://schemas.openxmlformats.org/drawingml/2006/main">
+              <a:graphicData uri="http://schemas.openxmlformats.org/drawingml/2006/picture">
+                <pic:pic xmlns:pic="http://schemas.openxmlformats.org/drawingml/2006/picture">
+                  <pic:nvPicPr>
+                    <pic:cNvPr id="2054581671" name=""/>
+                    <pic:cNvPicPr/>
+                  </pic:nvPicPr>
+                  <pic:blipFill>
+                    <a:blip r:embed="rId23"/>
+                    <a:stretch>
+                      <a:fillRect/>
+                    </a:stretch>
+                  </pic:blipFill>
+                  <pic:spPr>
+                    <a:xfrm>
+                      <a:off x="0" y="0"/>
+                      <a:ext cx="4163006" cy="2972215"/>
+                    </a:xfrm>
+                    <a:prstGeom prst="rect">
+                      <a:avLst/>
+                    </a:prstGeom>
+                  </pic:spPr>
+                </pic:pic>
+              </a:graphicData>
+            </a:graphic>
+          </wp:inline>
+        </w:drawing>
+      </w:r>
+    </w:p>
+    <w:p>
+      <w:pPr>
+        <w:spacing w:after="240" w:line="360" w:lineRule="auto"/>
+        <w:ind w:firstLine="709"/>
+        <w:jc w:val="both"/>
+        <w:rPr>
+          <w:rFonts w:ascii="Times New Roman" w:hAnsi="Times New Roman" w:cs="Times New Roman"/>
+          <w:sz w:val="28"/>
+          <w:szCs w:val="28"/>
+        </w:rPr>
+      </w:pPr>
+      <w:r>
+        <w:rPr>
+          <w:rFonts w:ascii="Times New Roman" w:hAnsi="Times New Roman" w:cs="Times New Roman"/>
+          <w:sz w:val="28"/>
+          <w:szCs w:val="28"/>
+        </w:rPr>
+        <w:t>Рисунок 22 – Форма редактирования заказа</w:t>
+      </w:r>
+    </w:p>
+    <w:p>
+      <w:pPr>
+        <w:spacing w:after="0" w:line="360" w:lineRule="auto"/>
+        <w:ind w:firstLine="709"/>
+        <w:jc w:val="both"/>
+        <w:rPr>
+          <w:rFonts w:ascii="Times New Roman" w:hAnsi="Times New Roman" w:cs="Times New Roman"/>
+          <w:sz w:val="28"/>
+          <w:szCs w:val="28"/>
+        </w:rPr>
+      </w:pPr>
+      <w:r>
+        <w:rPr>
+          <w:rFonts w:ascii="Times New Roman" w:hAnsi="Times New Roman" w:cs="Times New Roman"/>
+          <w:sz w:val="28"/>
+          <w:szCs w:val="28"/>
+        </w:rPr>
+        <w:t>На рисунке 23 представлено</w:t>
+      </w:r>
+      <w:r>
+        <w:rPr>
+          <w:rFonts w:ascii="Times New Roman" w:hAnsi="Times New Roman" w:cs="Times New Roman"/>
+          <w:sz w:val="28"/>
+          <w:szCs w:val="28"/>
+        </w:rPr>
+        <w:t xml:space="preserve"> успешно</w:t>
+      </w:r>
+      <w:r>
+        <w:rPr>
+          <w:rFonts w:ascii="Times New Roman" w:hAnsi="Times New Roman" w:cs="Times New Roman"/>
+          <w:sz w:val="28"/>
+          <w:szCs w:val="28"/>
+        </w:rPr>
+        <w:t>е</w:t>
+      </w:r>
+      <w:r>
+        <w:rPr>
+          <w:rFonts w:ascii="Times New Roman" w:hAnsi="Times New Roman" w:cs="Times New Roman"/>
+          <w:sz w:val="28"/>
+          <w:szCs w:val="28"/>
+        </w:rPr>
+        <w:t xml:space="preserve"> добавлени</w:t>
+      </w:r>
+      <w:r>
+        <w:rPr>
+          <w:rFonts w:ascii="Times New Roman" w:hAnsi="Times New Roman" w:cs="Times New Roman"/>
+          <w:sz w:val="28"/>
+          <w:szCs w:val="28"/>
+        </w:rPr>
+        <w:t>е заказа</w:t>
+      </w:r>
+      <w:r>
+        <w:rPr>
+          <w:rFonts w:ascii="Times New Roman" w:hAnsi="Times New Roman" w:cs="Times New Roman"/>
+          <w:sz w:val="28"/>
+          <w:szCs w:val="28"/>
+        </w:rPr>
+        <w:t>.</w:t>
+      </w:r>
+    </w:p>
+    <w:p>
+      <w:pPr>
+        <w:spacing w:after="0" w:line="360" w:lineRule="auto"/>
+        <w:jc w:val="center"/>
+        <w:rPr>
+          <w:rFonts w:ascii="Times New Roman" w:hAnsi="Times New Roman" w:cs="Times New Roman"/>
+          <w:sz w:val="28"/>
+          <w:szCs w:val="28"/>
+        </w:rPr>
+      </w:pPr>
+      <w:r>
+        <w:rPr>
+          <w:rFonts w:ascii="Times New Roman" w:hAnsi="Times New Roman" w:cs="Times New Roman"/>
+          <w:sz w:val="28"/>
+          <w:szCs w:val="28"/>
+        </w:rPr>
+        <w:drawing>
+          <wp:inline distT="0" distB="0" distL="0" distR="0" wp14:anchorId="77875A37" wp14:editId="4F2F6A27">
+            <wp:extent cx="5940425" cy="1442720"/>
+            <wp:effectExtent l="0" t="0" r="3175" b="5080"/>
+            <wp:docPr id="1998398724" name="Рисунок 1"/>
+            <wp:cNvGraphicFramePr>
+              <a:graphicFrameLocks xmlns:a="http://schemas.openxmlformats.org/drawingml/2006/main" noChangeAspect="1"/>
+            </wp:cNvGraphicFramePr>
+            <a:graphic xmlns:a="http://schemas.openxmlformats.org/drawingml/2006/main">
+              <a:graphicData uri="http://schemas.openxmlformats.org/drawingml/2006/picture">
+                <pic:pic xmlns:pic="http://schemas.openxmlformats.org/drawingml/2006/picture">
+                  <pic:nvPicPr>
+                    <pic:cNvPr id="1998398724" name=""/>
+                    <pic:cNvPicPr/>
+                  </pic:nvPicPr>
+                  <pic:blipFill>
+                    <a:blip r:embed="rId24"/>
+                    <a:stretch>
+                      <a:fillRect/>
+                    </a:stretch>
+                  </pic:blipFill>
+                  <pic:spPr>
+                    <a:xfrm>
+                      <a:off x="0" y="0"/>
+                      <a:ext cx="5940425" cy="1442720"/>
+                    </a:xfrm>
+                    <a:prstGeom prst="rect">
+                      <a:avLst/>
+                    </a:prstGeom>
+                  </pic:spPr>
+                </pic:pic>
+              </a:graphicData>
+            </a:graphic>
+          </wp:inline>
+        </w:drawing>
+      </w:r>
+    </w:p>
+    <w:p>
+      <w:pPr>
+        <w:spacing w:after="0" w:line="360" w:lineRule="auto"/>
+        <w:ind w:firstLine="709"/>
+        <w:jc w:val="both"/>
+        <w:rPr>
+          <w:rFonts w:ascii="Times New Roman" w:hAnsi="Times New Roman" w:cs="Times New Roman"/>
+          <w:sz w:val="28"/>
+          <w:szCs w:val="28"/>
+        </w:rPr>
+      </w:pPr>
+      <w:r>
+        <w:rPr>
+          <w:rFonts w:ascii="Times New Roman" w:hAnsi="Times New Roman" w:cs="Times New Roman"/>
+          <w:sz w:val="28"/>
+          <w:szCs w:val="28"/>
+        </w:rPr>
+        <w:t xml:space="preserve">Рисунок 23 – </w:t>
+      </w:r>
+      <w:r>
+        <w:rPr>
+          <w:rFonts w:ascii="Times New Roman" w:hAnsi="Times New Roman" w:cs="Times New Roman"/>
+          <w:sz w:val="28"/>
+          <w:szCs w:val="28"/>
+        </w:rPr>
+        <w:t>У</w:t>
+      </w:r>
+      <w:r>
+        <w:rPr>
+          <w:rFonts w:ascii="Times New Roman" w:hAnsi="Times New Roman" w:cs="Times New Roman"/>
+          <w:sz w:val="28"/>
+          <w:szCs w:val="28"/>
+        </w:rPr>
+        <w:t>спешно</w:t>
+      </w:r>
+      <w:r>
+        <w:rPr>
+          <w:rFonts w:ascii="Times New Roman" w:hAnsi="Times New Roman" w:cs="Times New Roman"/>
+          <w:sz w:val="28"/>
+          <w:szCs w:val="28"/>
+        </w:rPr>
+        <w:t>е</w:t>
+      </w:r>
+      <w:r>
+        <w:rPr>
+          <w:rFonts w:ascii="Times New Roman" w:hAnsi="Times New Roman" w:cs="Times New Roman"/>
+          <w:sz w:val="28"/>
+          <w:szCs w:val="28"/>
+        </w:rPr>
+        <w:t xml:space="preserve"> добавлени</w:t>
+      </w:r>
+      <w:r>
+        <w:rPr>
+          <w:rFonts w:ascii="Times New Roman" w:hAnsi="Times New Roman" w:cs="Times New Roman"/>
+          <w:sz w:val="28"/>
+          <w:szCs w:val="28"/>
+        </w:rPr>
+        <w:t>е</w:t>
+      </w:r>
+      <w:r>
+        <w:rPr>
+          <w:rFonts w:ascii="Times New Roman" w:hAnsi="Times New Roman" w:cs="Times New Roman"/>
+          <w:sz w:val="28"/>
+          <w:szCs w:val="28"/>
+        </w:rPr>
+        <w:t xml:space="preserve"> заказа</w:t>
+      </w:r>
     </w:p>
     <w:p>
       <w:pPr>
@@ -8303,6 +10561,408 @@
           <w:szCs w:val="28"/>
         </w:rPr>
         <w:br w:type="page"/>
+      </w:r>
+    </w:p>
+    <w:p>
+      <w:pPr>
+        <w:keepNext/>
+        <w:keepLines/>
+        <w:spacing w:before="240" w:after="0" w:line="360" w:lineRule="auto"/>
+        <w:ind w:firstLine="142"/>
+        <w:jc w:val="center"/>
+        <w:outlineLvl w:val="0"/>
+        <w:rPr>
+          <w:rFonts w:ascii="Times New Roman" w:eastAsia="DengXian Light" w:hAnsi="Times New Roman" w:cs="Times New Roman"/>
+          <w:b/>
+          <w:bCs/>
+          <w:sz w:val="28"/>
+          <w:szCs w:val="28"/>
+        </w:rPr>
+      </w:pPr>
+      <w:r>
+        <w:rPr>
+          <w:rFonts w:ascii="Times New Roman" w:eastAsia="DengXian Light" w:hAnsi="Times New Roman" w:cs="Times New Roman"/>
+          <w:b/>
+          <w:bCs/>
+          <w:sz w:val="28"/>
+          <w:szCs w:val="28"/>
+        </w:rPr>
+        <w:lastRenderedPageBreak/>
+        <w:t xml:space="preserve">Приложение </w:t>
+      </w:r>
+      <w:r>
+        <w:rPr>
+          <w:rFonts w:ascii="Times New Roman" w:eastAsia="DengXian Light" w:hAnsi="Times New Roman" w:cs="Times New Roman"/>
+          <w:b/>
+          <w:bCs/>
+          <w:sz w:val="28"/>
+          <w:szCs w:val="28"/>
+        </w:rPr>
+        <w:t>А</w:t>
+      </w:r>
+    </w:p>
+    <w:p>
+      <w:pPr>
+        <w:jc w:val="center"/>
+        <w:rPr>
+          <w:rFonts w:ascii="Times New Roman" w:eastAsia="Times New Roman" w:hAnsi="Times New Roman" w:cs="Times New Roman"/>
+          <w:b/>
+          <w:bCs/>
+          <w:color w:val="000000"/>
+          <w:kern w:val="0"/>
+          <w:sz w:val="28"/>
+          <w:szCs w:val="28"/>
+          <w14:ligatures w14:val="none"/>
+        </w:rPr>
+      </w:pPr>
+      <w:r>
+        <w:rPr>
+          <w:rFonts w:ascii="Times New Roman" w:eastAsia="Times New Roman" w:hAnsi="Times New Roman" w:cs="Times New Roman"/>
+          <w:b/>
+          <w:bCs/>
+          <w:color w:val="000000"/>
+          <w:kern w:val="0"/>
+          <w:sz w:val="28"/>
+          <w:szCs w:val="28"/>
+          <w14:ligatures w14:val="none"/>
+        </w:rPr>
+        <w:t xml:space="preserve">Диаграмма декомпозиции в нотации </w:t>
+      </w:r>
+      <w:r>
+        <w:rPr>
+          <w:rFonts w:ascii="Times New Roman" w:eastAsia="Times New Roman" w:hAnsi="Times New Roman" w:cs="Times New Roman"/>
+          <w:b/>
+          <w:bCs/>
+          <w:color w:val="000000"/>
+          <w:kern w:val="0"/>
+          <w:sz w:val="28"/>
+          <w:szCs w:val="28"/>
+          <w:lang w:val="en-US"/>
+          <w14:ligatures w14:val="none"/>
+        </w:rPr>
+        <w:t>IDEF0</w:t>
+      </w:r>
+    </w:p>
+    <w:p>
+      <w:pPr>
+        <w:jc w:val="center"/>
+        <w:rPr>
+          <w:rFonts w:ascii="Times New Roman" w:eastAsia="DengXian Light" w:hAnsi="Times New Roman" w:cs="Times New Roman"/>
+          <w:b/>
+          <w:bCs/>
+          <w:sz w:val="28"/>
+          <w:szCs w:val="28"/>
+        </w:rPr>
+      </w:pPr>
+      <w:r>
+        <w:rPr>
+          <w:rFonts w:ascii="Times New Roman" w:eastAsia="DengXian Light" w:hAnsi="Times New Roman" w:cs="Times New Roman"/>
+          <w:b/>
+          <w:bCs/>
+          <w:sz w:val="28"/>
+          <w:szCs w:val="28"/>
+        </w:rPr>
+        <w:drawing>
+          <wp:inline distT="0" distB="0" distL="0" distR="0" wp14:anchorId="6F63B029" wp14:editId="3169A863">
+            <wp:extent cx="8589474" cy="5278556"/>
+            <wp:effectExtent l="0" t="1905" r="635" b="635"/>
+            <wp:docPr id="1592646852" name="Рисунок 1"/>
+            <wp:cNvGraphicFramePr>
+              <a:graphicFrameLocks xmlns:a="http://schemas.openxmlformats.org/drawingml/2006/main" noChangeAspect="1"/>
+            </wp:cNvGraphicFramePr>
+            <a:graphic xmlns:a="http://schemas.openxmlformats.org/drawingml/2006/main">
+              <a:graphicData uri="http://schemas.openxmlformats.org/drawingml/2006/picture">
+                <pic:pic xmlns:pic="http://schemas.openxmlformats.org/drawingml/2006/picture">
+                  <pic:nvPicPr>
+                    <pic:cNvPr id="1592646852" name=""/>
+                    <pic:cNvPicPr/>
+                  </pic:nvPicPr>
+                  <pic:blipFill>
+                    <a:blip r:embed="rId25"/>
+                    <a:stretch>
+                      <a:fillRect/>
+                    </a:stretch>
+                  </pic:blipFill>
+                  <pic:spPr>
+                    <a:xfrm rot="16200000">
+                      <a:off x="0" y="0"/>
+                      <a:ext cx="8644535" cy="5312393"/>
+                    </a:xfrm>
+                    <a:prstGeom prst="rect">
+                      <a:avLst/>
+                    </a:prstGeom>
+                  </pic:spPr>
+                </pic:pic>
+              </a:graphicData>
+            </a:graphic>
+          </wp:inline>
+        </w:drawing>
+      </w:r>
+    </w:p>
+    <w:p>
+      <w:pPr>
+        <w:keepNext/>
+        <w:keepLines/>
+        <w:spacing w:before="240" w:after="0" w:line="360" w:lineRule="auto"/>
+        <w:ind w:firstLine="142"/>
+        <w:jc w:val="center"/>
+        <w:outlineLvl w:val="0"/>
+        <w:rPr>
+          <w:rFonts w:ascii="Times New Roman" w:eastAsia="DengXian Light" w:hAnsi="Times New Roman" w:cs="Times New Roman"/>
+          <w:b/>
+          <w:bCs/>
+          <w:sz w:val="28"/>
+          <w:szCs w:val="28"/>
+        </w:rPr>
+      </w:pPr>
+      <w:r>
+        <w:rPr>
+          <w:rFonts w:ascii="Times New Roman" w:eastAsia="DengXian Light" w:hAnsi="Times New Roman" w:cs="Times New Roman"/>
+          <w:b/>
+          <w:bCs/>
+          <w:sz w:val="28"/>
+          <w:szCs w:val="28"/>
+        </w:rPr>
+        <w:lastRenderedPageBreak/>
+        <w:t xml:space="preserve">Приложение </w:t>
+      </w:r>
+      <w:r>
+        <w:rPr>
+          <w:rFonts w:ascii="Times New Roman" w:eastAsia="DengXian Light" w:hAnsi="Times New Roman" w:cs="Times New Roman"/>
+          <w:b/>
+          <w:bCs/>
+          <w:sz w:val="28"/>
+          <w:szCs w:val="28"/>
+        </w:rPr>
+        <w:t>Б</w:t>
+      </w:r>
+    </w:p>
+    <w:p>
+      <w:pPr>
+        <w:jc w:val="center"/>
+        <w:rPr>
+          <w:rFonts w:ascii="Times New Roman" w:eastAsia="Times New Roman" w:hAnsi="Times New Roman" w:cs="Times New Roman"/>
+          <w:b/>
+          <w:bCs/>
+          <w:color w:val="000000"/>
+          <w:kern w:val="0"/>
+          <w:sz w:val="28"/>
+          <w:szCs w:val="28"/>
+          <w14:ligatures w14:val="none"/>
+        </w:rPr>
+      </w:pPr>
+      <w:r>
+        <w:rPr>
+          <w:rFonts w:ascii="Times New Roman" w:eastAsia="Times New Roman" w:hAnsi="Times New Roman" w:cs="Times New Roman"/>
+          <w:b/>
+          <w:bCs/>
+          <w:color w:val="000000"/>
+          <w:kern w:val="0"/>
+          <w:sz w:val="28"/>
+          <w:szCs w:val="28"/>
+          <w14:ligatures w14:val="none"/>
+        </w:rPr>
+        <w:t>Диаг</w:t>
+      </w:r>
+      <w:r>
+        <w:rPr>
+          <w:rFonts w:ascii="Times New Roman" w:eastAsia="Times New Roman" w:hAnsi="Times New Roman" w:cs="Times New Roman"/>
+          <w:b/>
+          <w:bCs/>
+          <w:color w:val="000000"/>
+          <w:kern w:val="0"/>
+          <w:sz w:val="28"/>
+          <w:szCs w:val="28"/>
+          <w14:ligatures w14:val="none"/>
+        </w:rPr>
+        <w:t>рамма вариантов использования</w:t>
+      </w:r>
+    </w:p>
+    <w:p>
+      <w:pPr>
+        <w:jc w:val="center"/>
+        <w:rPr>
+          <w:rFonts w:ascii="Times New Roman" w:eastAsia="DengXian Light" w:hAnsi="Times New Roman" w:cs="Times New Roman"/>
+          <w:b/>
+          <w:bCs/>
+          <w:sz w:val="28"/>
+          <w:szCs w:val="28"/>
+        </w:rPr>
+      </w:pPr>
+      <w:r>
+        <w:rPr>
+          <w:rFonts w:ascii="Times New Roman" w:eastAsia="DengXian Light" w:hAnsi="Times New Roman" w:cs="Times New Roman"/>
+          <w:b/>
+          <w:bCs/>
+          <w:sz w:val="28"/>
+          <w:szCs w:val="28"/>
+        </w:rPr>
+        <w:drawing>
+          <wp:inline distT="0" distB="0" distL="0" distR="0" wp14:anchorId="7AAF16C9" wp14:editId="060DB9AD">
+            <wp:extent cx="8572633" cy="4777255"/>
+            <wp:effectExtent l="0" t="7303" r="0" b="0"/>
+            <wp:docPr id="120168142" name="Рисунок 1"/>
+            <wp:cNvGraphicFramePr>
+              <a:graphicFrameLocks xmlns:a="http://schemas.openxmlformats.org/drawingml/2006/main" noChangeAspect="1"/>
+            </wp:cNvGraphicFramePr>
+            <a:graphic xmlns:a="http://schemas.openxmlformats.org/drawingml/2006/main">
+              <a:graphicData uri="http://schemas.openxmlformats.org/drawingml/2006/picture">
+                <pic:pic xmlns:pic="http://schemas.openxmlformats.org/drawingml/2006/picture">
+                  <pic:nvPicPr>
+                    <pic:cNvPr id="120168142" name=""/>
+                    <pic:cNvPicPr/>
+                  </pic:nvPicPr>
+                  <pic:blipFill>
+                    <a:blip r:embed="rId26"/>
+                    <a:stretch>
+                      <a:fillRect/>
+                    </a:stretch>
+                  </pic:blipFill>
+                  <pic:spPr>
+                    <a:xfrm rot="16200000">
+                      <a:off x="0" y="0"/>
+                      <a:ext cx="8629833" cy="4809131"/>
+                    </a:xfrm>
+                    <a:prstGeom prst="rect">
+                      <a:avLst/>
+                    </a:prstGeom>
+                  </pic:spPr>
+                </pic:pic>
+              </a:graphicData>
+            </a:graphic>
+          </wp:inline>
+        </w:drawing>
+      </w:r>
+    </w:p>
+    <w:p>
+      <w:pPr>
+        <w:keepNext/>
+        <w:keepLines/>
+        <w:spacing w:before="240" w:after="0" w:line="360" w:lineRule="auto"/>
+        <w:ind w:firstLine="142"/>
+        <w:jc w:val="center"/>
+        <w:outlineLvl w:val="0"/>
+        <w:rPr>
+          <w:rFonts w:ascii="Times New Roman" w:eastAsia="DengXian Light" w:hAnsi="Times New Roman" w:cs="Times New Roman"/>
+          <w:b/>
+          <w:bCs/>
+          <w:sz w:val="28"/>
+          <w:szCs w:val="28"/>
+        </w:rPr>
+      </w:pPr>
+      <w:r>
+        <w:rPr>
+          <w:rFonts w:ascii="Times New Roman" w:eastAsia="DengXian Light" w:hAnsi="Times New Roman" w:cs="Times New Roman"/>
+          <w:b/>
+          <w:bCs/>
+          <w:sz w:val="28"/>
+          <w:szCs w:val="28"/>
+        </w:rPr>
+        <w:lastRenderedPageBreak/>
+        <w:t xml:space="preserve">Приложение </w:t>
+      </w:r>
+      <w:r>
+        <w:rPr>
+          <w:rFonts w:ascii="Times New Roman" w:eastAsia="DengXian Light" w:hAnsi="Times New Roman" w:cs="Times New Roman"/>
+          <w:b/>
+          <w:bCs/>
+          <w:sz w:val="28"/>
+          <w:szCs w:val="28"/>
+        </w:rPr>
+        <w:t>В</w:t>
+      </w:r>
+    </w:p>
+    <w:p>
+      <w:pPr>
+        <w:jc w:val="center"/>
+        <w:rPr>
+          <w:rFonts w:ascii="Times New Roman" w:eastAsia="Times New Roman" w:hAnsi="Times New Roman" w:cs="Times New Roman"/>
+          <w:b/>
+          <w:bCs/>
+          <w:color w:val="000000"/>
+          <w:kern w:val="0"/>
+          <w:sz w:val="28"/>
+          <w:szCs w:val="28"/>
+          <w14:ligatures w14:val="none"/>
+        </w:rPr>
+      </w:pPr>
+      <w:r>
+        <w:rPr>
+          <w:rFonts w:ascii="Times New Roman" w:eastAsia="Times New Roman" w:hAnsi="Times New Roman" w:cs="Times New Roman"/>
+          <w:b/>
+          <w:bCs/>
+          <w:color w:val="000000"/>
+          <w:kern w:val="0"/>
+          <w:sz w:val="28"/>
+          <w:szCs w:val="28"/>
+          <w14:ligatures w14:val="none"/>
+        </w:rPr>
+        <w:t>Диаграмма классов</w:t>
+      </w:r>
+    </w:p>
+    <w:p>
+      <w:pPr>
+        <w:jc w:val="center"/>
+        <w:rPr>
+          <w:rFonts w:ascii="Times New Roman" w:eastAsia="DengXian Light" w:hAnsi="Times New Roman" w:cs="Times New Roman"/>
+          <w:b/>
+          <w:bCs/>
+          <w:sz w:val="28"/>
+          <w:szCs w:val="28"/>
+        </w:rPr>
+      </w:pPr>
+      <w:r>
+        <w:rPr>
+          <w:noProof/>
+        </w:rPr>
+        <w:drawing>
+          <wp:inline distT="0" distB="0" distL="0" distR="0" wp14:anchorId="00467854" wp14:editId="46529EF4">
+            <wp:extent cx="8609138" cy="4915038"/>
+            <wp:effectExtent l="0" t="952" r="952" b="953"/>
+            <wp:docPr id="610552153" name="Рисунок 5"/>
+            <wp:cNvGraphicFramePr>
+              <a:graphicFrameLocks xmlns:a="http://schemas.openxmlformats.org/drawingml/2006/main" noChangeAspect="1"/>
+            </wp:cNvGraphicFramePr>
+            <a:graphic xmlns:a="http://schemas.openxmlformats.org/drawingml/2006/main">
+              <a:graphicData uri="http://schemas.openxmlformats.org/drawingml/2006/picture">
+                <pic:pic xmlns:pic="http://schemas.openxmlformats.org/drawingml/2006/picture">
+                  <pic:nvPicPr>
+                    <pic:cNvPr id="0" name="Picture 1"/>
+                    <pic:cNvPicPr>
+                      <a:picLocks noChangeAspect="1" noChangeArrowheads="1"/>
+                    </pic:cNvPicPr>
+                  </pic:nvPicPr>
+                  <pic:blipFill>
+                    <a:blip r:embed="rId27" cstate="print">
+                      <a:extLst>
+                        <a:ext uri="{28A0092B-C50C-407E-A947-70E740481C1C}">
+                          <a14:useLocalDpi xmlns:a14="http://schemas.microsoft.com/office/drawing/2010/main" val="0"/>
+                        </a:ext>
+                      </a:extLst>
+                    </a:blip>
+                    <a:srcRect/>
+                    <a:stretch>
+                      <a:fillRect/>
+                    </a:stretch>
+                  </pic:blipFill>
+                  <pic:spPr bwMode="auto">
+                    <a:xfrm rot="16200000">
+                      <a:off x="0" y="0"/>
+                      <a:ext cx="8652174" cy="4939608"/>
+                    </a:xfrm>
+                    <a:prstGeom prst="rect">
+                      <a:avLst/>
+                    </a:prstGeom>
+                    <a:noFill/>
+                    <a:ln>
+                      <a:noFill/>
+                    </a:ln>
+                  </pic:spPr>
+                </pic:pic>
+              </a:graphicData>
+            </a:graphic>
+          </wp:inline>
+        </w:drawing>
       </w:r>
     </w:p>
     <w:p>
@@ -8330,7 +10990,17 @@
           <w:szCs w:val="28"/>
         </w:rPr>
         <w:lastRenderedPageBreak/>
-        <w:t>Приложение Д</w:t>
+        <w:t xml:space="preserve">Приложение </w:t>
+      </w:r>
+      <w:r>
+        <w:rPr>
+          <w:rFonts w:ascii="Times New Roman" w:eastAsia="DengXian Light" w:hAnsi="Times New Roman" w:cs="Times New Roman"/>
+          <w:b/>
+          <w:bCs/>
+          <w:sz w:val="28"/>
+          <w:szCs w:val="28"/>
+        </w:rPr>
+        <w:t>Г</w:t>
       </w:r>
     </w:p>
     <w:p>
@@ -8382,31 +11052,7 @@
           <w:szCs w:val="28"/>
           <w14:ligatures w14:val="none"/>
         </w:rPr>
-        <w:t>Сущность «Пользователи» (</w:t>
-      </w:r>
-      <w:proofErr w:type="spellStart"/>
-      <w:r>
-        <w:rPr>
-          <w:rFonts w:ascii="Times New Roman" w:eastAsia="Times New Roman" w:hAnsi="Times New Roman" w:cs="Times New Roman"/>
-          <w:color w:val="000000" w:themeColor="text1"/>
-          <w:kern w:val="0"/>
-          <w:sz w:val="28"/>
-          <w:szCs w:val="28"/>
-          <w14:ligatures w14:val="none"/>
-        </w:rPr>
-        <w:t>users</w:t>
-      </w:r>
-      <w:proofErr w:type="spellEnd"/>
-      <w:r>
-        <w:rPr>
-          <w:rFonts w:ascii="Times New Roman" w:eastAsia="Times New Roman" w:hAnsi="Times New Roman" w:cs="Times New Roman"/>
-          <w:color w:val="000000" w:themeColor="text1"/>
-          <w:kern w:val="0"/>
-          <w:sz w:val="28"/>
-          <w:szCs w:val="28"/>
-          <w14:ligatures w14:val="none"/>
-        </w:rPr>
-        <w:t>)</w:t>
+        <w:t>Сущность «Пользователи» (users)</w:t>
       </w:r>
     </w:p>
     <w:tbl>
@@ -8553,7 +11199,6 @@
                 <w:szCs w:val="28"/>
               </w:rPr>
             </w:pPr>
-            <w:proofErr w:type="spellStart"/>
             <w:r>
               <w:rPr>
                 <w:rFonts w:ascii="Times New Roman" w:eastAsia="Times New Roman" w:hAnsi="Times New Roman" w:cs="Times New Roman"/>
@@ -8563,7 +11208,6 @@
               </w:rPr>
               <w:t>id</w:t>
             </w:r>
-            <w:proofErr w:type="spellEnd"/>
           </w:p>
         </w:tc>
         <w:tc>
@@ -8669,7 +11313,6 @@
                 <w:szCs w:val="28"/>
               </w:rPr>
             </w:pPr>
-            <w:proofErr w:type="spellStart"/>
             <w:r>
               <w:rPr>
                 <w:rFonts w:ascii="Times New Roman" w:eastAsia="Times New Roman" w:hAnsi="Times New Roman" w:cs="Times New Roman"/>
@@ -8679,7 +11322,6 @@
               </w:rPr>
               <w:t>role</w:t>
             </w:r>
-            <w:proofErr w:type="spellEnd"/>
           </w:p>
         </w:tc>
         <w:tc>
@@ -8699,25 +11341,14 @@
                 <w:szCs w:val="28"/>
               </w:rPr>
             </w:pPr>
-            <w:proofErr w:type="gramStart"/>
-            <w:r>
-              <w:rPr>
-                <w:rFonts w:ascii="Times New Roman" w:eastAsia="Times New Roman" w:hAnsi="Times New Roman" w:cs="Times New Roman"/>
-                <w:color w:val="000000" w:themeColor="text1"/>
-                <w:sz w:val="28"/>
-                <w:szCs w:val="28"/>
-              </w:rPr>
-              <w:t>VARCHAR(</w:t>
-            </w:r>
-            <w:proofErr w:type="gramEnd"/>
-            <w:r>
-              <w:rPr>
-                <w:rFonts w:ascii="Times New Roman" w:eastAsia="Times New Roman" w:hAnsi="Times New Roman" w:cs="Times New Roman"/>
-                <w:color w:val="000000" w:themeColor="text1"/>
-                <w:sz w:val="28"/>
-                <w:szCs w:val="28"/>
-              </w:rPr>
-              <w:t>50)</w:t>
+            <w:r>
+              <w:rPr>
+                <w:rFonts w:ascii="Times New Roman" w:eastAsia="Times New Roman" w:hAnsi="Times New Roman" w:cs="Times New Roman"/>
+                <w:color w:val="000000" w:themeColor="text1"/>
+                <w:sz w:val="28"/>
+                <w:szCs w:val="28"/>
+              </w:rPr>
+              <w:t>VARCHAR(50)</w:t>
             </w:r>
           </w:p>
         </w:tc>
@@ -8796,7 +11427,6 @@
                 <w:szCs w:val="28"/>
               </w:rPr>
             </w:pPr>
-            <w:proofErr w:type="spellStart"/>
             <w:r>
               <w:rPr>
                 <w:rFonts w:ascii="Times New Roman" w:eastAsia="Times New Roman" w:hAnsi="Times New Roman" w:cs="Times New Roman"/>
@@ -8806,7 +11436,6 @@
               </w:rPr>
               <w:t>full_name</w:t>
             </w:r>
-            <w:proofErr w:type="spellEnd"/>
           </w:p>
         </w:tc>
         <w:tc>
@@ -8826,52 +11455,14 @@
                 <w:szCs w:val="28"/>
               </w:rPr>
             </w:pPr>
-            <w:proofErr w:type="gramStart"/>
-            <w:r>
-              <w:rPr>
-                <w:rFonts w:ascii="Times New Roman" w:eastAsia="Times New Roman" w:hAnsi="Times New Roman" w:cs="Times New Roman"/>
-                <w:color w:val="000000" w:themeColor="text1"/>
-                <w:sz w:val="28"/>
-                <w:szCs w:val="28"/>
-              </w:rPr>
-              <w:t>VARCHAR(</w:t>
-            </w:r>
-            <w:proofErr w:type="gramEnd"/>
-            <w:r>
-              <w:rPr>
-                <w:rFonts w:ascii="Times New Roman" w:eastAsia="Times New Roman" w:hAnsi="Times New Roman" w:cs="Times New Roman"/>
-                <w:color w:val="000000" w:themeColor="text1"/>
-                <w:sz w:val="28"/>
-                <w:szCs w:val="28"/>
-              </w:rPr>
-              <w:t>2</w:t>
-            </w:r>
-            <w:r>
-              <w:rPr>
-                <w:rFonts w:ascii="Times New Roman" w:eastAsia="Times New Roman" w:hAnsi="Times New Roman" w:cs="Times New Roman"/>
-                <w:color w:val="000000" w:themeColor="text1"/>
-                <w:sz w:val="28"/>
-                <w:szCs w:val="28"/>
-              </w:rPr>
-              <w:t>5</w:t>
-            </w:r>
-            <w:r>
-              <w:rPr>
-                <w:rFonts w:ascii="Times New Roman" w:eastAsia="Times New Roman" w:hAnsi="Times New Roman" w:cs="Times New Roman"/>
-                <w:color w:val="000000" w:themeColor="text1"/>
-                <w:sz w:val="28"/>
-                <w:szCs w:val="28"/>
-              </w:rPr>
-              <w:t>5</w:t>
-            </w:r>
-            <w:r>
-              <w:rPr>
-                <w:rFonts w:ascii="Times New Roman" w:eastAsia="Times New Roman" w:hAnsi="Times New Roman" w:cs="Times New Roman"/>
-                <w:color w:val="000000" w:themeColor="text1"/>
-                <w:sz w:val="28"/>
-                <w:szCs w:val="28"/>
-              </w:rPr>
-              <w:t>)</w:t>
+            <w:r>
+              <w:rPr>
+                <w:rFonts w:ascii="Times New Roman" w:eastAsia="Times New Roman" w:hAnsi="Times New Roman" w:cs="Times New Roman"/>
+                <w:color w:val="000000" w:themeColor="text1"/>
+                <w:sz w:val="28"/>
+                <w:szCs w:val="28"/>
+              </w:rPr>
+              <w:t>VARCHAR(255)</w:t>
             </w:r>
           </w:p>
         </w:tc>
@@ -8950,7 +11541,6 @@
                 <w:szCs w:val="28"/>
               </w:rPr>
             </w:pPr>
-            <w:proofErr w:type="spellStart"/>
             <w:r>
               <w:rPr>
                 <w:rFonts w:ascii="Times New Roman" w:eastAsia="Times New Roman" w:hAnsi="Times New Roman" w:cs="Times New Roman"/>
@@ -8960,7 +11550,6 @@
               </w:rPr>
               <w:t>login</w:t>
             </w:r>
-            <w:proofErr w:type="spellEnd"/>
           </w:p>
         </w:tc>
         <w:tc>
@@ -8980,34 +11569,14 @@
                 <w:szCs w:val="28"/>
               </w:rPr>
             </w:pPr>
-            <w:proofErr w:type="gramStart"/>
-            <w:r>
-              <w:rPr>
-                <w:rFonts w:ascii="Times New Roman" w:eastAsia="Times New Roman" w:hAnsi="Times New Roman" w:cs="Times New Roman"/>
-                <w:color w:val="000000" w:themeColor="text1"/>
-                <w:sz w:val="28"/>
-                <w:szCs w:val="28"/>
-              </w:rPr>
-              <w:t>VARCHAR(</w:t>
-            </w:r>
-            <w:proofErr w:type="gramEnd"/>
-            <w:r>
-              <w:rPr>
-                <w:rFonts w:ascii="Times New Roman" w:eastAsia="Times New Roman" w:hAnsi="Times New Roman" w:cs="Times New Roman"/>
-                <w:color w:val="000000" w:themeColor="text1"/>
-                <w:sz w:val="28"/>
-                <w:szCs w:val="28"/>
-              </w:rPr>
-              <w:t>10</w:t>
-            </w:r>
-            <w:r>
-              <w:rPr>
-                <w:rFonts w:ascii="Times New Roman" w:eastAsia="Times New Roman" w:hAnsi="Times New Roman" w:cs="Times New Roman"/>
-                <w:color w:val="000000" w:themeColor="text1"/>
-                <w:sz w:val="28"/>
-                <w:szCs w:val="28"/>
-              </w:rPr>
-              <w:t>0)</w:t>
+            <w:r>
+              <w:rPr>
+                <w:rFonts w:ascii="Times New Roman" w:eastAsia="Times New Roman" w:hAnsi="Times New Roman" w:cs="Times New Roman"/>
+                <w:color w:val="000000" w:themeColor="text1"/>
+                <w:sz w:val="28"/>
+                <w:szCs w:val="28"/>
+              </w:rPr>
+              <w:t>VARCHAR(100)</w:t>
             </w:r>
           </w:p>
         </w:tc>
@@ -9086,7 +11655,6 @@
                 <w:szCs w:val="28"/>
               </w:rPr>
             </w:pPr>
-            <w:proofErr w:type="spellStart"/>
             <w:r>
               <w:rPr>
                 <w:rFonts w:ascii="Times New Roman" w:eastAsia="Times New Roman" w:hAnsi="Times New Roman" w:cs="Times New Roman"/>
@@ -9096,7 +11664,6 @@
               </w:rPr>
               <w:t>password</w:t>
             </w:r>
-            <w:proofErr w:type="spellEnd"/>
           </w:p>
         </w:tc>
         <w:tc>
@@ -9116,34 +11683,14 @@
                 <w:szCs w:val="28"/>
               </w:rPr>
             </w:pPr>
-            <w:proofErr w:type="gramStart"/>
-            <w:r>
-              <w:rPr>
-                <w:rFonts w:ascii="Times New Roman" w:eastAsia="Times New Roman" w:hAnsi="Times New Roman" w:cs="Times New Roman"/>
-                <w:color w:val="000000" w:themeColor="text1"/>
-                <w:sz w:val="28"/>
-                <w:szCs w:val="28"/>
-              </w:rPr>
-              <w:t>VARCHAR(</w:t>
-            </w:r>
-            <w:proofErr w:type="gramEnd"/>
-            <w:r>
-              <w:rPr>
-                <w:rFonts w:ascii="Times New Roman" w:eastAsia="Times New Roman" w:hAnsi="Times New Roman" w:cs="Times New Roman"/>
-                <w:color w:val="000000" w:themeColor="text1"/>
-                <w:sz w:val="28"/>
-                <w:szCs w:val="28"/>
-              </w:rPr>
-              <w:t>10</w:t>
-            </w:r>
-            <w:r>
-              <w:rPr>
-                <w:rFonts w:ascii="Times New Roman" w:eastAsia="Times New Roman" w:hAnsi="Times New Roman" w:cs="Times New Roman"/>
-                <w:color w:val="000000" w:themeColor="text1"/>
-                <w:sz w:val="28"/>
-                <w:szCs w:val="28"/>
-              </w:rPr>
-              <w:t>0)</w:t>
+            <w:r>
+              <w:rPr>
+                <w:rFonts w:ascii="Times New Roman" w:eastAsia="Times New Roman" w:hAnsi="Times New Roman" w:cs="Times New Roman"/>
+                <w:color w:val="000000" w:themeColor="text1"/>
+                <w:sz w:val="28"/>
+                <w:szCs w:val="28"/>
+              </w:rPr>
+              <w:t>VARCHAR(100)</w:t>
             </w:r>
           </w:p>
         </w:tc>
@@ -9230,31 +11777,7 @@
           <w:szCs w:val="28"/>
           <w14:ligatures w14:val="none"/>
         </w:rPr>
-        <w:t>Сущность «Товары» (</w:t>
-      </w:r>
-      <w:proofErr w:type="spellStart"/>
-      <w:r>
-        <w:rPr>
-          <w:rFonts w:ascii="Times New Roman" w:eastAsia="Times New Roman" w:hAnsi="Times New Roman" w:cs="Times New Roman"/>
-          <w:color w:val="000000" w:themeColor="text1"/>
-          <w:kern w:val="0"/>
-          <w:sz w:val="28"/>
-          <w:szCs w:val="28"/>
-          <w14:ligatures w14:val="none"/>
-        </w:rPr>
-        <w:t>products</w:t>
-      </w:r>
-      <w:proofErr w:type="spellEnd"/>
-      <w:r>
-        <w:rPr>
-          <w:rFonts w:ascii="Times New Roman" w:eastAsia="Times New Roman" w:hAnsi="Times New Roman" w:cs="Times New Roman"/>
-          <w:color w:val="000000" w:themeColor="text1"/>
-          <w:kern w:val="0"/>
-          <w:sz w:val="28"/>
-          <w:szCs w:val="28"/>
-          <w14:ligatures w14:val="none"/>
-        </w:rPr>
-        <w:t>)</w:t>
+        <w:t>Сущность «Товары» (products)</w:t>
       </w:r>
     </w:p>
     <w:tbl>
@@ -9401,7 +11924,6 @@
                 <w:szCs w:val="28"/>
               </w:rPr>
             </w:pPr>
-            <w:proofErr w:type="spellStart"/>
             <w:r>
               <w:rPr>
                 <w:rFonts w:ascii="Times New Roman" w:eastAsia="Times New Roman" w:hAnsi="Times New Roman" w:cs="Times New Roman"/>
@@ -9411,7 +11933,6 @@
               </w:rPr>
               <w:t>article</w:t>
             </w:r>
-            <w:proofErr w:type="spellEnd"/>
           </w:p>
         </w:tc>
         <w:tc>
@@ -9431,25 +11952,14 @@
                 <w:szCs w:val="28"/>
               </w:rPr>
             </w:pPr>
-            <w:proofErr w:type="gramStart"/>
-            <w:r>
-              <w:rPr>
-                <w:rFonts w:ascii="Times New Roman" w:eastAsia="Times New Roman" w:hAnsi="Times New Roman" w:cs="Times New Roman"/>
-                <w:color w:val="000000" w:themeColor="text1"/>
-                <w:sz w:val="28"/>
-                <w:szCs w:val="28"/>
-              </w:rPr>
-              <w:t>VARCHAR(</w:t>
-            </w:r>
-            <w:proofErr w:type="gramEnd"/>
-            <w:r>
-              <w:rPr>
-                <w:rFonts w:ascii="Times New Roman" w:eastAsia="Times New Roman" w:hAnsi="Times New Roman" w:cs="Times New Roman"/>
-                <w:color w:val="000000" w:themeColor="text1"/>
-                <w:sz w:val="28"/>
-                <w:szCs w:val="28"/>
-              </w:rPr>
-              <w:t>50)</w:t>
+            <w:r>
+              <w:rPr>
+                <w:rFonts w:ascii="Times New Roman" w:eastAsia="Times New Roman" w:hAnsi="Times New Roman" w:cs="Times New Roman"/>
+                <w:color w:val="000000" w:themeColor="text1"/>
+                <w:sz w:val="28"/>
+                <w:szCs w:val="28"/>
+              </w:rPr>
+              <w:t>VARCHAR(50)</w:t>
             </w:r>
           </w:p>
         </w:tc>
@@ -9528,7 +12038,6 @@
                 <w:szCs w:val="28"/>
               </w:rPr>
             </w:pPr>
-            <w:proofErr w:type="spellStart"/>
             <w:r>
               <w:rPr>
                 <w:rFonts w:ascii="Times New Roman" w:eastAsia="Times New Roman" w:hAnsi="Times New Roman" w:cs="Times New Roman"/>
@@ -9538,7 +12047,6 @@
               </w:rPr>
               <w:t>name</w:t>
             </w:r>
-            <w:proofErr w:type="spellEnd"/>
           </w:p>
         </w:tc>
         <w:tc>
@@ -9558,34 +12066,14 @@
                 <w:szCs w:val="28"/>
               </w:rPr>
             </w:pPr>
-            <w:proofErr w:type="gramStart"/>
-            <w:r>
-              <w:rPr>
-                <w:rFonts w:ascii="Times New Roman" w:eastAsia="Times New Roman" w:hAnsi="Times New Roman" w:cs="Times New Roman"/>
-                <w:color w:val="000000" w:themeColor="text1"/>
-                <w:sz w:val="28"/>
-                <w:szCs w:val="28"/>
-              </w:rPr>
-              <w:t>VARCHAR(</w:t>
-            </w:r>
-            <w:proofErr w:type="gramEnd"/>
-            <w:r>
-              <w:rPr>
-                <w:rFonts w:ascii="Times New Roman" w:eastAsia="Times New Roman" w:hAnsi="Times New Roman" w:cs="Times New Roman"/>
-                <w:color w:val="000000" w:themeColor="text1"/>
-                <w:sz w:val="28"/>
-                <w:szCs w:val="28"/>
-              </w:rPr>
-              <w:t>255</w:t>
-            </w:r>
-            <w:r>
-              <w:rPr>
-                <w:rFonts w:ascii="Times New Roman" w:eastAsia="Times New Roman" w:hAnsi="Times New Roman" w:cs="Times New Roman"/>
-                <w:color w:val="000000" w:themeColor="text1"/>
-                <w:sz w:val="28"/>
-                <w:szCs w:val="28"/>
-              </w:rPr>
-              <w:t>)</w:t>
+            <w:r>
+              <w:rPr>
+                <w:rFonts w:ascii="Times New Roman" w:eastAsia="Times New Roman" w:hAnsi="Times New Roman" w:cs="Times New Roman"/>
+                <w:color w:val="000000" w:themeColor="text1"/>
+                <w:sz w:val="28"/>
+                <w:szCs w:val="28"/>
+              </w:rPr>
+              <w:t>VARCHAR(255)</w:t>
             </w:r>
           </w:p>
         </w:tc>
@@ -9664,7 +12152,6 @@
                 <w:szCs w:val="28"/>
               </w:rPr>
             </w:pPr>
-            <w:proofErr w:type="spellStart"/>
             <w:r>
               <w:rPr>
                 <w:rFonts w:ascii="Times New Roman" w:eastAsia="Times New Roman" w:hAnsi="Times New Roman" w:cs="Times New Roman"/>
@@ -9674,7 +12161,6 @@
               </w:rPr>
               <w:t>unit</w:t>
             </w:r>
-            <w:proofErr w:type="spellEnd"/>
           </w:p>
         </w:tc>
         <w:tc>
@@ -9694,25 +12180,14 @@
                 <w:szCs w:val="28"/>
               </w:rPr>
             </w:pPr>
-            <w:proofErr w:type="gramStart"/>
-            <w:r>
-              <w:rPr>
-                <w:rFonts w:ascii="Times New Roman" w:eastAsia="Times New Roman" w:hAnsi="Times New Roman" w:cs="Times New Roman"/>
-                <w:color w:val="000000" w:themeColor="text1"/>
-                <w:sz w:val="28"/>
-                <w:szCs w:val="28"/>
-              </w:rPr>
-              <w:t>VARCHAR(</w:t>
-            </w:r>
-            <w:proofErr w:type="gramEnd"/>
-            <w:r>
-              <w:rPr>
-                <w:rFonts w:ascii="Times New Roman" w:eastAsia="Times New Roman" w:hAnsi="Times New Roman" w:cs="Times New Roman"/>
-                <w:color w:val="000000" w:themeColor="text1"/>
-                <w:sz w:val="28"/>
-                <w:szCs w:val="28"/>
-              </w:rPr>
-              <w:t>50)</w:t>
+            <w:r>
+              <w:rPr>
+                <w:rFonts w:ascii="Times New Roman" w:eastAsia="Times New Roman" w:hAnsi="Times New Roman" w:cs="Times New Roman"/>
+                <w:color w:val="000000" w:themeColor="text1"/>
+                <w:sz w:val="28"/>
+                <w:szCs w:val="28"/>
+              </w:rPr>
+              <w:t>VARCHAR(50)</w:t>
             </w:r>
           </w:p>
         </w:tc>
@@ -9791,7 +12266,6 @@
                 <w:szCs w:val="28"/>
               </w:rPr>
             </w:pPr>
-            <w:proofErr w:type="spellStart"/>
             <w:r>
               <w:rPr>
                 <w:rFonts w:ascii="Times New Roman" w:eastAsia="Times New Roman" w:hAnsi="Times New Roman" w:cs="Times New Roman"/>
@@ -9801,7 +12275,6 @@
               </w:rPr>
               <w:t>price</w:t>
             </w:r>
-            <w:proofErr w:type="spellEnd"/>
           </w:p>
         </w:tc>
         <w:tc>
@@ -9821,25 +12294,14 @@
                 <w:szCs w:val="28"/>
               </w:rPr>
             </w:pPr>
-            <w:proofErr w:type="gramStart"/>
-            <w:r>
-              <w:rPr>
-                <w:rFonts w:ascii="Times New Roman" w:eastAsia="Times New Roman" w:hAnsi="Times New Roman" w:cs="Times New Roman"/>
-                <w:color w:val="000000" w:themeColor="text1"/>
-                <w:sz w:val="28"/>
-                <w:szCs w:val="28"/>
-              </w:rPr>
-              <w:t>DECIMAL(</w:t>
-            </w:r>
-            <w:proofErr w:type="gramEnd"/>
-            <w:r>
-              <w:rPr>
-                <w:rFonts w:ascii="Times New Roman" w:eastAsia="Times New Roman" w:hAnsi="Times New Roman" w:cs="Times New Roman"/>
-                <w:color w:val="000000" w:themeColor="text1"/>
-                <w:sz w:val="28"/>
-                <w:szCs w:val="28"/>
-              </w:rPr>
-              <w:t>10,2)</w:t>
+            <w:r>
+              <w:rPr>
+                <w:rFonts w:ascii="Times New Roman" w:eastAsia="Times New Roman" w:hAnsi="Times New Roman" w:cs="Times New Roman"/>
+                <w:color w:val="000000" w:themeColor="text1"/>
+                <w:sz w:val="28"/>
+                <w:szCs w:val="28"/>
+              </w:rPr>
+              <w:t>DECIMAL(10,2)</w:t>
             </w:r>
           </w:p>
         </w:tc>
@@ -9918,7 +12380,6 @@
                 <w:szCs w:val="28"/>
               </w:rPr>
             </w:pPr>
-            <w:proofErr w:type="spellStart"/>
             <w:r>
               <w:rPr>
                 <w:rFonts w:ascii="Times New Roman" w:eastAsia="Times New Roman" w:hAnsi="Times New Roman" w:cs="Times New Roman"/>
@@ -9928,7 +12389,6 @@
               </w:rPr>
               <w:t>supplier</w:t>
             </w:r>
-            <w:proofErr w:type="spellEnd"/>
           </w:p>
         </w:tc>
         <w:tc>
@@ -9948,34 +12408,14 @@
                 <w:szCs w:val="28"/>
               </w:rPr>
             </w:pPr>
-            <w:proofErr w:type="gramStart"/>
-            <w:r>
-              <w:rPr>
-                <w:rFonts w:ascii="Times New Roman" w:eastAsia="Times New Roman" w:hAnsi="Times New Roman" w:cs="Times New Roman"/>
-                <w:color w:val="000000" w:themeColor="text1"/>
-                <w:sz w:val="28"/>
-                <w:szCs w:val="28"/>
-              </w:rPr>
-              <w:t>VARCHAR(</w:t>
-            </w:r>
-            <w:proofErr w:type="gramEnd"/>
-            <w:r>
-              <w:rPr>
-                <w:rFonts w:ascii="Times New Roman" w:eastAsia="Times New Roman" w:hAnsi="Times New Roman" w:cs="Times New Roman"/>
-                <w:color w:val="000000" w:themeColor="text1"/>
-                <w:sz w:val="28"/>
-                <w:szCs w:val="28"/>
-              </w:rPr>
-              <w:t>255</w:t>
-            </w:r>
-            <w:r>
-              <w:rPr>
-                <w:rFonts w:ascii="Times New Roman" w:eastAsia="Times New Roman" w:hAnsi="Times New Roman" w:cs="Times New Roman"/>
-                <w:color w:val="000000" w:themeColor="text1"/>
-                <w:sz w:val="28"/>
-                <w:szCs w:val="28"/>
-              </w:rPr>
-              <w:t>)</w:t>
+            <w:r>
+              <w:rPr>
+                <w:rFonts w:ascii="Times New Roman" w:eastAsia="Times New Roman" w:hAnsi="Times New Roman" w:cs="Times New Roman"/>
+                <w:color w:val="000000" w:themeColor="text1"/>
+                <w:sz w:val="28"/>
+                <w:szCs w:val="28"/>
+              </w:rPr>
+              <w:t>VARCHAR(255)</w:t>
             </w:r>
           </w:p>
         </w:tc>
@@ -10054,7 +12494,6 @@
                 <w:szCs w:val="28"/>
               </w:rPr>
             </w:pPr>
-            <w:proofErr w:type="spellStart"/>
             <w:r>
               <w:rPr>
                 <w:rFonts w:ascii="Times New Roman" w:eastAsia="Times New Roman" w:hAnsi="Times New Roman" w:cs="Times New Roman"/>
@@ -10064,7 +12503,6 @@
               </w:rPr>
               <w:t>manufacturer</w:t>
             </w:r>
-            <w:proofErr w:type="spellEnd"/>
           </w:p>
         </w:tc>
         <w:tc>
@@ -10084,34 +12522,14 @@
                 <w:szCs w:val="28"/>
               </w:rPr>
             </w:pPr>
-            <w:proofErr w:type="gramStart"/>
-            <w:r>
-              <w:rPr>
-                <w:rFonts w:ascii="Times New Roman" w:eastAsia="Times New Roman" w:hAnsi="Times New Roman" w:cs="Times New Roman"/>
-                <w:color w:val="000000" w:themeColor="text1"/>
-                <w:sz w:val="28"/>
-                <w:szCs w:val="28"/>
-              </w:rPr>
-              <w:t>VARCHAR(</w:t>
-            </w:r>
-            <w:proofErr w:type="gramEnd"/>
-            <w:r>
-              <w:rPr>
-                <w:rFonts w:ascii="Times New Roman" w:eastAsia="Times New Roman" w:hAnsi="Times New Roman" w:cs="Times New Roman"/>
-                <w:color w:val="000000" w:themeColor="text1"/>
-                <w:sz w:val="28"/>
-                <w:szCs w:val="28"/>
-              </w:rPr>
-              <w:t>255</w:t>
-            </w:r>
-            <w:r>
-              <w:rPr>
-                <w:rFonts w:ascii="Times New Roman" w:eastAsia="Times New Roman" w:hAnsi="Times New Roman" w:cs="Times New Roman"/>
-                <w:color w:val="000000" w:themeColor="text1"/>
-                <w:sz w:val="28"/>
-                <w:szCs w:val="28"/>
-              </w:rPr>
-              <w:t>)</w:t>
+            <w:r>
+              <w:rPr>
+                <w:rFonts w:ascii="Times New Roman" w:eastAsia="Times New Roman" w:hAnsi="Times New Roman" w:cs="Times New Roman"/>
+                <w:color w:val="000000" w:themeColor="text1"/>
+                <w:sz w:val="28"/>
+                <w:szCs w:val="28"/>
+              </w:rPr>
+              <w:t>VARCHAR(255)</w:t>
             </w:r>
           </w:p>
         </w:tc>
@@ -10190,7 +12608,6 @@
                 <w:szCs w:val="28"/>
               </w:rPr>
             </w:pPr>
-            <w:proofErr w:type="spellStart"/>
             <w:r>
               <w:rPr>
                 <w:rFonts w:ascii="Times New Roman" w:eastAsia="Times New Roman" w:hAnsi="Times New Roman" w:cs="Times New Roman"/>
@@ -10200,7 +12617,6 @@
               </w:rPr>
               <w:t>category</w:t>
             </w:r>
-            <w:proofErr w:type="spellEnd"/>
           </w:p>
         </w:tc>
         <w:tc>
@@ -10220,34 +12636,14 @@
                 <w:szCs w:val="28"/>
               </w:rPr>
             </w:pPr>
-            <w:proofErr w:type="gramStart"/>
-            <w:r>
-              <w:rPr>
-                <w:rFonts w:ascii="Times New Roman" w:eastAsia="Times New Roman" w:hAnsi="Times New Roman" w:cs="Times New Roman"/>
-                <w:color w:val="000000" w:themeColor="text1"/>
-                <w:sz w:val="28"/>
-                <w:szCs w:val="28"/>
-              </w:rPr>
-              <w:t>VARCHAR(</w:t>
-            </w:r>
-            <w:proofErr w:type="gramEnd"/>
-            <w:r>
-              <w:rPr>
-                <w:rFonts w:ascii="Times New Roman" w:eastAsia="Times New Roman" w:hAnsi="Times New Roman" w:cs="Times New Roman"/>
-                <w:color w:val="000000" w:themeColor="text1"/>
-                <w:sz w:val="28"/>
-                <w:szCs w:val="28"/>
-              </w:rPr>
-              <w:t>255</w:t>
-            </w:r>
-            <w:r>
-              <w:rPr>
-                <w:rFonts w:ascii="Times New Roman" w:eastAsia="Times New Roman" w:hAnsi="Times New Roman" w:cs="Times New Roman"/>
-                <w:color w:val="000000" w:themeColor="text1"/>
-                <w:sz w:val="28"/>
-                <w:szCs w:val="28"/>
-              </w:rPr>
-              <w:t>)</w:t>
+            <w:r>
+              <w:rPr>
+                <w:rFonts w:ascii="Times New Roman" w:eastAsia="Times New Roman" w:hAnsi="Times New Roman" w:cs="Times New Roman"/>
+                <w:color w:val="000000" w:themeColor="text1"/>
+                <w:sz w:val="28"/>
+                <w:szCs w:val="28"/>
+              </w:rPr>
+              <w:t>VARCHAR(255)</w:t>
             </w:r>
           </w:p>
         </w:tc>
@@ -10326,7 +12722,6 @@
                 <w:szCs w:val="28"/>
               </w:rPr>
             </w:pPr>
-            <w:proofErr w:type="spellStart"/>
             <w:r>
               <w:rPr>
                 <w:rFonts w:ascii="Times New Roman" w:eastAsia="Times New Roman" w:hAnsi="Times New Roman" w:cs="Times New Roman"/>
@@ -10336,7 +12731,6 @@
               </w:rPr>
               <w:t>current_discount</w:t>
             </w:r>
-            <w:proofErr w:type="spellEnd"/>
           </w:p>
         </w:tc>
         <w:tc>
@@ -10442,7 +12836,6 @@
                 <w:szCs w:val="28"/>
               </w:rPr>
             </w:pPr>
-            <w:proofErr w:type="spellStart"/>
             <w:r>
               <w:rPr>
                 <w:rFonts w:ascii="Times New Roman" w:eastAsia="Times New Roman" w:hAnsi="Times New Roman" w:cs="Times New Roman"/>
@@ -10452,7 +12845,6 @@
               </w:rPr>
               <w:t>stock_quantity</w:t>
             </w:r>
-            <w:proofErr w:type="spellEnd"/>
           </w:p>
         </w:tc>
         <w:tc>
@@ -10558,7 +12950,6 @@
                 <w:szCs w:val="28"/>
               </w:rPr>
             </w:pPr>
-            <w:proofErr w:type="spellStart"/>
             <w:r>
               <w:rPr>
                 <w:rFonts w:ascii="Times New Roman" w:eastAsia="Times New Roman" w:hAnsi="Times New Roman" w:cs="Times New Roman"/>
@@ -10569,7 +12960,6 @@
               <w:lastRenderedPageBreak/>
               <w:t>description</w:t>
             </w:r>
-            <w:proofErr w:type="spellEnd"/>
           </w:p>
         </w:tc>
         <w:tc>
@@ -10675,7 +13065,6 @@
                 <w:szCs w:val="28"/>
               </w:rPr>
             </w:pPr>
-            <w:proofErr w:type="spellStart"/>
             <w:r>
               <w:rPr>
                 <w:rFonts w:ascii="Times New Roman" w:eastAsia="Times New Roman" w:hAnsi="Times New Roman" w:cs="Times New Roman"/>
@@ -10685,7 +13074,6 @@
               </w:rPr>
               <w:t>photo</w:t>
             </w:r>
-            <w:proofErr w:type="spellEnd"/>
           </w:p>
         </w:tc>
         <w:tc>
@@ -10705,34 +13093,14 @@
                 <w:szCs w:val="28"/>
               </w:rPr>
             </w:pPr>
-            <w:proofErr w:type="gramStart"/>
-            <w:r>
-              <w:rPr>
-                <w:rFonts w:ascii="Times New Roman" w:eastAsia="Times New Roman" w:hAnsi="Times New Roman" w:cs="Times New Roman"/>
-                <w:color w:val="000000" w:themeColor="text1"/>
-                <w:sz w:val="28"/>
-                <w:szCs w:val="28"/>
-              </w:rPr>
-              <w:t>VARCHAR(</w:t>
-            </w:r>
-            <w:proofErr w:type="gramEnd"/>
-            <w:r>
-              <w:rPr>
-                <w:rFonts w:ascii="Times New Roman" w:eastAsia="Times New Roman" w:hAnsi="Times New Roman" w:cs="Times New Roman"/>
-                <w:color w:val="000000" w:themeColor="text1"/>
-                <w:sz w:val="28"/>
-                <w:szCs w:val="28"/>
-              </w:rPr>
-              <w:t>255</w:t>
-            </w:r>
-            <w:r>
-              <w:rPr>
-                <w:rFonts w:ascii="Times New Roman" w:eastAsia="Times New Roman" w:hAnsi="Times New Roman" w:cs="Times New Roman"/>
-                <w:color w:val="000000" w:themeColor="text1"/>
-                <w:sz w:val="28"/>
-                <w:szCs w:val="28"/>
-              </w:rPr>
-              <w:t>)</w:t>
+            <w:r>
+              <w:rPr>
+                <w:rFonts w:ascii="Times New Roman" w:eastAsia="Times New Roman" w:hAnsi="Times New Roman" w:cs="Times New Roman"/>
+                <w:color w:val="000000" w:themeColor="text1"/>
+                <w:sz w:val="28"/>
+                <w:szCs w:val="28"/>
+              </w:rPr>
+              <w:t>VARCHAR(255)</w:t>
             </w:r>
           </w:p>
         </w:tc>
@@ -10788,27 +13156,7 @@
                 <w:sz w:val="28"/>
                 <w:szCs w:val="28"/>
               </w:rPr>
-              <w:t xml:space="preserve">Имя файла с изображением товара (хранится в папке </w:t>
-            </w:r>
-            <w:proofErr w:type="spellStart"/>
-            <w:r>
-              <w:rPr>
-                <w:rFonts w:ascii="Times New Roman" w:eastAsia="Times New Roman" w:hAnsi="Times New Roman" w:cs="Times New Roman"/>
-                <w:color w:val="000000" w:themeColor="text1"/>
-                <w:sz w:val="28"/>
-                <w:szCs w:val="28"/>
-              </w:rPr>
-              <w:t>ProductPhotos</w:t>
-            </w:r>
-            <w:proofErr w:type="spellEnd"/>
-            <w:r>
-              <w:rPr>
-                <w:rFonts w:ascii="Times New Roman" w:eastAsia="Times New Roman" w:hAnsi="Times New Roman" w:cs="Times New Roman"/>
-                <w:color w:val="000000" w:themeColor="text1"/>
-                <w:sz w:val="28"/>
-                <w:szCs w:val="28"/>
-              </w:rPr>
-              <w:t>)</w:t>
+              <w:t>Имя файла с изображением товара (хранится в папке ProductPhotos)</w:t>
             </w:r>
           </w:p>
         </w:tc>
@@ -10839,31 +13187,7 @@
           <w:szCs w:val="28"/>
           <w14:ligatures w14:val="none"/>
         </w:rPr>
-        <w:t>Сущность «Заказы» (</w:t>
-      </w:r>
-      <w:proofErr w:type="spellStart"/>
-      <w:r>
-        <w:rPr>
-          <w:rFonts w:ascii="Times New Roman" w:eastAsia="Times New Roman" w:hAnsi="Times New Roman" w:cs="Times New Roman"/>
-          <w:color w:val="000000" w:themeColor="text1"/>
-          <w:kern w:val="0"/>
-          <w:sz w:val="28"/>
-          <w:szCs w:val="28"/>
-          <w14:ligatures w14:val="none"/>
-        </w:rPr>
-        <w:t>orders</w:t>
-      </w:r>
-      <w:proofErr w:type="spellEnd"/>
-      <w:r>
-        <w:rPr>
-          <w:rFonts w:ascii="Times New Roman" w:eastAsia="Times New Roman" w:hAnsi="Times New Roman" w:cs="Times New Roman"/>
-          <w:color w:val="000000" w:themeColor="text1"/>
-          <w:kern w:val="0"/>
-          <w:sz w:val="28"/>
-          <w:szCs w:val="28"/>
-          <w14:ligatures w14:val="none"/>
-        </w:rPr>
-        <w:t>)</w:t>
+        <w:t>Сущность «Заказы» (orders)</w:t>
       </w:r>
     </w:p>
     <w:tbl>
@@ -11010,7 +13334,6 @@
                 <w:szCs w:val="28"/>
               </w:rPr>
             </w:pPr>
-            <w:proofErr w:type="spellStart"/>
             <w:r>
               <w:rPr>
                 <w:rFonts w:ascii="Times New Roman" w:eastAsia="Times New Roman" w:hAnsi="Times New Roman" w:cs="Times New Roman"/>
@@ -11020,7 +13343,6 @@
               </w:rPr>
               <w:t>id</w:t>
             </w:r>
-            <w:proofErr w:type="spellEnd"/>
           </w:p>
         </w:tc>
         <w:tc>
@@ -11126,7 +13448,6 @@
                 <w:szCs w:val="28"/>
               </w:rPr>
             </w:pPr>
-            <w:proofErr w:type="spellStart"/>
             <w:r>
               <w:rPr>
                 <w:rFonts w:ascii="Times New Roman" w:eastAsia="Times New Roman" w:hAnsi="Times New Roman" w:cs="Times New Roman"/>
@@ -11136,7 +13457,6 @@
               </w:rPr>
               <w:t>order_number</w:t>
             </w:r>
-            <w:proofErr w:type="spellEnd"/>
           </w:p>
         </w:tc>
         <w:tc>
@@ -11242,7 +13562,6 @@
                 <w:szCs w:val="28"/>
               </w:rPr>
             </w:pPr>
-            <w:proofErr w:type="spellStart"/>
             <w:r>
               <w:rPr>
                 <w:rFonts w:ascii="Times New Roman" w:eastAsia="Times New Roman" w:hAnsi="Times New Roman" w:cs="Times New Roman"/>
@@ -11252,7 +13571,6 @@
               </w:rPr>
               <w:t>order_date</w:t>
             </w:r>
-            <w:proofErr w:type="spellEnd"/>
           </w:p>
         </w:tc>
         <w:tc>
@@ -11358,7 +13676,6 @@
                 <w:szCs w:val="28"/>
               </w:rPr>
             </w:pPr>
-            <w:proofErr w:type="spellStart"/>
             <w:r>
               <w:rPr>
                 <w:rFonts w:ascii="Times New Roman" w:eastAsia="Times New Roman" w:hAnsi="Times New Roman" w:cs="Times New Roman"/>
@@ -11368,7 +13685,6 @@
               </w:rPr>
               <w:t>delivery_date</w:t>
             </w:r>
-            <w:proofErr w:type="spellEnd"/>
           </w:p>
         </w:tc>
         <w:tc>
@@ -11474,7 +13790,6 @@
                 <w:szCs w:val="28"/>
               </w:rPr>
             </w:pPr>
-            <w:proofErr w:type="spellStart"/>
             <w:r>
               <w:rPr>
                 <w:rFonts w:ascii="Times New Roman" w:eastAsia="Times New Roman" w:hAnsi="Times New Roman" w:cs="Times New Roman"/>
@@ -11484,7 +13799,6 @@
               </w:rPr>
               <w:t>pickup_point_id</w:t>
             </w:r>
-            <w:proofErr w:type="spellEnd"/>
           </w:p>
         </w:tc>
         <w:tc>
@@ -11593,7 +13907,6 @@
                 <w:szCs w:val="28"/>
               </w:rPr>
             </w:pPr>
-            <w:proofErr w:type="spellStart"/>
             <w:r>
               <w:rPr>
                 <w:rFonts w:ascii="Times New Roman" w:eastAsia="Times New Roman" w:hAnsi="Times New Roman" w:cs="Times New Roman"/>
@@ -11603,7 +13916,6 @@
               </w:rPr>
               <w:t>customer_id</w:t>
             </w:r>
-            <w:proofErr w:type="spellEnd"/>
           </w:p>
         </w:tc>
         <w:tc>
@@ -11712,7 +14024,6 @@
                 <w:szCs w:val="28"/>
               </w:rPr>
             </w:pPr>
-            <w:proofErr w:type="spellStart"/>
             <w:r>
               <w:rPr>
                 <w:rFonts w:ascii="Times New Roman" w:eastAsia="Times New Roman" w:hAnsi="Times New Roman" w:cs="Times New Roman"/>
@@ -11722,7 +14033,6 @@
               </w:rPr>
               <w:t>pickup_code</w:t>
             </w:r>
-            <w:proofErr w:type="spellEnd"/>
           </w:p>
         </w:tc>
         <w:tc>
@@ -11742,25 +14052,14 @@
                 <w:szCs w:val="28"/>
               </w:rPr>
             </w:pPr>
-            <w:proofErr w:type="gramStart"/>
-            <w:r>
-              <w:rPr>
-                <w:rFonts w:ascii="Times New Roman" w:eastAsia="Times New Roman" w:hAnsi="Times New Roman" w:cs="Times New Roman"/>
-                <w:color w:val="000000" w:themeColor="text1"/>
-                <w:sz w:val="28"/>
-                <w:szCs w:val="28"/>
-              </w:rPr>
-              <w:t>VARCHAR(</w:t>
-            </w:r>
-            <w:proofErr w:type="gramEnd"/>
-            <w:r>
-              <w:rPr>
-                <w:rFonts w:ascii="Times New Roman" w:eastAsia="Times New Roman" w:hAnsi="Times New Roman" w:cs="Times New Roman"/>
-                <w:color w:val="000000" w:themeColor="text1"/>
-                <w:sz w:val="28"/>
-                <w:szCs w:val="28"/>
-              </w:rPr>
-              <w:t>50)</w:t>
+            <w:r>
+              <w:rPr>
+                <w:rFonts w:ascii="Times New Roman" w:eastAsia="Times New Roman" w:hAnsi="Times New Roman" w:cs="Times New Roman"/>
+                <w:color w:val="000000" w:themeColor="text1"/>
+                <w:sz w:val="28"/>
+                <w:szCs w:val="28"/>
+              </w:rPr>
+              <w:t>VARCHAR(50)</w:t>
             </w:r>
           </w:p>
         </w:tc>
@@ -11839,7 +14138,6 @@
                 <w:szCs w:val="28"/>
               </w:rPr>
             </w:pPr>
-            <w:proofErr w:type="spellStart"/>
             <w:r>
               <w:rPr>
                 <w:rFonts w:ascii="Times New Roman" w:eastAsia="Times New Roman" w:hAnsi="Times New Roman" w:cs="Times New Roman"/>
@@ -11849,7 +14147,6 @@
               </w:rPr>
               <w:t>status</w:t>
             </w:r>
-            <w:proofErr w:type="spellEnd"/>
           </w:p>
         </w:tc>
         <w:tc>
@@ -11869,25 +14166,14 @@
                 <w:szCs w:val="28"/>
               </w:rPr>
             </w:pPr>
-            <w:proofErr w:type="gramStart"/>
-            <w:r>
-              <w:rPr>
-                <w:rFonts w:ascii="Times New Roman" w:eastAsia="Times New Roman" w:hAnsi="Times New Roman" w:cs="Times New Roman"/>
-                <w:color w:val="000000" w:themeColor="text1"/>
-                <w:sz w:val="28"/>
-                <w:szCs w:val="28"/>
-              </w:rPr>
-              <w:t>VARCHAR(</w:t>
-            </w:r>
-            <w:proofErr w:type="gramEnd"/>
-            <w:r>
-              <w:rPr>
-                <w:rFonts w:ascii="Times New Roman" w:eastAsia="Times New Roman" w:hAnsi="Times New Roman" w:cs="Times New Roman"/>
-                <w:color w:val="000000" w:themeColor="text1"/>
-                <w:sz w:val="28"/>
-                <w:szCs w:val="28"/>
-              </w:rPr>
-              <w:t>50)</w:t>
+            <w:r>
+              <w:rPr>
+                <w:rFonts w:ascii="Times New Roman" w:eastAsia="Times New Roman" w:hAnsi="Times New Roman" w:cs="Times New Roman"/>
+                <w:color w:val="000000" w:themeColor="text1"/>
+                <w:sz w:val="28"/>
+                <w:szCs w:val="28"/>
+              </w:rPr>
+              <w:t>VARCHAR(50)</w:t>
             </w:r>
           </w:p>
         </w:tc>
@@ -11974,31 +14260,7 @@
           <w:szCs w:val="28"/>
           <w14:ligatures w14:val="none"/>
         </w:rPr>
-        <w:t>Сущность «Позиции заказа» (</w:t>
-      </w:r>
-      <w:proofErr w:type="spellStart"/>
-      <w:r>
-        <w:rPr>
-          <w:rFonts w:ascii="Times New Roman" w:eastAsia="Times New Roman" w:hAnsi="Times New Roman" w:cs="Times New Roman"/>
-          <w:color w:val="000000" w:themeColor="text1"/>
-          <w:kern w:val="0"/>
-          <w:sz w:val="28"/>
-          <w:szCs w:val="28"/>
-          <w14:ligatures w14:val="none"/>
-        </w:rPr>
-        <w:t>order_items</w:t>
-      </w:r>
-      <w:proofErr w:type="spellEnd"/>
-      <w:r>
-        <w:rPr>
-          <w:rFonts w:ascii="Times New Roman" w:eastAsia="Times New Roman" w:hAnsi="Times New Roman" w:cs="Times New Roman"/>
-          <w:color w:val="000000" w:themeColor="text1"/>
-          <w:kern w:val="0"/>
-          <w:sz w:val="28"/>
-          <w:szCs w:val="28"/>
-          <w14:ligatures w14:val="none"/>
-        </w:rPr>
-        <w:t>)</w:t>
+        <w:t>Сущность «Позиции заказа» (order_items)</w:t>
       </w:r>
     </w:p>
     <w:tbl>
@@ -12145,7 +14407,6 @@
                 <w:szCs w:val="28"/>
               </w:rPr>
             </w:pPr>
-            <w:proofErr w:type="spellStart"/>
             <w:r>
               <w:rPr>
                 <w:rFonts w:ascii="Times New Roman" w:eastAsia="Times New Roman" w:hAnsi="Times New Roman" w:cs="Times New Roman"/>
@@ -12155,7 +14416,6 @@
               </w:rPr>
               <w:t>id</w:t>
             </w:r>
-            <w:proofErr w:type="spellEnd"/>
           </w:p>
         </w:tc>
         <w:tc>
@@ -12261,7 +14521,6 @@
                 <w:szCs w:val="28"/>
               </w:rPr>
             </w:pPr>
-            <w:proofErr w:type="spellStart"/>
             <w:r>
               <w:rPr>
                 <w:rFonts w:ascii="Times New Roman" w:eastAsia="Times New Roman" w:hAnsi="Times New Roman" w:cs="Times New Roman"/>
@@ -12271,7 +14530,6 @@
               </w:rPr>
               <w:t>order_id</w:t>
             </w:r>
-            <w:proofErr w:type="spellEnd"/>
           </w:p>
         </w:tc>
         <w:tc>
@@ -12388,7 +14646,6 @@
                 <w:szCs w:val="28"/>
               </w:rPr>
             </w:pPr>
-            <w:proofErr w:type="spellStart"/>
             <w:r>
               <w:rPr>
                 <w:rFonts w:ascii="Times New Roman" w:eastAsia="Times New Roman" w:hAnsi="Times New Roman" w:cs="Times New Roman"/>
@@ -12399,7 +14656,6 @@
               <w:lastRenderedPageBreak/>
               <w:t>product_article</w:t>
             </w:r>
-            <w:proofErr w:type="spellEnd"/>
           </w:p>
         </w:tc>
         <w:tc>
@@ -12419,25 +14675,14 @@
                 <w:szCs w:val="28"/>
               </w:rPr>
             </w:pPr>
-            <w:proofErr w:type="gramStart"/>
-            <w:r>
-              <w:rPr>
-                <w:rFonts w:ascii="Times New Roman" w:eastAsia="Times New Roman" w:hAnsi="Times New Roman" w:cs="Times New Roman"/>
-                <w:color w:val="000000" w:themeColor="text1"/>
-                <w:sz w:val="28"/>
-                <w:szCs w:val="28"/>
-              </w:rPr>
-              <w:t>VARCHAR(</w:t>
-            </w:r>
-            <w:proofErr w:type="gramEnd"/>
-            <w:r>
-              <w:rPr>
-                <w:rFonts w:ascii="Times New Roman" w:eastAsia="Times New Roman" w:hAnsi="Times New Roman" w:cs="Times New Roman"/>
-                <w:color w:val="000000" w:themeColor="text1"/>
-                <w:sz w:val="28"/>
-                <w:szCs w:val="28"/>
-              </w:rPr>
-              <w:t>50)</w:t>
+            <w:r>
+              <w:rPr>
+                <w:rFonts w:ascii="Times New Roman" w:eastAsia="Times New Roman" w:hAnsi="Times New Roman" w:cs="Times New Roman"/>
+                <w:color w:val="000000" w:themeColor="text1"/>
+                <w:sz w:val="28"/>
+                <w:szCs w:val="28"/>
+              </w:rPr>
+              <w:t>VARCHAR(50)</w:t>
             </w:r>
           </w:p>
         </w:tc>
@@ -12517,7 +14762,6 @@
                 <w:szCs w:val="28"/>
               </w:rPr>
             </w:pPr>
-            <w:proofErr w:type="spellStart"/>
             <w:r>
               <w:rPr>
                 <w:rFonts w:ascii="Times New Roman" w:eastAsia="Times New Roman" w:hAnsi="Times New Roman" w:cs="Times New Roman"/>
@@ -12527,7 +14771,6 @@
               </w:rPr>
               <w:t>quantity</w:t>
             </w:r>
-            <w:proofErr w:type="spellEnd"/>
           </w:p>
         </w:tc>
         <w:tc>
@@ -12641,31 +14884,7 @@
           <w:szCs w:val="28"/>
           <w14:ligatures w14:val="none"/>
         </w:rPr>
-        <w:t>Сущность «Пункты выдачи» (</w:t>
-      </w:r>
-      <w:proofErr w:type="spellStart"/>
-      <w:r>
-        <w:rPr>
-          <w:rFonts w:ascii="Times New Roman" w:eastAsia="Times New Roman" w:hAnsi="Times New Roman" w:cs="Times New Roman"/>
-          <w:color w:val="000000" w:themeColor="text1"/>
-          <w:kern w:val="0"/>
-          <w:sz w:val="28"/>
-          <w:szCs w:val="28"/>
-          <w14:ligatures w14:val="none"/>
-        </w:rPr>
-        <w:t>pickup_points</w:t>
-      </w:r>
-      <w:proofErr w:type="spellEnd"/>
-      <w:r>
-        <w:rPr>
-          <w:rFonts w:ascii="Times New Roman" w:eastAsia="Times New Roman" w:hAnsi="Times New Roman" w:cs="Times New Roman"/>
-          <w:color w:val="000000" w:themeColor="text1"/>
-          <w:kern w:val="0"/>
-          <w:sz w:val="28"/>
-          <w:szCs w:val="28"/>
-          <w14:ligatures w14:val="none"/>
-        </w:rPr>
-        <w:t>)</w:t>
+        <w:t>Сущность «Пункты выдачи» (pickup_points)</w:t>
       </w:r>
     </w:p>
     <w:tbl>
@@ -12812,7 +15031,6 @@
                 <w:szCs w:val="28"/>
               </w:rPr>
             </w:pPr>
-            <w:proofErr w:type="spellStart"/>
             <w:r>
               <w:rPr>
                 <w:rFonts w:ascii="Times New Roman" w:eastAsia="Times New Roman" w:hAnsi="Times New Roman" w:cs="Times New Roman"/>
@@ -12822,7 +15040,6 @@
               </w:rPr>
               <w:t>id</w:t>
             </w:r>
-            <w:proofErr w:type="spellEnd"/>
           </w:p>
         </w:tc>
         <w:tc>
@@ -12928,7 +15145,6 @@
                 <w:szCs w:val="28"/>
               </w:rPr>
             </w:pPr>
-            <w:proofErr w:type="spellStart"/>
             <w:r>
               <w:rPr>
                 <w:rFonts w:ascii="Times New Roman" w:eastAsia="Times New Roman" w:hAnsi="Times New Roman" w:cs="Times New Roman"/>
@@ -12938,7 +15154,6 @@
               </w:rPr>
               <w:t>address</w:t>
             </w:r>
-            <w:proofErr w:type="spellEnd"/>
           </w:p>
         </w:tc>
         <w:tc>
@@ -12958,25 +15173,14 @@
                 <w:szCs w:val="28"/>
               </w:rPr>
             </w:pPr>
-            <w:proofErr w:type="gramStart"/>
-            <w:r>
-              <w:rPr>
-                <w:rFonts w:ascii="Times New Roman" w:eastAsia="Times New Roman" w:hAnsi="Times New Roman" w:cs="Times New Roman"/>
-                <w:color w:val="000000" w:themeColor="text1"/>
-                <w:sz w:val="28"/>
-                <w:szCs w:val="28"/>
-              </w:rPr>
-              <w:t>VARCHAR(</w:t>
-            </w:r>
-            <w:proofErr w:type="gramEnd"/>
-            <w:r>
-              <w:rPr>
-                <w:rFonts w:ascii="Times New Roman" w:eastAsia="Times New Roman" w:hAnsi="Times New Roman" w:cs="Times New Roman"/>
-                <w:color w:val="000000" w:themeColor="text1"/>
-                <w:sz w:val="28"/>
-                <w:szCs w:val="28"/>
-              </w:rPr>
-              <w:t>255)</w:t>
+            <w:r>
+              <w:rPr>
+                <w:rFonts w:ascii="Times New Roman" w:eastAsia="Times New Roman" w:hAnsi="Times New Roman" w:cs="Times New Roman"/>
+                <w:color w:val="000000" w:themeColor="text1"/>
+                <w:sz w:val="28"/>
+                <w:szCs w:val="28"/>
+              </w:rPr>
+              <w:t>VARCHAR(255)</w:t>
             </w:r>
           </w:p>
         </w:tc>
@@ -13054,6 +15258,191 @@
           <w14:ligatures w14:val="none"/>
         </w:rPr>
       </w:pPr>
+    </w:p>
+    <w:p>
+      <w:pPr>
+        <w:rPr>
+          <w:rFonts w:ascii="Times New Roman" w:eastAsia="Times New Roman" w:hAnsi="Times New Roman" w:cs="Times New Roman"/>
+          <w:color w:val="000000" w:themeColor="text1"/>
+          <w:kern w:val="0"/>
+          <w:sz w:val="28"/>
+          <w:szCs w:val="28"/>
+          <w14:ligatures w14:val="none"/>
+        </w:rPr>
+      </w:pPr>
+      <w:r>
+        <w:rPr>
+          <w:rFonts w:ascii="Times New Roman" w:eastAsia="Times New Roman" w:hAnsi="Times New Roman" w:cs="Times New Roman"/>
+          <w:color w:val="000000" w:themeColor="text1"/>
+          <w:kern w:val="0"/>
+          <w:sz w:val="28"/>
+          <w:szCs w:val="28"/>
+          <w14:ligatures w14:val="none"/>
+        </w:rPr>
+        <w:br w:type="page"/>
+      </w:r>
+    </w:p>
+    <w:p>
+      <w:pPr>
+        <w:keepNext/>
+        <w:keepLines/>
+        <w:spacing w:before="240" w:after="0" w:line="360" w:lineRule="auto"/>
+        <w:ind w:firstLine="709"/>
+        <w:jc w:val="center"/>
+        <w:outlineLvl w:val="0"/>
+        <w:rPr>
+          <w:rFonts w:ascii="Times New Roman" w:eastAsia="DengXian Light" w:hAnsi="Times New Roman" w:cs="Times New Roman"/>
+          <w:b/>
+          <w:bCs/>
+          <w:sz w:val="28"/>
+          <w:szCs w:val="28"/>
+        </w:rPr>
+      </w:pPr>
+      <w:r>
+        <w:rPr>
+          <w:rFonts w:ascii="Times New Roman" w:eastAsia="DengXian Light" w:hAnsi="Times New Roman" w:cs="Times New Roman"/>
+          <w:b/>
+          <w:bCs/>
+          <w:sz w:val="28"/>
+          <w:szCs w:val="28"/>
+        </w:rPr>
+        <w:lastRenderedPageBreak/>
+        <w:t xml:space="preserve">Приложение </w:t>
+      </w:r>
+      <w:r>
+        <w:rPr>
+          <w:rFonts w:ascii="Times New Roman" w:eastAsia="DengXian Light" w:hAnsi="Times New Roman" w:cs="Times New Roman"/>
+          <w:b/>
+          <w:bCs/>
+          <w:sz w:val="28"/>
+          <w:szCs w:val="28"/>
+        </w:rPr>
+        <w:t>Д</w:t>
+      </w:r>
+    </w:p>
+    <w:p>
+      <w:pPr>
+        <w:pStyle w:val="a7"/>
+        <w:spacing w:before="120" w:after="120" w:line="360" w:lineRule="auto"/>
+        <w:ind w:left="0" w:firstLine="709"/>
+        <w:contextualSpacing w:val="0"/>
+        <w:jc w:val="center"/>
+      </w:pPr>
+      <w:r>
+        <w:rPr>
+          <w:rFonts w:ascii="Times New Roman" w:eastAsia="Calibri" w:hAnsi="Times New Roman" w:cs="Times New Roman"/>
+          <w:b/>
+          <w:bCs/>
+          <w:sz w:val="28"/>
+          <w:szCs w:val="28"/>
+        </w:rPr>
+        <w:t>Блок схема модуля аутентификации и управления доступом</w:t>
+      </w:r>
+      <w:r>
+        <w:rPr>
+          <w:rFonts w:ascii="Times New Roman" w:eastAsia="Calibri" w:hAnsi="Times New Roman" w:cs="Times New Roman"/>
+          <w:b/>
+          <w:bCs/>
+          <w:sz w:val="28"/>
+          <w:szCs w:val="28"/>
+        </w:rPr>
+        <w:t xml:space="preserve"> </w:t>
+      </w:r>
+      <w:r>
+        <w:object w:dxaOrig="9405" w:dyaOrig="18075" w14:anchorId="5BF08E56">
+          <v:shape id="_x0000_i1045" type="#_x0000_t75" style="width:383.45pt;height:664.75pt" o:ole="">
+            <v:imagedata r:id="rId28" o:title=""/>
+          </v:shape>
+          <o:OLEObject Type="Embed" ProgID="Visio.Drawing.15" ShapeID="_x0000_i1045" DrawAspect="Content" ObjectID="_1835208127" r:id="rId29"/>
+        </w:object>
+      </w:r>
+    </w:p>
+    <w:p>
+      <w:pPr>
+        <w:keepNext/>
+        <w:keepLines/>
+        <w:spacing w:before="240" w:after="0" w:line="360" w:lineRule="auto"/>
+        <w:ind w:firstLine="709"/>
+        <w:jc w:val="center"/>
+        <w:outlineLvl w:val="0"/>
+        <w:rPr>
+          <w:rFonts w:ascii="Times New Roman" w:eastAsia="DengXian Light" w:hAnsi="Times New Roman" w:cs="Times New Roman"/>
+          <w:b/>
+          <w:bCs/>
+          <w:sz w:val="28"/>
+          <w:szCs w:val="28"/>
+        </w:rPr>
+      </w:pPr>
+      <w:r>
+        <w:rPr>
+          <w:rFonts w:ascii="Times New Roman" w:eastAsia="DengXian Light" w:hAnsi="Times New Roman" w:cs="Times New Roman"/>
+          <w:b/>
+          <w:bCs/>
+          <w:sz w:val="28"/>
+          <w:szCs w:val="28"/>
+        </w:rPr>
+        <w:lastRenderedPageBreak/>
+        <w:t xml:space="preserve">Приложение </w:t>
+      </w:r>
+      <w:r>
+        <w:rPr>
+          <w:rFonts w:ascii="Times New Roman" w:eastAsia="DengXian Light" w:hAnsi="Times New Roman" w:cs="Times New Roman"/>
+          <w:b/>
+          <w:bCs/>
+          <w:sz w:val="28"/>
+          <w:szCs w:val="28"/>
+        </w:rPr>
+        <w:t>Е</w:t>
+      </w:r>
+    </w:p>
+    <w:p>
+      <w:pPr>
+        <w:spacing w:before="120" w:after="120" w:line="360" w:lineRule="auto"/>
+        <w:ind w:firstLine="709"/>
+        <w:jc w:val="center"/>
+        <w:rPr>
+          <w:rFonts w:ascii="Times New Roman" w:eastAsia="Calibri" w:hAnsi="Times New Roman" w:cs="Times New Roman"/>
+          <w:b/>
+          <w:bCs/>
+          <w:sz w:val="28"/>
+          <w:szCs w:val="28"/>
+        </w:rPr>
+      </w:pPr>
+      <w:r>
+        <w:rPr>
+          <w:rFonts w:ascii="Times New Roman" w:eastAsia="Calibri" w:hAnsi="Times New Roman" w:cs="Times New Roman"/>
+          <w:b/>
+          <w:bCs/>
+          <w:sz w:val="28"/>
+          <w:szCs w:val="28"/>
+        </w:rPr>
+        <w:t>Перечень таблиц для физической модели данных</w:t>
+      </w:r>
+    </w:p>
+    <w:p>
+      <w:pPr>
+        <w:pStyle w:val="a7"/>
+        <w:spacing w:after="0" w:line="360" w:lineRule="auto"/>
+        <w:ind w:left="0"/>
+        <w:contextualSpacing w:val="0"/>
+        <w:jc w:val="center"/>
+        <w:rPr>
+          <w:rFonts w:ascii="Times New Roman" w:eastAsia="Times New Roman" w:hAnsi="Times New Roman" w:cs="Times New Roman"/>
+          <w:color w:val="000000" w:themeColor="text1"/>
+          <w:kern w:val="0"/>
+          <w:sz w:val="28"/>
+          <w:szCs w:val="28"/>
+          <w14:ligatures w14:val="none"/>
+        </w:rPr>
+      </w:pPr>
+      <w:r>
+        <w:object w:dxaOrig="17745" w:dyaOrig="21781" w14:anchorId="69D21D59">
+          <v:shape id="_x0000_i1048" type="#_x0000_t75" style="width:498.15pt;height:651.35pt" o:ole="">
+            <v:imagedata r:id="rId30" o:title=""/>
+          </v:shape>
+          <o:OLEObject Type="Embed" ProgID="Visio.Drawing.15" ShapeID="_x0000_i1048" DrawAspect="Content" ObjectID="_1835208128" r:id="rId31"/>
+        </w:object>
+      </w:r>
     </w:p>
     <w:sectPr>
       <w:pgSz w:w="11906" w:h="16838"/>
@@ -13407,6 +15796,119 @@
     </w:lvl>
   </w:abstractNum>
   <w:abstractNum w:abstractNumId="3" w15:restartNumberingAfterBreak="0">
+    <w:nsid w:val="30C70F0A"/>
+    <w:multiLevelType w:val="hybridMultilevel"/>
+    <w:tmpl w:val="1A98BB3E"/>
+    <w:lvl w:ilvl="0" w:tplc="04190001">
+      <w:start w:val="1"/>
+      <w:numFmt w:val="bullet"/>
+      <w:lvlText w:val=""/>
+      <w:lvlJc w:val="left"/>
+      <w:pPr>
+        <w:ind w:left="1429" w:hanging="360"/>
+      </w:pPr>
+      <w:rPr>
+        <w:rFonts w:ascii="Symbol" w:hAnsi="Symbol" w:hint="default"/>
+      </w:rPr>
+    </w:lvl>
+    <w:lvl w:ilvl="1" w:tplc="04190003" w:tentative="1">
+      <w:start w:val="1"/>
+      <w:numFmt w:val="bullet"/>
+      <w:lvlText w:val="o"/>
+      <w:lvlJc w:val="left"/>
+      <w:pPr>
+        <w:ind w:left="2149" w:hanging="360"/>
+      </w:pPr>
+      <w:rPr>
+        <w:rFonts w:ascii="Courier New" w:hAnsi="Courier New" w:cs="Courier New" w:hint="default"/>
+      </w:rPr>
+    </w:lvl>
+    <w:lvl w:ilvl="2" w:tplc="04190005" w:tentative="1">
+      <w:start w:val="1"/>
+      <w:numFmt w:val="bullet"/>
+      <w:lvlText w:val=""/>
+      <w:lvlJc w:val="left"/>
+      <w:pPr>
+        <w:ind w:left="2869" w:hanging="360"/>
+      </w:pPr>
+      <w:rPr>
+        <w:rFonts w:ascii="Wingdings" w:hAnsi="Wingdings" w:hint="default"/>
+      </w:rPr>
+    </w:lvl>
+    <w:lvl w:ilvl="3" w:tplc="04190001" w:tentative="1">
+      <w:start w:val="1"/>
+      <w:numFmt w:val="bullet"/>
+      <w:lvlText w:val=""/>
+      <w:lvlJc w:val="left"/>
+      <w:pPr>
+        <w:ind w:left="3589" w:hanging="360"/>
+      </w:pPr>
+      <w:rPr>
+        <w:rFonts w:ascii="Symbol" w:hAnsi="Symbol" w:hint="default"/>
+      </w:rPr>
+    </w:lvl>
+    <w:lvl w:ilvl="4" w:tplc="04190003" w:tentative="1">
+      <w:start w:val="1"/>
+      <w:numFmt w:val="bullet"/>
+      <w:lvlText w:val="o"/>
+      <w:lvlJc w:val="left"/>
+      <w:pPr>
+        <w:ind w:left="4309" w:hanging="360"/>
+      </w:pPr>
+      <w:rPr>
+        <w:rFonts w:ascii="Courier New" w:hAnsi="Courier New" w:cs="Courier New" w:hint="default"/>
+      </w:rPr>
+    </w:lvl>
+    <w:lvl w:ilvl="5" w:tplc="04190005" w:tentative="1">
+      <w:start w:val="1"/>
+      <w:numFmt w:val="bullet"/>
+      <w:lvlText w:val=""/>
+      <w:lvlJc w:val="left"/>
+      <w:pPr>
+        <w:ind w:left="5029" w:hanging="360"/>
+      </w:pPr>
+      <w:rPr>
+        <w:rFonts w:ascii="Wingdings" w:hAnsi="Wingdings" w:hint="default"/>
+      </w:rPr>
+    </w:lvl>
+    <w:lvl w:ilvl="6" w:tplc="04190001" w:tentative="1">
+      <w:start w:val="1"/>
+      <w:numFmt w:val="bullet"/>
+      <w:lvlText w:val=""/>
+      <w:lvlJc w:val="left"/>
+      <w:pPr>
+        <w:ind w:left="5749" w:hanging="360"/>
+      </w:pPr>
+      <w:rPr>
+        <w:rFonts w:ascii="Symbol" w:hAnsi="Symbol" w:hint="default"/>
+      </w:rPr>
+    </w:lvl>
+    <w:lvl w:ilvl="7" w:tplc="04190003" w:tentative="1">
+      <w:start w:val="1"/>
+      <w:numFmt w:val="bullet"/>
+      <w:lvlText w:val="o"/>
+      <w:lvlJc w:val="left"/>
+      <w:pPr>
+        <w:ind w:left="6469" w:hanging="360"/>
+      </w:pPr>
+      <w:rPr>
+        <w:rFonts w:ascii="Courier New" w:hAnsi="Courier New" w:cs="Courier New" w:hint="default"/>
+      </w:rPr>
+    </w:lvl>
+    <w:lvl w:ilvl="8" w:tplc="04190005" w:tentative="1">
+      <w:start w:val="1"/>
+      <w:numFmt w:val="bullet"/>
+      <w:lvlText w:val=""/>
+      <w:lvlJc w:val="left"/>
+      <w:pPr>
+        <w:ind w:left="7189" w:hanging="360"/>
+      </w:pPr>
+      <w:rPr>
+        <w:rFonts w:ascii="Wingdings" w:hAnsi="Wingdings" w:hint="default"/>
+      </w:rPr>
+    </w:lvl>
+  </w:abstractNum>
+  <w:abstractNum w:abstractNumId="4" w15:restartNumberingAfterBreak="0">
     <w:nsid w:val="4BAE27AF"/>
     <w:multiLevelType w:val="hybridMultilevel"/>
     <w:tmpl w:val="41B6700A"/>
@@ -13420,6 +15922,205 @@
       </w:pPr>
       <w:rPr>
         <w:rFonts w:ascii="Courier New" w:hAnsi="Courier New" w:cs="Courier New" w:hint="default"/>
+      </w:rPr>
+    </w:lvl>
+    <w:lvl w:ilvl="1" w:tplc="04190003" w:tentative="1">
+      <w:start w:val="1"/>
+      <w:numFmt w:val="bullet"/>
+      <w:lvlText w:val="o"/>
+      <w:lvlJc w:val="left"/>
+      <w:pPr>
+        <w:ind w:left="2149" w:hanging="360"/>
+      </w:pPr>
+      <w:rPr>
+        <w:rFonts w:ascii="Courier New" w:hAnsi="Courier New" w:cs="Courier New" w:hint="default"/>
+      </w:rPr>
+    </w:lvl>
+    <w:lvl w:ilvl="2" w:tplc="04190005" w:tentative="1">
+      <w:start w:val="1"/>
+      <w:numFmt w:val="bullet"/>
+      <w:lvlText w:val=""/>
+      <w:lvlJc w:val="left"/>
+      <w:pPr>
+        <w:ind w:left="2869" w:hanging="360"/>
+      </w:pPr>
+      <w:rPr>
+        <w:rFonts w:ascii="Wingdings" w:hAnsi="Wingdings" w:hint="default"/>
+      </w:rPr>
+    </w:lvl>
+    <w:lvl w:ilvl="3" w:tplc="04190001" w:tentative="1">
+      <w:start w:val="1"/>
+      <w:numFmt w:val="bullet"/>
+      <w:lvlText w:val=""/>
+      <w:lvlJc w:val="left"/>
+      <w:pPr>
+        <w:ind w:left="3589" w:hanging="360"/>
+      </w:pPr>
+      <w:rPr>
+        <w:rFonts w:ascii="Symbol" w:hAnsi="Symbol" w:hint="default"/>
+      </w:rPr>
+    </w:lvl>
+    <w:lvl w:ilvl="4" w:tplc="04190003" w:tentative="1">
+      <w:start w:val="1"/>
+      <w:numFmt w:val="bullet"/>
+      <w:lvlText w:val="o"/>
+      <w:lvlJc w:val="left"/>
+      <w:pPr>
+        <w:ind w:left="4309" w:hanging="360"/>
+      </w:pPr>
+      <w:rPr>
+        <w:rFonts w:ascii="Courier New" w:hAnsi="Courier New" w:cs="Courier New" w:hint="default"/>
+      </w:rPr>
+    </w:lvl>
+    <w:lvl w:ilvl="5" w:tplc="04190005" w:tentative="1">
+      <w:start w:val="1"/>
+      <w:numFmt w:val="bullet"/>
+      <w:lvlText w:val=""/>
+      <w:lvlJc w:val="left"/>
+      <w:pPr>
+        <w:ind w:left="5029" w:hanging="360"/>
+      </w:pPr>
+      <w:rPr>
+        <w:rFonts w:ascii="Wingdings" w:hAnsi="Wingdings" w:hint="default"/>
+      </w:rPr>
+    </w:lvl>
+    <w:lvl w:ilvl="6" w:tplc="04190001" w:tentative="1">
+      <w:start w:val="1"/>
+      <w:numFmt w:val="bullet"/>
+      <w:lvlText w:val=""/>
+      <w:lvlJc w:val="left"/>
+      <w:pPr>
+        <w:ind w:left="5749" w:hanging="360"/>
+      </w:pPr>
+      <w:rPr>
+        <w:rFonts w:ascii="Symbol" w:hAnsi="Symbol" w:hint="default"/>
+      </w:rPr>
+    </w:lvl>
+    <w:lvl w:ilvl="7" w:tplc="04190003" w:tentative="1">
+      <w:start w:val="1"/>
+      <w:numFmt w:val="bullet"/>
+      <w:lvlText w:val="o"/>
+      <w:lvlJc w:val="left"/>
+      <w:pPr>
+        <w:ind w:left="6469" w:hanging="360"/>
+      </w:pPr>
+      <w:rPr>
+        <w:rFonts w:ascii="Courier New" w:hAnsi="Courier New" w:cs="Courier New" w:hint="default"/>
+      </w:rPr>
+    </w:lvl>
+    <w:lvl w:ilvl="8" w:tplc="04190005" w:tentative="1">
+      <w:start w:val="1"/>
+      <w:numFmt w:val="bullet"/>
+      <w:lvlText w:val=""/>
+      <w:lvlJc w:val="left"/>
+      <w:pPr>
+        <w:ind w:left="7189" w:hanging="360"/>
+      </w:pPr>
+      <w:rPr>
+        <w:rFonts w:ascii="Wingdings" w:hAnsi="Wingdings" w:hint="default"/>
+      </w:rPr>
+    </w:lvl>
+  </w:abstractNum>
+  <w:abstractNum w:abstractNumId="5" w15:restartNumberingAfterBreak="0">
+    <w:nsid w:val="4BF37871"/>
+    <w:multiLevelType w:val="hybridMultilevel"/>
+    <w:tmpl w:val="CDC0E914"/>
+    <w:lvl w:ilvl="0" w:tplc="0419000F">
+      <w:start w:val="1"/>
+      <w:numFmt w:val="decimal"/>
+      <w:lvlText w:val="%1."/>
+      <w:lvlJc w:val="left"/>
+      <w:pPr>
+        <w:ind w:left="720" w:hanging="360"/>
+      </w:pPr>
+    </w:lvl>
+    <w:lvl w:ilvl="1" w:tplc="04190019" w:tentative="1">
+      <w:start w:val="1"/>
+      <w:numFmt w:val="lowerLetter"/>
+      <w:lvlText w:val="%2."/>
+      <w:lvlJc w:val="left"/>
+      <w:pPr>
+        <w:ind w:left="1440" w:hanging="360"/>
+      </w:pPr>
+    </w:lvl>
+    <w:lvl w:ilvl="2" w:tplc="0419001B" w:tentative="1">
+      <w:start w:val="1"/>
+      <w:numFmt w:val="lowerRoman"/>
+      <w:lvlText w:val="%3."/>
+      <w:lvlJc w:val="right"/>
+      <w:pPr>
+        <w:ind w:left="2160" w:hanging="180"/>
+      </w:pPr>
+    </w:lvl>
+    <w:lvl w:ilvl="3" w:tplc="0419000F" w:tentative="1">
+      <w:start w:val="1"/>
+      <w:numFmt w:val="decimal"/>
+      <w:lvlText w:val="%4."/>
+      <w:lvlJc w:val="left"/>
+      <w:pPr>
+        <w:ind w:left="2880" w:hanging="360"/>
+      </w:pPr>
+    </w:lvl>
+    <w:lvl w:ilvl="4" w:tplc="04190019" w:tentative="1">
+      <w:start w:val="1"/>
+      <w:numFmt w:val="lowerLetter"/>
+      <w:lvlText w:val="%5."/>
+      <w:lvlJc w:val="left"/>
+      <w:pPr>
+        <w:ind w:left="3600" w:hanging="360"/>
+      </w:pPr>
+    </w:lvl>
+    <w:lvl w:ilvl="5" w:tplc="0419001B" w:tentative="1">
+      <w:start w:val="1"/>
+      <w:numFmt w:val="lowerRoman"/>
+      <w:lvlText w:val="%6."/>
+      <w:lvlJc w:val="right"/>
+      <w:pPr>
+        <w:ind w:left="4320" w:hanging="180"/>
+      </w:pPr>
+    </w:lvl>
+    <w:lvl w:ilvl="6" w:tplc="0419000F" w:tentative="1">
+      <w:start w:val="1"/>
+      <w:numFmt w:val="decimal"/>
+      <w:lvlText w:val="%7."/>
+      <w:lvlJc w:val="left"/>
+      <w:pPr>
+        <w:ind w:left="5040" w:hanging="360"/>
+      </w:pPr>
+    </w:lvl>
+    <w:lvl w:ilvl="7" w:tplc="04190019" w:tentative="1">
+      <w:start w:val="1"/>
+      <w:numFmt w:val="lowerLetter"/>
+      <w:lvlText w:val="%8."/>
+      <w:lvlJc w:val="left"/>
+      <w:pPr>
+        <w:ind w:left="5760" w:hanging="360"/>
+      </w:pPr>
+    </w:lvl>
+    <w:lvl w:ilvl="8" w:tplc="0419001B" w:tentative="1">
+      <w:start w:val="1"/>
+      <w:numFmt w:val="lowerRoman"/>
+      <w:lvlText w:val="%9."/>
+      <w:lvlJc w:val="right"/>
+      <w:pPr>
+        <w:ind w:left="6480" w:hanging="180"/>
+      </w:pPr>
+    </w:lvl>
+  </w:abstractNum>
+  <w:abstractNum w:abstractNumId="6" w15:restartNumberingAfterBreak="0">
+    <w:nsid w:val="6F35163F"/>
+    <w:multiLevelType w:val="hybridMultilevel"/>
+    <w:tmpl w:val="F6B89116"/>
+    <w:lvl w:ilvl="0" w:tplc="04190001">
+      <w:start w:val="1"/>
+      <w:numFmt w:val="bullet"/>
+      <w:lvlText w:val=""/>
+      <w:lvlJc w:val="left"/>
+      <w:pPr>
+        <w:ind w:left="1429" w:hanging="360"/>
+      </w:pPr>
+      <w:rPr>
+        <w:rFonts w:ascii="Symbol" w:hAnsi="Symbol" w:hint="default"/>
       </w:rPr>
     </w:lvl>
     <w:lvl w:ilvl="1" w:tplc="04190003" w:tentative="1">
@@ -13526,10 +16227,19 @@
     <w:abstractNumId w:val="2"/>
   </w:num>
   <w:num w:numId="3" w16cid:durableId="1317608284">
-    <w:abstractNumId w:val="3"/>
+    <w:abstractNumId w:val="4"/>
   </w:num>
   <w:num w:numId="4" w16cid:durableId="140586618">
     <w:abstractNumId w:val="0"/>
+  </w:num>
+  <w:num w:numId="5" w16cid:durableId="1201438154">
+    <w:abstractNumId w:val="6"/>
+  </w:num>
+  <w:num w:numId="6" w16cid:durableId="1760171360">
+    <w:abstractNumId w:val="3"/>
+  </w:num>
+  <w:num w:numId="7" w16cid:durableId="593132520">
+    <w:abstractNumId w:val="5"/>
   </w:num>
 </w:numbering>
 </file>
@@ -14006,7 +16716,6 @@
     <w:next w:val="a"/>
     <w:link w:val="40"/>
     <w:uiPriority w:val="9"/>
-    <w:semiHidden/>
     <w:unhideWhenUsed/>
     <w:qFormat/>
     <w:rsid w:val="006F58E8"/>
@@ -14202,7 +16911,6 @@
     <w:basedOn w:val="a0"/>
     <w:link w:val="4"/>
     <w:uiPriority w:val="9"/>
-    <w:semiHidden/>
     <w:rsid w:val="006F58E8"/>
     <w:rPr>
       <w:rFonts w:eastAsiaTheme="majorEastAsia" w:cstheme="majorBidi"/>

--- a/Отчёт.docx
+++ b/Отчёт.docx
@@ -1359,6 +1359,7 @@
                 <w:lang w:val="ru-RU"/>
               </w:rPr>
             </w:pPr>
+            <w:proofErr w:type="spellStart"/>
             <w:r>
               <w:rPr>
                 <w:rFonts w:ascii="Times New Roman" w:eastAsia="Times New Roman" w:hAnsi="Times New Roman" w:cs="Times New Roman"/>
@@ -1366,7 +1367,17 @@
                 <w:szCs w:val="28"/>
                 <w:lang w:val="ru-RU"/>
               </w:rPr>
-              <w:t>Серебряк Е.И.</w:t>
+              <w:t>Серебряк</w:t>
+            </w:r>
+            <w:proofErr w:type="spellEnd"/>
+            <w:r>
+              <w:rPr>
+                <w:rFonts w:ascii="Times New Roman" w:eastAsia="Times New Roman" w:hAnsi="Times New Roman" w:cs="Times New Roman"/>
+                <w:sz w:val="28"/>
+                <w:szCs w:val="28"/>
+                <w:lang w:val="ru-RU"/>
+              </w:rPr>
+              <w:t xml:space="preserve"> Е.И.</w:t>
             </w:r>
           </w:p>
           <w:p>
@@ -1523,12 +1534,21 @@
               </w:rPr>
               <w:t xml:space="preserve"> </w:t>
             </w:r>
-            <w:r>
-              <w:rPr>
-                <w:rFonts w:ascii="Times New Roman" w:eastAsia="Times New Roman" w:hAnsi="Times New Roman" w:cs="Times New Roman"/>
-                <w:sz w:val="28"/>
-              </w:rPr>
-              <w:t>подпись)</w:t>
+            <w:proofErr w:type="spellStart"/>
+            <w:r>
+              <w:rPr>
+                <w:rFonts w:ascii="Times New Roman" w:eastAsia="Times New Roman" w:hAnsi="Times New Roman" w:cs="Times New Roman"/>
+                <w:sz w:val="28"/>
+              </w:rPr>
+              <w:t>подпись</w:t>
+            </w:r>
+            <w:proofErr w:type="spellEnd"/>
+            <w:r>
+              <w:rPr>
+                <w:rFonts w:ascii="Times New Roman" w:eastAsia="Times New Roman" w:hAnsi="Times New Roman" w:cs="Times New Roman"/>
+                <w:sz w:val="28"/>
+              </w:rPr>
+              <w:t>)</w:t>
             </w:r>
           </w:p>
         </w:tc>
@@ -1661,6 +1681,7 @@
                 <w:sz w:val="28"/>
               </w:rPr>
             </w:pPr>
+            <w:proofErr w:type="spellStart"/>
             <w:r>
               <w:rPr>
                 <w:rFonts w:ascii="Times New Roman" w:eastAsia="Times New Roman" w:hAnsi="Times New Roman" w:cs="Times New Roman"/>
@@ -1668,6 +1689,7 @@
               </w:rPr>
               <w:t>оценка</w:t>
             </w:r>
+            <w:proofErr w:type="spellEnd"/>
           </w:p>
         </w:tc>
       </w:tr>
@@ -3637,7 +3659,29 @@
           <w:szCs w:val="28"/>
           <w14:ligatures w14:val="none"/>
         </w:rPr>
-        <w:t>разработать приложение с графическим пользовательским интерфейсом на платформе .NET с использованием языка C# и технологии Windows Forms;</w:t>
+        <w:t xml:space="preserve">разработать приложение с графическим пользовательским интерфейсом на платформе .NET с использованием языка C# и технологии Windows </w:t>
+      </w:r>
+      <w:proofErr w:type="spellStart"/>
+      <w:r>
+        <w:rPr>
+          <w:rFonts w:ascii="Times New Roman" w:eastAsia="Times New Roman" w:hAnsi="Times New Roman" w:cs="Times New Roman"/>
+          <w:kern w:val="0"/>
+          <w:sz w:val="28"/>
+          <w:szCs w:val="28"/>
+          <w14:ligatures w14:val="none"/>
+        </w:rPr>
+        <w:t>Forms</w:t>
+      </w:r>
+      <w:proofErr w:type="spellEnd"/>
+      <w:r>
+        <w:rPr>
+          <w:rFonts w:ascii="Times New Roman" w:eastAsia="Times New Roman" w:hAnsi="Times New Roman" w:cs="Times New Roman"/>
+          <w:kern w:val="0"/>
+          <w:sz w:val="28"/>
+          <w:szCs w:val="28"/>
+          <w14:ligatures w14:val="none"/>
+        </w:rPr>
+        <w:t>;</w:t>
       </w:r>
     </w:p>
     <w:p>
@@ -4426,7 +4470,55 @@
           <w:szCs w:val="28"/>
           <w14:ligatures w14:val="none"/>
         </w:rPr>
-        <w:t>ER-диаграмма (Entity-Relationship diagram, диаграмма «сущность-связь») -  это графическое представление структуры базы данных, которое показывает сущности (таблицы), атрибуты (поля) каждой сущности, связи между сущностями.</w:t>
+        <w:t>ER-диаграмма (</w:t>
+      </w:r>
+      <w:proofErr w:type="spellStart"/>
+      <w:r>
+        <w:rPr>
+          <w:rFonts w:ascii="Times New Roman" w:eastAsia="Times New Roman" w:hAnsi="Times New Roman" w:cs="Times New Roman"/>
+          <w:color w:val="000000"/>
+          <w:kern w:val="0"/>
+          <w:sz w:val="28"/>
+          <w:szCs w:val="28"/>
+          <w14:ligatures w14:val="none"/>
+        </w:rPr>
+        <w:t>Entity-Relationship</w:t>
+      </w:r>
+      <w:proofErr w:type="spellEnd"/>
+      <w:r>
+        <w:rPr>
+          <w:rFonts w:ascii="Times New Roman" w:eastAsia="Times New Roman" w:hAnsi="Times New Roman" w:cs="Times New Roman"/>
+          <w:color w:val="000000"/>
+          <w:kern w:val="0"/>
+          <w:sz w:val="28"/>
+          <w:szCs w:val="28"/>
+          <w14:ligatures w14:val="none"/>
+        </w:rPr>
+        <w:t xml:space="preserve"> </w:t>
+      </w:r>
+      <w:proofErr w:type="spellStart"/>
+      <w:r>
+        <w:rPr>
+          <w:rFonts w:ascii="Times New Roman" w:eastAsia="Times New Roman" w:hAnsi="Times New Roman" w:cs="Times New Roman"/>
+          <w:color w:val="000000"/>
+          <w:kern w:val="0"/>
+          <w:sz w:val="28"/>
+          <w:szCs w:val="28"/>
+          <w14:ligatures w14:val="none"/>
+        </w:rPr>
+        <w:t>diagram</w:t>
+      </w:r>
+      <w:proofErr w:type="spellEnd"/>
+      <w:r>
+        <w:rPr>
+          <w:rFonts w:ascii="Times New Roman" w:eastAsia="Times New Roman" w:hAnsi="Times New Roman" w:cs="Times New Roman"/>
+          <w:color w:val="000000"/>
+          <w:kern w:val="0"/>
+          <w:sz w:val="28"/>
+          <w:szCs w:val="28"/>
+          <w14:ligatures w14:val="none"/>
+        </w:rPr>
+        <w:t>, диаграмма «сущность-связь») -  это графическое представление структуры базы данных, которое показывает сущности (таблицы), атрибуты (поля) каждой сущности, связи между сущностями.</w:t>
       </w:r>
     </w:p>
     <w:p>
@@ -4702,7 +4794,115 @@
           <w:sz w:val="28"/>
           <w:szCs w:val="28"/>
         </w:rPr>
-        <w:t>Один пользователь может оформить множество заказов, каждый заказ принадлежит ровно одному пользователю (для гостя это поле может быть NULL). Реализуется через поле customer_id в таблице orders, которое является внешним ключом, ссылающимся на поле id в таблице users. При удалении пользователя из таблицы users значение customer_id в связанных заказах устанавливается в NULL (ON DELETE SET NULL).</w:t>
+        <w:t xml:space="preserve">Один пользователь может оформить множество заказов, каждый заказ принадлежит ровно одному пользователю (для гостя это поле может быть NULL). Реализуется через поле </w:t>
+      </w:r>
+      <w:proofErr w:type="spellStart"/>
+      <w:r>
+        <w:rPr>
+          <w:rFonts w:ascii="Times New Roman" w:hAnsi="Times New Roman" w:cs="Times New Roman"/>
+          <w:sz w:val="28"/>
+          <w:szCs w:val="28"/>
+        </w:rPr>
+        <w:t>customer_id</w:t>
+      </w:r>
+      <w:proofErr w:type="spellEnd"/>
+      <w:r>
+        <w:rPr>
+          <w:rFonts w:ascii="Times New Roman" w:hAnsi="Times New Roman" w:cs="Times New Roman"/>
+          <w:sz w:val="28"/>
+          <w:szCs w:val="28"/>
+        </w:rPr>
+        <w:t xml:space="preserve"> в таблице </w:t>
+      </w:r>
+      <w:proofErr w:type="spellStart"/>
+      <w:r>
+        <w:rPr>
+          <w:rFonts w:ascii="Times New Roman" w:hAnsi="Times New Roman" w:cs="Times New Roman"/>
+          <w:sz w:val="28"/>
+          <w:szCs w:val="28"/>
+        </w:rPr>
+        <w:t>orders</w:t>
+      </w:r>
+      <w:proofErr w:type="spellEnd"/>
+      <w:r>
+        <w:rPr>
+          <w:rFonts w:ascii="Times New Roman" w:hAnsi="Times New Roman" w:cs="Times New Roman"/>
+          <w:sz w:val="28"/>
+          <w:szCs w:val="28"/>
+        </w:rPr>
+        <w:t xml:space="preserve">, которое является внешним ключом, ссылающимся на поле </w:t>
+      </w:r>
+      <w:proofErr w:type="spellStart"/>
+      <w:r>
+        <w:rPr>
+          <w:rFonts w:ascii="Times New Roman" w:hAnsi="Times New Roman" w:cs="Times New Roman"/>
+          <w:sz w:val="28"/>
+          <w:szCs w:val="28"/>
+        </w:rPr>
+        <w:t>id</w:t>
+      </w:r>
+      <w:proofErr w:type="spellEnd"/>
+      <w:r>
+        <w:rPr>
+          <w:rFonts w:ascii="Times New Roman" w:hAnsi="Times New Roman" w:cs="Times New Roman"/>
+          <w:sz w:val="28"/>
+          <w:szCs w:val="28"/>
+        </w:rPr>
+        <w:t xml:space="preserve"> в таблице </w:t>
+      </w:r>
+      <w:proofErr w:type="spellStart"/>
+      <w:r>
+        <w:rPr>
+          <w:rFonts w:ascii="Times New Roman" w:hAnsi="Times New Roman" w:cs="Times New Roman"/>
+          <w:sz w:val="28"/>
+          <w:szCs w:val="28"/>
+        </w:rPr>
+        <w:t>users</w:t>
+      </w:r>
+      <w:proofErr w:type="spellEnd"/>
+      <w:r>
+        <w:rPr>
+          <w:rFonts w:ascii="Times New Roman" w:hAnsi="Times New Roman" w:cs="Times New Roman"/>
+          <w:sz w:val="28"/>
+          <w:szCs w:val="28"/>
+        </w:rPr>
+        <w:t xml:space="preserve">. При удалении пользователя из таблицы </w:t>
+      </w:r>
+      <w:proofErr w:type="spellStart"/>
+      <w:r>
+        <w:rPr>
+          <w:rFonts w:ascii="Times New Roman" w:hAnsi="Times New Roman" w:cs="Times New Roman"/>
+          <w:sz w:val="28"/>
+          <w:szCs w:val="28"/>
+        </w:rPr>
+        <w:t>users</w:t>
+      </w:r>
+      <w:proofErr w:type="spellEnd"/>
+      <w:r>
+        <w:rPr>
+          <w:rFonts w:ascii="Times New Roman" w:hAnsi="Times New Roman" w:cs="Times New Roman"/>
+          <w:sz w:val="28"/>
+          <w:szCs w:val="28"/>
+        </w:rPr>
+        <w:t xml:space="preserve"> значение </w:t>
+      </w:r>
+      <w:proofErr w:type="spellStart"/>
+      <w:r>
+        <w:rPr>
+          <w:rFonts w:ascii="Times New Roman" w:hAnsi="Times New Roman" w:cs="Times New Roman"/>
+          <w:sz w:val="28"/>
+          <w:szCs w:val="28"/>
+        </w:rPr>
+        <w:t>customer_id</w:t>
+      </w:r>
+      <w:proofErr w:type="spellEnd"/>
+      <w:r>
+        <w:rPr>
+          <w:rFonts w:ascii="Times New Roman" w:hAnsi="Times New Roman" w:cs="Times New Roman"/>
+          <w:sz w:val="28"/>
+          <w:szCs w:val="28"/>
+        </w:rPr>
+        <w:t xml:space="preserve"> в связанных заказах устанавливается в NULL (ON DELETE SET NULL).</w:t>
       </w:r>
     </w:p>
     <w:p>
@@ -4747,7 +4947,97 @@
           <w:szCs w:val="28"/>
         </w:rPr>
         <w:lastRenderedPageBreak/>
-        <w:t>Один пункт выдачи может быть указан во многих заказах, каждый заказ привязан к одному пункту выдачи. Реализуется через поле pickup_point_id в таблице orders, которое является внешним ключом, ссылающимся на поле id в таблице pickup_points. При удалении пункта выдачи значение pickup_point_id в связанных заказах устанавливается в NULL (ON DELETE SET NULL).</w:t>
+        <w:t xml:space="preserve">Один пункт выдачи может быть указан во многих заказах, каждый заказ привязан к одному пункту выдачи. Реализуется через поле </w:t>
+      </w:r>
+      <w:proofErr w:type="spellStart"/>
+      <w:r>
+        <w:rPr>
+          <w:rFonts w:ascii="Times New Roman" w:hAnsi="Times New Roman" w:cs="Times New Roman"/>
+          <w:sz w:val="28"/>
+          <w:szCs w:val="28"/>
+        </w:rPr>
+        <w:t>pickup_point_id</w:t>
+      </w:r>
+      <w:proofErr w:type="spellEnd"/>
+      <w:r>
+        <w:rPr>
+          <w:rFonts w:ascii="Times New Roman" w:hAnsi="Times New Roman" w:cs="Times New Roman"/>
+          <w:sz w:val="28"/>
+          <w:szCs w:val="28"/>
+        </w:rPr>
+        <w:t xml:space="preserve"> в таблице </w:t>
+      </w:r>
+      <w:proofErr w:type="spellStart"/>
+      <w:r>
+        <w:rPr>
+          <w:rFonts w:ascii="Times New Roman" w:hAnsi="Times New Roman" w:cs="Times New Roman"/>
+          <w:sz w:val="28"/>
+          <w:szCs w:val="28"/>
+        </w:rPr>
+        <w:t>orders</w:t>
+      </w:r>
+      <w:proofErr w:type="spellEnd"/>
+      <w:r>
+        <w:rPr>
+          <w:rFonts w:ascii="Times New Roman" w:hAnsi="Times New Roman" w:cs="Times New Roman"/>
+          <w:sz w:val="28"/>
+          <w:szCs w:val="28"/>
+        </w:rPr>
+        <w:t xml:space="preserve">, которое является внешним ключом, ссылающимся на поле </w:t>
+      </w:r>
+      <w:proofErr w:type="spellStart"/>
+      <w:r>
+        <w:rPr>
+          <w:rFonts w:ascii="Times New Roman" w:hAnsi="Times New Roman" w:cs="Times New Roman"/>
+          <w:sz w:val="28"/>
+          <w:szCs w:val="28"/>
+        </w:rPr>
+        <w:t>id</w:t>
+      </w:r>
+      <w:proofErr w:type="spellEnd"/>
+      <w:r>
+        <w:rPr>
+          <w:rFonts w:ascii="Times New Roman" w:hAnsi="Times New Roman" w:cs="Times New Roman"/>
+          <w:sz w:val="28"/>
+          <w:szCs w:val="28"/>
+        </w:rPr>
+        <w:t xml:space="preserve"> в таблице </w:t>
+      </w:r>
+      <w:proofErr w:type="spellStart"/>
+      <w:r>
+        <w:rPr>
+          <w:rFonts w:ascii="Times New Roman" w:hAnsi="Times New Roman" w:cs="Times New Roman"/>
+          <w:sz w:val="28"/>
+          <w:szCs w:val="28"/>
+        </w:rPr>
+        <w:t>pickup_points</w:t>
+      </w:r>
+      <w:proofErr w:type="spellEnd"/>
+      <w:r>
+        <w:rPr>
+          <w:rFonts w:ascii="Times New Roman" w:hAnsi="Times New Roman" w:cs="Times New Roman"/>
+          <w:sz w:val="28"/>
+          <w:szCs w:val="28"/>
+        </w:rPr>
+        <w:t xml:space="preserve">. При удалении пункта выдачи значение </w:t>
+      </w:r>
+      <w:proofErr w:type="spellStart"/>
+      <w:r>
+        <w:rPr>
+          <w:rFonts w:ascii="Times New Roman" w:hAnsi="Times New Roman" w:cs="Times New Roman"/>
+          <w:sz w:val="28"/>
+          <w:szCs w:val="28"/>
+        </w:rPr>
+        <w:t>pickup_point_id</w:t>
+      </w:r>
+      <w:proofErr w:type="spellEnd"/>
+      <w:r>
+        <w:rPr>
+          <w:rFonts w:ascii="Times New Roman" w:hAnsi="Times New Roman" w:cs="Times New Roman"/>
+          <w:sz w:val="28"/>
+          <w:szCs w:val="28"/>
+        </w:rPr>
+        <w:t xml:space="preserve"> в связанных заказах устанавливается в NULL (ON DELETE SET NULL).</w:t>
       </w:r>
     </w:p>
     <w:p>
@@ -4791,7 +5081,97 @@
           <w:sz w:val="28"/>
           <w:szCs w:val="28"/>
         </w:rPr>
-        <w:t>Каждый заказ может содержать множество товаров, и каждый товар может присутствовать во множестве заказов. Эта связь реализуется через промежуточную таблицу order_items. В таблице order_items поля order_id и product_article являются внешними ключами, ссылающимися соответственно на orders.id и products.article. Таким образом, обеспечивается связь многие-ко-многим между заказами и товарами.</w:t>
+        <w:t xml:space="preserve">Каждый заказ может содержать множество товаров, и каждый товар может присутствовать во множестве заказов. Эта связь реализуется через промежуточную таблицу </w:t>
+      </w:r>
+      <w:proofErr w:type="spellStart"/>
+      <w:r>
+        <w:rPr>
+          <w:rFonts w:ascii="Times New Roman" w:hAnsi="Times New Roman" w:cs="Times New Roman"/>
+          <w:sz w:val="28"/>
+          <w:szCs w:val="28"/>
+        </w:rPr>
+        <w:t>order_items</w:t>
+      </w:r>
+      <w:proofErr w:type="spellEnd"/>
+      <w:r>
+        <w:rPr>
+          <w:rFonts w:ascii="Times New Roman" w:hAnsi="Times New Roman" w:cs="Times New Roman"/>
+          <w:sz w:val="28"/>
+          <w:szCs w:val="28"/>
+        </w:rPr>
+        <w:t xml:space="preserve">. В таблице </w:t>
+      </w:r>
+      <w:proofErr w:type="spellStart"/>
+      <w:r>
+        <w:rPr>
+          <w:rFonts w:ascii="Times New Roman" w:hAnsi="Times New Roman" w:cs="Times New Roman"/>
+          <w:sz w:val="28"/>
+          <w:szCs w:val="28"/>
+        </w:rPr>
+        <w:t>order_items</w:t>
+      </w:r>
+      <w:proofErr w:type="spellEnd"/>
+      <w:r>
+        <w:rPr>
+          <w:rFonts w:ascii="Times New Roman" w:hAnsi="Times New Roman" w:cs="Times New Roman"/>
+          <w:sz w:val="28"/>
+          <w:szCs w:val="28"/>
+        </w:rPr>
+        <w:t xml:space="preserve"> поля </w:t>
+      </w:r>
+      <w:proofErr w:type="spellStart"/>
+      <w:r>
+        <w:rPr>
+          <w:rFonts w:ascii="Times New Roman" w:hAnsi="Times New Roman" w:cs="Times New Roman"/>
+          <w:sz w:val="28"/>
+          <w:szCs w:val="28"/>
+        </w:rPr>
+        <w:t>order_id</w:t>
+      </w:r>
+      <w:proofErr w:type="spellEnd"/>
+      <w:r>
+        <w:rPr>
+          <w:rFonts w:ascii="Times New Roman" w:hAnsi="Times New Roman" w:cs="Times New Roman"/>
+          <w:sz w:val="28"/>
+          <w:szCs w:val="28"/>
+        </w:rPr>
+        <w:t xml:space="preserve"> и </w:t>
+      </w:r>
+      <w:proofErr w:type="spellStart"/>
+      <w:r>
+        <w:rPr>
+          <w:rFonts w:ascii="Times New Roman" w:hAnsi="Times New Roman" w:cs="Times New Roman"/>
+          <w:sz w:val="28"/>
+          <w:szCs w:val="28"/>
+        </w:rPr>
+        <w:t>product_article</w:t>
+      </w:r>
+      <w:proofErr w:type="spellEnd"/>
+      <w:r>
+        <w:rPr>
+          <w:rFonts w:ascii="Times New Roman" w:hAnsi="Times New Roman" w:cs="Times New Roman"/>
+          <w:sz w:val="28"/>
+          <w:szCs w:val="28"/>
+        </w:rPr>
+        <w:t xml:space="preserve"> являются внешними ключами, ссылающимися соответственно на orders.id и </w:t>
+      </w:r>
+      <w:proofErr w:type="spellStart"/>
+      <w:r>
+        <w:rPr>
+          <w:rFonts w:ascii="Times New Roman" w:hAnsi="Times New Roman" w:cs="Times New Roman"/>
+          <w:sz w:val="28"/>
+          <w:szCs w:val="28"/>
+        </w:rPr>
+        <w:t>products.article</w:t>
+      </w:r>
+      <w:proofErr w:type="spellEnd"/>
+      <w:r>
+        <w:rPr>
+          <w:rFonts w:ascii="Times New Roman" w:hAnsi="Times New Roman" w:cs="Times New Roman"/>
+          <w:sz w:val="28"/>
+          <w:szCs w:val="28"/>
+        </w:rPr>
+        <w:t>. Таким образом, обеспечивается связь многие-ко-многим между заказами и товарами.</w:t>
       </w:r>
     </w:p>
     <w:p>
@@ -4835,7 +5215,79 @@
           <w:sz w:val="28"/>
           <w:szCs w:val="28"/>
         </w:rPr>
-        <w:t>Один заказ может содержать множество позиций, каждая позиция принадлежит ровно одному заказу. Реализуется через поле order_id в таблице order_items, которое является внешним ключом, ссылающимся на id в таблице orders. При удалении заказа все связанные с ним позиции удаляются автоматически (ON DELETE CASCADE).</w:t>
+        <w:t xml:space="preserve">Один заказ может содержать множество позиций, каждая позиция принадлежит ровно одному заказу. Реализуется через поле </w:t>
+      </w:r>
+      <w:proofErr w:type="spellStart"/>
+      <w:r>
+        <w:rPr>
+          <w:rFonts w:ascii="Times New Roman" w:hAnsi="Times New Roman" w:cs="Times New Roman"/>
+          <w:sz w:val="28"/>
+          <w:szCs w:val="28"/>
+        </w:rPr>
+        <w:t>order_id</w:t>
+      </w:r>
+      <w:proofErr w:type="spellEnd"/>
+      <w:r>
+        <w:rPr>
+          <w:rFonts w:ascii="Times New Roman" w:hAnsi="Times New Roman" w:cs="Times New Roman"/>
+          <w:sz w:val="28"/>
+          <w:szCs w:val="28"/>
+        </w:rPr>
+        <w:t xml:space="preserve"> в таблице </w:t>
+      </w:r>
+      <w:proofErr w:type="spellStart"/>
+      <w:r>
+        <w:rPr>
+          <w:rFonts w:ascii="Times New Roman" w:hAnsi="Times New Roman" w:cs="Times New Roman"/>
+          <w:sz w:val="28"/>
+          <w:szCs w:val="28"/>
+        </w:rPr>
+        <w:t>order_items</w:t>
+      </w:r>
+      <w:proofErr w:type="spellEnd"/>
+      <w:r>
+        <w:rPr>
+          <w:rFonts w:ascii="Times New Roman" w:hAnsi="Times New Roman" w:cs="Times New Roman"/>
+          <w:sz w:val="28"/>
+          <w:szCs w:val="28"/>
+        </w:rPr>
+        <w:t xml:space="preserve">, которое является внешним ключом, ссылающимся на </w:t>
+      </w:r>
+      <w:proofErr w:type="spellStart"/>
+      <w:r>
+        <w:rPr>
+          <w:rFonts w:ascii="Times New Roman" w:hAnsi="Times New Roman" w:cs="Times New Roman"/>
+          <w:sz w:val="28"/>
+          <w:szCs w:val="28"/>
+        </w:rPr>
+        <w:t>id</w:t>
+      </w:r>
+      <w:proofErr w:type="spellEnd"/>
+      <w:r>
+        <w:rPr>
+          <w:rFonts w:ascii="Times New Roman" w:hAnsi="Times New Roman" w:cs="Times New Roman"/>
+          <w:sz w:val="28"/>
+          <w:szCs w:val="28"/>
+        </w:rPr>
+        <w:t xml:space="preserve"> в таблице </w:t>
+      </w:r>
+      <w:proofErr w:type="spellStart"/>
+      <w:r>
+        <w:rPr>
+          <w:rFonts w:ascii="Times New Roman" w:hAnsi="Times New Roman" w:cs="Times New Roman"/>
+          <w:sz w:val="28"/>
+          <w:szCs w:val="28"/>
+        </w:rPr>
+        <w:t>orders</w:t>
+      </w:r>
+      <w:proofErr w:type="spellEnd"/>
+      <w:r>
+        <w:rPr>
+          <w:rFonts w:ascii="Times New Roman" w:hAnsi="Times New Roman" w:cs="Times New Roman"/>
+          <w:sz w:val="28"/>
+          <w:szCs w:val="28"/>
+        </w:rPr>
+        <w:t>. При удалении заказа все связанные с ним позиции удаляются автоматически (ON DELETE CASCADE).</w:t>
       </w:r>
     </w:p>
     <w:p>
@@ -4879,7 +5331,79 @@
           <w:sz w:val="28"/>
           <w:szCs w:val="28"/>
         </w:rPr>
-        <w:t>Один товар может быть включён во множество позиций заказов, каждая позиция ссылается ровно на один товар. Реализуется через поле product_article в таблице order_items, которое является внешним ключом, ссылающимся на поле article в таблице products. При удалении товара все связанные с ним позиции заказов удаляются автоматически (ON DELETE CASCADE).</w:t>
+        <w:t xml:space="preserve">Один товар может быть включён во множество позиций заказов, каждая позиция ссылается ровно на один товар. Реализуется через поле </w:t>
+      </w:r>
+      <w:proofErr w:type="spellStart"/>
+      <w:r>
+        <w:rPr>
+          <w:rFonts w:ascii="Times New Roman" w:hAnsi="Times New Roman" w:cs="Times New Roman"/>
+          <w:sz w:val="28"/>
+          <w:szCs w:val="28"/>
+        </w:rPr>
+        <w:t>product_article</w:t>
+      </w:r>
+      <w:proofErr w:type="spellEnd"/>
+      <w:r>
+        <w:rPr>
+          <w:rFonts w:ascii="Times New Roman" w:hAnsi="Times New Roman" w:cs="Times New Roman"/>
+          <w:sz w:val="28"/>
+          <w:szCs w:val="28"/>
+        </w:rPr>
+        <w:t xml:space="preserve"> в таблице </w:t>
+      </w:r>
+      <w:proofErr w:type="spellStart"/>
+      <w:r>
+        <w:rPr>
+          <w:rFonts w:ascii="Times New Roman" w:hAnsi="Times New Roman" w:cs="Times New Roman"/>
+          <w:sz w:val="28"/>
+          <w:szCs w:val="28"/>
+        </w:rPr>
+        <w:t>order_items</w:t>
+      </w:r>
+      <w:proofErr w:type="spellEnd"/>
+      <w:r>
+        <w:rPr>
+          <w:rFonts w:ascii="Times New Roman" w:hAnsi="Times New Roman" w:cs="Times New Roman"/>
+          <w:sz w:val="28"/>
+          <w:szCs w:val="28"/>
+        </w:rPr>
+        <w:t xml:space="preserve">, которое является внешним ключом, ссылающимся на поле </w:t>
+      </w:r>
+      <w:proofErr w:type="spellStart"/>
+      <w:r>
+        <w:rPr>
+          <w:rFonts w:ascii="Times New Roman" w:hAnsi="Times New Roman" w:cs="Times New Roman"/>
+          <w:sz w:val="28"/>
+          <w:szCs w:val="28"/>
+        </w:rPr>
+        <w:t>article</w:t>
+      </w:r>
+      <w:proofErr w:type="spellEnd"/>
+      <w:r>
+        <w:rPr>
+          <w:rFonts w:ascii="Times New Roman" w:hAnsi="Times New Roman" w:cs="Times New Roman"/>
+          <w:sz w:val="28"/>
+          <w:szCs w:val="28"/>
+        </w:rPr>
+        <w:t xml:space="preserve"> в таблице </w:t>
+      </w:r>
+      <w:proofErr w:type="spellStart"/>
+      <w:r>
+        <w:rPr>
+          <w:rFonts w:ascii="Times New Roman" w:hAnsi="Times New Roman" w:cs="Times New Roman"/>
+          <w:sz w:val="28"/>
+          <w:szCs w:val="28"/>
+        </w:rPr>
+        <w:t>products</w:t>
+      </w:r>
+      <w:proofErr w:type="spellEnd"/>
+      <w:r>
+        <w:rPr>
+          <w:rFonts w:ascii="Times New Roman" w:hAnsi="Times New Roman" w:cs="Times New Roman"/>
+          <w:sz w:val="28"/>
+          <w:szCs w:val="28"/>
+        </w:rPr>
+        <w:t>. При удалении товара все связанные с ним позиции заказов удаляются автоматически (ON DELETE CASCADE).</w:t>
       </w:r>
     </w:p>
     <w:p>
@@ -5395,7 +5919,25 @@
           <w:sz w:val="28"/>
           <w:szCs w:val="28"/>
         </w:rPr>
-        <w:t>если пользователь найден, производится сравнение хеша введённого пароля с хранящимся в базе</w:t>
+        <w:t xml:space="preserve">если пользователь найден, производится сравнение </w:t>
+      </w:r>
+      <w:proofErr w:type="spellStart"/>
+      <w:r>
+        <w:rPr>
+          <w:rFonts w:ascii="Times New Roman" w:hAnsi="Times New Roman" w:cs="Times New Roman"/>
+          <w:sz w:val="28"/>
+          <w:szCs w:val="28"/>
+        </w:rPr>
+        <w:t>хеша</w:t>
+      </w:r>
+      <w:proofErr w:type="spellEnd"/>
+      <w:r>
+        <w:rPr>
+          <w:rFonts w:ascii="Times New Roman" w:hAnsi="Times New Roman" w:cs="Times New Roman"/>
+          <w:sz w:val="28"/>
+          <w:szCs w:val="28"/>
+        </w:rPr>
+        <w:t xml:space="preserve"> введённого пароля с хранящимся в базе</w:t>
       </w:r>
       <w:r>
         <w:rPr>
@@ -5429,7 +5971,25 @@
           <w:szCs w:val="28"/>
         </w:rPr>
         <w:lastRenderedPageBreak/>
-        <w:t>при успешной аутентификации из базы извлекаются роль и фио пользователя; данные сохраняются в сессии, и происходит переход к главному окну согласно роли</w:t>
+        <w:t xml:space="preserve">при успешной аутентификации из базы извлекаются роль и </w:t>
+      </w:r>
+      <w:proofErr w:type="spellStart"/>
+      <w:r>
+        <w:rPr>
+          <w:rFonts w:ascii="Times New Roman" w:hAnsi="Times New Roman" w:cs="Times New Roman"/>
+          <w:sz w:val="28"/>
+          <w:szCs w:val="28"/>
+        </w:rPr>
+        <w:t>фио</w:t>
+      </w:r>
+      <w:proofErr w:type="spellEnd"/>
+      <w:r>
+        <w:rPr>
+          <w:rFonts w:ascii="Times New Roman" w:hAnsi="Times New Roman" w:cs="Times New Roman"/>
+          <w:sz w:val="28"/>
+          <w:szCs w:val="28"/>
+        </w:rPr>
+        <w:t xml:space="preserve"> пользователя; данные сохраняются в сессии, и происходит переход к главному окну согласно роли</w:t>
       </w:r>
       <w:r>
         <w:rPr>
@@ -5787,7 +6347,25 @@
           <w:sz w:val="28"/>
           <w:szCs w:val="28"/>
         </w:rPr>
-        <w:t>формируется sql-запрос к таблице товаров. если роль — гость или клиент, запрос выполняется без дополнительных условий. для менеджера или администратора в запрос добавляются условия фильтрации, сортировки и поиска (если они заданы)</w:t>
+        <w:t xml:space="preserve">формируется </w:t>
+      </w:r>
+      <w:proofErr w:type="spellStart"/>
+      <w:r>
+        <w:rPr>
+          <w:rFonts w:ascii="Times New Roman" w:hAnsi="Times New Roman" w:cs="Times New Roman"/>
+          <w:sz w:val="28"/>
+          <w:szCs w:val="28"/>
+        </w:rPr>
+        <w:t>sql</w:t>
+      </w:r>
+      <w:proofErr w:type="spellEnd"/>
+      <w:r>
+        <w:rPr>
+          <w:rFonts w:ascii="Times New Roman" w:hAnsi="Times New Roman" w:cs="Times New Roman"/>
+          <w:sz w:val="28"/>
+          <w:szCs w:val="28"/>
+        </w:rPr>
+        <w:t>-запрос к таблице товаров. если роль — гость или клиент, запрос выполняется без дополнительных условий. для менеджера или администратора в запрос добавляются условия фильтрации, сортировки и поиска (если они заданы)</w:t>
       </w:r>
       <w:r>
         <w:rPr>
@@ -6279,7 +6857,7 @@
           <v:shape id="_x0000_i1091" type="#_x0000_t75" style="width:468pt;height:449.25pt" o:ole="">
             <v:imagedata r:id="rId7" o:title=""/>
           </v:shape>
-          <o:OLEObject Type="Embed" ProgID="Visio.Drawing.15" ShapeID="_x0000_i1091" DrawAspect="Content" ObjectID="_1835208124" r:id="rId8"/>
+          <o:OLEObject Type="Embed" ProgID="Visio.Drawing.15" ShapeID="_x0000_i1091" DrawAspect="Content" ObjectID="_1835211414" r:id="rId8"/>
         </w:object>
       </w:r>
     </w:p>
@@ -6376,7 +6954,7 @@
           <v:shape id="_x0000_i1107" type="#_x0000_t75" style="width:382.5pt;height:526.5pt" o:ole="">
             <v:imagedata r:id="rId9" o:title=""/>
           </v:shape>
-          <o:OLEObject Type="Embed" ProgID="Visio.Drawing.15" ShapeID="_x0000_i1107" DrawAspect="Content" ObjectID="_1835208125" r:id="rId10"/>
+          <o:OLEObject Type="Embed" ProgID="Visio.Drawing.15" ShapeID="_x0000_i1107" DrawAspect="Content" ObjectID="_1835211415" r:id="rId10"/>
         </w:object>
       </w:r>
     </w:p>
@@ -6498,7 +7076,7 @@
           <v:shape id="_x0000_i1104" type="#_x0000_t75" style="width:341.25pt;height:689.25pt" o:ole="">
             <v:imagedata r:id="rId11" o:title=""/>
           </v:shape>
-          <o:OLEObject Type="Embed" ProgID="Visio.Drawing.15" ShapeID="_x0000_i1104" DrawAspect="Content" ObjectID="_1835208126" r:id="rId12"/>
+          <o:OLEObject Type="Embed" ProgID="Visio.Drawing.15" ShapeID="_x0000_i1104" DrawAspect="Content" ObjectID="_1835211416" r:id="rId12"/>
         </w:object>
       </w:r>
     </w:p>
@@ -6697,7 +7275,43 @@
           <w:sz w:val="28"/>
           <w:szCs w:val="28"/>
         </w:rPr>
-        <w:t>выполняется sql-запрос insert; в случае успеха транзакция фиксируется, и список товаров обновляется</w:t>
+        <w:t xml:space="preserve">выполняется </w:t>
+      </w:r>
+      <w:proofErr w:type="spellStart"/>
+      <w:r>
+        <w:rPr>
+          <w:rFonts w:ascii="Times New Roman" w:hAnsi="Times New Roman" w:cs="Times New Roman"/>
+          <w:sz w:val="28"/>
+          <w:szCs w:val="28"/>
+        </w:rPr>
+        <w:t>sql</w:t>
+      </w:r>
+      <w:proofErr w:type="spellEnd"/>
+      <w:r>
+        <w:rPr>
+          <w:rFonts w:ascii="Times New Roman" w:hAnsi="Times New Roman" w:cs="Times New Roman"/>
+          <w:sz w:val="28"/>
+          <w:szCs w:val="28"/>
+        </w:rPr>
+        <w:t xml:space="preserve">-запрос </w:t>
+      </w:r>
+      <w:proofErr w:type="spellStart"/>
+      <w:r>
+        <w:rPr>
+          <w:rFonts w:ascii="Times New Roman" w:hAnsi="Times New Roman" w:cs="Times New Roman"/>
+          <w:sz w:val="28"/>
+          <w:szCs w:val="28"/>
+        </w:rPr>
+        <w:t>insert</w:t>
+      </w:r>
+      <w:proofErr w:type="spellEnd"/>
+      <w:r>
+        <w:rPr>
+          <w:rFonts w:ascii="Times New Roman" w:hAnsi="Times New Roman" w:cs="Times New Roman"/>
+          <w:sz w:val="28"/>
+          <w:szCs w:val="28"/>
+        </w:rPr>
+        <w:t>; в случае успеха транзакция фиксируется, и список товаров обновляется</w:t>
       </w:r>
       <w:r>
         <w:rPr>
@@ -6829,7 +7443,25 @@
           <w:sz w:val="28"/>
           <w:szCs w:val="28"/>
         </w:rPr>
-        <w:t>проверяется наличие товара в заказах (запрос к таблице orderitems)</w:t>
+        <w:t xml:space="preserve">проверяется наличие товара в заказах (запрос к таблице </w:t>
+      </w:r>
+      <w:proofErr w:type="spellStart"/>
+      <w:r>
+        <w:rPr>
+          <w:rFonts w:ascii="Times New Roman" w:hAnsi="Times New Roman" w:cs="Times New Roman"/>
+          <w:sz w:val="28"/>
+          <w:szCs w:val="28"/>
+        </w:rPr>
+        <w:t>orderitems</w:t>
+      </w:r>
+      <w:proofErr w:type="spellEnd"/>
+      <w:r>
+        <w:rPr>
+          <w:rFonts w:ascii="Times New Roman" w:hAnsi="Times New Roman" w:cs="Times New Roman"/>
+          <w:sz w:val="28"/>
+          <w:szCs w:val="28"/>
+        </w:rPr>
+        <w:t>)</w:t>
       </w:r>
       <w:r>
         <w:rPr>
@@ -7212,7 +7844,25 @@
           <w:sz w:val="28"/>
           <w:szCs w:val="28"/>
         </w:rPr>
-        <w:t>при переходе к разделу заказов модуль выполняет sql-запрос на выборку всех заказов с объединением с данными пользователей</w:t>
+        <w:t xml:space="preserve">при переходе к разделу заказов модуль выполняет </w:t>
+      </w:r>
+      <w:proofErr w:type="spellStart"/>
+      <w:r>
+        <w:rPr>
+          <w:rFonts w:ascii="Times New Roman" w:hAnsi="Times New Roman" w:cs="Times New Roman"/>
+          <w:sz w:val="28"/>
+          <w:szCs w:val="28"/>
+        </w:rPr>
+        <w:t>sql</w:t>
+      </w:r>
+      <w:proofErr w:type="spellEnd"/>
+      <w:r>
+        <w:rPr>
+          <w:rFonts w:ascii="Times New Roman" w:hAnsi="Times New Roman" w:cs="Times New Roman"/>
+          <w:sz w:val="28"/>
+          <w:szCs w:val="28"/>
+        </w:rPr>
+        <w:t>-запрос на выборку всех заказов с объединением с данными пользователей</w:t>
       </w:r>
       <w:r>
         <w:rPr>
@@ -7434,7 +8084,43 @@
           <w:sz w:val="28"/>
           <w:szCs w:val="28"/>
         </w:rPr>
-        <w:t>выполняется insert в таблицу orders.</w:t>
+        <w:t xml:space="preserve">выполняется </w:t>
+      </w:r>
+      <w:proofErr w:type="spellStart"/>
+      <w:r>
+        <w:rPr>
+          <w:rFonts w:ascii="Times New Roman" w:hAnsi="Times New Roman" w:cs="Times New Roman"/>
+          <w:sz w:val="28"/>
+          <w:szCs w:val="28"/>
+        </w:rPr>
+        <w:t>insert</w:t>
+      </w:r>
+      <w:proofErr w:type="spellEnd"/>
+      <w:r>
+        <w:rPr>
+          <w:rFonts w:ascii="Times New Roman" w:hAnsi="Times New Roman" w:cs="Times New Roman"/>
+          <w:sz w:val="28"/>
+          <w:szCs w:val="28"/>
+        </w:rPr>
+        <w:t xml:space="preserve"> в таблицу </w:t>
+      </w:r>
+      <w:proofErr w:type="spellStart"/>
+      <w:r>
+        <w:rPr>
+          <w:rFonts w:ascii="Times New Roman" w:hAnsi="Times New Roman" w:cs="Times New Roman"/>
+          <w:sz w:val="28"/>
+          <w:szCs w:val="28"/>
+        </w:rPr>
+        <w:t>orders</w:t>
+      </w:r>
+      <w:proofErr w:type="spellEnd"/>
+      <w:r>
+        <w:rPr>
+          <w:rFonts w:ascii="Times New Roman" w:hAnsi="Times New Roman" w:cs="Times New Roman"/>
+          <w:sz w:val="28"/>
+          <w:szCs w:val="28"/>
+        </w:rPr>
+        <w:t>.</w:t>
       </w:r>
     </w:p>
     <w:p>
@@ -7479,7 +8165,25 @@
           <w:sz w:val="28"/>
           <w:szCs w:val="28"/>
         </w:rPr>
-        <w:t>форма предзаполняется существующими данными</w:t>
+        <w:t xml:space="preserve">форма </w:t>
+      </w:r>
+      <w:proofErr w:type="spellStart"/>
+      <w:r>
+        <w:rPr>
+          <w:rFonts w:ascii="Times New Roman" w:hAnsi="Times New Roman" w:cs="Times New Roman"/>
+          <w:sz w:val="28"/>
+          <w:szCs w:val="28"/>
+        </w:rPr>
+        <w:t>предзаполняется</w:t>
+      </w:r>
+      <w:proofErr w:type="spellEnd"/>
+      <w:r>
+        <w:rPr>
+          <w:rFonts w:ascii="Times New Roman" w:hAnsi="Times New Roman" w:cs="Times New Roman"/>
+          <w:sz w:val="28"/>
+          <w:szCs w:val="28"/>
+        </w:rPr>
+        <w:t xml:space="preserve"> существующими данными</w:t>
       </w:r>
       <w:r>
         <w:rPr>
@@ -7512,7 +8216,25 @@
           <w:sz w:val="28"/>
           <w:szCs w:val="28"/>
         </w:rPr>
-        <w:t>после внесения изменений выполняется update.</w:t>
+        <w:t xml:space="preserve">после внесения изменений выполняется </w:t>
+      </w:r>
+      <w:proofErr w:type="spellStart"/>
+      <w:r>
+        <w:rPr>
+          <w:rFonts w:ascii="Times New Roman" w:hAnsi="Times New Roman" w:cs="Times New Roman"/>
+          <w:sz w:val="28"/>
+          <w:szCs w:val="28"/>
+        </w:rPr>
+        <w:t>update</w:t>
+      </w:r>
+      <w:proofErr w:type="spellEnd"/>
+      <w:r>
+        <w:rPr>
+          <w:rFonts w:ascii="Times New Roman" w:hAnsi="Times New Roman" w:cs="Times New Roman"/>
+          <w:sz w:val="28"/>
+          <w:szCs w:val="28"/>
+        </w:rPr>
+        <w:t>.</w:t>
       </w:r>
     </w:p>
     <w:p>
@@ -7557,7 +8279,61 @@
           <w:sz w:val="28"/>
           <w:szCs w:val="28"/>
         </w:rPr>
-        <w:t>выполняется delete (каскадное удаление позиций заказа обеспечивается настройками бд или программно)</w:t>
+        <w:t xml:space="preserve">выполняется </w:t>
+      </w:r>
+      <w:proofErr w:type="spellStart"/>
+      <w:r>
+        <w:rPr>
+          <w:rFonts w:ascii="Times New Roman" w:hAnsi="Times New Roman" w:cs="Times New Roman"/>
+          <w:sz w:val="28"/>
+          <w:szCs w:val="28"/>
+        </w:rPr>
+        <w:t>delete</w:t>
+      </w:r>
+      <w:proofErr w:type="spellEnd"/>
+      <w:r>
+        <w:rPr>
+          <w:rFonts w:ascii="Times New Roman" w:hAnsi="Times New Roman" w:cs="Times New Roman"/>
+          <w:sz w:val="28"/>
+          <w:szCs w:val="28"/>
+        </w:rPr>
+        <w:t xml:space="preserve"> (каскадное удаление позиций заказа обеспечивается настройками </w:t>
+      </w:r>
+      <w:proofErr w:type="spellStart"/>
+      <w:r>
+        <w:rPr>
+          <w:rFonts w:ascii="Times New Roman" w:hAnsi="Times New Roman" w:cs="Times New Roman"/>
+          <w:sz w:val="28"/>
+          <w:szCs w:val="28"/>
+        </w:rPr>
+        <w:t>бд</w:t>
+      </w:r>
+      <w:proofErr w:type="spellEnd"/>
+      <w:r>
+        <w:rPr>
+          <w:rFonts w:ascii="Times New Roman" w:hAnsi="Times New Roman" w:cs="Times New Roman"/>
+          <w:sz w:val="28"/>
+          <w:szCs w:val="28"/>
+        </w:rPr>
+        <w:t xml:space="preserve"> или </w:t>
+      </w:r>
+      <w:proofErr w:type="spellStart"/>
+      <w:r>
+        <w:rPr>
+          <w:rFonts w:ascii="Times New Roman" w:hAnsi="Times New Roman" w:cs="Times New Roman"/>
+          <w:sz w:val="28"/>
+          <w:szCs w:val="28"/>
+        </w:rPr>
+        <w:t>программно</w:t>
+      </w:r>
+      <w:proofErr w:type="spellEnd"/>
+      <w:r>
+        <w:rPr>
+          <w:rFonts w:ascii="Times New Roman" w:hAnsi="Times New Roman" w:cs="Times New Roman"/>
+          <w:sz w:val="28"/>
+          <w:szCs w:val="28"/>
+        </w:rPr>
+        <w:t>)</w:t>
       </w:r>
       <w:r>
         <w:rPr>
@@ -7648,24 +8424,7 @@
     </w:p>
     <w:p>
       <w:pPr>
-        <w:rPr>
-          <w:rFonts w:ascii="Times New Roman" w:hAnsi="Times New Roman" w:cs="Times New Roman"/>
-          <w:sz w:val="28"/>
-          <w:szCs w:val="28"/>
-        </w:rPr>
-      </w:pPr>
-      <w:r>
-        <w:rPr>
-          <w:rFonts w:ascii="Times New Roman" w:hAnsi="Times New Roman" w:cs="Times New Roman"/>
-          <w:sz w:val="28"/>
-          <w:szCs w:val="28"/>
-        </w:rPr>
-        <w:br w:type="page"/>
-      </w:r>
-    </w:p>
-    <w:p>
-      <w:pPr>
-        <w:spacing w:after="0" w:line="480" w:lineRule="auto"/>
+        <w:spacing w:before="240" w:after="240" w:line="480" w:lineRule="auto"/>
         <w:ind w:firstLine="709"/>
         <w:jc w:val="both"/>
         <w:rPr>
@@ -7682,7 +8441,6 @@
           <w:sz w:val="28"/>
           <w:szCs w:val="28"/>
         </w:rPr>
-        <w:lastRenderedPageBreak/>
         <w:t xml:space="preserve">5 </w:t>
       </w:r>
       <w:r>
@@ -7860,8 +8618,39 @@
           <w:szCs w:val="28"/>
           <w:lang w:val="en-US"/>
         </w:rPr>
-        <w:t xml:space="preserve"> Users, Products, Orders, OrderItems, PickupPoints</w:t>
-      </w:r>
+        <w:t xml:space="preserve"> Users, Products, Orders, </w:t>
+      </w:r>
+      <w:proofErr w:type="spellStart"/>
+      <w:r>
+        <w:rPr>
+          <w:rFonts w:ascii="Times New Roman" w:hAnsi="Times New Roman" w:cs="Times New Roman"/>
+          <w:sz w:val="28"/>
+          <w:szCs w:val="28"/>
+          <w:lang w:val="en-US"/>
+        </w:rPr>
+        <w:t>OrderItems</w:t>
+      </w:r>
+      <w:proofErr w:type="spellEnd"/>
+      <w:r>
+        <w:rPr>
+          <w:rFonts w:ascii="Times New Roman" w:hAnsi="Times New Roman" w:cs="Times New Roman"/>
+          <w:sz w:val="28"/>
+          <w:szCs w:val="28"/>
+          <w:lang w:val="en-US"/>
+        </w:rPr>
+        <w:t xml:space="preserve">, </w:t>
+      </w:r>
+      <w:proofErr w:type="spellStart"/>
+      <w:r>
+        <w:rPr>
+          <w:rFonts w:ascii="Times New Roman" w:hAnsi="Times New Roman" w:cs="Times New Roman"/>
+          <w:sz w:val="28"/>
+          <w:szCs w:val="28"/>
+          <w:lang w:val="en-US"/>
+        </w:rPr>
+        <w:t>PickupPoints</w:t>
+      </w:r>
+      <w:proofErr w:type="spellEnd"/>
       <w:r>
         <w:rPr>
           <w:rFonts w:ascii="Times New Roman" w:hAnsi="Times New Roman" w:cs="Times New Roman"/>
@@ -10548,6 +11337,1649 @@
     </w:p>
     <w:p>
       <w:pPr>
+        <w:spacing w:before="240" w:after="240" w:line="360" w:lineRule="auto"/>
+        <w:ind w:firstLine="709"/>
+        <w:jc w:val="both"/>
+        <w:rPr>
+          <w:rFonts w:ascii="Times New Roman" w:hAnsi="Times New Roman" w:cs="Times New Roman"/>
+          <w:sz w:val="28"/>
+          <w:szCs w:val="28"/>
+        </w:rPr>
+      </w:pPr>
+      <w:r>
+        <w:rPr>
+          <w:rFonts w:ascii="Times New Roman" w:hAnsi="Times New Roman" w:cs="Times New Roman"/>
+          <w:sz w:val="28"/>
+          <w:szCs w:val="28"/>
+        </w:rPr>
+        <w:t>6 Тестирование модулей</w:t>
+      </w:r>
+    </w:p>
+    <w:p>
+      <w:pPr>
+        <w:spacing w:after="0" w:line="360" w:lineRule="auto"/>
+        <w:ind w:firstLine="709"/>
+        <w:jc w:val="both"/>
+        <w:rPr>
+          <w:rFonts w:ascii="Times New Roman" w:hAnsi="Times New Roman" w:cs="Times New Roman"/>
+          <w:sz w:val="28"/>
+          <w:szCs w:val="28"/>
+        </w:rPr>
+      </w:pPr>
+      <w:r>
+        <w:rPr>
+          <w:rFonts w:ascii="Times New Roman" w:hAnsi="Times New Roman" w:cs="Times New Roman"/>
+          <w:sz w:val="28"/>
+          <w:szCs w:val="28"/>
+        </w:rPr>
+        <w:t>В таблице 1 представлены модульные и интеграционные тесты.</w:t>
+      </w:r>
+    </w:p>
+    <w:p>
+      <w:pPr>
+        <w:spacing w:after="0" w:line="360" w:lineRule="auto"/>
+        <w:ind w:firstLine="709"/>
+        <w:jc w:val="both"/>
+        <w:rPr>
+          <w:rFonts w:ascii="Times New Roman" w:hAnsi="Times New Roman" w:cs="Times New Roman"/>
+          <w:sz w:val="28"/>
+          <w:szCs w:val="28"/>
+        </w:rPr>
+      </w:pPr>
+      <w:r>
+        <w:rPr>
+          <w:rFonts w:ascii="Times New Roman" w:hAnsi="Times New Roman" w:cs="Times New Roman"/>
+          <w:sz w:val="28"/>
+          <w:szCs w:val="28"/>
+        </w:rPr>
+        <w:t>Таблица</w:t>
+      </w:r>
+      <w:r>
+        <w:rPr>
+          <w:rFonts w:ascii="Times New Roman" w:hAnsi="Times New Roman" w:cs="Times New Roman"/>
+          <w:sz w:val="28"/>
+          <w:szCs w:val="28"/>
+        </w:rPr>
+        <w:t xml:space="preserve"> 1 -</w:t>
+      </w:r>
+      <w:r>
+        <w:rPr>
+          <w:rFonts w:ascii="Times New Roman" w:hAnsi="Times New Roman" w:cs="Times New Roman"/>
+          <w:sz w:val="28"/>
+          <w:szCs w:val="28"/>
+        </w:rPr>
+        <w:t xml:space="preserve"> </w:t>
+      </w:r>
+      <w:r>
+        <w:rPr>
+          <w:rFonts w:ascii="Times New Roman" w:hAnsi="Times New Roman" w:cs="Times New Roman"/>
+          <w:sz w:val="28"/>
+          <w:szCs w:val="28"/>
+        </w:rPr>
+        <w:t>М</w:t>
+      </w:r>
+      <w:r>
+        <w:rPr>
+          <w:rFonts w:ascii="Times New Roman" w:hAnsi="Times New Roman" w:cs="Times New Roman"/>
+          <w:sz w:val="28"/>
+          <w:szCs w:val="28"/>
+        </w:rPr>
+        <w:t>одульны</w:t>
+      </w:r>
+      <w:r>
+        <w:rPr>
+          <w:rFonts w:ascii="Times New Roman" w:hAnsi="Times New Roman" w:cs="Times New Roman"/>
+          <w:sz w:val="28"/>
+          <w:szCs w:val="28"/>
+        </w:rPr>
+        <w:t>е</w:t>
+      </w:r>
+      <w:r>
+        <w:rPr>
+          <w:rFonts w:ascii="Times New Roman" w:hAnsi="Times New Roman" w:cs="Times New Roman"/>
+          <w:sz w:val="28"/>
+          <w:szCs w:val="28"/>
+        </w:rPr>
+        <w:t xml:space="preserve"> и интеграционны</w:t>
+      </w:r>
+      <w:r>
+        <w:rPr>
+          <w:rFonts w:ascii="Times New Roman" w:hAnsi="Times New Roman" w:cs="Times New Roman"/>
+          <w:sz w:val="28"/>
+          <w:szCs w:val="28"/>
+        </w:rPr>
+        <w:t>е</w:t>
+      </w:r>
+      <w:r>
+        <w:rPr>
+          <w:rFonts w:ascii="Times New Roman" w:hAnsi="Times New Roman" w:cs="Times New Roman"/>
+          <w:sz w:val="28"/>
+          <w:szCs w:val="28"/>
+        </w:rPr>
+        <w:t xml:space="preserve"> тест</w:t>
+      </w:r>
+      <w:r>
+        <w:rPr>
+          <w:rFonts w:ascii="Times New Roman" w:hAnsi="Times New Roman" w:cs="Times New Roman"/>
+          <w:sz w:val="28"/>
+          <w:szCs w:val="28"/>
+        </w:rPr>
+        <w:t>ы</w:t>
+      </w:r>
+    </w:p>
+    <w:tbl>
+      <w:tblPr>
+        <w:tblStyle w:val="ac"/>
+        <w:tblW w:w="0" w:type="auto"/>
+        <w:tblLook w:val="04A0" w:firstRow="1" w:lastRow="0" w:firstColumn="1" w:lastColumn="0" w:noHBand="0" w:noVBand="1"/>
+      </w:tblPr>
+      <w:tblGrid>
+        <w:gridCol w:w="2676"/>
+        <w:gridCol w:w="2240"/>
+        <w:gridCol w:w="4429"/>
+      </w:tblGrid>
+      <w:tr>
+        <w:tc>
+          <w:tcPr>
+            <w:tcW w:w="3066" w:type="dxa"/>
+          </w:tcPr>
+          <w:p>
+            <w:pPr>
+              <w:jc w:val="both"/>
+              <w:rPr>
+                <w:rFonts w:ascii="Times New Roman" w:hAnsi="Times New Roman" w:cs="Times New Roman"/>
+                <w:sz w:val="28"/>
+                <w:szCs w:val="28"/>
+              </w:rPr>
+            </w:pPr>
+            <w:r>
+              <w:rPr>
+                <w:rFonts w:ascii="Times New Roman" w:hAnsi="Times New Roman" w:cs="Times New Roman"/>
+                <w:kern w:val="2"/>
+                <w:sz w:val="28"/>
+                <w:szCs w:val="28"/>
+                <w14:ligatures w14:val="standardContextual"/>
+              </w:rPr>
+              <w:t>Название теста</w:t>
+            </w:r>
+          </w:p>
+        </w:tc>
+        <w:tc>
+          <w:tcPr>
+            <w:tcW w:w="3016" w:type="dxa"/>
+          </w:tcPr>
+          <w:p>
+            <w:pPr>
+              <w:jc w:val="both"/>
+              <w:rPr>
+                <w:rFonts w:ascii="Times New Roman" w:hAnsi="Times New Roman" w:cs="Times New Roman"/>
+                <w:sz w:val="28"/>
+                <w:szCs w:val="28"/>
+              </w:rPr>
+            </w:pPr>
+            <w:r>
+              <w:rPr>
+                <w:rFonts w:ascii="Times New Roman" w:hAnsi="Times New Roman" w:cs="Times New Roman"/>
+                <w:sz w:val="28"/>
+                <w:szCs w:val="28"/>
+              </w:rPr>
+              <w:t>Результат</w:t>
+            </w:r>
+          </w:p>
+        </w:tc>
+        <w:tc>
+          <w:tcPr>
+            <w:tcW w:w="3263" w:type="dxa"/>
+          </w:tcPr>
+          <w:p>
+            <w:pPr>
+              <w:jc w:val="both"/>
+              <w:rPr>
+                <w:rFonts w:ascii="Times New Roman" w:hAnsi="Times New Roman" w:cs="Times New Roman"/>
+                <w:sz w:val="28"/>
+                <w:szCs w:val="28"/>
+              </w:rPr>
+            </w:pPr>
+            <w:r>
+              <w:rPr>
+                <w:rFonts w:ascii="Times New Roman" w:hAnsi="Times New Roman" w:cs="Times New Roman"/>
+                <w:sz w:val="28"/>
+                <w:szCs w:val="28"/>
+              </w:rPr>
+              <w:t>Пояснение</w:t>
+            </w:r>
+          </w:p>
+        </w:tc>
+      </w:tr>
+      <w:tr>
+        <w:tc>
+          <w:tcPr>
+            <w:tcW w:w="9345" w:type="dxa"/>
+            <w:gridSpan w:val="3"/>
+          </w:tcPr>
+          <w:p>
+            <w:pPr>
+              <w:jc w:val="both"/>
+              <w:rPr>
+                <w:rFonts w:ascii="Times New Roman" w:hAnsi="Times New Roman" w:cs="Times New Roman"/>
+                <w:sz w:val="28"/>
+                <w:szCs w:val="28"/>
+              </w:rPr>
+            </w:pPr>
+            <w:r>
+              <w:rPr>
+                <w:rFonts w:ascii="Times New Roman" w:hAnsi="Times New Roman" w:cs="Times New Roman"/>
+                <w:sz w:val="28"/>
+                <w:szCs w:val="28"/>
+              </w:rPr>
+              <w:t>Модульное тестирование</w:t>
+            </w:r>
+          </w:p>
+        </w:tc>
+      </w:tr>
+      <w:tr>
+        <w:tc>
+          <w:tcPr>
+            <w:tcW w:w="3066" w:type="dxa"/>
+          </w:tcPr>
+          <w:p>
+            <w:pPr>
+              <w:rPr>
+                <w:rFonts w:ascii="Times New Roman" w:hAnsi="Times New Roman" w:cs="Times New Roman"/>
+                <w:sz w:val="28"/>
+                <w:szCs w:val="28"/>
+              </w:rPr>
+            </w:pPr>
+            <w:r>
+              <w:rPr>
+                <w:rFonts w:ascii="Times New Roman" w:hAnsi="Times New Roman" w:cs="Times New Roman"/>
+                <w:sz w:val="28"/>
+                <w:szCs w:val="28"/>
+              </w:rPr>
+              <w:t>Проверка вычисления цены со скидкой</w:t>
+            </w:r>
+          </w:p>
+        </w:tc>
+        <w:tc>
+          <w:tcPr>
+            <w:tcW w:w="3016" w:type="dxa"/>
+          </w:tcPr>
+          <w:p>
+            <w:pPr>
+              <w:jc w:val="both"/>
+              <w:rPr>
+                <w:rFonts w:ascii="Times New Roman" w:hAnsi="Times New Roman" w:cs="Times New Roman"/>
+                <w:sz w:val="28"/>
+                <w:szCs w:val="28"/>
+              </w:rPr>
+            </w:pPr>
+            <w:r>
+              <w:rPr>
+                <w:rFonts w:ascii="Times New Roman" w:hAnsi="Times New Roman" w:cs="Times New Roman"/>
+                <w:sz w:val="28"/>
+                <w:szCs w:val="28"/>
+              </w:rPr>
+              <w:t>Пройден</w:t>
+            </w:r>
+          </w:p>
+        </w:tc>
+        <w:tc>
+          <w:tcPr>
+            <w:tcW w:w="3263" w:type="dxa"/>
+          </w:tcPr>
+          <w:p>
+            <w:pPr>
+              <w:jc w:val="both"/>
+              <w:rPr>
+                <w:rFonts w:ascii="Times New Roman" w:hAnsi="Times New Roman" w:cs="Times New Roman"/>
+                <w:sz w:val="28"/>
+                <w:szCs w:val="28"/>
+              </w:rPr>
+            </w:pPr>
+            <w:r>
+              <w:rPr>
+                <w:rFonts w:ascii="Times New Roman" w:hAnsi="Times New Roman" w:cs="Times New Roman"/>
+                <w:sz w:val="28"/>
+                <w:szCs w:val="28"/>
+              </w:rPr>
+              <w:t>Проверка вычисления цены со скидкой для различных комбинаций: (1000,20→800), (500,10→450), (200,0→200), (0,50→0). Все расчёты верны.</w:t>
+            </w:r>
+          </w:p>
+        </w:tc>
+      </w:tr>
+      <w:tr>
+        <w:tc>
+          <w:tcPr>
+            <w:tcW w:w="3066" w:type="dxa"/>
+          </w:tcPr>
+          <w:p>
+            <w:pPr>
+              <w:rPr>
+                <w:rFonts w:ascii="Times New Roman" w:hAnsi="Times New Roman" w:cs="Times New Roman"/>
+                <w:sz w:val="28"/>
+                <w:szCs w:val="28"/>
+              </w:rPr>
+            </w:pPr>
+            <w:r>
+              <w:rPr>
+                <w:rFonts w:ascii="Times New Roman" w:hAnsi="Times New Roman" w:cs="Times New Roman"/>
+                <w:sz w:val="28"/>
+                <w:szCs w:val="28"/>
+              </w:rPr>
+              <w:t>Проверка свойства наличия скидки</w:t>
+            </w:r>
+          </w:p>
+        </w:tc>
+        <w:tc>
+          <w:tcPr>
+            <w:tcW w:w="3016" w:type="dxa"/>
+          </w:tcPr>
+          <w:p>
+            <w:pPr>
+              <w:jc w:val="both"/>
+              <w:rPr>
+                <w:rFonts w:ascii="Times New Roman" w:hAnsi="Times New Roman" w:cs="Times New Roman"/>
+                <w:sz w:val="28"/>
+                <w:szCs w:val="28"/>
+              </w:rPr>
+            </w:pPr>
+            <w:r>
+              <w:rPr>
+                <w:rFonts w:ascii="Times New Roman" w:hAnsi="Times New Roman" w:cs="Times New Roman"/>
+                <w:sz w:val="28"/>
+                <w:szCs w:val="28"/>
+              </w:rPr>
+              <w:t>Пройден</w:t>
+            </w:r>
+          </w:p>
+        </w:tc>
+        <w:tc>
+          <w:tcPr>
+            <w:tcW w:w="3263" w:type="dxa"/>
+          </w:tcPr>
+          <w:p>
+            <w:pPr>
+              <w:jc w:val="both"/>
+              <w:rPr>
+                <w:rFonts w:ascii="Times New Roman" w:hAnsi="Times New Roman" w:cs="Times New Roman"/>
+                <w:sz w:val="28"/>
+                <w:szCs w:val="28"/>
+              </w:rPr>
+            </w:pPr>
+            <w:r>
+              <w:rPr>
+                <w:rFonts w:ascii="Times New Roman" w:hAnsi="Times New Roman" w:cs="Times New Roman"/>
+                <w:sz w:val="28"/>
+                <w:szCs w:val="28"/>
+              </w:rPr>
+              <w:t>Проверка свойства </w:t>
+            </w:r>
+            <w:proofErr w:type="spellStart"/>
+            <w:r>
+              <w:rPr>
+                <w:rFonts w:ascii="Times New Roman" w:hAnsi="Times New Roman" w:cs="Times New Roman"/>
+                <w:sz w:val="28"/>
+                <w:szCs w:val="28"/>
+              </w:rPr>
+              <w:t>HasDiscount</w:t>
+            </w:r>
+            <w:proofErr w:type="spellEnd"/>
+            <w:r>
+              <w:rPr>
+                <w:rFonts w:ascii="Times New Roman" w:hAnsi="Times New Roman" w:cs="Times New Roman"/>
+                <w:sz w:val="28"/>
+                <w:szCs w:val="28"/>
+              </w:rPr>
+              <w:t xml:space="preserve"> для скидок: 10 → </w:t>
+            </w:r>
+            <w:proofErr w:type="spellStart"/>
+            <w:r>
+              <w:rPr>
+                <w:rFonts w:ascii="Times New Roman" w:hAnsi="Times New Roman" w:cs="Times New Roman"/>
+                <w:sz w:val="28"/>
+                <w:szCs w:val="28"/>
+              </w:rPr>
+              <w:t>true</w:t>
+            </w:r>
+            <w:proofErr w:type="spellEnd"/>
+            <w:r>
+              <w:rPr>
+                <w:rFonts w:ascii="Times New Roman" w:hAnsi="Times New Roman" w:cs="Times New Roman"/>
+                <w:sz w:val="28"/>
+                <w:szCs w:val="28"/>
+              </w:rPr>
+              <w:t xml:space="preserve">, 0 → </w:t>
+            </w:r>
+            <w:proofErr w:type="spellStart"/>
+            <w:r>
+              <w:rPr>
+                <w:rFonts w:ascii="Times New Roman" w:hAnsi="Times New Roman" w:cs="Times New Roman"/>
+                <w:sz w:val="28"/>
+                <w:szCs w:val="28"/>
+              </w:rPr>
+              <w:t>false</w:t>
+            </w:r>
+            <w:proofErr w:type="spellEnd"/>
+            <w:r>
+              <w:rPr>
+                <w:rFonts w:ascii="Times New Roman" w:hAnsi="Times New Roman" w:cs="Times New Roman"/>
+                <w:sz w:val="28"/>
+                <w:szCs w:val="28"/>
+              </w:rPr>
+              <w:t xml:space="preserve">, -5 → </w:t>
+            </w:r>
+            <w:proofErr w:type="spellStart"/>
+            <w:r>
+              <w:rPr>
+                <w:rFonts w:ascii="Times New Roman" w:hAnsi="Times New Roman" w:cs="Times New Roman"/>
+                <w:sz w:val="28"/>
+                <w:szCs w:val="28"/>
+              </w:rPr>
+              <w:t>false</w:t>
+            </w:r>
+            <w:proofErr w:type="spellEnd"/>
+            <w:r>
+              <w:rPr>
+                <w:rFonts w:ascii="Times New Roman" w:hAnsi="Times New Roman" w:cs="Times New Roman"/>
+                <w:sz w:val="28"/>
+                <w:szCs w:val="28"/>
+              </w:rPr>
+              <w:t xml:space="preserve"> (отрицательная скидка считается </w:t>
+            </w:r>
+            <w:r>
+              <w:rPr>
+                <w:rFonts w:ascii="Times New Roman" w:hAnsi="Times New Roman" w:cs="Times New Roman"/>
+                <w:sz w:val="28"/>
+                <w:szCs w:val="28"/>
+              </w:rPr>
+              <w:lastRenderedPageBreak/>
+              <w:t>отсутствием). Результаты соответствуют логике.</w:t>
+            </w:r>
+          </w:p>
+        </w:tc>
+      </w:tr>
+      <w:tr>
+        <w:tc>
+          <w:tcPr>
+            <w:tcW w:w="3066" w:type="dxa"/>
+          </w:tcPr>
+          <w:p>
+            <w:pPr>
+              <w:rPr>
+                <w:rFonts w:ascii="Times New Roman" w:hAnsi="Times New Roman" w:cs="Times New Roman"/>
+                <w:sz w:val="28"/>
+                <w:szCs w:val="28"/>
+              </w:rPr>
+            </w:pPr>
+            <w:r>
+              <w:rPr>
+                <w:rFonts w:ascii="Times New Roman" w:hAnsi="Times New Roman" w:cs="Times New Roman"/>
+                <w:sz w:val="28"/>
+                <w:szCs w:val="28"/>
+              </w:rPr>
+              <w:t>Проверка отсутствия товара на складе</w:t>
+            </w:r>
+          </w:p>
+        </w:tc>
+        <w:tc>
+          <w:tcPr>
+            <w:tcW w:w="3016" w:type="dxa"/>
+          </w:tcPr>
+          <w:p>
+            <w:pPr>
+              <w:jc w:val="both"/>
+              <w:rPr>
+                <w:rFonts w:ascii="Times New Roman" w:hAnsi="Times New Roman" w:cs="Times New Roman"/>
+                <w:sz w:val="28"/>
+                <w:szCs w:val="28"/>
+              </w:rPr>
+            </w:pPr>
+            <w:r>
+              <w:rPr>
+                <w:rFonts w:ascii="Times New Roman" w:hAnsi="Times New Roman" w:cs="Times New Roman"/>
+                <w:sz w:val="28"/>
+                <w:szCs w:val="28"/>
+              </w:rPr>
+              <w:t>Пройден</w:t>
+            </w:r>
+          </w:p>
+        </w:tc>
+        <w:tc>
+          <w:tcPr>
+            <w:tcW w:w="3263" w:type="dxa"/>
+          </w:tcPr>
+          <w:p>
+            <w:pPr>
+              <w:jc w:val="both"/>
+              <w:rPr>
+                <w:rFonts w:ascii="Times New Roman" w:hAnsi="Times New Roman" w:cs="Times New Roman"/>
+                <w:sz w:val="28"/>
+                <w:szCs w:val="28"/>
+              </w:rPr>
+            </w:pPr>
+            <w:r>
+              <w:rPr>
+                <w:rFonts w:ascii="Times New Roman" w:hAnsi="Times New Roman" w:cs="Times New Roman"/>
+                <w:sz w:val="28"/>
+                <w:szCs w:val="28"/>
+              </w:rPr>
+              <w:t>Проверка свойства</w:t>
+            </w:r>
+            <w:r>
+              <w:rPr>
+                <w:rFonts w:ascii="Times New Roman" w:hAnsi="Times New Roman" w:cs="Times New Roman"/>
+                <w:sz w:val="28"/>
+                <w:szCs w:val="28"/>
+              </w:rPr>
+              <w:t xml:space="preserve"> </w:t>
+            </w:r>
+            <w:proofErr w:type="spellStart"/>
+            <w:r>
+              <w:rPr>
+                <w:rFonts w:ascii="Times New Roman" w:hAnsi="Times New Roman" w:cs="Times New Roman"/>
+                <w:sz w:val="28"/>
+                <w:szCs w:val="28"/>
+              </w:rPr>
+              <w:t>OutOfStock</w:t>
+            </w:r>
+            <w:proofErr w:type="spellEnd"/>
+            <w:r>
+              <w:rPr>
+                <w:rFonts w:ascii="Times New Roman" w:hAnsi="Times New Roman" w:cs="Times New Roman"/>
+                <w:sz w:val="28"/>
+                <w:szCs w:val="28"/>
+              </w:rPr>
+              <w:t xml:space="preserve">: количество 0 → </w:t>
+            </w:r>
+            <w:proofErr w:type="spellStart"/>
+            <w:r>
+              <w:rPr>
+                <w:rFonts w:ascii="Times New Roman" w:hAnsi="Times New Roman" w:cs="Times New Roman"/>
+                <w:sz w:val="28"/>
+                <w:szCs w:val="28"/>
+              </w:rPr>
+              <w:t>true</w:t>
+            </w:r>
+            <w:proofErr w:type="spellEnd"/>
+            <w:r>
+              <w:rPr>
+                <w:rFonts w:ascii="Times New Roman" w:hAnsi="Times New Roman" w:cs="Times New Roman"/>
+                <w:sz w:val="28"/>
+                <w:szCs w:val="28"/>
+              </w:rPr>
+              <w:t xml:space="preserve">, 5 → </w:t>
+            </w:r>
+            <w:proofErr w:type="spellStart"/>
+            <w:r>
+              <w:rPr>
+                <w:rFonts w:ascii="Times New Roman" w:hAnsi="Times New Roman" w:cs="Times New Roman"/>
+                <w:sz w:val="28"/>
+                <w:szCs w:val="28"/>
+              </w:rPr>
+              <w:t>false</w:t>
+            </w:r>
+            <w:proofErr w:type="spellEnd"/>
+            <w:r>
+              <w:rPr>
+                <w:rFonts w:ascii="Times New Roman" w:hAnsi="Times New Roman" w:cs="Times New Roman"/>
+                <w:sz w:val="28"/>
+                <w:szCs w:val="28"/>
+              </w:rPr>
+              <w:t xml:space="preserve">, -1 → </w:t>
+            </w:r>
+            <w:proofErr w:type="spellStart"/>
+            <w:r>
+              <w:rPr>
+                <w:rFonts w:ascii="Times New Roman" w:hAnsi="Times New Roman" w:cs="Times New Roman"/>
+                <w:sz w:val="28"/>
+                <w:szCs w:val="28"/>
+              </w:rPr>
+              <w:t>true</w:t>
+            </w:r>
+            <w:proofErr w:type="spellEnd"/>
+            <w:r>
+              <w:rPr>
+                <w:rFonts w:ascii="Times New Roman" w:hAnsi="Times New Roman" w:cs="Times New Roman"/>
+                <w:sz w:val="28"/>
+                <w:szCs w:val="28"/>
+              </w:rPr>
+              <w:t xml:space="preserve"> (отрицательное считается отсутствием). Всё корректно.</w:t>
+            </w:r>
+          </w:p>
+        </w:tc>
+      </w:tr>
+      <w:tr>
+        <w:tc>
+          <w:tcPr>
+            <w:tcW w:w="3066" w:type="dxa"/>
+          </w:tcPr>
+          <w:p>
+            <w:pPr>
+              <w:rPr>
+                <w:rFonts w:ascii="Times New Roman" w:hAnsi="Times New Roman" w:cs="Times New Roman"/>
+                <w:sz w:val="28"/>
+                <w:szCs w:val="28"/>
+              </w:rPr>
+            </w:pPr>
+            <w:r>
+              <w:rPr>
+                <w:rFonts w:ascii="Times New Roman" w:hAnsi="Times New Roman" w:cs="Times New Roman"/>
+                <w:sz w:val="28"/>
+                <w:szCs w:val="28"/>
+              </w:rPr>
+              <w:t>Проверка условия скидки более 15%</w:t>
+            </w:r>
+          </w:p>
+        </w:tc>
+        <w:tc>
+          <w:tcPr>
+            <w:tcW w:w="3016" w:type="dxa"/>
+          </w:tcPr>
+          <w:p>
+            <w:pPr>
+              <w:jc w:val="both"/>
+              <w:rPr>
+                <w:rFonts w:ascii="Times New Roman" w:hAnsi="Times New Roman" w:cs="Times New Roman"/>
+                <w:sz w:val="28"/>
+                <w:szCs w:val="28"/>
+              </w:rPr>
+            </w:pPr>
+            <w:r>
+              <w:rPr>
+                <w:rFonts w:ascii="Times New Roman" w:hAnsi="Times New Roman" w:cs="Times New Roman"/>
+                <w:sz w:val="28"/>
+                <w:szCs w:val="28"/>
+              </w:rPr>
+              <w:t>Пройден</w:t>
+            </w:r>
+          </w:p>
+        </w:tc>
+        <w:tc>
+          <w:tcPr>
+            <w:tcW w:w="3263" w:type="dxa"/>
+          </w:tcPr>
+          <w:p>
+            <w:pPr>
+              <w:jc w:val="both"/>
+              <w:rPr>
+                <w:rFonts w:ascii="Times New Roman" w:hAnsi="Times New Roman" w:cs="Times New Roman"/>
+                <w:sz w:val="28"/>
+                <w:szCs w:val="28"/>
+              </w:rPr>
+            </w:pPr>
+            <w:r>
+              <w:rPr>
+                <w:rFonts w:ascii="Times New Roman" w:hAnsi="Times New Roman" w:cs="Times New Roman"/>
+                <w:sz w:val="28"/>
+                <w:szCs w:val="28"/>
+              </w:rPr>
+              <w:t xml:space="preserve">Проверка условия скидки &gt;15%: 16 → </w:t>
+            </w:r>
+            <w:proofErr w:type="spellStart"/>
+            <w:r>
+              <w:rPr>
+                <w:rFonts w:ascii="Times New Roman" w:hAnsi="Times New Roman" w:cs="Times New Roman"/>
+                <w:sz w:val="28"/>
+                <w:szCs w:val="28"/>
+              </w:rPr>
+              <w:t>true</w:t>
+            </w:r>
+            <w:proofErr w:type="spellEnd"/>
+            <w:r>
+              <w:rPr>
+                <w:rFonts w:ascii="Times New Roman" w:hAnsi="Times New Roman" w:cs="Times New Roman"/>
+                <w:sz w:val="28"/>
+                <w:szCs w:val="28"/>
+              </w:rPr>
+              <w:t xml:space="preserve">, 15 → </w:t>
+            </w:r>
+            <w:proofErr w:type="spellStart"/>
+            <w:r>
+              <w:rPr>
+                <w:rFonts w:ascii="Times New Roman" w:hAnsi="Times New Roman" w:cs="Times New Roman"/>
+                <w:sz w:val="28"/>
+                <w:szCs w:val="28"/>
+              </w:rPr>
+              <w:t>false</w:t>
+            </w:r>
+            <w:proofErr w:type="spellEnd"/>
+            <w:r>
+              <w:rPr>
+                <w:rFonts w:ascii="Times New Roman" w:hAnsi="Times New Roman" w:cs="Times New Roman"/>
+                <w:sz w:val="28"/>
+                <w:szCs w:val="28"/>
+              </w:rPr>
+              <w:t xml:space="preserve">, 20 → </w:t>
+            </w:r>
+            <w:proofErr w:type="spellStart"/>
+            <w:r>
+              <w:rPr>
+                <w:rFonts w:ascii="Times New Roman" w:hAnsi="Times New Roman" w:cs="Times New Roman"/>
+                <w:sz w:val="28"/>
+                <w:szCs w:val="28"/>
+              </w:rPr>
+              <w:t>true</w:t>
+            </w:r>
+            <w:proofErr w:type="spellEnd"/>
+            <w:r>
+              <w:rPr>
+                <w:rFonts w:ascii="Times New Roman" w:hAnsi="Times New Roman" w:cs="Times New Roman"/>
+                <w:sz w:val="28"/>
+                <w:szCs w:val="28"/>
+              </w:rPr>
+              <w:t xml:space="preserve">, 0 → </w:t>
+            </w:r>
+            <w:proofErr w:type="spellStart"/>
+            <w:r>
+              <w:rPr>
+                <w:rFonts w:ascii="Times New Roman" w:hAnsi="Times New Roman" w:cs="Times New Roman"/>
+                <w:sz w:val="28"/>
+                <w:szCs w:val="28"/>
+              </w:rPr>
+              <w:t>false</w:t>
+            </w:r>
+            <w:proofErr w:type="spellEnd"/>
+            <w:r>
+              <w:rPr>
+                <w:rFonts w:ascii="Times New Roman" w:hAnsi="Times New Roman" w:cs="Times New Roman"/>
+                <w:sz w:val="28"/>
+                <w:szCs w:val="28"/>
+              </w:rPr>
+              <w:t>. Результаты верны.</w:t>
+            </w:r>
+          </w:p>
+        </w:tc>
+      </w:tr>
+      <w:tr>
+        <w:tc>
+          <w:tcPr>
+            <w:tcW w:w="3066" w:type="dxa"/>
+          </w:tcPr>
+          <w:p>
+            <w:pPr>
+              <w:rPr>
+                <w:rFonts w:ascii="Times New Roman" w:hAnsi="Times New Roman" w:cs="Times New Roman"/>
+                <w:sz w:val="28"/>
+                <w:szCs w:val="28"/>
+              </w:rPr>
+            </w:pPr>
+            <w:r>
+              <w:rPr>
+                <w:rFonts w:ascii="Times New Roman" w:hAnsi="Times New Roman" w:cs="Times New Roman"/>
+                <w:sz w:val="28"/>
+                <w:szCs w:val="28"/>
+              </w:rPr>
+              <w:t>Проверка определения ролей пользователя</w:t>
+            </w:r>
+          </w:p>
+        </w:tc>
+        <w:tc>
+          <w:tcPr>
+            <w:tcW w:w="3016" w:type="dxa"/>
+          </w:tcPr>
+          <w:p>
+            <w:pPr>
+              <w:jc w:val="both"/>
+              <w:rPr>
+                <w:rFonts w:ascii="Times New Roman" w:hAnsi="Times New Roman" w:cs="Times New Roman"/>
+                <w:sz w:val="28"/>
+                <w:szCs w:val="28"/>
+              </w:rPr>
+            </w:pPr>
+            <w:r>
+              <w:rPr>
+                <w:rFonts w:ascii="Times New Roman" w:hAnsi="Times New Roman" w:cs="Times New Roman"/>
+                <w:sz w:val="28"/>
+                <w:szCs w:val="28"/>
+              </w:rPr>
+              <w:t>Пройден</w:t>
+            </w:r>
+          </w:p>
+        </w:tc>
+        <w:tc>
+          <w:tcPr>
+            <w:tcW w:w="3263" w:type="dxa"/>
+          </w:tcPr>
+          <w:p>
+            <w:pPr>
+              <w:jc w:val="both"/>
+              <w:rPr>
+                <w:rFonts w:ascii="Times New Roman" w:hAnsi="Times New Roman" w:cs="Times New Roman"/>
+                <w:sz w:val="28"/>
+                <w:szCs w:val="28"/>
+              </w:rPr>
+            </w:pPr>
+            <w:r>
+              <w:rPr>
+                <w:rFonts w:ascii="Times New Roman" w:hAnsi="Times New Roman" w:cs="Times New Roman"/>
+                <w:sz w:val="28"/>
+                <w:szCs w:val="28"/>
+              </w:rPr>
+              <w:t>Проверка свойств ролей: для каждой строки (Администратор, Менеджер, Авторизированный клиент, Гость, Неизвестная роль) соответствующие булевы свойства возвращают ожидаемые значения.</w:t>
+            </w:r>
+          </w:p>
+        </w:tc>
+      </w:tr>
+      <w:tr>
+        <w:tc>
+          <w:tcPr>
+            <w:tcW w:w="3066" w:type="dxa"/>
+          </w:tcPr>
+          <w:p>
+            <w:pPr>
+              <w:rPr>
+                <w:rFonts w:ascii="Times New Roman" w:hAnsi="Times New Roman" w:cs="Times New Roman"/>
+                <w:sz w:val="28"/>
+                <w:szCs w:val="28"/>
+              </w:rPr>
+            </w:pPr>
+            <w:r>
+              <w:rPr>
+                <w:rFonts w:ascii="Times New Roman" w:hAnsi="Times New Roman" w:cs="Times New Roman"/>
+                <w:sz w:val="28"/>
+                <w:szCs w:val="28"/>
+              </w:rPr>
+              <w:t>Интеграционные тесты</w:t>
+            </w:r>
+          </w:p>
+        </w:tc>
+        <w:tc>
+          <w:tcPr>
+            <w:tcW w:w="3016" w:type="dxa"/>
+          </w:tcPr>
+          <w:p>
+            <w:pPr>
+              <w:jc w:val="both"/>
+              <w:rPr>
+                <w:rFonts w:ascii="Times New Roman" w:hAnsi="Times New Roman" w:cs="Times New Roman"/>
+                <w:sz w:val="28"/>
+                <w:szCs w:val="28"/>
+              </w:rPr>
+            </w:pPr>
+          </w:p>
+        </w:tc>
+        <w:tc>
+          <w:tcPr>
+            <w:tcW w:w="3263" w:type="dxa"/>
+          </w:tcPr>
+          <w:p>
+            <w:pPr>
+              <w:jc w:val="both"/>
+              <w:rPr>
+                <w:rFonts w:ascii="Times New Roman" w:hAnsi="Times New Roman" w:cs="Times New Roman"/>
+                <w:sz w:val="28"/>
+                <w:szCs w:val="28"/>
+              </w:rPr>
+            </w:pPr>
+          </w:p>
+        </w:tc>
+      </w:tr>
+      <w:tr>
+        <w:tc>
+          <w:tcPr>
+            <w:tcW w:w="3066" w:type="dxa"/>
+          </w:tcPr>
+          <w:p>
+            <w:pPr>
+              <w:rPr>
+                <w:rFonts w:ascii="Times New Roman" w:hAnsi="Times New Roman" w:cs="Times New Roman"/>
+                <w:sz w:val="28"/>
+                <w:szCs w:val="28"/>
+              </w:rPr>
+            </w:pPr>
+            <w:r>
+              <w:rPr>
+                <w:rFonts w:ascii="Times New Roman" w:hAnsi="Times New Roman" w:cs="Times New Roman"/>
+                <w:sz w:val="28"/>
+                <w:szCs w:val="28"/>
+              </w:rPr>
+              <w:t>Получение всех товаров</w:t>
+            </w:r>
+          </w:p>
+        </w:tc>
+        <w:tc>
+          <w:tcPr>
+            <w:tcW w:w="3016" w:type="dxa"/>
+          </w:tcPr>
+          <w:p>
+            <w:pPr>
+              <w:jc w:val="both"/>
+              <w:rPr>
+                <w:rFonts w:ascii="Times New Roman" w:hAnsi="Times New Roman" w:cs="Times New Roman"/>
+                <w:sz w:val="28"/>
+                <w:szCs w:val="28"/>
+              </w:rPr>
+            </w:pPr>
+            <w:r>
+              <w:rPr>
+                <w:rFonts w:ascii="Times New Roman" w:hAnsi="Times New Roman" w:cs="Times New Roman"/>
+                <w:sz w:val="28"/>
+                <w:szCs w:val="28"/>
+              </w:rPr>
+              <w:t>Пройден</w:t>
+            </w:r>
+          </w:p>
+        </w:tc>
+        <w:tc>
+          <w:tcPr>
+            <w:tcW w:w="3263" w:type="dxa"/>
+          </w:tcPr>
+          <w:p>
+            <w:pPr>
+              <w:jc w:val="both"/>
+              <w:rPr>
+                <w:rFonts w:ascii="Times New Roman" w:hAnsi="Times New Roman" w:cs="Times New Roman"/>
+                <w:sz w:val="28"/>
+                <w:szCs w:val="28"/>
+              </w:rPr>
+            </w:pPr>
+            <w:r>
+              <w:rPr>
+                <w:rFonts w:ascii="Times New Roman" w:hAnsi="Times New Roman" w:cs="Times New Roman"/>
+                <w:sz w:val="28"/>
+                <w:szCs w:val="28"/>
+              </w:rPr>
+              <w:t>Метод </w:t>
+            </w:r>
+            <w:proofErr w:type="spellStart"/>
+            <w:r>
+              <w:rPr>
+                <w:rFonts w:ascii="Times New Roman" w:hAnsi="Times New Roman" w:cs="Times New Roman"/>
+                <w:sz w:val="28"/>
+                <w:szCs w:val="28"/>
+              </w:rPr>
+              <w:t>GetAllProducts</w:t>
+            </w:r>
+            <w:proofErr w:type="spellEnd"/>
+            <w:r>
+              <w:rPr>
+                <w:rFonts w:ascii="Times New Roman" w:hAnsi="Times New Roman" w:cs="Times New Roman"/>
+                <w:sz w:val="28"/>
+                <w:szCs w:val="28"/>
+              </w:rPr>
+              <w:t>() возвращает непустой список товаров из тестовой базы данных.</w:t>
+            </w:r>
+          </w:p>
+        </w:tc>
+      </w:tr>
+      <w:tr>
+        <w:tc>
+          <w:tcPr>
+            <w:tcW w:w="3066" w:type="dxa"/>
+          </w:tcPr>
+          <w:p>
+            <w:pPr>
+              <w:rPr>
+                <w:rFonts w:ascii="Times New Roman" w:hAnsi="Times New Roman" w:cs="Times New Roman"/>
+                <w:sz w:val="28"/>
+                <w:szCs w:val="28"/>
+              </w:rPr>
+            </w:pPr>
+            <w:r>
+              <w:rPr>
+                <w:rFonts w:ascii="Times New Roman" w:hAnsi="Times New Roman" w:cs="Times New Roman"/>
+                <w:sz w:val="28"/>
+                <w:szCs w:val="28"/>
+              </w:rPr>
+              <w:t>Добавление нового товара</w:t>
+            </w:r>
+          </w:p>
+        </w:tc>
+        <w:tc>
+          <w:tcPr>
+            <w:tcW w:w="3016" w:type="dxa"/>
+          </w:tcPr>
+          <w:p>
+            <w:pPr>
+              <w:jc w:val="both"/>
+              <w:rPr>
+                <w:rFonts w:ascii="Times New Roman" w:hAnsi="Times New Roman" w:cs="Times New Roman"/>
+                <w:sz w:val="28"/>
+                <w:szCs w:val="28"/>
+              </w:rPr>
+            </w:pPr>
+            <w:r>
+              <w:rPr>
+                <w:rFonts w:ascii="Times New Roman" w:hAnsi="Times New Roman" w:cs="Times New Roman"/>
+                <w:sz w:val="28"/>
+                <w:szCs w:val="28"/>
+              </w:rPr>
+              <w:t>Пройден</w:t>
+            </w:r>
+          </w:p>
+        </w:tc>
+        <w:tc>
+          <w:tcPr>
+            <w:tcW w:w="3263" w:type="dxa"/>
+          </w:tcPr>
+          <w:p>
+            <w:pPr>
+              <w:jc w:val="both"/>
+              <w:rPr>
+                <w:rFonts w:ascii="Times New Roman" w:hAnsi="Times New Roman" w:cs="Times New Roman"/>
+                <w:sz w:val="28"/>
+                <w:szCs w:val="28"/>
+              </w:rPr>
+            </w:pPr>
+            <w:r>
+              <w:rPr>
+                <w:rFonts w:ascii="Times New Roman" w:hAnsi="Times New Roman" w:cs="Times New Roman"/>
+                <w:sz w:val="28"/>
+                <w:szCs w:val="28"/>
+              </w:rPr>
+              <w:t>Добавление нового товара с артикулом TEST001 проходит успешно, после чего товар находится в списке.</w:t>
+            </w:r>
+          </w:p>
+        </w:tc>
+      </w:tr>
+      <w:tr>
+        <w:tc>
+          <w:tcPr>
+            <w:tcW w:w="3066" w:type="dxa"/>
+          </w:tcPr>
+          <w:p>
+            <w:pPr>
+              <w:rPr>
+                <w:rFonts w:ascii="Times New Roman" w:hAnsi="Times New Roman" w:cs="Times New Roman"/>
+                <w:sz w:val="28"/>
+                <w:szCs w:val="28"/>
+              </w:rPr>
+            </w:pPr>
+            <w:r>
+              <w:rPr>
+                <w:rFonts w:ascii="Times New Roman" w:hAnsi="Times New Roman" w:cs="Times New Roman"/>
+                <w:sz w:val="28"/>
+                <w:szCs w:val="28"/>
+              </w:rPr>
+              <w:t>Обновление существующего товара</w:t>
+            </w:r>
+          </w:p>
+        </w:tc>
+        <w:tc>
+          <w:tcPr>
+            <w:tcW w:w="3016" w:type="dxa"/>
+          </w:tcPr>
+          <w:p>
+            <w:pPr>
+              <w:jc w:val="both"/>
+              <w:rPr>
+                <w:rFonts w:ascii="Times New Roman" w:hAnsi="Times New Roman" w:cs="Times New Roman"/>
+                <w:sz w:val="28"/>
+                <w:szCs w:val="28"/>
+              </w:rPr>
+            </w:pPr>
+            <w:r>
+              <w:rPr>
+                <w:rFonts w:ascii="Times New Roman" w:hAnsi="Times New Roman" w:cs="Times New Roman"/>
+                <w:sz w:val="28"/>
+                <w:szCs w:val="28"/>
+              </w:rPr>
+              <w:t>Пройден</w:t>
+            </w:r>
+          </w:p>
+        </w:tc>
+        <w:tc>
+          <w:tcPr>
+            <w:tcW w:w="3263" w:type="dxa"/>
+          </w:tcPr>
+          <w:p>
+            <w:pPr>
+              <w:jc w:val="both"/>
+              <w:rPr>
+                <w:rFonts w:ascii="Times New Roman" w:hAnsi="Times New Roman" w:cs="Times New Roman"/>
+                <w:sz w:val="28"/>
+                <w:szCs w:val="28"/>
+              </w:rPr>
+            </w:pPr>
+            <w:r>
+              <w:rPr>
+                <w:rFonts w:ascii="Times New Roman" w:hAnsi="Times New Roman" w:cs="Times New Roman"/>
+                <w:sz w:val="28"/>
+                <w:szCs w:val="28"/>
+              </w:rPr>
+              <w:t>Обновление существующего товара (артикул TEST002) изменяет его поля, что подтверждается повторным чтением.</w:t>
+            </w:r>
+          </w:p>
+        </w:tc>
+      </w:tr>
+      <w:tr>
+        <w:tc>
+          <w:tcPr>
+            <w:tcW w:w="3066" w:type="dxa"/>
+          </w:tcPr>
+          <w:p>
+            <w:pPr>
+              <w:rPr>
+                <w:rFonts w:ascii="Times New Roman" w:hAnsi="Times New Roman" w:cs="Times New Roman"/>
+                <w:sz w:val="28"/>
+                <w:szCs w:val="28"/>
+              </w:rPr>
+            </w:pPr>
+            <w:r>
+              <w:rPr>
+                <w:rFonts w:ascii="Times New Roman" w:hAnsi="Times New Roman" w:cs="Times New Roman"/>
+                <w:sz w:val="28"/>
+                <w:szCs w:val="28"/>
+              </w:rPr>
+              <w:t>Удаление товара</w:t>
+            </w:r>
+          </w:p>
+        </w:tc>
+        <w:tc>
+          <w:tcPr>
+            <w:tcW w:w="3016" w:type="dxa"/>
+          </w:tcPr>
+          <w:p>
+            <w:pPr>
+              <w:jc w:val="both"/>
+              <w:rPr>
+                <w:rFonts w:ascii="Times New Roman" w:hAnsi="Times New Roman" w:cs="Times New Roman"/>
+                <w:sz w:val="28"/>
+                <w:szCs w:val="28"/>
+              </w:rPr>
+            </w:pPr>
+            <w:r>
+              <w:rPr>
+                <w:rFonts w:ascii="Times New Roman" w:hAnsi="Times New Roman" w:cs="Times New Roman"/>
+                <w:sz w:val="28"/>
+                <w:szCs w:val="28"/>
+              </w:rPr>
+              <w:t>Пройден</w:t>
+            </w:r>
+          </w:p>
+        </w:tc>
+        <w:tc>
+          <w:tcPr>
+            <w:tcW w:w="3263" w:type="dxa"/>
+          </w:tcPr>
+          <w:p>
+            <w:pPr>
+              <w:jc w:val="both"/>
+              <w:rPr>
+                <w:rFonts w:ascii="Times New Roman" w:hAnsi="Times New Roman" w:cs="Times New Roman"/>
+                <w:sz w:val="28"/>
+                <w:szCs w:val="28"/>
+              </w:rPr>
+            </w:pPr>
+            <w:r>
+              <w:rPr>
+                <w:rFonts w:ascii="Times New Roman" w:hAnsi="Times New Roman" w:cs="Times New Roman"/>
+                <w:sz w:val="28"/>
+                <w:szCs w:val="28"/>
+              </w:rPr>
+              <w:t>Удаление товара с артикулом TEST003 приводит к его отсутствию в списке.</w:t>
+            </w:r>
+          </w:p>
+        </w:tc>
+      </w:tr>
+    </w:tbl>
+    <w:p>
+      <w:pPr>
+        <w:spacing w:before="240" w:after="0" w:line="360" w:lineRule="auto"/>
+        <w:ind w:firstLine="709"/>
+        <w:jc w:val="both"/>
+        <w:rPr>
+          <w:rFonts w:ascii="Times New Roman" w:hAnsi="Times New Roman" w:cs="Times New Roman"/>
+          <w:sz w:val="28"/>
+          <w:szCs w:val="28"/>
+        </w:rPr>
+      </w:pPr>
+      <w:r>
+        <w:rPr>
+          <w:rFonts w:ascii="Times New Roman" w:hAnsi="Times New Roman" w:cs="Times New Roman"/>
+          <w:sz w:val="28"/>
+          <w:szCs w:val="28"/>
+        </w:rPr>
+        <w:t>Результат тестирования программы представлены на рисунке 24.</w:t>
+      </w:r>
+    </w:p>
+    <w:p>
+      <w:pPr>
+        <w:spacing w:after="0" w:line="360" w:lineRule="auto"/>
+        <w:jc w:val="center"/>
+        <w:rPr>
+          <w:rFonts w:ascii="Times New Roman" w:hAnsi="Times New Roman" w:cs="Times New Roman"/>
+          <w:sz w:val="28"/>
+          <w:szCs w:val="28"/>
+        </w:rPr>
+      </w:pPr>
+      <w:r>
+        <w:rPr>
+          <w:rFonts w:ascii="Times New Roman" w:hAnsi="Times New Roman" w:cs="Times New Roman"/>
+          <w:sz w:val="28"/>
+          <w:szCs w:val="28"/>
+        </w:rPr>
+        <w:lastRenderedPageBreak/>
+        <w:drawing>
+          <wp:inline distT="0" distB="0" distL="0" distR="0" wp14:anchorId="3E10C612" wp14:editId="7CDC982D">
+            <wp:extent cx="6213235" cy="3551274"/>
+            <wp:effectExtent l="0" t="0" r="0" b="0"/>
+            <wp:docPr id="1869968558" name="Рисунок 1"/>
+            <wp:cNvGraphicFramePr>
+              <a:graphicFrameLocks xmlns:a="http://schemas.openxmlformats.org/drawingml/2006/main" noChangeAspect="1"/>
+            </wp:cNvGraphicFramePr>
+            <a:graphic xmlns:a="http://schemas.openxmlformats.org/drawingml/2006/main">
+              <a:graphicData uri="http://schemas.openxmlformats.org/drawingml/2006/picture">
+                <pic:pic xmlns:pic="http://schemas.openxmlformats.org/drawingml/2006/picture">
+                  <pic:nvPicPr>
+                    <pic:cNvPr id="1869968558" name=""/>
+                    <pic:cNvPicPr/>
+                  </pic:nvPicPr>
+                  <pic:blipFill>
+                    <a:blip r:embed="rId25"/>
+                    <a:stretch>
+                      <a:fillRect/>
+                    </a:stretch>
+                  </pic:blipFill>
+                  <pic:spPr>
+                    <a:xfrm>
+                      <a:off x="0" y="0"/>
+                      <a:ext cx="6219490" cy="3554849"/>
+                    </a:xfrm>
+                    <a:prstGeom prst="rect">
+                      <a:avLst/>
+                    </a:prstGeom>
+                  </pic:spPr>
+                </pic:pic>
+              </a:graphicData>
+            </a:graphic>
+          </wp:inline>
+        </w:drawing>
+      </w:r>
+    </w:p>
+    <w:p>
+      <w:pPr>
+        <w:spacing w:after="0" w:line="360" w:lineRule="auto"/>
+        <w:ind w:firstLine="709"/>
+        <w:jc w:val="both"/>
+        <w:rPr>
+          <w:rFonts w:ascii="Times New Roman" w:hAnsi="Times New Roman" w:cs="Times New Roman"/>
+          <w:sz w:val="28"/>
+          <w:szCs w:val="28"/>
+          <w:lang w:val="en-US"/>
+        </w:rPr>
+      </w:pPr>
+      <w:r>
+        <w:rPr>
+          <w:rFonts w:ascii="Times New Roman" w:hAnsi="Times New Roman" w:cs="Times New Roman"/>
+          <w:sz w:val="28"/>
+          <w:szCs w:val="28"/>
+        </w:rPr>
+        <w:t xml:space="preserve">Рисунок 24 – Результаты тестирования в </w:t>
+      </w:r>
+      <w:r>
+        <w:rPr>
+          <w:rFonts w:ascii="Times New Roman" w:hAnsi="Times New Roman" w:cs="Times New Roman"/>
+          <w:sz w:val="28"/>
+          <w:szCs w:val="28"/>
+          <w:lang w:val="en-US"/>
+        </w:rPr>
+        <w:t>MS</w:t>
+      </w:r>
+      <w:r>
+        <w:rPr>
+          <w:rFonts w:ascii="Times New Roman" w:hAnsi="Times New Roman" w:cs="Times New Roman"/>
+          <w:sz w:val="28"/>
+          <w:szCs w:val="28"/>
+        </w:rPr>
+        <w:t xml:space="preserve"> </w:t>
+      </w:r>
+      <w:r>
+        <w:rPr>
+          <w:rFonts w:ascii="Times New Roman" w:hAnsi="Times New Roman" w:cs="Times New Roman"/>
+          <w:sz w:val="28"/>
+          <w:szCs w:val="28"/>
+          <w:lang w:val="en-US"/>
+        </w:rPr>
+        <w:t>Test</w:t>
+      </w:r>
+    </w:p>
+    <w:p>
+      <w:pPr>
+        <w:rPr>
+          <w:rFonts w:ascii="Times New Roman" w:hAnsi="Times New Roman" w:cs="Times New Roman"/>
+          <w:sz w:val="28"/>
+          <w:szCs w:val="28"/>
+          <w:lang w:val="en-US"/>
+        </w:rPr>
+      </w:pPr>
+      <w:r>
+        <w:rPr>
+          <w:rFonts w:ascii="Times New Roman" w:hAnsi="Times New Roman" w:cs="Times New Roman"/>
+          <w:sz w:val="28"/>
+          <w:szCs w:val="28"/>
+          <w:lang w:val="en-US"/>
+        </w:rPr>
+        <w:br w:type="page"/>
+      </w:r>
+    </w:p>
+    <w:p>
+      <w:pPr>
+        <w:spacing w:before="240" w:after="240" w:line="360" w:lineRule="auto"/>
+        <w:ind w:firstLine="709"/>
+        <w:jc w:val="both"/>
+        <w:rPr>
+          <w:rFonts w:ascii="Times New Roman" w:hAnsi="Times New Roman" w:cs="Times New Roman"/>
+          <w:sz w:val="28"/>
+          <w:szCs w:val="28"/>
+        </w:rPr>
+      </w:pPr>
+      <w:r>
+        <w:rPr>
+          <w:rFonts w:ascii="Times New Roman" w:hAnsi="Times New Roman" w:cs="Times New Roman"/>
+          <w:sz w:val="28"/>
+          <w:szCs w:val="28"/>
+        </w:rPr>
+        <w:lastRenderedPageBreak/>
+        <w:t>ЗАКЛЮЧЕНИЕ</w:t>
+      </w:r>
+    </w:p>
+    <w:p>
+      <w:pPr>
+        <w:spacing w:after="0" w:line="360" w:lineRule="auto"/>
+        <w:ind w:firstLine="709"/>
+        <w:jc w:val="both"/>
+        <w:rPr>
+          <w:rFonts w:ascii="Times New Roman" w:hAnsi="Times New Roman" w:cs="Times New Roman"/>
+          <w:sz w:val="28"/>
+          <w:szCs w:val="28"/>
+        </w:rPr>
+      </w:pPr>
+      <w:r>
+        <w:rPr>
+          <w:rFonts w:ascii="Times New Roman" w:hAnsi="Times New Roman" w:cs="Times New Roman"/>
+          <w:sz w:val="28"/>
+          <w:szCs w:val="28"/>
+        </w:rPr>
+        <w:t>В ходе выполнения учебной практики по профессиональному модулю ПМ.04 «Внедрение и поддержка компьютерных систем» была разработана информационная система для магазина обуви «Обувь» в соответствии с заданием демонстрационного экзамена по специальности 09.02.07 «Информационные системы и программирование».</w:t>
+      </w:r>
+    </w:p>
+    <w:p>
+      <w:pPr>
+        <w:spacing w:after="0" w:line="360" w:lineRule="auto"/>
+        <w:ind w:firstLine="709"/>
+        <w:jc w:val="both"/>
+        <w:rPr>
+          <w:rFonts w:ascii="Times New Roman" w:hAnsi="Times New Roman" w:cs="Times New Roman"/>
+          <w:sz w:val="28"/>
+          <w:szCs w:val="28"/>
+        </w:rPr>
+      </w:pPr>
+      <w:r>
+        <w:rPr>
+          <w:rFonts w:ascii="Times New Roman" w:hAnsi="Times New Roman" w:cs="Times New Roman"/>
+          <w:sz w:val="28"/>
+          <w:szCs w:val="28"/>
+        </w:rPr>
+        <w:t>В процессе работы были решены все поставленные задачи:</w:t>
+      </w:r>
+    </w:p>
+    <w:p>
+      <w:pPr>
+        <w:pStyle w:val="a7"/>
+        <w:numPr>
+          <w:ilvl w:val="0"/>
+          <w:numId w:val="6"/>
+        </w:numPr>
+        <w:spacing w:after="0" w:line="360" w:lineRule="auto"/>
+        <w:ind w:left="0" w:firstLine="709"/>
+        <w:jc w:val="both"/>
+        <w:rPr>
+          <w:rFonts w:ascii="Times New Roman" w:hAnsi="Times New Roman" w:cs="Times New Roman"/>
+          <w:sz w:val="28"/>
+          <w:szCs w:val="28"/>
+        </w:rPr>
+      </w:pPr>
+      <w:r>
+        <w:rPr>
+          <w:rFonts w:ascii="Times New Roman" w:hAnsi="Times New Roman" w:cs="Times New Roman"/>
+          <w:sz w:val="28"/>
+          <w:szCs w:val="28"/>
+        </w:rPr>
+        <w:t>проведён анализ предметной области и сформулированы функциональные требования к системе;</w:t>
+      </w:r>
+    </w:p>
+    <w:p>
+      <w:pPr>
+        <w:pStyle w:val="a7"/>
+        <w:numPr>
+          <w:ilvl w:val="0"/>
+          <w:numId w:val="6"/>
+        </w:numPr>
+        <w:spacing w:after="0" w:line="360" w:lineRule="auto"/>
+        <w:ind w:left="0" w:firstLine="709"/>
+        <w:jc w:val="both"/>
+        <w:rPr>
+          <w:rFonts w:ascii="Times New Roman" w:hAnsi="Times New Roman" w:cs="Times New Roman"/>
+          <w:sz w:val="28"/>
+          <w:szCs w:val="28"/>
+        </w:rPr>
+      </w:pPr>
+      <w:r>
+        <w:rPr>
+          <w:rFonts w:ascii="Times New Roman" w:hAnsi="Times New Roman" w:cs="Times New Roman"/>
+          <w:sz w:val="28"/>
+          <w:szCs w:val="28"/>
+        </w:rPr>
+        <w:t>спроектирована база данных, приведённая к третьей нормальной форме, включающая сущности «Пользователи», «Товары», «Заказы», «Позиции заказа», «Пункты выдачи»;</w:t>
+      </w:r>
+    </w:p>
+    <w:p>
+      <w:pPr>
+        <w:pStyle w:val="a7"/>
+        <w:numPr>
+          <w:ilvl w:val="0"/>
+          <w:numId w:val="6"/>
+        </w:numPr>
+        <w:spacing w:after="0" w:line="360" w:lineRule="auto"/>
+        <w:ind w:left="0" w:firstLine="709"/>
+        <w:jc w:val="both"/>
+        <w:rPr>
+          <w:rFonts w:ascii="Times New Roman" w:hAnsi="Times New Roman" w:cs="Times New Roman"/>
+          <w:sz w:val="28"/>
+          <w:szCs w:val="28"/>
+        </w:rPr>
+      </w:pPr>
+      <w:r>
+        <w:rPr>
+          <w:rFonts w:ascii="Times New Roman" w:hAnsi="Times New Roman" w:cs="Times New Roman"/>
+          <w:sz w:val="28"/>
+          <w:szCs w:val="28"/>
+        </w:rPr>
+        <w:t xml:space="preserve">реализовано приложение с графическим интерфейсом на платформе .NET с использованием языка C# и технологии Windows </w:t>
+      </w:r>
+      <w:proofErr w:type="spellStart"/>
+      <w:r>
+        <w:rPr>
+          <w:rFonts w:ascii="Times New Roman" w:hAnsi="Times New Roman" w:cs="Times New Roman"/>
+          <w:sz w:val="28"/>
+          <w:szCs w:val="28"/>
+        </w:rPr>
+        <w:t>Forms</w:t>
+      </w:r>
+      <w:proofErr w:type="spellEnd"/>
+      <w:r>
+        <w:rPr>
+          <w:rFonts w:ascii="Times New Roman" w:hAnsi="Times New Roman" w:cs="Times New Roman"/>
+          <w:sz w:val="28"/>
+          <w:szCs w:val="28"/>
+        </w:rPr>
+        <w:t>;</w:t>
+      </w:r>
+    </w:p>
+    <w:p>
+      <w:pPr>
+        <w:pStyle w:val="a7"/>
+        <w:numPr>
+          <w:ilvl w:val="0"/>
+          <w:numId w:val="6"/>
+        </w:numPr>
+        <w:spacing w:after="0" w:line="360" w:lineRule="auto"/>
+        <w:ind w:left="0" w:firstLine="709"/>
+        <w:jc w:val="both"/>
+        <w:rPr>
+          <w:rFonts w:ascii="Times New Roman" w:hAnsi="Times New Roman" w:cs="Times New Roman"/>
+          <w:sz w:val="28"/>
+          <w:szCs w:val="28"/>
+        </w:rPr>
+      </w:pPr>
+      <w:r>
+        <w:rPr>
+          <w:rFonts w:ascii="Times New Roman" w:hAnsi="Times New Roman" w:cs="Times New Roman"/>
+          <w:sz w:val="28"/>
+          <w:szCs w:val="28"/>
+        </w:rPr>
+        <w:t>обеспечено разграничение доступа для четырёх категорий пользователей (гость, авторизованный клиент, менеджер, администратор) с соответствующим функционалом;</w:t>
+      </w:r>
+    </w:p>
+    <w:p>
+      <w:pPr>
+        <w:pStyle w:val="a7"/>
+        <w:numPr>
+          <w:ilvl w:val="0"/>
+          <w:numId w:val="6"/>
+        </w:numPr>
+        <w:spacing w:after="0" w:line="360" w:lineRule="auto"/>
+        <w:ind w:left="0" w:firstLine="709"/>
+        <w:jc w:val="both"/>
+        <w:rPr>
+          <w:rFonts w:ascii="Times New Roman" w:hAnsi="Times New Roman" w:cs="Times New Roman"/>
+          <w:sz w:val="28"/>
+          <w:szCs w:val="28"/>
+        </w:rPr>
+      </w:pPr>
+      <w:r>
+        <w:rPr>
+          <w:rFonts w:ascii="Times New Roman" w:hAnsi="Times New Roman" w:cs="Times New Roman"/>
+          <w:sz w:val="28"/>
+          <w:szCs w:val="28"/>
+        </w:rPr>
+        <w:t>реализован просмотр товаров с условной подсветкой (скидка более 15%, отсутствие на складе) и корректным отображением цен;</w:t>
+      </w:r>
+    </w:p>
+    <w:p>
+      <w:pPr>
+        <w:pStyle w:val="a7"/>
+        <w:numPr>
+          <w:ilvl w:val="0"/>
+          <w:numId w:val="6"/>
+        </w:numPr>
+        <w:spacing w:after="0" w:line="360" w:lineRule="auto"/>
+        <w:ind w:left="0" w:firstLine="709"/>
+        <w:jc w:val="both"/>
+        <w:rPr>
+          <w:rFonts w:ascii="Times New Roman" w:hAnsi="Times New Roman" w:cs="Times New Roman"/>
+          <w:sz w:val="28"/>
+          <w:szCs w:val="28"/>
+        </w:rPr>
+      </w:pPr>
+      <w:r>
+        <w:rPr>
+          <w:rFonts w:ascii="Times New Roman" w:hAnsi="Times New Roman" w:cs="Times New Roman"/>
+          <w:sz w:val="28"/>
+          <w:szCs w:val="28"/>
+        </w:rPr>
+        <w:t>для менеджеров и администраторов добавлены сортировка, фильтрация по поставщику и поиск товаров, работающие в реальном времени;</w:t>
+      </w:r>
+    </w:p>
+    <w:p>
+      <w:pPr>
+        <w:pStyle w:val="a7"/>
+        <w:numPr>
+          <w:ilvl w:val="0"/>
+          <w:numId w:val="6"/>
+        </w:numPr>
+        <w:spacing w:after="0" w:line="360" w:lineRule="auto"/>
+        <w:ind w:left="0" w:firstLine="709"/>
+        <w:jc w:val="both"/>
+        <w:rPr>
+          <w:rFonts w:ascii="Times New Roman" w:hAnsi="Times New Roman" w:cs="Times New Roman"/>
+          <w:sz w:val="28"/>
+          <w:szCs w:val="28"/>
+        </w:rPr>
+      </w:pPr>
+      <w:r>
+        <w:rPr>
+          <w:rFonts w:ascii="Times New Roman" w:hAnsi="Times New Roman" w:cs="Times New Roman"/>
+          <w:sz w:val="28"/>
+          <w:szCs w:val="28"/>
+        </w:rPr>
+        <w:t>для администратора созданы формы добавления, редактирования и удаления товаров с проверкой наличия товара в заказах и обработкой изображений (изменение размера до 300×200 пикселей, сохранение/удаление файлов);</w:t>
+      </w:r>
+    </w:p>
+    <w:p>
+      <w:pPr>
+        <w:pStyle w:val="a7"/>
+        <w:numPr>
+          <w:ilvl w:val="0"/>
+          <w:numId w:val="6"/>
+        </w:numPr>
+        <w:spacing w:after="0" w:line="360" w:lineRule="auto"/>
+        <w:ind w:left="0" w:firstLine="709"/>
+        <w:jc w:val="both"/>
+        <w:rPr>
+          <w:rFonts w:ascii="Times New Roman" w:hAnsi="Times New Roman" w:cs="Times New Roman"/>
+          <w:sz w:val="28"/>
+          <w:szCs w:val="28"/>
+        </w:rPr>
+      </w:pPr>
+      <w:r>
+        <w:rPr>
+          <w:rFonts w:ascii="Times New Roman" w:hAnsi="Times New Roman" w:cs="Times New Roman"/>
+          <w:sz w:val="28"/>
+          <w:szCs w:val="28"/>
+        </w:rPr>
+        <w:t>для менеджеров и администраторов реализован просмотр списка заказов, а для администратора – возможность добавления, редактирования и удаления заказов;</w:t>
+      </w:r>
+    </w:p>
+    <w:p>
+      <w:pPr>
+        <w:pStyle w:val="a7"/>
+        <w:numPr>
+          <w:ilvl w:val="0"/>
+          <w:numId w:val="6"/>
+        </w:numPr>
+        <w:spacing w:after="0" w:line="360" w:lineRule="auto"/>
+        <w:ind w:left="0" w:firstLine="709"/>
+        <w:jc w:val="both"/>
+        <w:rPr>
+          <w:rFonts w:ascii="Times New Roman" w:hAnsi="Times New Roman" w:cs="Times New Roman"/>
+          <w:sz w:val="28"/>
+          <w:szCs w:val="28"/>
+        </w:rPr>
+      </w:pPr>
+      <w:r>
+        <w:rPr>
+          <w:rFonts w:ascii="Times New Roman" w:hAnsi="Times New Roman" w:cs="Times New Roman"/>
+          <w:sz w:val="28"/>
+          <w:szCs w:val="28"/>
+        </w:rPr>
+        <w:lastRenderedPageBreak/>
+        <w:t>проведено модульное и интеграционное тестирование, подтвердившее корректность работы всех модулей и отсутствие критических ошибок.</w:t>
+      </w:r>
+    </w:p>
+    <w:p>
+      <w:pPr>
+        <w:spacing w:after="0" w:line="360" w:lineRule="auto"/>
+        <w:ind w:firstLine="709"/>
+        <w:jc w:val="both"/>
+        <w:rPr>
+          <w:rFonts w:ascii="Times New Roman" w:hAnsi="Times New Roman" w:cs="Times New Roman"/>
+          <w:sz w:val="28"/>
+          <w:szCs w:val="28"/>
+        </w:rPr>
+      </w:pPr>
+      <w:r>
+        <w:rPr>
+          <w:rFonts w:ascii="Times New Roman" w:hAnsi="Times New Roman" w:cs="Times New Roman"/>
+          <w:sz w:val="28"/>
+          <w:szCs w:val="28"/>
+        </w:rPr>
+        <w:t>Разработанная информационная система полностью соответствует требованиям комплекта оценочной документации КОД 09.02.07-2-2026 и готова к опытной эксплуатации. Внедрение системы позволит автоматизировать учёт товаров и заказов, повысить скорость обслуживания клиентов и обеспечить актуальность данных для принятия управленческих решений.</w:t>
+      </w:r>
+    </w:p>
+    <w:p>
+      <w:pPr>
         <w:rPr>
           <w:rFonts w:ascii="Times New Roman" w:hAnsi="Times New Roman" w:cs="Times New Roman"/>
           <w:sz w:val="28"/>
@@ -10678,7 +13110,7 @@
                     <pic:cNvPicPr/>
                   </pic:nvPicPr>
                   <pic:blipFill>
-                    <a:blip r:embed="rId25"/>
+                    <a:blip r:embed="rId26"/>
                     <a:stretch>
                       <a:fillRect/>
                     </a:stretch>
@@ -10813,7 +13245,7 @@
                     <pic:cNvPicPr/>
                   </pic:nvPicPr>
                   <pic:blipFill>
-                    <a:blip r:embed="rId26"/>
+                    <a:blip r:embed="rId27"/>
                     <a:stretch>
                       <a:fillRect/>
                     </a:stretch>
@@ -10933,7 +13365,7 @@
                     </pic:cNvPicPr>
                   </pic:nvPicPr>
                   <pic:blipFill>
-                    <a:blip r:embed="rId27" cstate="print">
+                    <a:blip r:embed="rId28" cstate="print">
                       <a:extLst>
                         <a:ext uri="{28A0092B-C50C-407E-A947-70E740481C1C}">
                           <a14:useLocalDpi xmlns:a14="http://schemas.microsoft.com/office/drawing/2010/main" val="0"/>
@@ -11052,7 +13484,31 @@
           <w:szCs w:val="28"/>
           <w14:ligatures w14:val="none"/>
         </w:rPr>
-        <w:t>Сущность «Пользователи» (users)</w:t>
+        <w:t>Сущность «Пользователи» (</w:t>
+      </w:r>
+      <w:proofErr w:type="spellStart"/>
+      <w:r>
+        <w:rPr>
+          <w:rFonts w:ascii="Times New Roman" w:eastAsia="Times New Roman" w:hAnsi="Times New Roman" w:cs="Times New Roman"/>
+          <w:color w:val="000000" w:themeColor="text1"/>
+          <w:kern w:val="0"/>
+          <w:sz w:val="28"/>
+          <w:szCs w:val="28"/>
+          <w14:ligatures w14:val="none"/>
+        </w:rPr>
+        <w:t>users</w:t>
+      </w:r>
+      <w:proofErr w:type="spellEnd"/>
+      <w:r>
+        <w:rPr>
+          <w:rFonts w:ascii="Times New Roman" w:eastAsia="Times New Roman" w:hAnsi="Times New Roman" w:cs="Times New Roman"/>
+          <w:color w:val="000000" w:themeColor="text1"/>
+          <w:kern w:val="0"/>
+          <w:sz w:val="28"/>
+          <w:szCs w:val="28"/>
+          <w14:ligatures w14:val="none"/>
+        </w:rPr>
+        <w:t>)</w:t>
       </w:r>
     </w:p>
     <w:tbl>
@@ -11199,6 +13655,7 @@
                 <w:szCs w:val="28"/>
               </w:rPr>
             </w:pPr>
+            <w:proofErr w:type="spellStart"/>
             <w:r>
               <w:rPr>
                 <w:rFonts w:ascii="Times New Roman" w:eastAsia="Times New Roman" w:hAnsi="Times New Roman" w:cs="Times New Roman"/>
@@ -11208,6 +13665,7 @@
               </w:rPr>
               <w:t>id</w:t>
             </w:r>
+            <w:proofErr w:type="spellEnd"/>
           </w:p>
         </w:tc>
         <w:tc>
@@ -11313,6 +13771,7 @@
                 <w:szCs w:val="28"/>
               </w:rPr>
             </w:pPr>
+            <w:proofErr w:type="spellStart"/>
             <w:r>
               <w:rPr>
                 <w:rFonts w:ascii="Times New Roman" w:eastAsia="Times New Roman" w:hAnsi="Times New Roman" w:cs="Times New Roman"/>
@@ -11322,6 +13781,7 @@
               </w:rPr>
               <w:t>role</w:t>
             </w:r>
+            <w:proofErr w:type="spellEnd"/>
           </w:p>
         </w:tc>
         <w:tc>
@@ -11427,6 +13887,7 @@
                 <w:szCs w:val="28"/>
               </w:rPr>
             </w:pPr>
+            <w:proofErr w:type="spellStart"/>
             <w:r>
               <w:rPr>
                 <w:rFonts w:ascii="Times New Roman" w:eastAsia="Times New Roman" w:hAnsi="Times New Roman" w:cs="Times New Roman"/>
@@ -11436,6 +13897,7 @@
               </w:rPr>
               <w:t>full_name</w:t>
             </w:r>
+            <w:proofErr w:type="spellEnd"/>
           </w:p>
         </w:tc>
         <w:tc>
@@ -11541,6 +14003,7 @@
                 <w:szCs w:val="28"/>
               </w:rPr>
             </w:pPr>
+            <w:proofErr w:type="spellStart"/>
             <w:r>
               <w:rPr>
                 <w:rFonts w:ascii="Times New Roman" w:eastAsia="Times New Roman" w:hAnsi="Times New Roman" w:cs="Times New Roman"/>
@@ -11550,6 +14013,7 @@
               </w:rPr>
               <w:t>login</w:t>
             </w:r>
+            <w:proofErr w:type="spellEnd"/>
           </w:p>
         </w:tc>
         <w:tc>
@@ -11655,6 +14119,7 @@
                 <w:szCs w:val="28"/>
               </w:rPr>
             </w:pPr>
+            <w:proofErr w:type="spellStart"/>
             <w:r>
               <w:rPr>
                 <w:rFonts w:ascii="Times New Roman" w:eastAsia="Times New Roman" w:hAnsi="Times New Roman" w:cs="Times New Roman"/>
@@ -11664,6 +14129,7 @@
               </w:rPr>
               <w:t>password</w:t>
             </w:r>
+            <w:proofErr w:type="spellEnd"/>
           </w:p>
         </w:tc>
         <w:tc>
@@ -11777,7 +14243,31 @@
           <w:szCs w:val="28"/>
           <w14:ligatures w14:val="none"/>
         </w:rPr>
-        <w:t>Сущность «Товары» (products)</w:t>
+        <w:t>Сущность «Товары» (</w:t>
+      </w:r>
+      <w:proofErr w:type="spellStart"/>
+      <w:r>
+        <w:rPr>
+          <w:rFonts w:ascii="Times New Roman" w:eastAsia="Times New Roman" w:hAnsi="Times New Roman" w:cs="Times New Roman"/>
+          <w:color w:val="000000" w:themeColor="text1"/>
+          <w:kern w:val="0"/>
+          <w:sz w:val="28"/>
+          <w:szCs w:val="28"/>
+          <w14:ligatures w14:val="none"/>
+        </w:rPr>
+        <w:t>products</w:t>
+      </w:r>
+      <w:proofErr w:type="spellEnd"/>
+      <w:r>
+        <w:rPr>
+          <w:rFonts w:ascii="Times New Roman" w:eastAsia="Times New Roman" w:hAnsi="Times New Roman" w:cs="Times New Roman"/>
+          <w:color w:val="000000" w:themeColor="text1"/>
+          <w:kern w:val="0"/>
+          <w:sz w:val="28"/>
+          <w:szCs w:val="28"/>
+          <w14:ligatures w14:val="none"/>
+        </w:rPr>
+        <w:t>)</w:t>
       </w:r>
     </w:p>
     <w:tbl>
@@ -11924,6 +14414,7 @@
                 <w:szCs w:val="28"/>
               </w:rPr>
             </w:pPr>
+            <w:proofErr w:type="spellStart"/>
             <w:r>
               <w:rPr>
                 <w:rFonts w:ascii="Times New Roman" w:eastAsia="Times New Roman" w:hAnsi="Times New Roman" w:cs="Times New Roman"/>
@@ -11933,6 +14424,7 @@
               </w:rPr>
               <w:t>article</w:t>
             </w:r>
+            <w:proofErr w:type="spellEnd"/>
           </w:p>
         </w:tc>
         <w:tc>
@@ -12038,6 +14530,7 @@
                 <w:szCs w:val="28"/>
               </w:rPr>
             </w:pPr>
+            <w:proofErr w:type="spellStart"/>
             <w:r>
               <w:rPr>
                 <w:rFonts w:ascii="Times New Roman" w:eastAsia="Times New Roman" w:hAnsi="Times New Roman" w:cs="Times New Roman"/>
@@ -12047,6 +14540,7 @@
               </w:rPr>
               <w:t>name</w:t>
             </w:r>
+            <w:proofErr w:type="spellEnd"/>
           </w:p>
         </w:tc>
         <w:tc>
@@ -12152,6 +14646,7 @@
                 <w:szCs w:val="28"/>
               </w:rPr>
             </w:pPr>
+            <w:proofErr w:type="spellStart"/>
             <w:r>
               <w:rPr>
                 <w:rFonts w:ascii="Times New Roman" w:eastAsia="Times New Roman" w:hAnsi="Times New Roman" w:cs="Times New Roman"/>
@@ -12161,6 +14656,7 @@
               </w:rPr>
               <w:t>unit</w:t>
             </w:r>
+            <w:proofErr w:type="spellEnd"/>
           </w:p>
         </w:tc>
         <w:tc>
@@ -12266,6 +14762,7 @@
                 <w:szCs w:val="28"/>
               </w:rPr>
             </w:pPr>
+            <w:proofErr w:type="spellStart"/>
             <w:r>
               <w:rPr>
                 <w:rFonts w:ascii="Times New Roman" w:eastAsia="Times New Roman" w:hAnsi="Times New Roman" w:cs="Times New Roman"/>
@@ -12275,6 +14772,7 @@
               </w:rPr>
               <w:t>price</w:t>
             </w:r>
+            <w:proofErr w:type="spellEnd"/>
           </w:p>
         </w:tc>
         <w:tc>
@@ -12380,6 +14878,7 @@
                 <w:szCs w:val="28"/>
               </w:rPr>
             </w:pPr>
+            <w:proofErr w:type="spellStart"/>
             <w:r>
               <w:rPr>
                 <w:rFonts w:ascii="Times New Roman" w:eastAsia="Times New Roman" w:hAnsi="Times New Roman" w:cs="Times New Roman"/>
@@ -12389,6 +14888,7 @@
               </w:rPr>
               <w:t>supplier</w:t>
             </w:r>
+            <w:proofErr w:type="spellEnd"/>
           </w:p>
         </w:tc>
         <w:tc>
@@ -12494,6 +14994,7 @@
                 <w:szCs w:val="28"/>
               </w:rPr>
             </w:pPr>
+            <w:proofErr w:type="spellStart"/>
             <w:r>
               <w:rPr>
                 <w:rFonts w:ascii="Times New Roman" w:eastAsia="Times New Roman" w:hAnsi="Times New Roman" w:cs="Times New Roman"/>
@@ -12503,6 +15004,7 @@
               </w:rPr>
               <w:t>manufacturer</w:t>
             </w:r>
+            <w:proofErr w:type="spellEnd"/>
           </w:p>
         </w:tc>
         <w:tc>
@@ -12608,6 +15110,7 @@
                 <w:szCs w:val="28"/>
               </w:rPr>
             </w:pPr>
+            <w:proofErr w:type="spellStart"/>
             <w:r>
               <w:rPr>
                 <w:rFonts w:ascii="Times New Roman" w:eastAsia="Times New Roman" w:hAnsi="Times New Roman" w:cs="Times New Roman"/>
@@ -12617,6 +15120,7 @@
               </w:rPr>
               <w:t>category</w:t>
             </w:r>
+            <w:proofErr w:type="spellEnd"/>
           </w:p>
         </w:tc>
         <w:tc>
@@ -12722,6 +15226,7 @@
                 <w:szCs w:val="28"/>
               </w:rPr>
             </w:pPr>
+            <w:proofErr w:type="spellStart"/>
             <w:r>
               <w:rPr>
                 <w:rFonts w:ascii="Times New Roman" w:eastAsia="Times New Roman" w:hAnsi="Times New Roman" w:cs="Times New Roman"/>
@@ -12731,6 +15236,7 @@
               </w:rPr>
               <w:t>current_discount</w:t>
             </w:r>
+            <w:proofErr w:type="spellEnd"/>
           </w:p>
         </w:tc>
         <w:tc>
@@ -12836,6 +15342,7 @@
                 <w:szCs w:val="28"/>
               </w:rPr>
             </w:pPr>
+            <w:proofErr w:type="spellStart"/>
             <w:r>
               <w:rPr>
                 <w:rFonts w:ascii="Times New Roman" w:eastAsia="Times New Roman" w:hAnsi="Times New Roman" w:cs="Times New Roman"/>
@@ -12845,6 +15352,7 @@
               </w:rPr>
               <w:t>stock_quantity</w:t>
             </w:r>
+            <w:proofErr w:type="spellEnd"/>
           </w:p>
         </w:tc>
         <w:tc>
@@ -12950,6 +15458,7 @@
                 <w:szCs w:val="28"/>
               </w:rPr>
             </w:pPr>
+            <w:proofErr w:type="spellStart"/>
             <w:r>
               <w:rPr>
                 <w:rFonts w:ascii="Times New Roman" w:eastAsia="Times New Roman" w:hAnsi="Times New Roman" w:cs="Times New Roman"/>
@@ -12960,6 +15469,7 @@
               <w:lastRenderedPageBreak/>
               <w:t>description</w:t>
             </w:r>
+            <w:proofErr w:type="spellEnd"/>
           </w:p>
         </w:tc>
         <w:tc>
@@ -13065,6 +15575,7 @@
                 <w:szCs w:val="28"/>
               </w:rPr>
             </w:pPr>
+            <w:proofErr w:type="spellStart"/>
             <w:r>
               <w:rPr>
                 <w:rFonts w:ascii="Times New Roman" w:eastAsia="Times New Roman" w:hAnsi="Times New Roman" w:cs="Times New Roman"/>
@@ -13074,6 +15585,7 @@
               </w:rPr>
               <w:t>photo</w:t>
             </w:r>
+            <w:proofErr w:type="spellEnd"/>
           </w:p>
         </w:tc>
         <w:tc>
@@ -13156,7 +15668,27 @@
                 <w:sz w:val="28"/>
                 <w:szCs w:val="28"/>
               </w:rPr>
-              <w:t>Имя файла с изображением товара (хранится в папке ProductPhotos)</w:t>
+              <w:t xml:space="preserve">Имя файла с изображением товара (хранится в папке </w:t>
+            </w:r>
+            <w:proofErr w:type="spellStart"/>
+            <w:r>
+              <w:rPr>
+                <w:rFonts w:ascii="Times New Roman" w:eastAsia="Times New Roman" w:hAnsi="Times New Roman" w:cs="Times New Roman"/>
+                <w:color w:val="000000" w:themeColor="text1"/>
+                <w:sz w:val="28"/>
+                <w:szCs w:val="28"/>
+              </w:rPr>
+              <w:t>ProductPhotos</w:t>
+            </w:r>
+            <w:proofErr w:type="spellEnd"/>
+            <w:r>
+              <w:rPr>
+                <w:rFonts w:ascii="Times New Roman" w:eastAsia="Times New Roman" w:hAnsi="Times New Roman" w:cs="Times New Roman"/>
+                <w:color w:val="000000" w:themeColor="text1"/>
+                <w:sz w:val="28"/>
+                <w:szCs w:val="28"/>
+              </w:rPr>
+              <w:t>)</w:t>
             </w:r>
           </w:p>
         </w:tc>
@@ -13187,7 +15719,31 @@
           <w:szCs w:val="28"/>
           <w14:ligatures w14:val="none"/>
         </w:rPr>
-        <w:t>Сущность «Заказы» (orders)</w:t>
+        <w:t>Сущность «Заказы» (</w:t>
+      </w:r>
+      <w:proofErr w:type="spellStart"/>
+      <w:r>
+        <w:rPr>
+          <w:rFonts w:ascii="Times New Roman" w:eastAsia="Times New Roman" w:hAnsi="Times New Roman" w:cs="Times New Roman"/>
+          <w:color w:val="000000" w:themeColor="text1"/>
+          <w:kern w:val="0"/>
+          <w:sz w:val="28"/>
+          <w:szCs w:val="28"/>
+          <w14:ligatures w14:val="none"/>
+        </w:rPr>
+        <w:t>orders</w:t>
+      </w:r>
+      <w:proofErr w:type="spellEnd"/>
+      <w:r>
+        <w:rPr>
+          <w:rFonts w:ascii="Times New Roman" w:eastAsia="Times New Roman" w:hAnsi="Times New Roman" w:cs="Times New Roman"/>
+          <w:color w:val="000000" w:themeColor="text1"/>
+          <w:kern w:val="0"/>
+          <w:sz w:val="28"/>
+          <w:szCs w:val="28"/>
+          <w14:ligatures w14:val="none"/>
+        </w:rPr>
+        <w:t>)</w:t>
       </w:r>
     </w:p>
     <w:tbl>
@@ -13334,6 +15890,7 @@
                 <w:szCs w:val="28"/>
               </w:rPr>
             </w:pPr>
+            <w:proofErr w:type="spellStart"/>
             <w:r>
               <w:rPr>
                 <w:rFonts w:ascii="Times New Roman" w:eastAsia="Times New Roman" w:hAnsi="Times New Roman" w:cs="Times New Roman"/>
@@ -13343,6 +15900,7 @@
               </w:rPr>
               <w:t>id</w:t>
             </w:r>
+            <w:proofErr w:type="spellEnd"/>
           </w:p>
         </w:tc>
         <w:tc>
@@ -13448,6 +16006,7 @@
                 <w:szCs w:val="28"/>
               </w:rPr>
             </w:pPr>
+            <w:proofErr w:type="spellStart"/>
             <w:r>
               <w:rPr>
                 <w:rFonts w:ascii="Times New Roman" w:eastAsia="Times New Roman" w:hAnsi="Times New Roman" w:cs="Times New Roman"/>
@@ -13457,6 +16016,7 @@
               </w:rPr>
               <w:t>order_number</w:t>
             </w:r>
+            <w:proofErr w:type="spellEnd"/>
           </w:p>
         </w:tc>
         <w:tc>
@@ -13562,6 +16122,7 @@
                 <w:szCs w:val="28"/>
               </w:rPr>
             </w:pPr>
+            <w:proofErr w:type="spellStart"/>
             <w:r>
               <w:rPr>
                 <w:rFonts w:ascii="Times New Roman" w:eastAsia="Times New Roman" w:hAnsi="Times New Roman" w:cs="Times New Roman"/>
@@ -13571,6 +16132,7 @@
               </w:rPr>
               <w:t>order_date</w:t>
             </w:r>
+            <w:proofErr w:type="spellEnd"/>
           </w:p>
         </w:tc>
         <w:tc>
@@ -13676,6 +16238,7 @@
                 <w:szCs w:val="28"/>
               </w:rPr>
             </w:pPr>
+            <w:proofErr w:type="spellStart"/>
             <w:r>
               <w:rPr>
                 <w:rFonts w:ascii="Times New Roman" w:eastAsia="Times New Roman" w:hAnsi="Times New Roman" w:cs="Times New Roman"/>
@@ -13685,6 +16248,7 @@
               </w:rPr>
               <w:t>delivery_date</w:t>
             </w:r>
+            <w:proofErr w:type="spellEnd"/>
           </w:p>
         </w:tc>
         <w:tc>
@@ -13790,6 +16354,7 @@
                 <w:szCs w:val="28"/>
               </w:rPr>
             </w:pPr>
+            <w:proofErr w:type="spellStart"/>
             <w:r>
               <w:rPr>
                 <w:rFonts w:ascii="Times New Roman" w:eastAsia="Times New Roman" w:hAnsi="Times New Roman" w:cs="Times New Roman"/>
@@ -13799,6 +16364,7 @@
               </w:rPr>
               <w:t>pickup_point_id</w:t>
             </w:r>
+            <w:proofErr w:type="spellEnd"/>
           </w:p>
         </w:tc>
         <w:tc>
@@ -13907,6 +16473,7 @@
                 <w:szCs w:val="28"/>
               </w:rPr>
             </w:pPr>
+            <w:proofErr w:type="spellStart"/>
             <w:r>
               <w:rPr>
                 <w:rFonts w:ascii="Times New Roman" w:eastAsia="Times New Roman" w:hAnsi="Times New Roman" w:cs="Times New Roman"/>
@@ -13916,6 +16483,7 @@
               </w:rPr>
               <w:t>customer_id</w:t>
             </w:r>
+            <w:proofErr w:type="spellEnd"/>
           </w:p>
         </w:tc>
         <w:tc>
@@ -14024,6 +16592,7 @@
                 <w:szCs w:val="28"/>
               </w:rPr>
             </w:pPr>
+            <w:proofErr w:type="spellStart"/>
             <w:r>
               <w:rPr>
                 <w:rFonts w:ascii="Times New Roman" w:eastAsia="Times New Roman" w:hAnsi="Times New Roman" w:cs="Times New Roman"/>
@@ -14033,6 +16602,7 @@
               </w:rPr>
               <w:t>pickup_code</w:t>
             </w:r>
+            <w:proofErr w:type="spellEnd"/>
           </w:p>
         </w:tc>
         <w:tc>
@@ -14138,6 +16708,7 @@
                 <w:szCs w:val="28"/>
               </w:rPr>
             </w:pPr>
+            <w:proofErr w:type="spellStart"/>
             <w:r>
               <w:rPr>
                 <w:rFonts w:ascii="Times New Roman" w:eastAsia="Times New Roman" w:hAnsi="Times New Roman" w:cs="Times New Roman"/>
@@ -14147,6 +16718,7 @@
               </w:rPr>
               <w:t>status</w:t>
             </w:r>
+            <w:proofErr w:type="spellEnd"/>
           </w:p>
         </w:tc>
         <w:tc>
@@ -14260,7 +16832,31 @@
           <w:szCs w:val="28"/>
           <w14:ligatures w14:val="none"/>
         </w:rPr>
-        <w:t>Сущность «Позиции заказа» (order_items)</w:t>
+        <w:t>Сущность «Позиции заказа» (</w:t>
+      </w:r>
+      <w:proofErr w:type="spellStart"/>
+      <w:r>
+        <w:rPr>
+          <w:rFonts w:ascii="Times New Roman" w:eastAsia="Times New Roman" w:hAnsi="Times New Roman" w:cs="Times New Roman"/>
+          <w:color w:val="000000" w:themeColor="text1"/>
+          <w:kern w:val="0"/>
+          <w:sz w:val="28"/>
+          <w:szCs w:val="28"/>
+          <w14:ligatures w14:val="none"/>
+        </w:rPr>
+        <w:t>order_items</w:t>
+      </w:r>
+      <w:proofErr w:type="spellEnd"/>
+      <w:r>
+        <w:rPr>
+          <w:rFonts w:ascii="Times New Roman" w:eastAsia="Times New Roman" w:hAnsi="Times New Roman" w:cs="Times New Roman"/>
+          <w:color w:val="000000" w:themeColor="text1"/>
+          <w:kern w:val="0"/>
+          <w:sz w:val="28"/>
+          <w:szCs w:val="28"/>
+          <w14:ligatures w14:val="none"/>
+        </w:rPr>
+        <w:t>)</w:t>
       </w:r>
     </w:p>
     <w:tbl>
@@ -14407,6 +17003,7 @@
                 <w:szCs w:val="28"/>
               </w:rPr>
             </w:pPr>
+            <w:proofErr w:type="spellStart"/>
             <w:r>
               <w:rPr>
                 <w:rFonts w:ascii="Times New Roman" w:eastAsia="Times New Roman" w:hAnsi="Times New Roman" w:cs="Times New Roman"/>
@@ -14416,6 +17013,7 @@
               </w:rPr>
               <w:t>id</w:t>
             </w:r>
+            <w:proofErr w:type="spellEnd"/>
           </w:p>
         </w:tc>
         <w:tc>
@@ -14521,6 +17119,7 @@
                 <w:szCs w:val="28"/>
               </w:rPr>
             </w:pPr>
+            <w:proofErr w:type="spellStart"/>
             <w:r>
               <w:rPr>
                 <w:rFonts w:ascii="Times New Roman" w:eastAsia="Times New Roman" w:hAnsi="Times New Roman" w:cs="Times New Roman"/>
@@ -14530,6 +17129,7 @@
               </w:rPr>
               <w:t>order_id</w:t>
             </w:r>
+            <w:proofErr w:type="spellEnd"/>
           </w:p>
         </w:tc>
         <w:tc>
@@ -14646,16 +17246,17 @@
                 <w:szCs w:val="28"/>
               </w:rPr>
             </w:pPr>
-            <w:r>
-              <w:rPr>
-                <w:rFonts w:ascii="Times New Roman" w:eastAsia="Times New Roman" w:hAnsi="Times New Roman" w:cs="Times New Roman"/>
-                <w:color w:val="000000" w:themeColor="text1"/>
-                <w:sz w:val="28"/>
-                <w:szCs w:val="28"/>
-              </w:rPr>
-              <w:lastRenderedPageBreak/>
+            <w:proofErr w:type="spellStart"/>
+            <w:r>
+              <w:rPr>
+                <w:rFonts w:ascii="Times New Roman" w:eastAsia="Times New Roman" w:hAnsi="Times New Roman" w:cs="Times New Roman"/>
+                <w:color w:val="000000" w:themeColor="text1"/>
+                <w:sz w:val="28"/>
+                <w:szCs w:val="28"/>
+              </w:rPr>
               <w:t>product_article</w:t>
             </w:r>
+            <w:proofErr w:type="spellEnd"/>
           </w:p>
         </w:tc>
         <w:tc>
@@ -14762,6 +17363,7 @@
                 <w:szCs w:val="28"/>
               </w:rPr>
             </w:pPr>
+            <w:proofErr w:type="spellStart"/>
             <w:r>
               <w:rPr>
                 <w:rFonts w:ascii="Times New Roman" w:eastAsia="Times New Roman" w:hAnsi="Times New Roman" w:cs="Times New Roman"/>
@@ -14771,6 +17373,7 @@
               </w:rPr>
               <w:t>quantity</w:t>
             </w:r>
+            <w:proofErr w:type="spellEnd"/>
           </w:p>
         </w:tc>
         <w:tc>
@@ -14884,7 +17487,31 @@
           <w:szCs w:val="28"/>
           <w14:ligatures w14:val="none"/>
         </w:rPr>
-        <w:t>Сущность «Пункты выдачи» (pickup_points)</w:t>
+        <w:t>Сущность «Пункты выдачи» (</w:t>
+      </w:r>
+      <w:proofErr w:type="spellStart"/>
+      <w:r>
+        <w:rPr>
+          <w:rFonts w:ascii="Times New Roman" w:eastAsia="Times New Roman" w:hAnsi="Times New Roman" w:cs="Times New Roman"/>
+          <w:color w:val="000000" w:themeColor="text1"/>
+          <w:kern w:val="0"/>
+          <w:sz w:val="28"/>
+          <w:szCs w:val="28"/>
+          <w14:ligatures w14:val="none"/>
+        </w:rPr>
+        <w:t>pickup_points</w:t>
+      </w:r>
+      <w:proofErr w:type="spellEnd"/>
+      <w:r>
+        <w:rPr>
+          <w:rFonts w:ascii="Times New Roman" w:eastAsia="Times New Roman" w:hAnsi="Times New Roman" w:cs="Times New Roman"/>
+          <w:color w:val="000000" w:themeColor="text1"/>
+          <w:kern w:val="0"/>
+          <w:sz w:val="28"/>
+          <w:szCs w:val="28"/>
+          <w14:ligatures w14:val="none"/>
+        </w:rPr>
+        <w:t>)</w:t>
       </w:r>
     </w:p>
     <w:tbl>
@@ -15031,6 +17658,7 @@
                 <w:szCs w:val="28"/>
               </w:rPr>
             </w:pPr>
+            <w:proofErr w:type="spellStart"/>
             <w:r>
               <w:rPr>
                 <w:rFonts w:ascii="Times New Roman" w:eastAsia="Times New Roman" w:hAnsi="Times New Roman" w:cs="Times New Roman"/>
@@ -15040,6 +17668,7 @@
               </w:rPr>
               <w:t>id</w:t>
             </w:r>
+            <w:proofErr w:type="spellEnd"/>
           </w:p>
         </w:tc>
         <w:tc>
@@ -15145,6 +17774,7 @@
                 <w:szCs w:val="28"/>
               </w:rPr>
             </w:pPr>
+            <w:proofErr w:type="spellStart"/>
             <w:r>
               <w:rPr>
                 <w:rFonts w:ascii="Times New Roman" w:eastAsia="Times New Roman" w:hAnsi="Times New Roman" w:cs="Times New Roman"/>
@@ -15154,6 +17784,7 @@
               </w:rPr>
               <w:t>address</w:t>
             </w:r>
+            <w:proofErr w:type="spellEnd"/>
           </w:p>
         </w:tc>
         <w:tc>
@@ -15350,10 +17981,10 @@
       </w:r>
       <w:r>
         <w:object w:dxaOrig="9405" w:dyaOrig="18075" w14:anchorId="5BF08E56">
-          <v:shape id="_x0000_i1045" type="#_x0000_t75" style="width:383.45pt;height:664.75pt" o:ole="">
-            <v:imagedata r:id="rId28" o:title=""/>
+          <v:shape id="_x0000_i1045" type="#_x0000_t75" style="width:383.25pt;height:665.25pt" o:ole="">
+            <v:imagedata r:id="rId29" o:title=""/>
           </v:shape>
-          <o:OLEObject Type="Embed" ProgID="Visio.Drawing.15" ShapeID="_x0000_i1045" DrawAspect="Content" ObjectID="_1835208127" r:id="rId29"/>
+          <o:OLEObject Type="Embed" ProgID="Visio.Drawing.15" ShapeID="_x0000_i1045" DrawAspect="Content" ObjectID="_1835211417" r:id="rId30"/>
         </w:object>
       </w:r>
     </w:p>
@@ -15437,10 +18068,10 @@
       </w:pPr>
       <w:r>
         <w:object w:dxaOrig="17745" w:dyaOrig="21781" w14:anchorId="69D21D59">
-          <v:shape id="_x0000_i1048" type="#_x0000_t75" style="width:498.15pt;height:651.35pt" o:ole="">
-            <v:imagedata r:id="rId30" o:title=""/>
+          <v:shape id="_x0000_i1048" type="#_x0000_t75" style="width:498pt;height:651pt" o:ole="">
+            <v:imagedata r:id="rId31" o:title=""/>
           </v:shape>
-          <o:OLEObject Type="Embed" ProgID="Visio.Drawing.15" ShapeID="_x0000_i1048" DrawAspect="Content" ObjectID="_1835208128" r:id="rId31"/>
+          <o:OLEObject Type="Embed" ProgID="Visio.Drawing.15" ShapeID="_x0000_i1048" DrawAspect="Content" ObjectID="_1835211418" r:id="rId32"/>
         </w:object>
       </w:r>
     </w:p>
@@ -15798,7 +18429,7 @@
   <w:abstractNum w:abstractNumId="3" w15:restartNumberingAfterBreak="0">
     <w:nsid w:val="30C70F0A"/>
     <w:multiLevelType w:val="hybridMultilevel"/>
-    <w:tmpl w:val="1A98BB3E"/>
+    <w:tmpl w:val="EE720E8A"/>
     <w:lvl w:ilvl="0" w:tplc="04190001">
       <w:start w:val="1"/>
       <w:numFmt w:val="bullet"/>
